--- a/valencia/UD05/UD05 - Entorn de desenvolupament i primer mòdul Odoo.docx
+++ b/valencia/UD05/UD05 - Entorn de desenvolupament i primer mòdul Odoo.docx
@@ -74,7 +74,7 @@
           <wp:inline distB="114300" distT="114300" distL="114300" distR="114300">
             <wp:extent cx="447675" cy="57150"/>
             <wp:effectExtent b="0" l="0" r="0" t="0"/>
-            <wp:docPr descr="short line" id="8" name="image10.png"/>
+            <wp:docPr descr="short line" id="9" name="image10.png"/>
             <a:graphic>
               <a:graphicData uri="http://schemas.openxmlformats.org/drawingml/2006/picture">
                 <pic:pic>
@@ -168,111 +168,7 @@
           <w:szCs w:val="32"/>
           <w:rtl w:val="0"/>
         </w:rPr>
-        <w:t xml:space="preserve">Actualitzat Octubre 2024</w:t>
-      </w:r>
-      <w:r>
-        <w:rPr>
-          <w:rtl w:val="0"/>
-        </w:rPr>
-      </w:r>
-    </w:p>
-    <w:p>
-      <w:pPr>
-        <w:pageBreakBefore w:val="0"/>
-        <w:widowControl w:val="1"/>
-        <w:spacing w:after="0" w:before="0" w:line="312" w:lineRule="auto"/>
-        <w:ind w:left="-6.666666666666762" w:firstLine="0"/>
-        <w:jc w:val="left"/>
-        <w:rPr>
-          <w:rFonts w:ascii="Lato" w:cs="Lato" w:eastAsia="Lato" w:hAnsi="Lato"/>
-          <w:color w:val="595959"/>
-        </w:rPr>
-      </w:pPr>
-      <w:r>
-        <w:rPr>
-          <w:rtl w:val="0"/>
-        </w:rPr>
-      </w:r>
-    </w:p>
-    <w:p>
-      <w:pPr>
-        <w:pageBreakBefore w:val="0"/>
-        <w:widowControl w:val="1"/>
-        <w:spacing w:after="0" w:before="0" w:line="312" w:lineRule="auto"/>
-        <w:ind w:left="-6.666666666666762" w:firstLine="0"/>
-        <w:jc w:val="left"/>
-        <w:rPr>
-          <w:rFonts w:ascii="Lato" w:cs="Lato" w:eastAsia="Lato" w:hAnsi="Lato"/>
-          <w:color w:val="595959"/>
-        </w:rPr>
-      </w:pPr>
-      <w:r>
-        <w:rPr>
-          <w:rtl w:val="0"/>
-        </w:rPr>
-      </w:r>
-    </w:p>
-    <w:p>
-      <w:pPr>
-        <w:pageBreakBefore w:val="0"/>
-        <w:ind w:firstLine="113"/>
-        <w:rPr>
-          <w:color w:val="336633"/>
-          <w:sz w:val="28"/>
-          <w:szCs w:val="28"/>
-        </w:rPr>
-      </w:pPr>
-      <w:r>
-        <w:rPr>
-          <w:color w:val="336633"/>
-          <w:sz w:val="28"/>
-          <w:szCs w:val="28"/>
-          <w:rtl w:val="0"/>
-        </w:rPr>
-        <w:t xml:space="preserve">Llicència</w:t>
-      </w:r>
-    </w:p>
-    <w:p>
-      <w:pPr>
-        <w:pageBreakBefore w:val="0"/>
-        <w:ind w:left="395" w:right="404" w:firstLine="0"/>
-        <w:rPr>
-          <w:rFonts w:ascii="Verdana" w:cs="Verdana" w:eastAsia="Verdana" w:hAnsi="Verdana"/>
-          <w:b w:val="1"/>
-          <w:sz w:val="20"/>
-          <w:szCs w:val="20"/>
-        </w:rPr>
-      </w:pPr>
-      <w:r>
-        <w:rPr>
-          <w:rtl w:val="0"/>
-        </w:rPr>
-      </w:r>
-    </w:p>
-    <w:p>
-      <w:pPr>
-        <w:pageBreakBefore w:val="0"/>
-        <w:ind w:left="395" w:right="404" w:firstLine="0"/>
-        <w:rPr/>
-      </w:pPr>
-      <w:r>
-        <w:rPr>
-          <w:rFonts w:ascii="Verdana" w:cs="Verdana" w:eastAsia="Verdana" w:hAnsi="Verdana"/>
-          <w:b w:val="1"/>
-          <w:sz w:val="20"/>
-          <w:szCs w:val="20"/>
-          <w:rtl w:val="0"/>
-        </w:rPr>
-        <w:t xml:space="preserve">Reconeixement - No comercial - CompartirIgual</w:t>
-      </w:r>
-      <w:r>
-        <w:rPr>
-          <w:rFonts w:ascii="Verdana" w:cs="Verdana" w:eastAsia="Verdana" w:hAnsi="Verdana"/>
-          <w:sz w:val="20"/>
-          <w:szCs w:val="20"/>
-          <w:rtl w:val="0"/>
-        </w:rPr>
-        <w:t xml:space="preserve">(BY-NC-SA):No es permet un ús comercial de l'obra original ni de les possibles obres derivades, la distribució de les quals s'ha de fer amb una llicència igual a la que regula l'obra original.</w:t>
+        <w:t xml:space="preserve">Actualitzat Setembre 2025 </w:t>
       </w:r>
       <w:r>
         <w:rPr>
@@ -284,20 +180,20 @@
           <wp:anchor allowOverlap="1" behindDoc="0" distB="57150" distT="57150" distL="57150" distR="57150" hidden="0" layoutInCell="1" locked="0" relativeHeight="0" simplePos="0">
             <wp:simplePos x="0" y="0"/>
             <wp:positionH relativeFrom="column">
-              <wp:posOffset>257175</wp:posOffset>
+              <wp:posOffset>2494355</wp:posOffset>
             </wp:positionH>
             <wp:positionV relativeFrom="paragraph">
-              <wp:posOffset>152400</wp:posOffset>
+              <wp:posOffset>135382</wp:posOffset>
             </wp:positionV>
             <wp:extent cx="765353" cy="265748"/>
             <wp:effectExtent b="0" l="0" r="0" t="0"/>
             <wp:wrapSquare wrapText="bothSides" distB="57150" distT="57150" distL="57150" distR="57150"/>
-            <wp:docPr id="3" name="image5.png"/>
+            <wp:docPr id="5" name="image2.png"/>
             <a:graphic>
               <a:graphicData uri="http://schemas.openxmlformats.org/drawingml/2006/picture">
                 <pic:pic>
                   <pic:nvPicPr>
-                    <pic:cNvPr id="0" name="image5.png"/>
+                    <pic:cNvPr id="0" name="image2.png"/>
                     <pic:cNvPicPr preferRelativeResize="0"/>
                   </pic:nvPicPr>
                   <pic:blipFill>
@@ -324,6 +220,152 @@
     </w:p>
     <w:p>
       <w:pPr>
+        <w:pageBreakBefore w:val="0"/>
+        <w:widowControl w:val="1"/>
+        <w:spacing w:after="0" w:before="0" w:line="312" w:lineRule="auto"/>
+        <w:ind w:left="-6.666666666666762" w:firstLine="0"/>
+        <w:jc w:val="left"/>
+        <w:rPr>
+          <w:rFonts w:ascii="Lato" w:cs="Lato" w:eastAsia="Lato" w:hAnsi="Lato"/>
+          <w:color w:val="595959"/>
+        </w:rPr>
+      </w:pPr>
+      <w:r>
+        <w:rPr>
+          <w:rtl w:val="0"/>
+        </w:rPr>
+      </w:r>
+    </w:p>
+    <w:p>
+      <w:pPr>
+        <w:pageBreakBefore w:val="0"/>
+        <w:widowControl w:val="1"/>
+        <w:spacing w:after="0" w:before="0" w:line="312" w:lineRule="auto"/>
+        <w:ind w:left="-6.666666666666762" w:firstLine="0"/>
+        <w:jc w:val="left"/>
+        <w:rPr>
+          <w:rFonts w:ascii="Lato" w:cs="Lato" w:eastAsia="Lato" w:hAnsi="Lato"/>
+          <w:color w:val="595959"/>
+        </w:rPr>
+      </w:pPr>
+      <w:r>
+        <w:rPr>
+          <w:rtl w:val="0"/>
+        </w:rPr>
+      </w:r>
+    </w:p>
+    <w:p>
+      <w:pPr>
+        <w:pageBreakBefore w:val="0"/>
+        <w:ind w:firstLine="113"/>
+        <w:rPr>
+          <w:color w:val="336633"/>
+          <w:sz w:val="28"/>
+          <w:szCs w:val="28"/>
+        </w:rPr>
+      </w:pPr>
+      <w:r>
+        <w:rPr>
+          <w:color w:val="336633"/>
+          <w:sz w:val="28"/>
+          <w:szCs w:val="28"/>
+          <w:rtl w:val="0"/>
+        </w:rPr>
+        <w:t xml:space="preserve">Llicència</w:t>
+      </w:r>
+    </w:p>
+    <w:p>
+      <w:pPr>
+        <w:pageBreakBefore w:val="0"/>
+        <w:ind w:left="395" w:right="404" w:firstLine="0"/>
+        <w:rPr>
+          <w:rFonts w:ascii="Verdana" w:cs="Verdana" w:eastAsia="Verdana" w:hAnsi="Verdana"/>
+          <w:b w:val="1"/>
+          <w:sz w:val="20"/>
+          <w:szCs w:val="20"/>
+        </w:rPr>
+      </w:pPr>
+      <w:r>
+        <w:rPr>
+          <w:rtl w:val="0"/>
+        </w:rPr>
+      </w:r>
+    </w:p>
+    <w:p>
+      <w:pPr>
+        <w:pageBreakBefore w:val="0"/>
+        <w:ind w:left="395" w:right="404" w:firstLine="0"/>
+        <w:rPr/>
+      </w:pPr>
+      <w:r>
+        <w:rPr>
+          <w:rFonts w:ascii="Verdana" w:cs="Verdana" w:eastAsia="Verdana" w:hAnsi="Verdana"/>
+          <w:b w:val="1"/>
+          <w:sz w:val="20"/>
+          <w:szCs w:val="20"/>
+          <w:rtl w:val="0"/>
+        </w:rPr>
+        <w:t xml:space="preserve">Reconeixement - No comercial - CompartirIgual</w:t>
+      </w:r>
+      <w:r>
+        <w:rPr>
+          <w:rFonts w:ascii="Verdana" w:cs="Verdana" w:eastAsia="Verdana" w:hAnsi="Verdana"/>
+          <w:sz w:val="20"/>
+          <w:szCs w:val="20"/>
+          <w:rtl w:val="0"/>
+        </w:rPr>
+        <w:t xml:space="preserve">(BY-NC-SA):No es permet un ús comercial de l'obra original ni de les possibles obres derivades, la distribució de les quals s'ha de fer amb una llicència igual a la que regula l'obra original.</w:t>
+      </w:r>
+      <w:r>
+        <w:rPr>
+          <w:rtl w:val="0"/>
+        </w:rPr>
+      </w:r>
+      <w:r>
+        <w:drawing>
+          <wp:anchor allowOverlap="1" behindDoc="0" distB="57150" distT="57150" distL="57150" distR="57150" hidden="0" layoutInCell="1" locked="0" relativeHeight="0" simplePos="0">
+            <wp:simplePos x="0" y="0"/>
+            <wp:positionH relativeFrom="column">
+              <wp:posOffset>257175</wp:posOffset>
+            </wp:positionH>
+            <wp:positionV relativeFrom="paragraph">
+              <wp:posOffset>152400</wp:posOffset>
+            </wp:positionV>
+            <wp:extent cx="765353" cy="265748"/>
+            <wp:effectExtent b="0" l="0" r="0" t="0"/>
+            <wp:wrapSquare wrapText="bothSides" distB="57150" distT="57150" distL="57150" distR="57150"/>
+            <wp:docPr id="3" name="image2.png"/>
+            <a:graphic>
+              <a:graphicData uri="http://schemas.openxmlformats.org/drawingml/2006/picture">
+                <pic:pic>
+                  <pic:nvPicPr>
+                    <pic:cNvPr id="0" name="image2.png"/>
+                    <pic:cNvPicPr preferRelativeResize="0"/>
+                  </pic:nvPicPr>
+                  <pic:blipFill>
+                    <a:blip r:embed="rId7"/>
+                    <a:srcRect b="0" l="0" r="0" t="0"/>
+                    <a:stretch>
+                      <a:fillRect/>
+                    </a:stretch>
+                  </pic:blipFill>
+                  <pic:spPr>
+                    <a:xfrm>
+                      <a:off x="0" y="0"/>
+                      <a:ext cx="765353" cy="265748"/>
+                    </a:xfrm>
+                    <a:prstGeom prst="rect"/>
+                    <a:ln/>
+                  </pic:spPr>
+                </pic:pic>
+              </a:graphicData>
+            </a:graphic>
+          </wp:anchor>
+        </w:drawing>
+      </w:r>
+    </w:p>
+    <w:p>
+      <w:pPr>
         <w:keepNext w:val="0"/>
         <w:keepLines w:val="0"/>
         <w:pageBreakBefore w:val="0"/>
@@ -705,6 +747,7 @@
     </w:p>
     <w:sdt>
       <w:sdtPr>
+        <w:id w:val="-1898157045"/>
         <w:docPartObj>
           <w:docPartGallery w:val="Table of Contents"/>
           <w:docPartUnique w:val="1"/>
@@ -719,9 +762,17 @@
             <w:spacing w:after="0" w:before="60" w:lineRule="auto"/>
             <w:jc w:val="left"/>
             <w:rPr>
+              <w:rFonts w:ascii="Verdana" w:cs="Verdana" w:eastAsia="Verdana" w:hAnsi="Verdana"/>
               <w:b w:val="1"/>
+              <w:i w:val="0"/>
+              <w:smallCaps w:val="0"/>
+              <w:strike w:val="0"/>
               <w:color w:val="000000"/>
+              <w:sz w:val="20"/>
+              <w:szCs w:val="20"/>
               <w:u w:val="none"/>
+              <w:shd w:fill="auto" w:val="clear"/>
+              <w:vertAlign w:val="baseline"/>
             </w:rPr>
           </w:pPr>
           <w:r>
@@ -765,8 +816,17 @@
             <w:ind w:left="360" w:firstLine="0"/>
             <w:jc w:val="left"/>
             <w:rPr>
+              <w:rFonts w:ascii="Verdana" w:cs="Verdana" w:eastAsia="Verdana" w:hAnsi="Verdana"/>
+              <w:b w:val="1"/>
+              <w:i w:val="0"/>
+              <w:smallCaps w:val="0"/>
+              <w:strike w:val="0"/>
               <w:color w:val="000000"/>
+              <w:sz w:val="20"/>
+              <w:szCs w:val="20"/>
               <w:u w:val="none"/>
+              <w:shd w:fill="auto" w:val="clear"/>
+              <w:vertAlign w:val="baseline"/>
             </w:rPr>
           </w:pPr>
           <w:hyperlink w:anchor="_xloh166bd3w4">
@@ -804,9 +864,17 @@
             <w:spacing w:after="0" w:before="60" w:lineRule="auto"/>
             <w:jc w:val="left"/>
             <w:rPr>
+              <w:rFonts w:ascii="Verdana" w:cs="Verdana" w:eastAsia="Verdana" w:hAnsi="Verdana"/>
               <w:b w:val="1"/>
+              <w:i w:val="0"/>
+              <w:smallCaps w:val="0"/>
+              <w:strike w:val="0"/>
               <w:color w:val="000000"/>
+              <w:sz w:val="20"/>
+              <w:szCs w:val="20"/>
               <w:u w:val="none"/>
+              <w:shd w:fill="auto" w:val="clear"/>
+              <w:vertAlign w:val="baseline"/>
             </w:rPr>
           </w:pPr>
           <w:hyperlink w:anchor="_1b17ag3uvbih">
@@ -845,8 +913,17 @@
             <w:ind w:left="360" w:firstLine="0"/>
             <w:jc w:val="left"/>
             <w:rPr>
+              <w:rFonts w:ascii="Verdana" w:cs="Verdana" w:eastAsia="Verdana" w:hAnsi="Verdana"/>
+              <w:b w:val="1"/>
+              <w:i w:val="0"/>
+              <w:smallCaps w:val="0"/>
+              <w:strike w:val="0"/>
               <w:color w:val="000000"/>
+              <w:sz w:val="20"/>
+              <w:szCs w:val="20"/>
               <w:u w:val="none"/>
+              <w:shd w:fill="auto" w:val="clear"/>
+              <w:vertAlign w:val="baseline"/>
             </w:rPr>
           </w:pPr>
           <w:hyperlink w:anchor="_oulfqzxjw0x0">
@@ -885,8 +962,17 @@
             <w:ind w:left="360" w:firstLine="0"/>
             <w:jc w:val="left"/>
             <w:rPr>
+              <w:rFonts w:ascii="Verdana" w:cs="Verdana" w:eastAsia="Verdana" w:hAnsi="Verdana"/>
+              <w:b w:val="1"/>
+              <w:i w:val="0"/>
+              <w:smallCaps w:val="0"/>
+              <w:strike w:val="0"/>
               <w:color w:val="000000"/>
+              <w:sz w:val="20"/>
+              <w:szCs w:val="20"/>
               <w:u w:val="none"/>
+              <w:shd w:fill="auto" w:val="clear"/>
+              <w:vertAlign w:val="baseline"/>
             </w:rPr>
           </w:pPr>
           <w:hyperlink w:anchor="_z04z158inwa5">
@@ -924,9 +1010,17 @@
             <w:spacing w:after="0" w:before="60" w:lineRule="auto"/>
             <w:jc w:val="left"/>
             <w:rPr>
+              <w:rFonts w:ascii="Verdana" w:cs="Verdana" w:eastAsia="Verdana" w:hAnsi="Verdana"/>
               <w:b w:val="1"/>
+              <w:i w:val="0"/>
+              <w:smallCaps w:val="0"/>
+              <w:strike w:val="0"/>
               <w:color w:val="000000"/>
+              <w:sz w:val="20"/>
+              <w:szCs w:val="20"/>
               <w:u w:val="none"/>
+              <w:shd w:fill="auto" w:val="clear"/>
+              <w:vertAlign w:val="baseline"/>
             </w:rPr>
           </w:pPr>
           <w:hyperlink w:anchor="_6wtgahu4vfxo">
@@ -965,8 +1059,17 @@
             <w:ind w:left="360" w:firstLine="0"/>
             <w:jc w:val="left"/>
             <w:rPr>
+              <w:rFonts w:ascii="Verdana" w:cs="Verdana" w:eastAsia="Verdana" w:hAnsi="Verdana"/>
+              <w:b w:val="1"/>
+              <w:i w:val="0"/>
+              <w:smallCaps w:val="0"/>
+              <w:strike w:val="0"/>
               <w:color w:val="000000"/>
+              <w:sz w:val="20"/>
+              <w:szCs w:val="20"/>
               <w:u w:val="none"/>
+              <w:shd w:fill="auto" w:val="clear"/>
+              <w:vertAlign w:val="baseline"/>
             </w:rPr>
           </w:pPr>
           <w:hyperlink w:anchor="_j6cs3eapsu61">
@@ -1005,8 +1108,17 @@
             <w:ind w:left="360" w:firstLine="0"/>
             <w:jc w:val="left"/>
             <w:rPr>
+              <w:rFonts w:ascii="Verdana" w:cs="Verdana" w:eastAsia="Verdana" w:hAnsi="Verdana"/>
+              <w:b w:val="1"/>
+              <w:i w:val="0"/>
+              <w:smallCaps w:val="0"/>
+              <w:strike w:val="0"/>
               <w:color w:val="000000"/>
+              <w:sz w:val="20"/>
+              <w:szCs w:val="20"/>
               <w:u w:val="none"/>
+              <w:shd w:fill="auto" w:val="clear"/>
+              <w:vertAlign w:val="baseline"/>
             </w:rPr>
           </w:pPr>
           <w:hyperlink w:anchor="_bdf45qv0dzmu">
@@ -1045,8 +1157,17 @@
             <w:ind w:left="360" w:firstLine="0"/>
             <w:jc w:val="left"/>
             <w:rPr>
+              <w:rFonts w:ascii="Verdana" w:cs="Verdana" w:eastAsia="Verdana" w:hAnsi="Verdana"/>
+              <w:b w:val="1"/>
+              <w:i w:val="0"/>
+              <w:smallCaps w:val="0"/>
+              <w:strike w:val="0"/>
               <w:color w:val="000000"/>
+              <w:sz w:val="20"/>
+              <w:szCs w:val="20"/>
               <w:u w:val="none"/>
+              <w:shd w:fill="auto" w:val="clear"/>
+              <w:vertAlign w:val="baseline"/>
             </w:rPr>
           </w:pPr>
           <w:hyperlink w:anchor="_sx01e9gaxowv">
@@ -1085,8 +1206,17 @@
             <w:ind w:left="360" w:firstLine="0"/>
             <w:jc w:val="left"/>
             <w:rPr>
+              <w:rFonts w:ascii="Verdana" w:cs="Verdana" w:eastAsia="Verdana" w:hAnsi="Verdana"/>
+              <w:b w:val="1"/>
+              <w:i w:val="0"/>
+              <w:smallCaps w:val="0"/>
+              <w:strike w:val="0"/>
               <w:color w:val="000000"/>
+              <w:sz w:val="20"/>
+              <w:szCs w:val="20"/>
               <w:u w:val="none"/>
+              <w:shd w:fill="auto" w:val="clear"/>
+              <w:vertAlign w:val="baseline"/>
             </w:rPr>
           </w:pPr>
           <w:hyperlink w:anchor="_8s87y0tnw0d7">
@@ -1124,9 +1254,17 @@
             <w:spacing w:after="0" w:before="60" w:lineRule="auto"/>
             <w:jc w:val="left"/>
             <w:rPr>
+              <w:rFonts w:ascii="Verdana" w:cs="Verdana" w:eastAsia="Verdana" w:hAnsi="Verdana"/>
               <w:b w:val="1"/>
+              <w:i w:val="0"/>
+              <w:smallCaps w:val="0"/>
+              <w:strike w:val="0"/>
               <w:color w:val="000000"/>
+              <w:sz w:val="20"/>
+              <w:szCs w:val="20"/>
               <w:u w:val="none"/>
+              <w:shd w:fill="auto" w:val="clear"/>
+              <w:vertAlign w:val="baseline"/>
             </w:rPr>
           </w:pPr>
           <w:hyperlink w:anchor="_fclv6f6tkc7b">
@@ -1164,9 +1302,17 @@
             <w:spacing w:after="0" w:before="60" w:lineRule="auto"/>
             <w:jc w:val="left"/>
             <w:rPr>
+              <w:rFonts w:ascii="Verdana" w:cs="Verdana" w:eastAsia="Verdana" w:hAnsi="Verdana"/>
               <w:b w:val="1"/>
+              <w:i w:val="0"/>
+              <w:smallCaps w:val="0"/>
+              <w:strike w:val="0"/>
               <w:color w:val="000000"/>
+              <w:sz w:val="20"/>
+              <w:szCs w:val="20"/>
               <w:u w:val="none"/>
+              <w:shd w:fill="auto" w:val="clear"/>
+              <w:vertAlign w:val="baseline"/>
             </w:rPr>
           </w:pPr>
           <w:hyperlink w:anchor="_kf70q5qn8lwp">
@@ -1204,9 +1350,17 @@
             <w:spacing w:after="0" w:before="60" w:lineRule="auto"/>
             <w:jc w:val="left"/>
             <w:rPr>
+              <w:rFonts w:ascii="Verdana" w:cs="Verdana" w:eastAsia="Verdana" w:hAnsi="Verdana"/>
               <w:b w:val="1"/>
+              <w:i w:val="0"/>
+              <w:smallCaps w:val="0"/>
+              <w:strike w:val="0"/>
               <w:color w:val="000000"/>
+              <w:sz w:val="20"/>
+              <w:szCs w:val="20"/>
               <w:u w:val="none"/>
+              <w:shd w:fill="auto" w:val="clear"/>
+              <w:vertAlign w:val="baseline"/>
             </w:rPr>
           </w:pPr>
           <w:hyperlink w:anchor="_si54turz2rs6">
@@ -1245,8 +1399,17 @@
             <w:ind w:left="360" w:firstLine="0"/>
             <w:jc w:val="left"/>
             <w:rPr>
+              <w:rFonts w:ascii="Verdana" w:cs="Verdana" w:eastAsia="Verdana" w:hAnsi="Verdana"/>
+              <w:b w:val="1"/>
+              <w:i w:val="0"/>
+              <w:smallCaps w:val="0"/>
+              <w:strike w:val="0"/>
               <w:color w:val="000000"/>
+              <w:sz w:val="20"/>
+              <w:szCs w:val="20"/>
               <w:u w:val="none"/>
+              <w:shd w:fill="auto" w:val="clear"/>
+              <w:vertAlign w:val="baseline"/>
             </w:rPr>
           </w:pPr>
           <w:hyperlink w:anchor="_79dqzh3np21r">
@@ -1285,8 +1448,17 @@
             <w:ind w:left="360" w:firstLine="0"/>
             <w:jc w:val="left"/>
             <w:rPr>
+              <w:rFonts w:ascii="Verdana" w:cs="Verdana" w:eastAsia="Verdana" w:hAnsi="Verdana"/>
+              <w:b w:val="1"/>
+              <w:i w:val="0"/>
+              <w:smallCaps w:val="0"/>
+              <w:strike w:val="0"/>
               <w:color w:val="000000"/>
+              <w:sz w:val="20"/>
+              <w:szCs w:val="20"/>
               <w:u w:val="none"/>
+              <w:shd w:fill="auto" w:val="clear"/>
+              <w:vertAlign w:val="baseline"/>
             </w:rPr>
           </w:pPr>
           <w:hyperlink w:anchor="_ljkmitxt9824">
@@ -1325,8 +1497,17 @@
             <w:ind w:left="360" w:firstLine="0"/>
             <w:jc w:val="left"/>
             <w:rPr>
+              <w:rFonts w:ascii="Verdana" w:cs="Verdana" w:eastAsia="Verdana" w:hAnsi="Verdana"/>
+              <w:b w:val="1"/>
+              <w:i w:val="0"/>
+              <w:smallCaps w:val="0"/>
+              <w:strike w:val="0"/>
               <w:color w:val="000000"/>
+              <w:sz w:val="20"/>
+              <w:szCs w:val="20"/>
               <w:u w:val="none"/>
+              <w:shd w:fill="auto" w:val="clear"/>
+              <w:vertAlign w:val="baseline"/>
             </w:rPr>
           </w:pPr>
           <w:hyperlink w:anchor="_tl64qrx025xl">
@@ -1365,8 +1546,17 @@
             <w:ind w:left="360" w:firstLine="0"/>
             <w:jc w:val="left"/>
             <w:rPr>
+              <w:rFonts w:ascii="Verdana" w:cs="Verdana" w:eastAsia="Verdana" w:hAnsi="Verdana"/>
+              <w:b w:val="1"/>
+              <w:i w:val="0"/>
+              <w:smallCaps w:val="0"/>
+              <w:strike w:val="0"/>
               <w:color w:val="000000"/>
+              <w:sz w:val="20"/>
+              <w:szCs w:val="20"/>
               <w:u w:val="none"/>
+              <w:shd w:fill="auto" w:val="clear"/>
+              <w:vertAlign w:val="baseline"/>
             </w:rPr>
           </w:pPr>
           <w:hyperlink w:anchor="_oebzvhvh95v0">
@@ -1404,9 +1594,17 @@
             <w:spacing w:after="0" w:before="60" w:lineRule="auto"/>
             <w:jc w:val="left"/>
             <w:rPr>
+              <w:rFonts w:ascii="Verdana" w:cs="Verdana" w:eastAsia="Verdana" w:hAnsi="Verdana"/>
               <w:b w:val="1"/>
+              <w:i w:val="0"/>
+              <w:smallCaps w:val="0"/>
+              <w:strike w:val="0"/>
               <w:color w:val="000000"/>
+              <w:sz w:val="20"/>
+              <w:szCs w:val="20"/>
               <w:u w:val="none"/>
+              <w:shd w:fill="auto" w:val="clear"/>
+              <w:vertAlign w:val="baseline"/>
             </w:rPr>
           </w:pPr>
           <w:hyperlink w:anchor="_p3hnoxaict87">
@@ -1444,12 +1642,20 @@
             <w:spacing w:after="0" w:before="60" w:lineRule="auto"/>
             <w:jc w:val="left"/>
             <w:rPr>
+              <w:rFonts w:ascii="Verdana" w:cs="Verdana" w:eastAsia="Verdana" w:hAnsi="Verdana"/>
               <w:b w:val="1"/>
+              <w:i w:val="0"/>
+              <w:smallCaps w:val="0"/>
+              <w:strike w:val="0"/>
               <w:color w:val="000000"/>
+              <w:sz w:val="20"/>
+              <w:szCs w:val="20"/>
               <w:u w:val="none"/>
+              <w:shd w:fill="auto" w:val="clear"/>
+              <w:vertAlign w:val="baseline"/>
             </w:rPr>
           </w:pPr>
-          <w:hyperlink w:anchor="_52hibfi4gv7g">
+          <w:hyperlink w:anchor="_uo42j63yunc">
             <w:r>
               <w:rPr>
                 <w:rFonts w:ascii="Verdana" w:cs="Verdana" w:eastAsia="Verdana" w:hAnsi="Verdana"/>
@@ -1465,7 +1671,7 @@
                 <w:vertAlign w:val="baseline"/>
                 <w:rtl w:val="0"/>
               </w:rPr>
-              <w:t xml:space="preserve">8. Bibliografia</w:t>
+              <w:t xml:space="preserve">8. Depurant Odoo dins d’un contenidor amb Visual Studio Code</w:t>
               <w:tab/>
               <w:t xml:space="preserve">14</w:t>
             </w:r>
@@ -1484,12 +1690,20 @@
             <w:spacing w:after="0" w:before="60" w:lineRule="auto"/>
             <w:jc w:val="left"/>
             <w:rPr>
+              <w:rFonts w:ascii="Verdana" w:cs="Verdana" w:eastAsia="Verdana" w:hAnsi="Verdana"/>
               <w:b w:val="1"/>
+              <w:i w:val="0"/>
+              <w:smallCaps w:val="0"/>
+              <w:strike w:val="0"/>
               <w:color w:val="000000"/>
+              <w:sz w:val="20"/>
+              <w:szCs w:val="20"/>
               <w:u w:val="none"/>
+              <w:shd w:fill="auto" w:val="clear"/>
+              <w:vertAlign w:val="baseline"/>
             </w:rPr>
           </w:pPr>
-          <w:hyperlink w:anchor="_mh0sb6oag3eq">
+          <w:hyperlink w:anchor="_52hibfi4gv7g">
             <w:r>
               <w:rPr>
                 <w:rFonts w:ascii="Verdana" w:cs="Verdana" w:eastAsia="Verdana" w:hAnsi="Verdana"/>
@@ -1505,7 +1719,55 @@
                 <w:vertAlign w:val="baseline"/>
                 <w:rtl w:val="0"/>
               </w:rPr>
-              <w:t xml:space="preserve">9. Autors (en ordre alfabètic)</w:t>
+              <w:t xml:space="preserve">9. Bibliografia</w:t>
+              <w:tab/>
+              <w:t xml:space="preserve">14</w:t>
+            </w:r>
+          </w:hyperlink>
+          <w:r>
+            <w:rPr>
+              <w:rtl w:val="0"/>
+            </w:rPr>
+          </w:r>
+        </w:p>
+        <w:p>
+          <w:pPr>
+            <w:tabs>
+              <w:tab w:val="right" w:leader="none" w:pos="12000"/>
+            </w:tabs>
+            <w:spacing w:after="0" w:before="60" w:lineRule="auto"/>
+            <w:jc w:val="left"/>
+            <w:rPr>
+              <w:rFonts w:ascii="Arial" w:cs="Arial" w:eastAsia="Arial" w:hAnsi="Arial"/>
+              <w:b w:val="1"/>
+              <w:i w:val="0"/>
+              <w:smallCaps w:val="0"/>
+              <w:strike w:val="0"/>
+              <w:color w:val="000000"/>
+              <w:sz w:val="22"/>
+              <w:szCs w:val="22"/>
+              <w:u w:val="none"/>
+              <w:shd w:fill="auto" w:val="clear"/>
+              <w:vertAlign w:val="baseline"/>
+            </w:rPr>
+          </w:pPr>
+          <w:hyperlink w:anchor="_mh0sb6oag3eq">
+            <w:r>
+              <w:rPr>
+                <w:rFonts w:ascii="Verdana" w:cs="Verdana" w:eastAsia="Verdana" w:hAnsi="Verdana"/>
+                <w:b w:val="1"/>
+                <w:i w:val="0"/>
+                <w:smallCaps w:val="0"/>
+                <w:strike w:val="0"/>
+                <w:color w:val="000000"/>
+                <w:sz w:val="20"/>
+                <w:szCs w:val="20"/>
+                <w:u w:val="none"/>
+                <w:shd w:fill="auto" w:val="clear"/>
+                <w:vertAlign w:val="baseline"/>
+                <w:rtl w:val="0"/>
+              </w:rPr>
+              <w:t xml:space="preserve">10. Autors (en ordre alfabètic)</w:t>
               <w:tab/>
               <w:t xml:space="preserve">14</w:t>
             </w:r>
@@ -1563,7 +1825,7 @@
         <w:pageBreakBefore w:val="0"/>
         <w:numPr>
           <w:ilvl w:val="0"/>
-          <w:numId w:val="9"/>
+          <w:numId w:val="7"/>
         </w:numPr>
         <w:ind w:left="432"/>
       </w:pPr>
@@ -1602,194 +1864,6 @@
         <w:rPr>
           <w:rtl w:val="0"/>
         </w:rPr>
-      </w:r>
-    </w:p>
-    <w:p>
-      <w:pPr>
-        <w:pStyle w:val="Heading2"/>
-        <w:pageBreakBefore w:val="0"/>
-        <w:numPr>
-          <w:ilvl w:val="1"/>
-          <w:numId w:val="10"/>
-        </w:numPr>
-        <w:ind w:left="570"/>
-        <w:rPr>
-          <w:color w:val="669966"/>
-        </w:rPr>
-      </w:pPr>
-      <w:bookmarkStart w:colFirst="0" w:colLast="0" w:name="_xloh166bd3w4" w:id="2"/>
-      <w:bookmarkEnd w:id="2"/>
-      <w:r>
-        <w:rPr>
-          <w:rtl w:val="0"/>
-        </w:rPr>
-        <w:t xml:space="preserve">Com orientarem aquesta unitat?</w:t>
-      </w:r>
-    </w:p>
-    <w:p>
-      <w:pPr>
-        <w:pageBreakBefore w:val="0"/>
-        <w:rPr/>
-      </w:pPr>
-      <w:r>
-        <w:rPr>
-          <w:rtl w:val="0"/>
-        </w:rPr>
-      </w:r>
-    </w:p>
-    <w:p>
-      <w:pPr>
-        <w:pageBreakBefore w:val="0"/>
-        <w:rPr/>
-      </w:pPr>
-      <w:r>
-        <w:rPr>
-          <w:rtl w:val="0"/>
-        </w:rPr>
-        <w:t xml:space="preserve">En primer lloc, prepararem tot l'entorn de desenvolupament. Amb un sistema ERP Odoo instal·lat, es poden desenvolupar mòduls que amplien la seua funcionalitat sense una gran preparació de l'entorn. Tan sols una terminal i un editor de text són suficients per a poder desenvolupar amb Odoo. </w:t>
-      </w:r>
-    </w:p>
-    <w:p>
-      <w:pPr>
-        <w:pageBreakBefore w:val="0"/>
-        <w:rPr/>
-      </w:pPr>
-      <w:r>
-        <w:rPr>
-          <w:rtl w:val="0"/>
-        </w:rPr>
-      </w:r>
-    </w:p>
-    <w:p>
-      <w:pPr>
-        <w:pageBreakBefore w:val="0"/>
-        <w:rPr/>
-      </w:pPr>
-      <w:r>
-        <w:rPr>
-          <w:rtl w:val="0"/>
-        </w:rPr>
-        <w:t xml:space="preserve">No obstant això, es recomana realitzar una configuració prèvia tant del mateix sistema ERP Odoo com de les eines de desenvolupament associades per fer la feina més fàcil i augmentar la productivitat. </w:t>
-      </w:r>
-    </w:p>
-    <w:p>
-      <w:pPr>
-        <w:pageBreakBefore w:val="0"/>
-        <w:rPr/>
-      </w:pPr>
-      <w:r>
-        <w:rPr>
-          <w:rtl w:val="0"/>
-        </w:rPr>
-      </w:r>
-    </w:p>
-    <w:p>
-      <w:pPr>
-        <w:pageBreakBefore w:val="0"/>
-        <w:rPr/>
-      </w:pPr>
-      <w:r>
-        <w:rPr>
-          <w:rtl w:val="0"/>
-        </w:rPr>
-        <w:t xml:space="preserve">Una vegada configurat l'entorn de desenvolupament, començarem a introduir els primers mòduls d’Odoo. Començarem amb un senzill mòdul "que no fa res", però que ja es pot instal·lar. Aquest mòdul ens ajudarà a validar si tenim una configuració correcta del nostre entorn de desenvolupament. </w:t>
-      </w:r>
-    </w:p>
-    <w:p>
-      <w:pPr>
-        <w:pageBreakBefore w:val="0"/>
-        <w:rPr/>
-      </w:pPr>
-      <w:r>
-        <w:rPr>
-          <w:rtl w:val="0"/>
-        </w:rPr>
-      </w:r>
-    </w:p>
-    <w:p>
-      <w:pPr>
-        <w:pageBreakBefore w:val="0"/>
-        <w:rPr/>
-      </w:pPr>
-      <w:r>
-        <w:rPr>
-          <w:rtl w:val="0"/>
-        </w:rPr>
-        <w:t xml:space="preserve">A continuació ampliarem el mòdul base anterior, afegint coses per augmentar la seua funcionalitat. Aquesta serà la metodologia que seguirem en aquesta unitat d'introducció al desenvolupament de mòduls.</w:t>
-      </w:r>
-    </w:p>
-    <w:p>
-      <w:pPr>
-        <w:pageBreakBefore w:val="0"/>
-        <w:rPr/>
-      </w:pPr>
-      <w:r>
-        <w:rPr>
-          <w:rtl w:val="0"/>
-        </w:rPr>
-      </w:r>
-    </w:p>
-    <w:p>
-      <w:pPr>
-        <w:pageBreakBefore w:val="0"/>
-        <w:rPr/>
-      </w:pPr>
-      <w:r>
-        <w:rPr>
-          <w:rtl w:val="0"/>
-        </w:rPr>
-        <w:t xml:space="preserve">El desenvolupament de mòduls d’Odoo pot arribar a ser molt complex i només els programadors experts són capaços d'aprofundir des del principi sense veure com va funcionant. En la següent unitat ja aprofundirem en major detall en la programació de mòduls per Odoo.</w:t>
-      </w:r>
-    </w:p>
-    <w:p>
-      <w:pPr>
-        <w:pageBreakBefore w:val="0"/>
-        <w:rPr/>
-      </w:pPr>
-      <w:r>
-        <w:rPr>
-          <w:rtl w:val="0"/>
-        </w:rPr>
-      </w:r>
-    </w:p>
-    <w:p>
-      <w:pPr>
-        <w:pStyle w:val="Heading1"/>
-        <w:pageBreakBefore w:val="0"/>
-        <w:numPr>
-          <w:ilvl w:val="0"/>
-          <w:numId w:val="9"/>
-        </w:numPr>
-        <w:ind w:left="432"/>
-        <w:rPr>
-          <w:u w:val="none"/>
-        </w:rPr>
-      </w:pPr>
-      <w:bookmarkStart w:colFirst="0" w:colLast="0" w:name="_1b17ag3uvbih" w:id="3"/>
-      <w:bookmarkEnd w:id="3"/>
-      <w:r>
-        <w:rPr>
-          <w:rtl w:val="0"/>
-        </w:rPr>
-        <w:t xml:space="preserve">Creant un directori per a </w:t>
-      </w:r>
-      <w:r>
-        <w:rPr>
-          <w:rtl w:val="0"/>
-        </w:rPr>
-        <w:t xml:space="preserve">mòduls</w:t>
-      </w:r>
-    </w:p>
-    <w:p>
-      <w:pPr>
-        <w:pageBreakBefore w:val="0"/>
-        <w:rPr/>
-      </w:pPr>
-      <w:r>
-        <w:rPr>
-          <w:rtl w:val="0"/>
-        </w:rPr>
-        <w:t xml:space="preserve">Com ja vam veure en la unitat 03, és important tenir un directori per incloure i desenvolupar mòduls en Odoo. En aquest apartat comentarem com posar en marxa aquest directori tant en una instal·lació manual com utilitzant Docker.</w:t>
       </w:r>
     </w:p>
     <w:p>
@@ -1800,6 +1874,194 @@
           <w:ilvl w:val="1"/>
           <w:numId w:val="9"/>
         </w:numPr>
+        <w:ind w:left="570"/>
+        <w:rPr>
+          <w:color w:val="669966"/>
+        </w:rPr>
+      </w:pPr>
+      <w:bookmarkStart w:colFirst="0" w:colLast="0" w:name="_xloh166bd3w4" w:id="2"/>
+      <w:bookmarkEnd w:id="2"/>
+      <w:r>
+        <w:rPr>
+          <w:rtl w:val="0"/>
+        </w:rPr>
+        <w:t xml:space="preserve">Com orientarem aquesta unitat?</w:t>
+      </w:r>
+    </w:p>
+    <w:p>
+      <w:pPr>
+        <w:pageBreakBefore w:val="0"/>
+        <w:rPr/>
+      </w:pPr>
+      <w:r>
+        <w:rPr>
+          <w:rtl w:val="0"/>
+        </w:rPr>
+      </w:r>
+    </w:p>
+    <w:p>
+      <w:pPr>
+        <w:pageBreakBefore w:val="0"/>
+        <w:rPr/>
+      </w:pPr>
+      <w:r>
+        <w:rPr>
+          <w:rtl w:val="0"/>
+        </w:rPr>
+        <w:t xml:space="preserve">En primer lloc, prepararem tot l'entorn de desenvolupament. Amb un sistema ERP Odoo instal·lat, es poden desenvolupar mòduls que amplien la seua funcionalitat sense una gran preparació de l'entorn. Tan sols una terminal i un editor de text són suficients per a poder desenvolupar amb Odoo. </w:t>
+      </w:r>
+    </w:p>
+    <w:p>
+      <w:pPr>
+        <w:pageBreakBefore w:val="0"/>
+        <w:rPr/>
+      </w:pPr>
+      <w:r>
+        <w:rPr>
+          <w:rtl w:val="0"/>
+        </w:rPr>
+      </w:r>
+    </w:p>
+    <w:p>
+      <w:pPr>
+        <w:pageBreakBefore w:val="0"/>
+        <w:rPr/>
+      </w:pPr>
+      <w:r>
+        <w:rPr>
+          <w:rtl w:val="0"/>
+        </w:rPr>
+        <w:t xml:space="preserve">No obstant això, es recomana realitzar una configuració prèvia tant del mateix sistema ERP Odoo com de les eines de desenvolupament associades per fer la feina més fàcil i augmentar la productivitat. </w:t>
+      </w:r>
+    </w:p>
+    <w:p>
+      <w:pPr>
+        <w:pageBreakBefore w:val="0"/>
+        <w:rPr/>
+      </w:pPr>
+      <w:r>
+        <w:rPr>
+          <w:rtl w:val="0"/>
+        </w:rPr>
+      </w:r>
+    </w:p>
+    <w:p>
+      <w:pPr>
+        <w:pageBreakBefore w:val="0"/>
+        <w:rPr/>
+      </w:pPr>
+      <w:r>
+        <w:rPr>
+          <w:rtl w:val="0"/>
+        </w:rPr>
+        <w:t xml:space="preserve">Una vegada configurat l'entorn de desenvolupament, començarem a introduir els primers mòduls d’Odoo. Començarem amb un senzill mòdul "que no fa res", però que ja es pot instal·lar. Aquest mòdul ens ajudarà a validar si tenim una configuració correcta del nostre entorn de desenvolupament. </w:t>
+      </w:r>
+    </w:p>
+    <w:p>
+      <w:pPr>
+        <w:pageBreakBefore w:val="0"/>
+        <w:rPr/>
+      </w:pPr>
+      <w:r>
+        <w:rPr>
+          <w:rtl w:val="0"/>
+        </w:rPr>
+      </w:r>
+    </w:p>
+    <w:p>
+      <w:pPr>
+        <w:pageBreakBefore w:val="0"/>
+        <w:rPr/>
+      </w:pPr>
+      <w:r>
+        <w:rPr>
+          <w:rtl w:val="0"/>
+        </w:rPr>
+        <w:t xml:space="preserve">A continuació ampliarem el mòdul base anterior, afegint coses per augmentar la seua funcionalitat. Aquesta serà la metodologia que seguirem en aquesta unitat d'introducció al desenvolupament de mòduls.</w:t>
+      </w:r>
+    </w:p>
+    <w:p>
+      <w:pPr>
+        <w:pageBreakBefore w:val="0"/>
+        <w:rPr/>
+      </w:pPr>
+      <w:r>
+        <w:rPr>
+          <w:rtl w:val="0"/>
+        </w:rPr>
+      </w:r>
+    </w:p>
+    <w:p>
+      <w:pPr>
+        <w:pageBreakBefore w:val="0"/>
+        <w:rPr/>
+      </w:pPr>
+      <w:r>
+        <w:rPr>
+          <w:rtl w:val="0"/>
+        </w:rPr>
+        <w:t xml:space="preserve">El desenvolupament de mòduls d’Odoo pot arribar a ser molt complex i només els programadors experts són capaços d'aprofundir des del principi sense veure com va funcionant. En la següent unitat ja aprofundirem en major detall en la programació de mòduls per Odoo.</w:t>
+      </w:r>
+    </w:p>
+    <w:p>
+      <w:pPr>
+        <w:pageBreakBefore w:val="0"/>
+        <w:rPr/>
+      </w:pPr>
+      <w:r>
+        <w:rPr>
+          <w:rtl w:val="0"/>
+        </w:rPr>
+      </w:r>
+    </w:p>
+    <w:p>
+      <w:pPr>
+        <w:pStyle w:val="Heading1"/>
+        <w:pageBreakBefore w:val="0"/>
+        <w:numPr>
+          <w:ilvl w:val="0"/>
+          <w:numId w:val="7"/>
+        </w:numPr>
+        <w:ind w:left="432"/>
+        <w:rPr>
+          <w:u w:val="none"/>
+        </w:rPr>
+      </w:pPr>
+      <w:bookmarkStart w:colFirst="0" w:colLast="0" w:name="_1b17ag3uvbih" w:id="3"/>
+      <w:bookmarkEnd w:id="3"/>
+      <w:r>
+        <w:rPr>
+          <w:rtl w:val="0"/>
+        </w:rPr>
+        <w:t xml:space="preserve">Creant un directori per a </w:t>
+      </w:r>
+      <w:r>
+        <w:rPr>
+          <w:rtl w:val="0"/>
+        </w:rPr>
+        <w:t xml:space="preserve">mòduls</w:t>
+      </w:r>
+    </w:p>
+    <w:p>
+      <w:pPr>
+        <w:pageBreakBefore w:val="0"/>
+        <w:rPr/>
+      </w:pPr>
+      <w:r>
+        <w:rPr>
+          <w:rtl w:val="0"/>
+        </w:rPr>
+        <w:t xml:space="preserve">Com ja vam veure en la unitat 03, és important tenir un directori per incloure i desenvolupar mòduls en Odoo. En aquest apartat comentarem com posar en marxa aquest directori tant en una instal·lació manual com utilitzant Docker.</w:t>
+      </w:r>
+    </w:p>
+    <w:p>
+      <w:pPr>
+        <w:pStyle w:val="Heading2"/>
+        <w:pageBreakBefore w:val="0"/>
+        <w:numPr>
+          <w:ilvl w:val="1"/>
+          <w:numId w:val="7"/>
+        </w:numPr>
         <w:rPr>
           <w:color w:val="669966"/>
         </w:rPr>
@@ -1822,7 +2084,7 @@
         <w:rPr>
           <w:rtl w:val="0"/>
         </w:rPr>
-        <w:t xml:space="preserve">Si hem fet una instal·lació manual tal com es va explicar en la unitat 03, un script per aconseguir crear aquest directori a la carpeta "/var/lib/Odoo/modules" és:</w:t>
+        <w:t xml:space="preserve">Si hem fet una instal·lació manual tal com comentar que podia fer-se en la unitat 03, un script per aconseguir crear aquest directori a la carpeta "/var/lib/Odoo/modules" és:</w:t>
       </w:r>
     </w:p>
     <w:p>
@@ -2103,7 +2365,7 @@
         <w:pageBreakBefore w:val="0"/>
         <w:numPr>
           <w:ilvl w:val="0"/>
-          <w:numId w:val="4"/>
+          <w:numId w:val="6"/>
         </w:numPr>
         <w:spacing w:after="0" w:afterAutospacing="0"/>
         <w:ind w:left="720" w:hanging="360"/>
@@ -2123,7 +2385,7 @@
         <w:pageBreakBefore w:val="0"/>
         <w:numPr>
           <w:ilvl w:val="0"/>
-          <w:numId w:val="4"/>
+          <w:numId w:val="6"/>
         </w:numPr>
         <w:spacing w:before="0" w:beforeAutospacing="0"/>
         <w:ind w:left="720" w:hanging="360"/>
@@ -2155,7 +2417,7 @@
         <w:pageBreakBefore w:val="0"/>
         <w:numPr>
           <w:ilvl w:val="1"/>
-          <w:numId w:val="9"/>
+          <w:numId w:val="7"/>
         </w:numPr>
         <w:rPr>
           <w:color w:val="669966"/>
@@ -2217,7 +2479,7 @@
         <w:pageBreakBefore w:val="0"/>
         <w:numPr>
           <w:ilvl w:val="0"/>
-          <w:numId w:val="9"/>
+          <w:numId w:val="7"/>
         </w:numPr>
         <w:ind w:left="432"/>
         <w:rPr>
@@ -2288,7 +2550,7 @@
         <w:pageBreakBefore w:val="0"/>
         <w:numPr>
           <w:ilvl w:val="1"/>
-          <w:numId w:val="9"/>
+          <w:numId w:val="7"/>
         </w:numPr>
         <w:rPr>
           <w:color w:val="669966"/>
@@ -2509,7 +2771,7 @@
         <w:pageBreakBefore w:val="0"/>
         <w:numPr>
           <w:ilvl w:val="1"/>
-          <w:numId w:val="9"/>
+          <w:numId w:val="7"/>
         </w:numPr>
         <w:rPr>
           <w:color w:val="669966"/>
@@ -2553,7 +2815,7 @@
         <w:pageBreakBefore w:val="0"/>
         <w:numPr>
           <w:ilvl w:val="0"/>
-          <w:numId w:val="1"/>
+          <w:numId w:val="13"/>
         </w:numPr>
         <w:spacing w:after="0" w:afterAutospacing="0"/>
         <w:ind w:left="720" w:hanging="360"/>
@@ -2573,7 +2835,7 @@
         <w:pageBreakBefore w:val="0"/>
         <w:numPr>
           <w:ilvl w:val="1"/>
-          <w:numId w:val="1"/>
+          <w:numId w:val="13"/>
         </w:numPr>
         <w:spacing w:after="0" w:afterAutospacing="0" w:before="0" w:beforeAutospacing="0"/>
         <w:ind w:left="1440" w:hanging="360"/>
@@ -2593,7 +2855,7 @@
         <w:pageBreakBefore w:val="0"/>
         <w:numPr>
           <w:ilvl w:val="1"/>
-          <w:numId w:val="1"/>
+          <w:numId w:val="13"/>
         </w:numPr>
         <w:spacing w:after="0" w:afterAutospacing="0" w:before="0" w:beforeAutospacing="0"/>
         <w:ind w:left="1440" w:hanging="360"/>
@@ -2613,7 +2875,7 @@
         <w:pageBreakBefore w:val="0"/>
         <w:numPr>
           <w:ilvl w:val="0"/>
-          <w:numId w:val="1"/>
+          <w:numId w:val="13"/>
         </w:numPr>
         <w:spacing w:before="0" w:beforeAutospacing="0"/>
         <w:ind w:left="720" w:hanging="360"/>
@@ -2711,7 +2973,7 @@
         <w:pageBreakBefore w:val="0"/>
         <w:numPr>
           <w:ilvl w:val="0"/>
-          <w:numId w:val="6"/>
+          <w:numId w:val="2"/>
         </w:numPr>
         <w:spacing w:after="0" w:afterAutospacing="0"/>
         <w:ind w:left="1440" w:hanging="360"/>
@@ -2740,7 +3002,7 @@
         <w:pageBreakBefore w:val="0"/>
         <w:numPr>
           <w:ilvl w:val="0"/>
-          <w:numId w:val="6"/>
+          <w:numId w:val="2"/>
         </w:numPr>
         <w:spacing w:before="0" w:beforeAutospacing="0"/>
         <w:ind w:left="1440" w:hanging="360"/>
@@ -2772,7 +3034,7 @@
         <w:pageBreakBefore w:val="0"/>
         <w:numPr>
           <w:ilvl w:val="1"/>
-          <w:numId w:val="9"/>
+          <w:numId w:val="7"/>
         </w:numPr>
         <w:rPr>
           <w:color w:val="669966"/>
@@ -2872,7 +3134,7 @@
         <w:pageBreakBefore w:val="0"/>
         <w:numPr>
           <w:ilvl w:val="1"/>
-          <w:numId w:val="9"/>
+          <w:numId w:val="7"/>
         </w:numPr>
         <w:rPr>
           <w:color w:val="669966"/>
@@ -2904,7 +3166,7 @@
         <w:pageBreakBefore w:val="0"/>
         <w:numPr>
           <w:ilvl w:val="0"/>
-          <w:numId w:val="3"/>
+          <w:numId w:val="8"/>
         </w:numPr>
         <w:spacing w:after="0" w:afterAutospacing="0"/>
         <w:ind w:left="720" w:hanging="360"/>
@@ -2933,7 +3195,7 @@
         <w:pageBreakBefore w:val="0"/>
         <w:numPr>
           <w:ilvl w:val="0"/>
-          <w:numId w:val="3"/>
+          <w:numId w:val="8"/>
         </w:numPr>
         <w:spacing w:before="0" w:beforeAutospacing="0"/>
         <w:ind w:left="720" w:hanging="360"/>
@@ -2997,7 +3259,7 @@
         <w:pageBreakBefore w:val="0"/>
         <w:numPr>
           <w:ilvl w:val="0"/>
-          <w:numId w:val="9"/>
+          <w:numId w:val="7"/>
         </w:numPr>
         <w:ind w:left="432"/>
       </w:pPr>
@@ -3083,7 +3345,7 @@
         <w:pageBreakBefore w:val="0"/>
         <w:numPr>
           <w:ilvl w:val="0"/>
-          <w:numId w:val="11"/>
+          <w:numId w:val="3"/>
         </w:numPr>
         <w:spacing w:after="0" w:afterAutospacing="0"/>
         <w:ind w:left="720" w:hanging="360"/>
@@ -3118,7 +3380,7 @@
         <w:pageBreakBefore w:val="0"/>
         <w:numPr>
           <w:ilvl w:val="0"/>
-          <w:numId w:val="11"/>
+          <w:numId w:val="3"/>
         </w:numPr>
         <w:spacing w:before="0" w:beforeAutospacing="0"/>
         <w:ind w:left="720" w:hanging="360"/>
@@ -3216,7 +3478,7 @@
         <w:pageBreakBefore w:val="0"/>
         <w:numPr>
           <w:ilvl w:val="0"/>
-          <w:numId w:val="9"/>
+          <w:numId w:val="7"/>
         </w:numPr>
         <w:ind w:left="432"/>
         <w:rPr>
@@ -3541,12 +3803,12 @@
           <wp:inline distB="114300" distT="114300" distL="114300" distR="114300">
             <wp:extent cx="6192210" cy="685800"/>
             <wp:effectExtent b="0" l="0" r="0" t="0"/>
-            <wp:docPr id="4" name="image3.png"/>
+            <wp:docPr id="4" name="image8.png"/>
             <a:graphic>
               <a:graphicData uri="http://schemas.openxmlformats.org/drawingml/2006/picture">
                 <pic:pic>
                   <pic:nvPicPr>
-                    <pic:cNvPr id="0" name="image3.png"/>
+                    <pic:cNvPr id="0" name="image8.png"/>
                     <pic:cNvPicPr preferRelativeResize="0"/>
                   </pic:nvPicPr>
                   <pic:blipFill>
@@ -3601,12 +3863,12 @@
           <wp:inline distB="114300" distT="114300" distL="114300" distR="114300">
             <wp:extent cx="6192210" cy="1079500"/>
             <wp:effectExtent b="0" l="0" r="0" t="0"/>
-            <wp:docPr id="5" name="image2.png"/>
+            <wp:docPr id="6" name="image1.png"/>
             <a:graphic>
               <a:graphicData uri="http://schemas.openxmlformats.org/drawingml/2006/picture">
                 <pic:pic>
                   <pic:nvPicPr>
-                    <pic:cNvPr id="0" name="image2.png"/>
+                    <pic:cNvPr id="0" name="image1.png"/>
                     <pic:cNvPicPr preferRelativeResize="0"/>
                   </pic:nvPicPr>
                   <pic:blipFill>
@@ -3712,7 +3974,7 @@
         <w:pageBreakBefore w:val="0"/>
         <w:numPr>
           <w:ilvl w:val="0"/>
-          <w:numId w:val="9"/>
+          <w:numId w:val="7"/>
         </w:numPr>
         <w:ind w:left="432"/>
         <w:rPr>
@@ -3737,7 +3999,7 @@
         <w:pageBreakBefore w:val="0"/>
         <w:numPr>
           <w:ilvl w:val="1"/>
-          <w:numId w:val="9"/>
+          <w:numId w:val="7"/>
         </w:numPr>
         <w:rPr/>
       </w:pPr>
@@ -4274,12 +4536,12 @@
           <wp:inline distB="114300" distT="114300" distL="114300" distR="114300">
             <wp:extent cx="6192210" cy="1574800"/>
             <wp:effectExtent b="0" l="0" r="0" t="0"/>
-            <wp:docPr id="6" name="image8.png"/>
+            <wp:docPr id="7" name="image5.png"/>
             <a:graphic>
               <a:graphicData uri="http://schemas.openxmlformats.org/drawingml/2006/picture">
                 <pic:pic>
                   <pic:nvPicPr>
-                    <pic:cNvPr id="0" name="image8.png"/>
+                    <pic:cNvPr id="0" name="image5.png"/>
                     <pic:cNvPicPr preferRelativeResize="0"/>
                   </pic:nvPicPr>
                   <pic:blipFill>
@@ -4415,7 +4677,7 @@
         <w:pageBreakBefore w:val="0"/>
         <w:numPr>
           <w:ilvl w:val="1"/>
-          <w:numId w:val="9"/>
+          <w:numId w:val="7"/>
         </w:numPr>
         <w:rPr>
           <w:color w:val="669966"/>
@@ -4538,12 +4800,12 @@
           <wp:inline distB="114300" distT="114300" distL="114300" distR="114300">
             <wp:extent cx="2559368" cy="2938108"/>
             <wp:effectExtent b="0" l="0" r="0" t="0"/>
-            <wp:docPr id="2" name="image9.png"/>
+            <wp:docPr id="2" name="image4.png"/>
             <a:graphic>
               <a:graphicData uri="http://schemas.openxmlformats.org/drawingml/2006/picture">
                 <pic:pic>
                   <pic:nvPicPr>
-                    <pic:cNvPr id="0" name="image9.png"/>
+                    <pic:cNvPr id="0" name="image4.png"/>
                     <pic:cNvPicPr preferRelativeResize="0"/>
                   </pic:nvPicPr>
                   <pic:blipFill>
@@ -4601,7 +4863,7 @@
         <w:pageBreakBefore w:val="0"/>
         <w:numPr>
           <w:ilvl w:val="0"/>
-          <w:numId w:val="8"/>
+          <w:numId w:val="11"/>
         </w:numPr>
         <w:spacing w:after="0" w:afterAutospacing="0"/>
         <w:ind w:left="720" w:hanging="360"/>
@@ -4625,7 +4887,7 @@
         <w:pageBreakBefore w:val="0"/>
         <w:numPr>
           <w:ilvl w:val="0"/>
-          <w:numId w:val="8"/>
+          <w:numId w:val="11"/>
         </w:numPr>
         <w:spacing w:after="0" w:afterAutospacing="0" w:before="0" w:beforeAutospacing="0"/>
         <w:ind w:left="720" w:hanging="360"/>
@@ -4655,7 +4917,7 @@
         <w:pageBreakBefore w:val="0"/>
         <w:numPr>
           <w:ilvl w:val="0"/>
-          <w:numId w:val="8"/>
+          <w:numId w:val="11"/>
         </w:numPr>
         <w:spacing w:after="0" w:afterAutospacing="0" w:before="0" w:beforeAutospacing="0"/>
         <w:ind w:left="720" w:hanging="360"/>
@@ -4679,7 +4941,7 @@
         <w:pageBreakBefore w:val="0"/>
         <w:numPr>
           <w:ilvl w:val="0"/>
-          <w:numId w:val="8"/>
+          <w:numId w:val="11"/>
         </w:numPr>
         <w:spacing w:after="0" w:afterAutospacing="0" w:before="0" w:beforeAutospacing="0"/>
         <w:ind w:left="720" w:hanging="360"/>
@@ -4703,7 +4965,7 @@
         <w:pageBreakBefore w:val="0"/>
         <w:numPr>
           <w:ilvl w:val="0"/>
-          <w:numId w:val="8"/>
+          <w:numId w:val="11"/>
         </w:numPr>
         <w:spacing w:after="0" w:afterAutospacing="0" w:before="0" w:beforeAutospacing="0"/>
         <w:ind w:left="720" w:hanging="360"/>
@@ -4727,7 +4989,7 @@
         <w:pageBreakBefore w:val="0"/>
         <w:numPr>
           <w:ilvl w:val="0"/>
-          <w:numId w:val="8"/>
+          <w:numId w:val="11"/>
         </w:numPr>
         <w:spacing w:before="0" w:beforeAutospacing="0"/>
         <w:ind w:left="720" w:hanging="360"/>
@@ -4799,7 +5061,7 @@
         <w:pageBreakBefore w:val="0"/>
         <w:numPr>
           <w:ilvl w:val="1"/>
-          <w:numId w:val="9"/>
+          <w:numId w:val="7"/>
         </w:numPr>
         <w:rPr>
           <w:color w:val="669966"/>
@@ -5023,12 +5285,12 @@
           <wp:inline distB="114300" distT="114300" distL="114300" distR="114300">
             <wp:extent cx="6192210" cy="1892300"/>
             <wp:effectExtent b="0" l="0" r="0" t="0"/>
-            <wp:docPr id="9" name="image7.png"/>
+            <wp:docPr id="10" name="image3.png"/>
             <a:graphic>
               <a:graphicData uri="http://schemas.openxmlformats.org/drawingml/2006/picture">
                 <pic:pic>
                   <pic:nvPicPr>
-                    <pic:cNvPr id="0" name="image7.png"/>
+                    <pic:cNvPr id="0" name="image3.png"/>
                     <pic:cNvPicPr preferRelativeResize="0"/>
                   </pic:nvPicPr>
                   <pic:blipFill>
@@ -5075,7 +5337,7 @@
         <w:pageBreakBefore w:val="0"/>
         <w:numPr>
           <w:ilvl w:val="1"/>
-          <w:numId w:val="9"/>
+          <w:numId w:val="7"/>
         </w:numPr>
         <w:rPr>
           <w:color w:val="669966"/>
@@ -5188,7 +5450,7 @@
         <w:pageBreakBefore w:val="0"/>
         <w:numPr>
           <w:ilvl w:val="0"/>
-          <w:numId w:val="9"/>
+          <w:numId w:val="7"/>
         </w:numPr>
         <w:ind w:left="432"/>
         <w:rPr/>
@@ -5231,12 +5493,12 @@
           <wp:inline distB="114300" distT="114300" distL="114300" distR="114300">
             <wp:extent cx="2073112" cy="1272137"/>
             <wp:effectExtent b="0" l="0" r="0" t="0"/>
-            <wp:docPr id="1" name="image4.png"/>
+            <wp:docPr id="1" name="image7.png"/>
             <a:graphic>
               <a:graphicData uri="http://schemas.openxmlformats.org/drawingml/2006/picture">
                 <pic:pic>
                   <pic:nvPicPr>
-                    <pic:cNvPr id="0" name="image4.png"/>
+                    <pic:cNvPr id="0" name="image7.png"/>
                     <pic:cNvPicPr preferRelativeResize="0"/>
                   </pic:nvPicPr>
                   <pic:blipFill>
@@ -5289,12 +5551,12 @@
           <wp:inline distB="114300" distT="114300" distL="114300" distR="114300">
             <wp:extent cx="6192210" cy="1231900"/>
             <wp:effectExtent b="0" l="0" r="0" t="0"/>
-            <wp:docPr id="7" name="image6.png"/>
+            <wp:docPr id="8" name="image9.png"/>
             <a:graphic>
               <a:graphicData uri="http://schemas.openxmlformats.org/drawingml/2006/picture">
                 <pic:pic>
                   <pic:nvPicPr>
-                    <pic:cNvPr id="0" name="image6.png"/>
+                    <pic:cNvPr id="0" name="image9.png"/>
                     <pic:cNvPicPr preferRelativeResize="0"/>
                   </pic:nvPicPr>
                   <pic:blipFill>
@@ -5804,7 +6066,7 @@
                 <w:shd w:fill="f8f8f8" w:val="clear"/>
                 <w:rtl w:val="0"/>
               </w:rPr>
-              <w:t xml:space="preserve"># https://github.com/odoo/odoo/blob/14.0/odoo/addons/base/data/ir_module_category_data.xml</w:t>
+              <w:t xml:space="preserve"># https://github.com/odoo/odoo/blob/17.0/odoo/addons/base/data/ir_module_category_data.xml</w:t>
             </w:r>
             <w:r>
               <w:rPr>
@@ -6089,7 +6351,7 @@
                 <w:shd w:fill="f8f8f8" w:val="clear"/>
                 <w:rtl w:val="0"/>
               </w:rPr>
-              <w:t xml:space="preserve">#Este primero indica la politica de acceso del módulo</w:t>
+              <w:t xml:space="preserve">#Este primero indica la política de acceso del módulo</w:t>
             </w:r>
             <w:r>
               <w:rPr>
@@ -6530,7 +6792,7 @@
                 <w:shd w:fill="f8f8f8" w:val="clear"/>
                 <w:rtl w:val="0"/>
               </w:rPr>
-              <w:t xml:space="preserve"># https://www.odoo.com/documentation/14.0/developer/reference/addons/orm.html#fields</w:t>
+              <w:t xml:space="preserve"># https://www.odoo.com/documentation/17.0/developer/reference/addons/orm.html#fields</w:t>
             </w:r>
             <w:r>
               <w:rPr>
@@ -7339,7 +7601,7 @@
                 <w:shd w:fill="f8f8f8" w:val="clear"/>
                 <w:rtl w:val="0"/>
               </w:rPr>
-              <w:t xml:space="preserve">14.0</w:t>
+              <w:t xml:space="preserve">17.0</w:t>
             </w:r>
             <w:r>
               <w:rPr>
@@ -7775,10 +8037,271 @@
     <w:p>
       <w:pPr>
         <w:pStyle w:val="Heading1"/>
-        <w:pageBreakBefore w:val="0"/>
         <w:numPr>
           <w:ilvl w:val="0"/>
-          <w:numId w:val="9"/>
+          <w:numId w:val="7"/>
+        </w:numPr>
+        <w:ind w:left="432"/>
+      </w:pPr>
+      <w:bookmarkStart w:colFirst="0" w:colLast="0" w:name="_uo42j63yunc" w:id="19"/>
+      <w:bookmarkEnd w:id="19"/>
+      <w:r>
+        <w:rPr>
+          <w:rtl w:val="0"/>
+        </w:rPr>
+        <w:t xml:space="preserve">Depurant Odoo dins d’un contenidor amb Visual Studio Code</w:t>
+      </w:r>
+    </w:p>
+    <w:p>
+      <w:pPr>
+        <w:rPr/>
+      </w:pPr>
+      <w:r>
+        <w:rPr>
+          <w:rtl w:val="0"/>
+        </w:rPr>
+        <w:t xml:space="preserve">La depuració de mòduls d’Odoo es realitza aprofitant les característiques “Remote Development” de Visual Studio Code. Necessitem instal·lar les extensions de  Python i Odoo. A més, per a utilitzar-les amb Docker és necessari instal·lar l'extensió per a desenvolupar amb contenidor Docker anomenada “Dev Containers”. </w:t>
+      </w:r>
+    </w:p>
+    <w:p>
+      <w:pPr>
+        <w:numPr>
+          <w:ilvl w:val="0"/>
+          <w:numId w:val="1"/>
+        </w:numPr>
+        <w:spacing w:after="0" w:afterAutospacing="0"/>
+        <w:ind w:left="720" w:hanging="360"/>
+        <w:jc w:val="left"/>
+        <w:rPr>
+          <w:u w:val="none"/>
+        </w:rPr>
+      </w:pPr>
+      <w:hyperlink r:id="rId34">
+        <w:r>
+          <w:rPr>
+            <w:color w:val="1155cc"/>
+            <w:u w:val="single"/>
+            <w:rtl w:val="0"/>
+          </w:rPr>
+          <w:t xml:space="preserve">https://marketplace.visualstudio.com/items?itemName=Odoo.odoo</w:t>
+        </w:r>
+      </w:hyperlink>
+      <w:r>
+        <w:rPr>
+          <w:rtl w:val="0"/>
+        </w:rPr>
+      </w:r>
+    </w:p>
+    <w:p>
+      <w:pPr>
+        <w:numPr>
+          <w:ilvl w:val="0"/>
+          <w:numId w:val="1"/>
+        </w:numPr>
+        <w:spacing w:before="0" w:beforeAutospacing="0"/>
+        <w:ind w:left="720" w:hanging="360"/>
+        <w:jc w:val="left"/>
+        <w:rPr>
+          <w:u w:val="none"/>
+        </w:rPr>
+      </w:pPr>
+      <w:hyperlink r:id="rId35">
+        <w:r>
+          <w:rPr>
+            <w:color w:val="1155cc"/>
+            <w:u w:val="single"/>
+            <w:rtl w:val="0"/>
+          </w:rPr>
+          <w:t xml:space="preserve">https://marketplace.visualstudio.com/items?itemName=ms-vscode-remote.remote-containers</w:t>
+        </w:r>
+      </w:hyperlink>
+      <w:r>
+        <w:rPr>
+          <w:rtl w:val="0"/>
+        </w:rPr>
+      </w:r>
+    </w:p>
+    <w:p>
+      <w:pPr>
+        <w:jc w:val="left"/>
+        <w:rPr/>
+      </w:pPr>
+      <w:r>
+        <w:rPr>
+          <w:rtl w:val="0"/>
+        </w:rPr>
+      </w:r>
+    </w:p>
+    <w:p>
+      <w:pPr>
+        <w:jc w:val="left"/>
+        <w:rPr/>
+      </w:pPr>
+      <w:r>
+        <w:rPr>
+          <w:rtl w:val="0"/>
+        </w:rPr>
+        <w:t xml:space="preserve">L’accés es realitza a través de la icona “Remote Development” i en accedir, es mostra en un panel vertical els contenidors i volums existents.</w:t>
+      </w:r>
+    </w:p>
+    <w:p>
+      <w:pPr>
+        <w:jc w:val="left"/>
+        <w:rPr/>
+      </w:pPr>
+      <w:r>
+        <w:rPr>
+          <w:rtl w:val="0"/>
+        </w:rPr>
+      </w:r>
+    </w:p>
+    <w:p>
+      <w:pPr>
+        <w:jc w:val="left"/>
+        <w:rPr/>
+      </w:pPr>
+      <w:r>
+        <w:rPr>
+          <w:rtl w:val="0"/>
+        </w:rPr>
+        <w:t xml:space="preserve">El procés per a poder depurar consisteix en:</w:t>
+      </w:r>
+    </w:p>
+    <w:p>
+      <w:pPr>
+        <w:numPr>
+          <w:ilvl w:val="0"/>
+          <w:numId w:val="12"/>
+        </w:numPr>
+        <w:spacing w:after="0" w:afterAutospacing="0"/>
+        <w:ind w:left="720" w:hanging="360"/>
+        <w:jc w:val="left"/>
+        <w:rPr>
+          <w:u w:val="none"/>
+        </w:rPr>
+      </w:pPr>
+      <w:r>
+        <w:rPr>
+          <w:rtl w:val="0"/>
+        </w:rPr>
+        <w:t xml:space="preserve">Adjuntar (“attach”) a Visual Studio Code el contenidor d’Odoo. Aquesta operació obrirà una nova instància de Visual Studio Code que serà des de la que es treballarà.</w:t>
+      </w:r>
+    </w:p>
+    <w:p>
+      <w:pPr>
+        <w:numPr>
+          <w:ilvl w:val="0"/>
+          <w:numId w:val="12"/>
+        </w:numPr>
+        <w:spacing w:after="0" w:afterAutospacing="0" w:before="0" w:beforeAutospacing="0"/>
+        <w:ind w:left="720" w:hanging="360"/>
+        <w:jc w:val="left"/>
+        <w:rPr>
+          <w:u w:val="none"/>
+        </w:rPr>
+      </w:pPr>
+      <w:r>
+        <w:rPr>
+          <w:rtl w:val="0"/>
+        </w:rPr>
+        <w:t xml:space="preserve">Una vegada fet, si cal, instal·larem l'extensió de Python.</w:t>
+      </w:r>
+    </w:p>
+    <w:p>
+      <w:pPr>
+        <w:numPr>
+          <w:ilvl w:val="0"/>
+          <w:numId w:val="12"/>
+        </w:numPr>
+        <w:spacing w:after="0" w:afterAutospacing="0" w:before="0" w:beforeAutospacing="0"/>
+        <w:ind w:left="720" w:hanging="360"/>
+        <w:jc w:val="left"/>
+        <w:rPr>
+          <w:u w:val="none"/>
+        </w:rPr>
+      </w:pPr>
+      <w:r>
+        <w:rPr>
+          <w:rtl w:val="0"/>
+        </w:rPr>
+        <w:t xml:space="preserve">Després, accedirem a l'explorador i obrirem una carpeta (“Open Folder”)</w:t>
+      </w:r>
+    </w:p>
+    <w:p>
+      <w:pPr>
+        <w:numPr>
+          <w:ilvl w:val="0"/>
+          <w:numId w:val="12"/>
+        </w:numPr>
+        <w:spacing w:after="0" w:afterAutospacing="0" w:before="0" w:beforeAutospacing="0"/>
+        <w:ind w:left="720" w:hanging="360"/>
+        <w:jc w:val="left"/>
+        <w:rPr>
+          <w:u w:val="none"/>
+        </w:rPr>
+      </w:pPr>
+      <w:r>
+        <w:rPr>
+          <w:rtl w:val="0"/>
+        </w:rPr>
+        <w:t xml:space="preserve">Seleccionarem la carpeta “/mnt/extra-addons”</w:t>
+      </w:r>
+    </w:p>
+    <w:p>
+      <w:pPr>
+        <w:numPr>
+          <w:ilvl w:val="0"/>
+          <w:numId w:val="12"/>
+        </w:numPr>
+        <w:spacing w:before="0" w:beforeAutospacing="0"/>
+        <w:ind w:left="720" w:hanging="360"/>
+        <w:jc w:val="left"/>
+        <w:rPr>
+          <w:u w:val="none"/>
+        </w:rPr>
+      </w:pPr>
+      <w:r>
+        <w:rPr>
+          <w:rtl w:val="0"/>
+        </w:rPr>
+        <w:t xml:space="preserve">Arrancarem des de “Run &amp; Debug” la configuració Python: “Odoo attach debug”.</w:t>
+      </w:r>
+    </w:p>
+    <w:p>
+      <w:pPr>
+        <w:jc w:val="left"/>
+        <w:rPr/>
+      </w:pPr>
+      <w:r>
+        <w:rPr>
+          <w:rtl w:val="0"/>
+        </w:rPr>
+        <w:t xml:space="preserve">Més informació a </w:t>
+      </w:r>
+      <w:hyperlink r:id="rId36">
+        <w:r>
+          <w:rPr>
+            <w:color w:val="1155cc"/>
+            <w:u w:val="single"/>
+            <w:rtl w:val="0"/>
+          </w:rPr>
+          <w:t xml:space="preserve">https://code.visualstudio.com/docs/devcontainers/containers</w:t>
+        </w:r>
+      </w:hyperlink>
+      <w:r>
+        <w:rPr>
+          <w:rtl w:val="0"/>
+        </w:rPr>
+        <w:t xml:space="preserve">.</w:t>
+      </w:r>
+    </w:p>
+    <w:p>
+      <w:pPr>
+        <w:pStyle w:val="Heading1"/>
+        <w:pageBreakBefore w:val="0"/>
+        <w:numPr>
+          <w:ilvl w:val="0"/>
+          <w:numId w:val="7"/>
         </w:numPr>
         <w:ind w:left="432"/>
         <w:rPr>
@@ -7788,8 +8311,8 @@
           <w:szCs w:val="28"/>
         </w:rPr>
       </w:pPr>
-      <w:bookmarkStart w:colFirst="0" w:colLast="0" w:name="_52hibfi4gv7g" w:id="19"/>
-      <w:bookmarkEnd w:id="19"/>
+      <w:bookmarkStart w:colFirst="0" w:colLast="0" w:name="_52hibfi4gv7g" w:id="20"/>
+      <w:bookmarkEnd w:id="20"/>
       <w:r>
         <w:rPr>
           <w:rtl w:val="0"/>
@@ -7802,7 +8325,7 @@
         <w:pageBreakBefore w:val="0"/>
         <w:numPr>
           <w:ilvl w:val="0"/>
-          <w:numId w:val="2"/>
+          <w:numId w:val="10"/>
         </w:numPr>
         <w:ind w:left="720" w:hanging="360"/>
         <w:jc w:val="left"/>
@@ -7821,7 +8344,7 @@
         <w:jc w:val="left"/>
         <w:rPr/>
       </w:pPr>
-      <w:hyperlink r:id="rId34">
+      <w:hyperlink r:id="rId37">
         <w:r>
           <w:rPr>
             <w:color w:val="1155cc"/>
@@ -7842,7 +8365,7 @@
         <w:pageBreakBefore w:val="0"/>
         <w:numPr>
           <w:ilvl w:val="0"/>
-          <w:numId w:val="2"/>
+          <w:numId w:val="10"/>
         </w:numPr>
         <w:spacing w:after="0" w:afterAutospacing="0"/>
         <w:ind w:left="720" w:hanging="360"/>
@@ -7854,7 +8377,7 @@
         </w:rPr>
         <w:t xml:space="preserve">Wikipedia: </w:t>
       </w:r>
-      <w:hyperlink r:id="rId35">
+      <w:hyperlink r:id="rId38">
         <w:r>
           <w:rPr>
             <w:color w:val="1155cc"/>
@@ -7875,7 +8398,7 @@
         <w:pageBreakBefore w:val="0"/>
         <w:numPr>
           <w:ilvl w:val="0"/>
-          <w:numId w:val="2"/>
+          <w:numId w:val="10"/>
         </w:numPr>
         <w:spacing w:before="0" w:beforeAutospacing="0"/>
         <w:ind w:left="720" w:hanging="360"/>
@@ -7898,7 +8421,7 @@
         <w:jc w:val="left"/>
         <w:rPr/>
       </w:pPr>
-      <w:hyperlink r:id="rId36">
+      <w:hyperlink r:id="rId39">
         <w:r>
           <w:rPr>
             <w:color w:val="1155cc"/>
@@ -7926,7 +8449,7 @@
         <w:pageBreakBefore w:val="0"/>
         <w:numPr>
           <w:ilvl w:val="0"/>
-          <w:numId w:val="9"/>
+          <w:numId w:val="7"/>
         </w:numPr>
         <w:ind w:left="432"/>
         <w:rPr>
@@ -7936,8 +8459,8 @@
           <w:szCs w:val="28"/>
         </w:rPr>
       </w:pPr>
-      <w:bookmarkStart w:colFirst="0" w:colLast="0" w:name="_mh0sb6oag3eq" w:id="20"/>
-      <w:bookmarkEnd w:id="20"/>
+      <w:bookmarkStart w:colFirst="0" w:colLast="0" w:name="_mh0sb6oag3eq" w:id="21"/>
+      <w:bookmarkEnd w:id="21"/>
       <w:r>
         <w:rPr>
           <w:rtl w:val="0"/>
@@ -7962,7 +8485,7 @@
         <w:pageBreakBefore w:val="0"/>
         <w:numPr>
           <w:ilvl w:val="0"/>
-          <w:numId w:val="7"/>
+          <w:numId w:val="4"/>
         </w:numPr>
         <w:spacing w:after="0" w:afterAutospacing="0"/>
         <w:ind w:left="720" w:hanging="360"/>
@@ -7979,7 +8502,7 @@
         <w:pageBreakBefore w:val="0"/>
         <w:numPr>
           <w:ilvl w:val="0"/>
-          <w:numId w:val="7"/>
+          <w:numId w:val="4"/>
         </w:numPr>
         <w:spacing w:before="0" w:beforeAutospacing="0"/>
         <w:ind w:left="720" w:hanging="360"/>
@@ -8004,8 +8527,8 @@
       </w:r>
     </w:p>
     <w:sectPr>
-      <w:headerReference r:id="rId37" w:type="default"/>
-      <w:footerReference r:id="rId38" w:type="default"/>
+      <w:headerReference r:id="rId40" w:type="default"/>
+      <w:footerReference r:id="rId41" w:type="default"/>
       <w:type w:val="nextPage"/>
       <w:pgSz w:h="16838" w:w="11906" w:orient="portrait"/>
       <w:pgMar w:bottom="1737" w:top="1623" w:left="1077" w:right="1077" w:header="1134" w:footer="1134"/>
@@ -8441,7 +8964,7 @@
       <w:lvlText w:val="●"/>
       <w:lvlJc w:val="left"/>
       <w:pPr>
-        <w:ind w:left="720" w:hanging="360"/>
+        <w:ind w:left="1440" w:hanging="360"/>
       </w:pPr>
       <w:rPr>
         <w:u w:val="none"/>
@@ -8453,7 +8976,7 @@
       <w:lvlText w:val="○"/>
       <w:lvlJc w:val="left"/>
       <w:pPr>
-        <w:ind w:left="1440" w:hanging="360"/>
+        <w:ind w:left="2160" w:hanging="360"/>
       </w:pPr>
       <w:rPr>
         <w:u w:val="none"/>
@@ -8465,7 +8988,7 @@
       <w:lvlText w:val="■"/>
       <w:lvlJc w:val="left"/>
       <w:pPr>
-        <w:ind w:left="2160" w:hanging="360"/>
+        <w:ind w:left="2880" w:hanging="360"/>
       </w:pPr>
       <w:rPr>
         <w:u w:val="none"/>
@@ -8477,7 +9000,7 @@
       <w:lvlText w:val="●"/>
       <w:lvlJc w:val="left"/>
       <w:pPr>
-        <w:ind w:left="2880" w:hanging="360"/>
+        <w:ind w:left="3600" w:hanging="360"/>
       </w:pPr>
       <w:rPr>
         <w:u w:val="none"/>
@@ -8489,7 +9012,7 @@
       <w:lvlText w:val="○"/>
       <w:lvlJc w:val="left"/>
       <w:pPr>
-        <w:ind w:left="3600" w:hanging="360"/>
+        <w:ind w:left="4320" w:hanging="360"/>
       </w:pPr>
       <w:rPr>
         <w:u w:val="none"/>
@@ -8501,7 +9024,7 @@
       <w:lvlText w:val="■"/>
       <w:lvlJc w:val="left"/>
       <w:pPr>
-        <w:ind w:left="4320" w:hanging="360"/>
+        <w:ind w:left="5040" w:hanging="360"/>
       </w:pPr>
       <w:rPr>
         <w:u w:val="none"/>
@@ -8513,7 +9036,7 @@
       <w:lvlText w:val="●"/>
       <w:lvlJc w:val="left"/>
       <w:pPr>
-        <w:ind w:left="5040" w:hanging="360"/>
+        <w:ind w:left="5760" w:hanging="360"/>
       </w:pPr>
       <w:rPr>
         <w:u w:val="none"/>
@@ -8525,7 +9048,7 @@
       <w:lvlText w:val="○"/>
       <w:lvlJc w:val="left"/>
       <w:pPr>
-        <w:ind w:left="5760" w:hanging="360"/>
+        <w:ind w:left="6480" w:hanging="360"/>
       </w:pPr>
       <w:rPr>
         <w:u w:val="none"/>
@@ -8537,7 +9060,7 @@
       <w:lvlText w:val="■"/>
       <w:lvlJc w:val="left"/>
       <w:pPr>
-        <w:ind w:left="6480" w:hanging="360"/>
+        <w:ind w:left="7200" w:hanging="360"/>
       </w:pPr>
       <w:rPr>
         <w:u w:val="none"/>
@@ -8881,7 +9404,7 @@
       <w:lvlText w:val="●"/>
       <w:lvlJc w:val="left"/>
       <w:pPr>
-        <w:ind w:left="1440" w:hanging="360"/>
+        <w:ind w:left="720" w:hanging="360"/>
       </w:pPr>
       <w:rPr>
         <w:u w:val="none"/>
@@ -8893,7 +9416,7 @@
       <w:lvlText w:val="○"/>
       <w:lvlJc w:val="left"/>
       <w:pPr>
-        <w:ind w:left="2160" w:hanging="360"/>
+        <w:ind w:left="1440" w:hanging="360"/>
       </w:pPr>
       <w:rPr>
         <w:u w:val="none"/>
@@ -8905,7 +9428,7 @@
       <w:lvlText w:val="■"/>
       <w:lvlJc w:val="left"/>
       <w:pPr>
-        <w:ind w:left="2880" w:hanging="360"/>
+        <w:ind w:left="2160" w:hanging="360"/>
       </w:pPr>
       <w:rPr>
         <w:u w:val="none"/>
@@ -8917,7 +9440,7 @@
       <w:lvlText w:val="●"/>
       <w:lvlJc w:val="left"/>
       <w:pPr>
-        <w:ind w:left="3600" w:hanging="360"/>
+        <w:ind w:left="2880" w:hanging="360"/>
       </w:pPr>
       <w:rPr>
         <w:u w:val="none"/>
@@ -8929,7 +9452,7 @@
       <w:lvlText w:val="○"/>
       <w:lvlJc w:val="left"/>
       <w:pPr>
-        <w:ind w:left="4320" w:hanging="360"/>
+        <w:ind w:left="3600" w:hanging="360"/>
       </w:pPr>
       <w:rPr>
         <w:u w:val="none"/>
@@ -8941,7 +9464,7 @@
       <w:lvlText w:val="■"/>
       <w:lvlJc w:val="left"/>
       <w:pPr>
-        <w:ind w:left="5040" w:hanging="360"/>
+        <w:ind w:left="4320" w:hanging="360"/>
       </w:pPr>
       <w:rPr>
         <w:u w:val="none"/>
@@ -8953,7 +9476,7 @@
       <w:lvlText w:val="●"/>
       <w:lvlJc w:val="left"/>
       <w:pPr>
-        <w:ind w:left="5760" w:hanging="360"/>
+        <w:ind w:left="5040" w:hanging="360"/>
       </w:pPr>
       <w:rPr>
         <w:u w:val="none"/>
@@ -8965,7 +9488,7 @@
       <w:lvlText w:val="○"/>
       <w:lvlJc w:val="left"/>
       <w:pPr>
-        <w:ind w:left="6480" w:hanging="360"/>
+        <w:ind w:left="5760" w:hanging="360"/>
       </w:pPr>
       <w:rPr>
         <w:u w:val="none"/>
@@ -8977,7 +9500,7 @@
       <w:lvlText w:val="■"/>
       <w:lvlJc w:val="left"/>
       <w:pPr>
-        <w:ind w:left="7200" w:hanging="360"/>
+        <w:ind w:left="6480" w:hanging="360"/>
       </w:pPr>
       <w:rPr>
         <w:u w:val="none"/>
@@ -8987,111 +9510,93 @@
   <w:abstractNum w:abstractNumId="7">
     <w:lvl w:ilvl="0">
       <w:start w:val="1"/>
-      <w:numFmt w:val="bullet"/>
-      <w:lvlText w:val="●"/>
-      <w:lvlJc w:val="left"/>
-      <w:pPr>
-        <w:ind w:left="720" w:hanging="360"/>
-      </w:pPr>
-      <w:rPr>
-        <w:u w:val="none"/>
-      </w:rPr>
+      <w:numFmt w:val="decimal"/>
+      <w:lvlText w:val="%1."/>
+      <w:lvlJc w:val="left"/>
+      <w:pPr>
+        <w:ind w:left="432" w:hanging="432"/>
+      </w:pPr>
+      <w:rPr/>
     </w:lvl>
     <w:lvl w:ilvl="1">
       <w:start w:val="1"/>
-      <w:numFmt w:val="bullet"/>
-      <w:lvlText w:val="○"/>
-      <w:lvlJc w:val="left"/>
-      <w:pPr>
-        <w:ind w:left="1440" w:hanging="360"/>
-      </w:pPr>
-      <w:rPr>
-        <w:u w:val="none"/>
-      </w:rPr>
+      <w:numFmt w:val="decimal"/>
+      <w:lvlText w:val=" %1.%2 "/>
+      <w:lvlJc w:val="left"/>
+      <w:pPr>
+        <w:ind w:left="576" w:hanging="576"/>
+      </w:pPr>
+      <w:rPr/>
     </w:lvl>
     <w:lvl w:ilvl="2">
       <w:start w:val="1"/>
-      <w:numFmt w:val="bullet"/>
-      <w:lvlText w:val="■"/>
-      <w:lvlJc w:val="left"/>
-      <w:pPr>
-        <w:ind w:left="2160" w:hanging="360"/>
-      </w:pPr>
-      <w:rPr>
-        <w:u w:val="none"/>
-      </w:rPr>
+      <w:numFmt w:val="decimal"/>
+      <w:lvlText w:val=" %1.%2.%3 "/>
+      <w:lvlJc w:val="left"/>
+      <w:pPr>
+        <w:ind w:left="720" w:hanging="720"/>
+      </w:pPr>
+      <w:rPr/>
     </w:lvl>
     <w:lvl w:ilvl="3">
       <w:start w:val="1"/>
-      <w:numFmt w:val="bullet"/>
-      <w:lvlText w:val="●"/>
-      <w:lvlJc w:val="left"/>
-      <w:pPr>
-        <w:ind w:left="2880" w:hanging="360"/>
-      </w:pPr>
-      <w:rPr>
-        <w:u w:val="none"/>
-      </w:rPr>
+      <w:numFmt w:val="decimal"/>
+      <w:lvlText w:val=" %1.%2.%3.%4 "/>
+      <w:lvlJc w:val="left"/>
+      <w:pPr>
+        <w:ind w:left="864" w:hanging="864"/>
+      </w:pPr>
+      <w:rPr/>
     </w:lvl>
     <w:lvl w:ilvl="4">
       <w:start w:val="1"/>
-      <w:numFmt w:val="bullet"/>
-      <w:lvlText w:val="○"/>
-      <w:lvlJc w:val="left"/>
-      <w:pPr>
-        <w:ind w:left="3600" w:hanging="360"/>
-      </w:pPr>
-      <w:rPr>
-        <w:u w:val="none"/>
-      </w:rPr>
+      <w:numFmt w:val="decimal"/>
+      <w:lvlText w:val=" %1.%2.%3.%4.%5 "/>
+      <w:lvlJc w:val="left"/>
+      <w:pPr>
+        <w:ind w:left="1008" w:hanging="1008"/>
+      </w:pPr>
+      <w:rPr/>
     </w:lvl>
     <w:lvl w:ilvl="5">
       <w:start w:val="1"/>
-      <w:numFmt w:val="bullet"/>
-      <w:lvlText w:val="■"/>
-      <w:lvlJc w:val="left"/>
-      <w:pPr>
-        <w:ind w:left="4320" w:hanging="360"/>
-      </w:pPr>
-      <w:rPr>
-        <w:u w:val="none"/>
-      </w:rPr>
+      <w:numFmt w:val="decimal"/>
+      <w:lvlText w:val=" %1.%2.%3.%4.%5.%6 "/>
+      <w:lvlJc w:val="left"/>
+      <w:pPr>
+        <w:ind w:left="1152" w:hanging="1152"/>
+      </w:pPr>
+      <w:rPr/>
     </w:lvl>
     <w:lvl w:ilvl="6">
       <w:start w:val="1"/>
-      <w:numFmt w:val="bullet"/>
-      <w:lvlText w:val="●"/>
-      <w:lvlJc w:val="left"/>
-      <w:pPr>
-        <w:ind w:left="5040" w:hanging="360"/>
-      </w:pPr>
-      <w:rPr>
-        <w:u w:val="none"/>
-      </w:rPr>
+      <w:numFmt w:val="decimal"/>
+      <w:lvlText w:val=" %1.%2.%3.%4.%5.%6.%7 "/>
+      <w:lvlJc w:val="left"/>
+      <w:pPr>
+        <w:ind w:left="1296" w:hanging="1296"/>
+      </w:pPr>
+      <w:rPr/>
     </w:lvl>
     <w:lvl w:ilvl="7">
       <w:start w:val="1"/>
-      <w:numFmt w:val="bullet"/>
-      <w:lvlText w:val="○"/>
-      <w:lvlJc w:val="left"/>
-      <w:pPr>
-        <w:ind w:left="5760" w:hanging="360"/>
-      </w:pPr>
-      <w:rPr>
-        <w:u w:val="none"/>
-      </w:rPr>
+      <w:numFmt w:val="decimal"/>
+      <w:lvlText w:val=" %1.%2.%3.%4.%5.%6.%7.%8 "/>
+      <w:lvlJc w:val="left"/>
+      <w:pPr>
+        <w:ind w:left="1440" w:hanging="1440"/>
+      </w:pPr>
+      <w:rPr/>
     </w:lvl>
     <w:lvl w:ilvl="8">
       <w:start w:val="1"/>
-      <w:numFmt w:val="bullet"/>
-      <w:lvlText w:val="■"/>
-      <w:lvlJc w:val="left"/>
-      <w:pPr>
-        <w:ind w:left="6480" w:hanging="360"/>
-      </w:pPr>
-      <w:rPr>
-        <w:u w:val="none"/>
-      </w:rPr>
+      <w:numFmt w:val="decimal"/>
+      <w:lvlText w:val=" %1.%2.%3.%4.%5.%6.%7.%8.%9 "/>
+      <w:lvlJc w:val="left"/>
+      <w:pPr>
+        <w:ind w:left="1584" w:hanging="1584"/>
+      </w:pPr>
+      <w:rPr/>
     </w:lvl>
   </w:abstractNum>
   <w:abstractNum w:abstractNumId="8">
@@ -9251,7 +9756,7 @@
       <w:lvlText w:val=" %1.%2.%3.%4.%5 "/>
       <w:lvlJc w:val="left"/>
       <w:pPr>
-        <w:ind w:left="1008" w:hanging="1008"/>
+        <w:ind w:left="1008.0000000000001" w:hanging="1008.0000000000001"/>
       </w:pPr>
       <w:rPr/>
     </w:lvl>
@@ -9299,96 +9804,334 @@
   <w:abstractNum w:abstractNumId="10">
     <w:lvl w:ilvl="0">
       <w:start w:val="1"/>
-      <w:numFmt w:val="decimal"/>
-      <w:lvlText w:val="%1."/>
-      <w:lvlJc w:val="left"/>
-      <w:pPr>
-        <w:ind w:left="432" w:hanging="432"/>
-      </w:pPr>
-      <w:rPr/>
+      <w:numFmt w:val="bullet"/>
+      <w:lvlText w:val="●"/>
+      <w:lvlJc w:val="left"/>
+      <w:pPr>
+        <w:ind w:left="720" w:hanging="360"/>
+      </w:pPr>
+      <w:rPr>
+        <w:u w:val="none"/>
+      </w:rPr>
     </w:lvl>
     <w:lvl w:ilvl="1">
       <w:start w:val="1"/>
-      <w:numFmt w:val="decimal"/>
-      <w:lvlText w:val=" %1.%2 "/>
-      <w:lvlJc w:val="left"/>
-      <w:pPr>
-        <w:ind w:left="576" w:hanging="576"/>
-      </w:pPr>
-      <w:rPr/>
+      <w:numFmt w:val="bullet"/>
+      <w:lvlText w:val="○"/>
+      <w:lvlJc w:val="left"/>
+      <w:pPr>
+        <w:ind w:left="1440" w:hanging="360"/>
+      </w:pPr>
+      <w:rPr>
+        <w:u w:val="none"/>
+      </w:rPr>
     </w:lvl>
     <w:lvl w:ilvl="2">
       <w:start w:val="1"/>
-      <w:numFmt w:val="decimal"/>
-      <w:lvlText w:val=" %1.%2.%3 "/>
-      <w:lvlJc w:val="left"/>
-      <w:pPr>
-        <w:ind w:left="720" w:hanging="720"/>
-      </w:pPr>
-      <w:rPr/>
+      <w:numFmt w:val="bullet"/>
+      <w:lvlText w:val="■"/>
+      <w:lvlJc w:val="left"/>
+      <w:pPr>
+        <w:ind w:left="2160" w:hanging="360"/>
+      </w:pPr>
+      <w:rPr>
+        <w:u w:val="none"/>
+      </w:rPr>
     </w:lvl>
     <w:lvl w:ilvl="3">
       <w:start w:val="1"/>
-      <w:numFmt w:val="decimal"/>
-      <w:lvlText w:val=" %1.%2.%3.%4 "/>
-      <w:lvlJc w:val="left"/>
-      <w:pPr>
-        <w:ind w:left="864" w:hanging="864"/>
-      </w:pPr>
-      <w:rPr/>
+      <w:numFmt w:val="bullet"/>
+      <w:lvlText w:val="●"/>
+      <w:lvlJc w:val="left"/>
+      <w:pPr>
+        <w:ind w:left="2880" w:hanging="360"/>
+      </w:pPr>
+      <w:rPr>
+        <w:u w:val="none"/>
+      </w:rPr>
     </w:lvl>
     <w:lvl w:ilvl="4">
       <w:start w:val="1"/>
-      <w:numFmt w:val="decimal"/>
-      <w:lvlText w:val=" %1.%2.%3.%4.%5 "/>
-      <w:lvlJc w:val="left"/>
-      <w:pPr>
-        <w:ind w:left="1008.0000000000001" w:hanging="1008.0000000000001"/>
-      </w:pPr>
-      <w:rPr/>
+      <w:numFmt w:val="bullet"/>
+      <w:lvlText w:val="○"/>
+      <w:lvlJc w:val="left"/>
+      <w:pPr>
+        <w:ind w:left="3600" w:hanging="360"/>
+      </w:pPr>
+      <w:rPr>
+        <w:u w:val="none"/>
+      </w:rPr>
     </w:lvl>
     <w:lvl w:ilvl="5">
       <w:start w:val="1"/>
-      <w:numFmt w:val="decimal"/>
-      <w:lvlText w:val=" %1.%2.%3.%4.%5.%6 "/>
-      <w:lvlJc w:val="left"/>
-      <w:pPr>
-        <w:ind w:left="1152" w:hanging="1152"/>
-      </w:pPr>
-      <w:rPr/>
+      <w:numFmt w:val="bullet"/>
+      <w:lvlText w:val="■"/>
+      <w:lvlJc w:val="left"/>
+      <w:pPr>
+        <w:ind w:left="4320" w:hanging="360"/>
+      </w:pPr>
+      <w:rPr>
+        <w:u w:val="none"/>
+      </w:rPr>
     </w:lvl>
     <w:lvl w:ilvl="6">
       <w:start w:val="1"/>
-      <w:numFmt w:val="decimal"/>
-      <w:lvlText w:val=" %1.%2.%3.%4.%5.%6.%7 "/>
-      <w:lvlJc w:val="left"/>
-      <w:pPr>
-        <w:ind w:left="1296" w:hanging="1296"/>
-      </w:pPr>
-      <w:rPr/>
+      <w:numFmt w:val="bullet"/>
+      <w:lvlText w:val="●"/>
+      <w:lvlJc w:val="left"/>
+      <w:pPr>
+        <w:ind w:left="5040" w:hanging="360"/>
+      </w:pPr>
+      <w:rPr>
+        <w:u w:val="none"/>
+      </w:rPr>
     </w:lvl>
     <w:lvl w:ilvl="7">
       <w:start w:val="1"/>
-      <w:numFmt w:val="decimal"/>
-      <w:lvlText w:val=" %1.%2.%3.%4.%5.%6.%7.%8 "/>
-      <w:lvlJc w:val="left"/>
-      <w:pPr>
-        <w:ind w:left="1440" w:hanging="1440"/>
-      </w:pPr>
-      <w:rPr/>
+      <w:numFmt w:val="bullet"/>
+      <w:lvlText w:val="○"/>
+      <w:lvlJc w:val="left"/>
+      <w:pPr>
+        <w:ind w:left="5760" w:hanging="360"/>
+      </w:pPr>
+      <w:rPr>
+        <w:u w:val="none"/>
+      </w:rPr>
     </w:lvl>
     <w:lvl w:ilvl="8">
       <w:start w:val="1"/>
-      <w:numFmt w:val="decimal"/>
-      <w:lvlText w:val=" %1.%2.%3.%4.%5.%6.%7.%8.%9 "/>
-      <w:lvlJc w:val="left"/>
-      <w:pPr>
-        <w:ind w:left="1584" w:hanging="1584"/>
-      </w:pPr>
-      <w:rPr/>
+      <w:numFmt w:val="bullet"/>
+      <w:lvlText w:val="■"/>
+      <w:lvlJc w:val="left"/>
+      <w:pPr>
+        <w:ind w:left="6480" w:hanging="360"/>
+      </w:pPr>
+      <w:rPr>
+        <w:u w:val="none"/>
+      </w:rPr>
     </w:lvl>
   </w:abstractNum>
   <w:abstractNum w:abstractNumId="11">
+    <w:lvl w:ilvl="0">
+      <w:start w:val="1"/>
+      <w:numFmt w:val="bullet"/>
+      <w:lvlText w:val="●"/>
+      <w:lvlJc w:val="left"/>
+      <w:pPr>
+        <w:ind w:left="720" w:hanging="360"/>
+      </w:pPr>
+      <w:rPr>
+        <w:u w:val="none"/>
+      </w:rPr>
+    </w:lvl>
+    <w:lvl w:ilvl="1">
+      <w:start w:val="1"/>
+      <w:numFmt w:val="bullet"/>
+      <w:lvlText w:val="○"/>
+      <w:lvlJc w:val="left"/>
+      <w:pPr>
+        <w:ind w:left="1440" w:hanging="360"/>
+      </w:pPr>
+      <w:rPr>
+        <w:u w:val="none"/>
+      </w:rPr>
+    </w:lvl>
+    <w:lvl w:ilvl="2">
+      <w:start w:val="1"/>
+      <w:numFmt w:val="bullet"/>
+      <w:lvlText w:val="■"/>
+      <w:lvlJc w:val="left"/>
+      <w:pPr>
+        <w:ind w:left="2160" w:hanging="360"/>
+      </w:pPr>
+      <w:rPr>
+        <w:u w:val="none"/>
+      </w:rPr>
+    </w:lvl>
+    <w:lvl w:ilvl="3">
+      <w:start w:val="1"/>
+      <w:numFmt w:val="bullet"/>
+      <w:lvlText w:val="●"/>
+      <w:lvlJc w:val="left"/>
+      <w:pPr>
+        <w:ind w:left="2880" w:hanging="360"/>
+      </w:pPr>
+      <w:rPr>
+        <w:u w:val="none"/>
+      </w:rPr>
+    </w:lvl>
+    <w:lvl w:ilvl="4">
+      <w:start w:val="1"/>
+      <w:numFmt w:val="bullet"/>
+      <w:lvlText w:val="○"/>
+      <w:lvlJc w:val="left"/>
+      <w:pPr>
+        <w:ind w:left="3600" w:hanging="360"/>
+      </w:pPr>
+      <w:rPr>
+        <w:u w:val="none"/>
+      </w:rPr>
+    </w:lvl>
+    <w:lvl w:ilvl="5">
+      <w:start w:val="1"/>
+      <w:numFmt w:val="bullet"/>
+      <w:lvlText w:val="■"/>
+      <w:lvlJc w:val="left"/>
+      <w:pPr>
+        <w:ind w:left="4320" w:hanging="360"/>
+      </w:pPr>
+      <w:rPr>
+        <w:u w:val="none"/>
+      </w:rPr>
+    </w:lvl>
+    <w:lvl w:ilvl="6">
+      <w:start w:val="1"/>
+      <w:numFmt w:val="bullet"/>
+      <w:lvlText w:val="●"/>
+      <w:lvlJc w:val="left"/>
+      <w:pPr>
+        <w:ind w:left="5040" w:hanging="360"/>
+      </w:pPr>
+      <w:rPr>
+        <w:u w:val="none"/>
+      </w:rPr>
+    </w:lvl>
+    <w:lvl w:ilvl="7">
+      <w:start w:val="1"/>
+      <w:numFmt w:val="bullet"/>
+      <w:lvlText w:val="○"/>
+      <w:lvlJc w:val="left"/>
+      <w:pPr>
+        <w:ind w:left="5760" w:hanging="360"/>
+      </w:pPr>
+      <w:rPr>
+        <w:u w:val="none"/>
+      </w:rPr>
+    </w:lvl>
+    <w:lvl w:ilvl="8">
+      <w:start w:val="1"/>
+      <w:numFmt w:val="bullet"/>
+      <w:lvlText w:val="■"/>
+      <w:lvlJc w:val="left"/>
+      <w:pPr>
+        <w:ind w:left="6480" w:hanging="360"/>
+      </w:pPr>
+      <w:rPr>
+        <w:u w:val="none"/>
+      </w:rPr>
+    </w:lvl>
+  </w:abstractNum>
+  <w:abstractNum w:abstractNumId="12">
+    <w:lvl w:ilvl="0">
+      <w:start w:val="1"/>
+      <w:numFmt w:val="bullet"/>
+      <w:lvlText w:val="●"/>
+      <w:lvlJc w:val="left"/>
+      <w:pPr>
+        <w:ind w:left="720" w:hanging="360"/>
+      </w:pPr>
+      <w:rPr>
+        <w:u w:val="none"/>
+      </w:rPr>
+    </w:lvl>
+    <w:lvl w:ilvl="1">
+      <w:start w:val="1"/>
+      <w:numFmt w:val="bullet"/>
+      <w:lvlText w:val="○"/>
+      <w:lvlJc w:val="left"/>
+      <w:pPr>
+        <w:ind w:left="1440" w:hanging="360"/>
+      </w:pPr>
+      <w:rPr>
+        <w:u w:val="none"/>
+      </w:rPr>
+    </w:lvl>
+    <w:lvl w:ilvl="2">
+      <w:start w:val="1"/>
+      <w:numFmt w:val="bullet"/>
+      <w:lvlText w:val="■"/>
+      <w:lvlJc w:val="left"/>
+      <w:pPr>
+        <w:ind w:left="2160" w:hanging="360"/>
+      </w:pPr>
+      <w:rPr>
+        <w:u w:val="none"/>
+      </w:rPr>
+    </w:lvl>
+    <w:lvl w:ilvl="3">
+      <w:start w:val="1"/>
+      <w:numFmt w:val="bullet"/>
+      <w:lvlText w:val="●"/>
+      <w:lvlJc w:val="left"/>
+      <w:pPr>
+        <w:ind w:left="2880" w:hanging="360"/>
+      </w:pPr>
+      <w:rPr>
+        <w:u w:val="none"/>
+      </w:rPr>
+    </w:lvl>
+    <w:lvl w:ilvl="4">
+      <w:start w:val="1"/>
+      <w:numFmt w:val="bullet"/>
+      <w:lvlText w:val="○"/>
+      <w:lvlJc w:val="left"/>
+      <w:pPr>
+        <w:ind w:left="3600" w:hanging="360"/>
+      </w:pPr>
+      <w:rPr>
+        <w:u w:val="none"/>
+      </w:rPr>
+    </w:lvl>
+    <w:lvl w:ilvl="5">
+      <w:start w:val="1"/>
+      <w:numFmt w:val="bullet"/>
+      <w:lvlText w:val="■"/>
+      <w:lvlJc w:val="left"/>
+      <w:pPr>
+        <w:ind w:left="4320" w:hanging="360"/>
+      </w:pPr>
+      <w:rPr>
+        <w:u w:val="none"/>
+      </w:rPr>
+    </w:lvl>
+    <w:lvl w:ilvl="6">
+      <w:start w:val="1"/>
+      <w:numFmt w:val="bullet"/>
+      <w:lvlText w:val="●"/>
+      <w:lvlJc w:val="left"/>
+      <w:pPr>
+        <w:ind w:left="5040" w:hanging="360"/>
+      </w:pPr>
+      <w:rPr>
+        <w:u w:val="none"/>
+      </w:rPr>
+    </w:lvl>
+    <w:lvl w:ilvl="7">
+      <w:start w:val="1"/>
+      <w:numFmt w:val="bullet"/>
+      <w:lvlText w:val="○"/>
+      <w:lvlJc w:val="left"/>
+      <w:pPr>
+        <w:ind w:left="5760" w:hanging="360"/>
+      </w:pPr>
+      <w:rPr>
+        <w:u w:val="none"/>
+      </w:rPr>
+    </w:lvl>
+    <w:lvl w:ilvl="8">
+      <w:start w:val="1"/>
+      <w:numFmt w:val="bullet"/>
+      <w:lvlText w:val="■"/>
+      <w:lvlJc w:val="left"/>
+      <w:pPr>
+        <w:ind w:left="6480" w:hanging="360"/>
+      </w:pPr>
+      <w:rPr>
+        <w:u w:val="none"/>
+      </w:rPr>
+    </w:lvl>
+  </w:abstractNum>
+  <w:abstractNum w:abstractNumId="13">
     <w:lvl w:ilvl="0">
       <w:start w:val="1"/>
       <w:numFmt w:val="bullet"/>
@@ -9531,6 +10274,12 @@
   <w:num w:numId="11">
     <w:abstractNumId w:val="11"/>
   </w:num>
+  <w:num w:numId="12">
+    <w:abstractNumId w:val="12"/>
+  </w:num>
+  <w:num w:numId="13">
+    <w:abstractNumId w:val="13"/>
+  </w:num>
 </w:numbering>
 </file>
 
@@ -9553,11 +10302,19 @@
       </w:pPr>
     </w:pPrDefault>
   </w:docDefaults>
+  <w:style w:type="table" w:styleId="TableNormal" w:default="1">
+    <w:name w:val="TableNormal"/>
+    <w:tblPr>
+      <w:tblCellMar>
+        <w:top w:w="100.0" w:type="dxa"/>
+        <w:left w:w="100.0" w:type="dxa"/>
+        <w:bottom w:w="100.0" w:type="dxa"/>
+        <w:right w:w="100.0" w:type="dxa"/>
+      </w:tblCellMar>
+    </w:tblPr>
+  </w:style>
   <w:style w:type="paragraph" w:styleId="Normal" w:default="1">
     <w:name w:val="normal"/>
-  </w:style>
-  <w:style w:type="table" w:styleId="TableNormal" w:default="1">
-    <w:name w:val="Table Normal"/>
   </w:style>
   <w:style w:type="paragraph" w:styleId="Heading1">
     <w:name w:val="heading 1"/>
@@ -9706,12 +10463,6 @@
     <w:tblPr>
       <w:tblStyleRowBandSize w:val="1"/>
       <w:tblStyleColBandSize w:val="1"/>
-      <w:tblCellMar>
-        <w:top w:w="100.0" w:type="dxa"/>
-        <w:left w:w="100.0" w:type="dxa"/>
-        <w:bottom w:w="100.0" w:type="dxa"/>
-        <w:right w:w="100.0" w:type="dxa"/>
-      </w:tblCellMar>
     </w:tblPr>
   </w:style>
   <w:style w:type="table" w:styleId="Table2">
@@ -9719,12 +10470,6 @@
     <w:tblPr>
       <w:tblStyleRowBandSize w:val="1"/>
       <w:tblStyleColBandSize w:val="1"/>
-      <w:tblCellMar>
-        <w:top w:w="100.0" w:type="dxa"/>
-        <w:left w:w="100.0" w:type="dxa"/>
-        <w:bottom w:w="100.0" w:type="dxa"/>
-        <w:right w:w="100.0" w:type="dxa"/>
-      </w:tblCellMar>
     </w:tblPr>
   </w:style>
   <w:style w:type="table" w:styleId="Table3">
@@ -9732,12 +10477,6 @@
     <w:tblPr>
       <w:tblStyleRowBandSize w:val="1"/>
       <w:tblStyleColBandSize w:val="1"/>
-      <w:tblCellMar>
-        <w:top w:w="100.0" w:type="dxa"/>
-        <w:left w:w="100.0" w:type="dxa"/>
-        <w:bottom w:w="100.0" w:type="dxa"/>
-        <w:right w:w="100.0" w:type="dxa"/>
-      </w:tblCellMar>
     </w:tblPr>
   </w:style>
   <w:style w:type="table" w:styleId="Table4">
@@ -9745,12 +10484,6 @@
     <w:tblPr>
       <w:tblStyleRowBandSize w:val="1"/>
       <w:tblStyleColBandSize w:val="1"/>
-      <w:tblCellMar>
-        <w:top w:w="100.0" w:type="dxa"/>
-        <w:left w:w="100.0" w:type="dxa"/>
-        <w:bottom w:w="100.0" w:type="dxa"/>
-        <w:right w:w="100.0" w:type="dxa"/>
-      </w:tblCellMar>
     </w:tblPr>
   </w:style>
   <w:style w:type="table" w:styleId="Table5">
@@ -9758,12 +10491,6 @@
     <w:tblPr>
       <w:tblStyleRowBandSize w:val="1"/>
       <w:tblStyleColBandSize w:val="1"/>
-      <w:tblCellMar>
-        <w:top w:w="100.0" w:type="dxa"/>
-        <w:left w:w="100.0" w:type="dxa"/>
-        <w:bottom w:w="100.0" w:type="dxa"/>
-        <w:right w:w="100.0" w:type="dxa"/>
-      </w:tblCellMar>
     </w:tblPr>
   </w:style>
   <w:style w:type="table" w:styleId="Table6">
@@ -9771,12 +10498,6 @@
     <w:tblPr>
       <w:tblStyleRowBandSize w:val="1"/>
       <w:tblStyleColBandSize w:val="1"/>
-      <w:tblCellMar>
-        <w:top w:w="100.0" w:type="dxa"/>
-        <w:left w:w="100.0" w:type="dxa"/>
-        <w:bottom w:w="100.0" w:type="dxa"/>
-        <w:right w:w="100.0" w:type="dxa"/>
-      </w:tblCellMar>
     </w:tblPr>
   </w:style>
   <w:style w:type="table" w:styleId="Table7">
@@ -9784,12 +10505,6 @@
     <w:tblPr>
       <w:tblStyleRowBandSize w:val="1"/>
       <w:tblStyleColBandSize w:val="1"/>
-      <w:tblCellMar>
-        <w:top w:w="100.0" w:type="dxa"/>
-        <w:left w:w="100.0" w:type="dxa"/>
-        <w:bottom w:w="100.0" w:type="dxa"/>
-        <w:right w:w="100.0" w:type="dxa"/>
-      </w:tblCellMar>
     </w:tblPr>
   </w:style>
 </w:styles>

--- a/valencia/UD05/UD05 - Entorn de desenvolupament i primer mòdul Odoo.docx
+++ b/valencia/UD05/UD05 - Entorn de desenvolupament i primer mòdul Odoo.docx
@@ -17,6 +17,7 @@
         <w:rPr>
           <w:rFonts w:ascii="Proxima Nova" w:cs="Proxima Nova" w:eastAsia="Proxima Nova" w:hAnsi="Proxima Nova"/>
           <w:b w:val="0"/>
+          <w:bCs w:val="0"/>
           <w:color w:val="669966"/>
           <w:sz w:val="48"/>
           <w:szCs w:val="48"/>
@@ -155,6 +156,7 @@
         <w:rPr>
           <w:rFonts w:ascii="Raleway" w:cs="Raleway" w:eastAsia="Raleway" w:hAnsi="Raleway"/>
           <w:b w:val="1"/>
+          <w:bCs w:val="1"/>
           <w:smallCaps w:val="0"/>
           <w:color w:val="1a1a1a"/>
           <w:sz w:val="40"/>
@@ -188,12 +190,12 @@
             <wp:extent cx="765353" cy="265748"/>
             <wp:effectExtent b="0" l="0" r="0" t="0"/>
             <wp:wrapSquare wrapText="bothSides" distB="57150" distT="57150" distL="57150" distR="57150"/>
-            <wp:docPr id="5" name="image2.png"/>
+            <wp:docPr id="5" name="image7.png"/>
             <a:graphic>
               <a:graphicData uri="http://schemas.openxmlformats.org/drawingml/2006/picture">
                 <pic:pic>
                   <pic:nvPicPr>
-                    <pic:cNvPr id="0" name="image2.png"/>
+                    <pic:cNvPr id="0" name="image7.png"/>
                     <pic:cNvPicPr preferRelativeResize="0"/>
                   </pic:nvPicPr>
                   <pic:blipFill>
@@ -281,6 +283,7 @@
         <w:rPr>
           <w:rFonts w:ascii="Verdana" w:cs="Verdana" w:eastAsia="Verdana" w:hAnsi="Verdana"/>
           <w:b w:val="1"/>
+          <w:bCs w:val="1"/>
           <w:sz w:val="20"/>
           <w:szCs w:val="20"/>
         </w:rPr>
@@ -301,6 +304,7 @@
         <w:rPr>
           <w:rFonts w:ascii="Verdana" w:cs="Verdana" w:eastAsia="Verdana" w:hAnsi="Verdana"/>
           <w:b w:val="1"/>
+          <w:bCs w:val="1"/>
           <w:sz w:val="20"/>
           <w:szCs w:val="20"/>
           <w:rtl w:val="0"/>
@@ -334,12 +338,12 @@
             <wp:extent cx="765353" cy="265748"/>
             <wp:effectExtent b="0" l="0" r="0" t="0"/>
             <wp:wrapSquare wrapText="bothSides" distB="57150" distT="57150" distL="57150" distR="57150"/>
-            <wp:docPr id="3" name="image2.png"/>
+            <wp:docPr id="3" name="image7.png"/>
             <a:graphic>
               <a:graphicData uri="http://schemas.openxmlformats.org/drawingml/2006/picture">
                 <pic:pic>
                   <pic:nvPicPr>
-                    <pic:cNvPr id="0" name="image2.png"/>
+                    <pic:cNvPr id="0" name="image7.png"/>
                     <pic:cNvPicPr preferRelativeResize="0"/>
                   </pic:nvPicPr>
                   <pic:blipFill>
@@ -413,7 +417,9 @@
         <w:rPr>
           <w:rFonts w:ascii="Calibri" w:cs="Calibri" w:eastAsia="Calibri" w:hAnsi="Calibri"/>
           <w:b w:val="0"/>
+          <w:bCs w:val="0"/>
           <w:i w:val="0"/>
+          <w:iCs w:val="0"/>
           <w:smallCaps w:val="0"/>
           <w:strike w:val="0"/>
           <w:color w:val="000000"/>
@@ -428,7 +434,9 @@
         <w:rPr>
           <w:rFonts w:ascii="Calibri" w:cs="Calibri" w:eastAsia="Calibri" w:hAnsi="Calibri"/>
           <w:b w:val="0"/>
+          <w:bCs w:val="0"/>
           <w:i w:val="0"/>
+          <w:iCs w:val="0"/>
           <w:smallCaps w:val="0"/>
           <w:strike w:val="0"/>
           <w:color w:val="336633"/>
@@ -467,7 +475,9 @@
         <w:rPr>
           <w:rFonts w:ascii="Calibri" w:cs="Calibri" w:eastAsia="Calibri" w:hAnsi="Calibri"/>
           <w:b w:val="0"/>
+          <w:bCs w:val="0"/>
           <w:i w:val="0"/>
+          <w:iCs w:val="0"/>
           <w:smallCaps w:val="0"/>
           <w:strike w:val="0"/>
           <w:color w:val="000000"/>
@@ -482,7 +492,9 @@
         <w:rPr>
           <w:rFonts w:ascii="Calibri" w:cs="Calibri" w:eastAsia="Calibri" w:hAnsi="Calibri"/>
           <w:b w:val="0"/>
+          <w:bCs w:val="0"/>
           <w:i w:val="0"/>
+          <w:iCs w:val="0"/>
           <w:smallCaps w:val="0"/>
           <w:strike w:val="0"/>
           <w:color w:val="000000"/>
@@ -505,7 +517,9 @@
         <w:rPr>
           <w:rFonts w:ascii="Calibri" w:cs="Calibri" w:eastAsia="Calibri" w:hAnsi="Calibri"/>
           <w:b w:val="0"/>
+          <w:bCs w:val="0"/>
           <w:i w:val="0"/>
+          <w:iCs w:val="0"/>
           <w:smallCaps w:val="0"/>
           <w:strike w:val="0"/>
           <w:color w:val="000000"/>
@@ -539,7 +553,9 @@
         <w:rPr>
           <w:rFonts w:ascii="Calibri" w:cs="Calibri" w:eastAsia="Calibri" w:hAnsi="Calibri"/>
           <w:b w:val="0"/>
+          <w:bCs w:val="0"/>
           <w:i w:val="0"/>
+          <w:iCs w:val="0"/>
           <w:smallCaps w:val="0"/>
           <w:strike w:val="0"/>
           <w:color w:val="000000"/>
@@ -570,11 +586,13 @@
         <w:ind w:left="566.9291338582675" w:right="57" w:firstLine="0"/>
         <w:rPr>
           <w:b w:val="1"/>
+          <w:bCs w:val="1"/>
         </w:rPr>
       </w:pPr>
       <w:r>
         <w:rPr>
           <w:b w:val="1"/>
+          <w:bCs w:val="1"/>
           <w:sz w:val="20"/>
           <w:szCs w:val="20"/>
           <w:rtl w:val="0"/>
@@ -584,6 +602,7 @@
       <w:r>
         <w:rPr>
           <w:b w:val="1"/>
+          <w:bCs w:val="1"/>
           <w:rtl w:val="0"/>
         </w:rPr>
         <w:t xml:space="preserve">Important</w:t>
@@ -614,12 +633,14 @@
         <w:ind w:left="566.9291338582675" w:right="57" w:firstLine="0"/>
         <w:rPr>
           <w:b w:val="1"/>
+          <w:bCs w:val="1"/>
         </w:rPr>
       </w:pPr>
       <w:r>
         <w:rPr>
           <w:rFonts w:ascii="Pacifico" w:cs="Pacifico" w:eastAsia="Pacifico" w:hAnsi="Pacifico"/>
           <w:b w:val="1"/>
+          <w:bCs w:val="1"/>
           <w:sz w:val="20"/>
           <w:szCs w:val="20"/>
           <w:rtl w:val="0"/>
@@ -630,6 +651,7 @@
         <w:rPr>
           <w:rFonts w:ascii="Arimo" w:cs="Arimo" w:eastAsia="Arimo" w:hAnsi="Arimo"/>
           <w:b w:val="1"/>
+          <w:bCs w:val="1"/>
           <w:sz w:val="20"/>
           <w:szCs w:val="20"/>
           <w:rtl w:val="0"/>
@@ -639,6 +661,7 @@
       <w:r>
         <w:rPr>
           <w:b w:val="1"/>
+          <w:bCs w:val="1"/>
           <w:rtl w:val="0"/>
         </w:rPr>
         <w:t xml:space="preserve">Atenció</w:t>
@@ -670,6 +693,7 @@
         <w:rPr>
           <w:rFonts w:ascii="Arimo" w:cs="Arimo" w:eastAsia="Arimo" w:hAnsi="Arimo"/>
           <w:b w:val="1"/>
+          <w:bCs w:val="1"/>
           <w:sz w:val="20"/>
           <w:szCs w:val="20"/>
         </w:rPr>
@@ -677,6 +701,7 @@
       <w:r>
         <w:rPr>
           <w:b w:val="1"/>
+          <w:bCs w:val="1"/>
           <w:sz w:val="20"/>
           <w:szCs w:val="20"/>
           <w:rtl w:val="0"/>
@@ -686,6 +711,7 @@
       <w:r>
         <w:rPr>
           <w:b w:val="1"/>
+          <w:bCs w:val="1"/>
           <w:rtl w:val="0"/>
         </w:rPr>
         <w:t xml:space="preserve"> Interessant</w:t>
@@ -716,7 +742,9 @@
         <w:rPr>
           <w:rFonts w:ascii="Arial" w:cs="Arial" w:eastAsia="Arial" w:hAnsi="Arial"/>
           <w:b w:val="1"/>
+          <w:bCs w:val="1"/>
           <w:i w:val="0"/>
+          <w:iCs w:val="0"/>
           <w:smallCaps w:val="1"/>
           <w:strike w:val="0"/>
           <w:color w:val="000000"/>
@@ -731,7 +759,9 @@
         <w:rPr>
           <w:rFonts w:ascii="Arial" w:cs="Arial" w:eastAsia="Arial" w:hAnsi="Arial"/>
           <w:b w:val="1"/>
+          <w:bCs w:val="1"/>
           <w:i w:val="0"/>
+          <w:iCs w:val="0"/>
           <w:smallCaps w:val="1"/>
           <w:strike w:val="0"/>
           <w:color w:val="000000"/>
@@ -747,7 +777,7 @@
     </w:p>
     <w:sdt>
       <w:sdtPr>
-        <w:id w:val="-1898157045"/>
+        <w:id w:val="-193509465"/>
         <w:docPartObj>
           <w:docPartGallery w:val="Table of Contents"/>
           <w:docPartUnique w:val="1"/>
@@ -762,14 +792,16 @@
             <w:spacing w:after="0" w:before="60" w:lineRule="auto"/>
             <w:jc w:val="left"/>
             <w:rPr>
-              <w:rFonts w:ascii="Verdana" w:cs="Verdana" w:eastAsia="Verdana" w:hAnsi="Verdana"/>
+              <w:rFonts w:ascii="Arial" w:cs="Arial" w:eastAsia="Arial" w:hAnsi="Arial"/>
               <w:b w:val="1"/>
+              <w:bCs w:val="1"/>
               <w:i w:val="0"/>
+              <w:iCs w:val="0"/>
               <w:smallCaps w:val="0"/>
               <w:strike w:val="0"/>
               <w:color w:val="000000"/>
-              <w:sz w:val="20"/>
-              <w:szCs w:val="20"/>
+              <w:sz w:val="22"/>
+              <w:szCs w:val="22"/>
               <w:u w:val="none"/>
               <w:shd w:fill="auto" w:val="clear"/>
               <w:vertAlign w:val="baseline"/>
@@ -785,7 +817,9 @@
               <w:rPr>
                 <w:rFonts w:ascii="Verdana" w:cs="Verdana" w:eastAsia="Verdana" w:hAnsi="Verdana"/>
                 <w:b w:val="1"/>
+                <w:bCs w:val="1"/>
                 <w:i w:val="0"/>
+                <w:iCs w:val="0"/>
                 <w:smallCaps w:val="0"/>
                 <w:strike w:val="0"/>
                 <w:color w:val="000000"/>
@@ -816,14 +850,16 @@
             <w:ind w:left="360" w:firstLine="0"/>
             <w:jc w:val="left"/>
             <w:rPr>
-              <w:rFonts w:ascii="Verdana" w:cs="Verdana" w:eastAsia="Verdana" w:hAnsi="Verdana"/>
-              <w:b w:val="1"/>
+              <w:rFonts w:ascii="Arial" w:cs="Arial" w:eastAsia="Arial" w:hAnsi="Arial"/>
+              <w:b w:val="0"/>
+              <w:bCs w:val="0"/>
               <w:i w:val="0"/>
+              <w:iCs w:val="0"/>
               <w:smallCaps w:val="0"/>
               <w:strike w:val="0"/>
               <w:color w:val="000000"/>
-              <w:sz w:val="20"/>
-              <w:szCs w:val="20"/>
+              <w:sz w:val="22"/>
+              <w:szCs w:val="22"/>
               <w:u w:val="none"/>
               <w:shd w:fill="auto" w:val="clear"/>
               <w:vertAlign w:val="baseline"/>
@@ -834,7 +870,9 @@
               <w:rPr>
                 <w:rFonts w:ascii="Verdana" w:cs="Verdana" w:eastAsia="Verdana" w:hAnsi="Verdana"/>
                 <w:b w:val="1"/>
+                <w:bCs w:val="1"/>
                 <w:i w:val="0"/>
+                <w:iCs w:val="0"/>
                 <w:smallCaps w:val="0"/>
                 <w:strike w:val="0"/>
                 <w:color w:val="000000"/>
@@ -848,880 +886,6 @@
               <w:t xml:space="preserve">1.1  Com orientarem aquesta unitat?</w:t>
               <w:tab/>
               <w:t xml:space="preserve">3</w:t>
-            </w:r>
-          </w:hyperlink>
-          <w:r>
-            <w:rPr>
-              <w:rtl w:val="0"/>
-            </w:rPr>
-          </w:r>
-        </w:p>
-        <w:p>
-          <w:pPr>
-            <w:tabs>
-              <w:tab w:val="right" w:leader="none" w:pos="12000"/>
-            </w:tabs>
-            <w:spacing w:after="0" w:before="60" w:lineRule="auto"/>
-            <w:jc w:val="left"/>
-            <w:rPr>
-              <w:rFonts w:ascii="Verdana" w:cs="Verdana" w:eastAsia="Verdana" w:hAnsi="Verdana"/>
-              <w:b w:val="1"/>
-              <w:i w:val="0"/>
-              <w:smallCaps w:val="0"/>
-              <w:strike w:val="0"/>
-              <w:color w:val="000000"/>
-              <w:sz w:val="20"/>
-              <w:szCs w:val="20"/>
-              <w:u w:val="none"/>
-              <w:shd w:fill="auto" w:val="clear"/>
-              <w:vertAlign w:val="baseline"/>
-            </w:rPr>
-          </w:pPr>
-          <w:hyperlink w:anchor="_1b17ag3uvbih">
-            <w:r>
-              <w:rPr>
-                <w:rFonts w:ascii="Verdana" w:cs="Verdana" w:eastAsia="Verdana" w:hAnsi="Verdana"/>
-                <w:b w:val="1"/>
-                <w:i w:val="0"/>
-                <w:smallCaps w:val="0"/>
-                <w:strike w:val="0"/>
-                <w:color w:val="000000"/>
-                <w:sz w:val="20"/>
-                <w:szCs w:val="20"/>
-                <w:u w:val="none"/>
-                <w:shd w:fill="auto" w:val="clear"/>
-                <w:vertAlign w:val="baseline"/>
-                <w:rtl w:val="0"/>
-              </w:rPr>
-              <w:t xml:space="preserve">2. Creant un directori per a mòduls</w:t>
-              <w:tab/>
-              <w:t xml:space="preserve">3</w:t>
-            </w:r>
-          </w:hyperlink>
-          <w:r>
-            <w:rPr>
-              <w:rtl w:val="0"/>
-            </w:rPr>
-          </w:r>
-        </w:p>
-        <w:p>
-          <w:pPr>
-            <w:tabs>
-              <w:tab w:val="right" w:leader="none" w:pos="12000"/>
-            </w:tabs>
-            <w:spacing w:after="0" w:before="60" w:lineRule="auto"/>
-            <w:ind w:left="360" w:firstLine="0"/>
-            <w:jc w:val="left"/>
-            <w:rPr>
-              <w:rFonts w:ascii="Verdana" w:cs="Verdana" w:eastAsia="Verdana" w:hAnsi="Verdana"/>
-              <w:b w:val="1"/>
-              <w:i w:val="0"/>
-              <w:smallCaps w:val="0"/>
-              <w:strike w:val="0"/>
-              <w:color w:val="000000"/>
-              <w:sz w:val="20"/>
-              <w:szCs w:val="20"/>
-              <w:u w:val="none"/>
-              <w:shd w:fill="auto" w:val="clear"/>
-              <w:vertAlign w:val="baseline"/>
-            </w:rPr>
-          </w:pPr>
-          <w:hyperlink w:anchor="_oulfqzxjw0x0">
-            <w:r>
-              <w:rPr>
-                <w:rFonts w:ascii="Verdana" w:cs="Verdana" w:eastAsia="Verdana" w:hAnsi="Verdana"/>
-                <w:b w:val="1"/>
-                <w:i w:val="0"/>
-                <w:smallCaps w:val="0"/>
-                <w:strike w:val="0"/>
-                <w:color w:val="000000"/>
-                <w:sz w:val="20"/>
-                <w:szCs w:val="20"/>
-                <w:u w:val="none"/>
-                <w:shd w:fill="auto" w:val="clear"/>
-                <w:vertAlign w:val="baseline"/>
-                <w:rtl w:val="0"/>
-              </w:rPr>
-              <w:t xml:space="preserve">2.1  Instal·lació manual</w:t>
-              <w:tab/>
-              <w:t xml:space="preserve">3</w:t>
-            </w:r>
-          </w:hyperlink>
-          <w:r>
-            <w:rPr>
-              <w:rtl w:val="0"/>
-            </w:rPr>
-          </w:r>
-        </w:p>
-        <w:p>
-          <w:pPr>
-            <w:tabs>
-              <w:tab w:val="right" w:leader="none" w:pos="12000"/>
-            </w:tabs>
-            <w:spacing w:after="0" w:before="60" w:lineRule="auto"/>
-            <w:ind w:left="360" w:firstLine="0"/>
-            <w:jc w:val="left"/>
-            <w:rPr>
-              <w:rFonts w:ascii="Verdana" w:cs="Verdana" w:eastAsia="Verdana" w:hAnsi="Verdana"/>
-              <w:b w:val="1"/>
-              <w:i w:val="0"/>
-              <w:smallCaps w:val="0"/>
-              <w:strike w:val="0"/>
-              <w:color w:val="000000"/>
-              <w:sz w:val="20"/>
-              <w:szCs w:val="20"/>
-              <w:u w:val="none"/>
-              <w:shd w:fill="auto" w:val="clear"/>
-              <w:vertAlign w:val="baseline"/>
-            </w:rPr>
-          </w:pPr>
-          <w:hyperlink w:anchor="_z04z158inwa5">
-            <w:r>
-              <w:rPr>
-                <w:rFonts w:ascii="Verdana" w:cs="Verdana" w:eastAsia="Verdana" w:hAnsi="Verdana"/>
-                <w:b w:val="1"/>
-                <w:i w:val="0"/>
-                <w:smallCaps w:val="0"/>
-                <w:strike w:val="0"/>
-                <w:color w:val="000000"/>
-                <w:sz w:val="20"/>
-                <w:szCs w:val="20"/>
-                <w:u w:val="none"/>
-                <w:shd w:fill="auto" w:val="clear"/>
-                <w:vertAlign w:val="baseline"/>
-                <w:rtl w:val="0"/>
-              </w:rPr>
-              <w:t xml:space="preserve">2.2  Instal·lació mitjançant Docker i Docker Compose</w:t>
-              <w:tab/>
-              <w:t xml:space="preserve">4</w:t>
-            </w:r>
-          </w:hyperlink>
-          <w:r>
-            <w:rPr>
-              <w:rtl w:val="0"/>
-            </w:rPr>
-          </w:r>
-        </w:p>
-        <w:p>
-          <w:pPr>
-            <w:tabs>
-              <w:tab w:val="right" w:leader="none" w:pos="12000"/>
-            </w:tabs>
-            <w:spacing w:after="0" w:before="60" w:lineRule="auto"/>
-            <w:jc w:val="left"/>
-            <w:rPr>
-              <w:rFonts w:ascii="Verdana" w:cs="Verdana" w:eastAsia="Verdana" w:hAnsi="Verdana"/>
-              <w:b w:val="1"/>
-              <w:i w:val="0"/>
-              <w:smallCaps w:val="0"/>
-              <w:strike w:val="0"/>
-              <w:color w:val="000000"/>
-              <w:sz w:val="20"/>
-              <w:szCs w:val="20"/>
-              <w:u w:val="none"/>
-              <w:shd w:fill="auto" w:val="clear"/>
-              <w:vertAlign w:val="baseline"/>
-            </w:rPr>
-          </w:pPr>
-          <w:hyperlink w:anchor="_6wtgahu4vfxo">
-            <w:r>
-              <w:rPr>
-                <w:rFonts w:ascii="Verdana" w:cs="Verdana" w:eastAsia="Verdana" w:hAnsi="Verdana"/>
-                <w:b w:val="1"/>
-                <w:i w:val="0"/>
-                <w:smallCaps w:val="0"/>
-                <w:strike w:val="0"/>
-                <w:color w:val="000000"/>
-                <w:sz w:val="20"/>
-                <w:szCs w:val="20"/>
-                <w:u w:val="none"/>
-                <w:shd w:fill="auto" w:val="clear"/>
-                <w:vertAlign w:val="baseline"/>
-                <w:rtl w:val="0"/>
-              </w:rPr>
-              <w:t xml:space="preserve">3. Entorn de desenvolupament</w:t>
-              <w:tab/>
-              <w:t xml:space="preserve">4</w:t>
-            </w:r>
-          </w:hyperlink>
-          <w:r>
-            <w:rPr>
-              <w:rtl w:val="0"/>
-            </w:rPr>
-          </w:r>
-        </w:p>
-        <w:p>
-          <w:pPr>
-            <w:tabs>
-              <w:tab w:val="right" w:leader="none" w:pos="12000"/>
-            </w:tabs>
-            <w:spacing w:after="0" w:before="60" w:lineRule="auto"/>
-            <w:ind w:left="360" w:firstLine="0"/>
-            <w:jc w:val="left"/>
-            <w:rPr>
-              <w:rFonts w:ascii="Verdana" w:cs="Verdana" w:eastAsia="Verdana" w:hAnsi="Verdana"/>
-              <w:b w:val="1"/>
-              <w:i w:val="0"/>
-              <w:smallCaps w:val="0"/>
-              <w:strike w:val="0"/>
-              <w:color w:val="000000"/>
-              <w:sz w:val="20"/>
-              <w:szCs w:val="20"/>
-              <w:u w:val="none"/>
-              <w:shd w:fill="auto" w:val="clear"/>
-              <w:vertAlign w:val="baseline"/>
-            </w:rPr>
-          </w:pPr>
-          <w:hyperlink w:anchor="_j6cs3eapsu61">
-            <w:r>
-              <w:rPr>
-                <w:rFonts w:ascii="Verdana" w:cs="Verdana" w:eastAsia="Verdana" w:hAnsi="Verdana"/>
-                <w:b w:val="1"/>
-                <w:i w:val="0"/>
-                <w:smallCaps w:val="0"/>
-                <w:strike w:val="0"/>
-                <w:color w:val="000000"/>
-                <w:sz w:val="20"/>
-                <w:szCs w:val="20"/>
-                <w:u w:val="none"/>
-                <w:shd w:fill="auto" w:val="clear"/>
-                <w:vertAlign w:val="baseline"/>
-                <w:rtl w:val="0"/>
-              </w:rPr>
-              <w:t xml:space="preserve">3.1  Visual Studio Code</w:t>
-              <w:tab/>
-              <w:t xml:space="preserve">4</w:t>
-            </w:r>
-          </w:hyperlink>
-          <w:r>
-            <w:rPr>
-              <w:rtl w:val="0"/>
-            </w:rPr>
-          </w:r>
-        </w:p>
-        <w:p>
-          <w:pPr>
-            <w:tabs>
-              <w:tab w:val="right" w:leader="none" w:pos="12000"/>
-            </w:tabs>
-            <w:spacing w:after="0" w:before="60" w:lineRule="auto"/>
-            <w:ind w:left="360" w:firstLine="0"/>
-            <w:jc w:val="left"/>
-            <w:rPr>
-              <w:rFonts w:ascii="Verdana" w:cs="Verdana" w:eastAsia="Verdana" w:hAnsi="Verdana"/>
-              <w:b w:val="1"/>
-              <w:i w:val="0"/>
-              <w:smallCaps w:val="0"/>
-              <w:strike w:val="0"/>
-              <w:color w:val="000000"/>
-              <w:sz w:val="20"/>
-              <w:szCs w:val="20"/>
-              <w:u w:val="none"/>
-              <w:shd w:fill="auto" w:val="clear"/>
-              <w:vertAlign w:val="baseline"/>
-            </w:rPr>
-          </w:pPr>
-          <w:hyperlink w:anchor="_bdf45qv0dzmu">
-            <w:r>
-              <w:rPr>
-                <w:rFonts w:ascii="Verdana" w:cs="Verdana" w:eastAsia="Verdana" w:hAnsi="Verdana"/>
-                <w:b w:val="1"/>
-                <w:i w:val="0"/>
-                <w:smallCaps w:val="0"/>
-                <w:strike w:val="0"/>
-                <w:color w:val="000000"/>
-                <w:sz w:val="20"/>
-                <w:szCs w:val="20"/>
-                <w:u w:val="none"/>
-                <w:shd w:fill="auto" w:val="clear"/>
-                <w:vertAlign w:val="baseline"/>
-                <w:rtl w:val="0"/>
-              </w:rPr>
-              <w:t xml:space="preserve">3.2  Control de versions usant Git + Visual Studio Code</w:t>
-              <w:tab/>
-              <w:t xml:space="preserve">5</w:t>
-            </w:r>
-          </w:hyperlink>
-          <w:r>
-            <w:rPr>
-              <w:rtl w:val="0"/>
-            </w:rPr>
-          </w:r>
-        </w:p>
-        <w:p>
-          <w:pPr>
-            <w:tabs>
-              <w:tab w:val="right" w:leader="none" w:pos="12000"/>
-            </w:tabs>
-            <w:spacing w:after="0" w:before="60" w:lineRule="auto"/>
-            <w:ind w:left="360" w:firstLine="0"/>
-            <w:jc w:val="left"/>
-            <w:rPr>
-              <w:rFonts w:ascii="Verdana" w:cs="Verdana" w:eastAsia="Verdana" w:hAnsi="Verdana"/>
-              <w:b w:val="1"/>
-              <w:i w:val="0"/>
-              <w:smallCaps w:val="0"/>
-              <w:strike w:val="0"/>
-              <w:color w:val="000000"/>
-              <w:sz w:val="20"/>
-              <w:szCs w:val="20"/>
-              <w:u w:val="none"/>
-              <w:shd w:fill="auto" w:val="clear"/>
-              <w:vertAlign w:val="baseline"/>
-            </w:rPr>
-          </w:pPr>
-          <w:hyperlink w:anchor="_sx01e9gaxowv">
-            <w:r>
-              <w:rPr>
-                <w:rFonts w:ascii="Verdana" w:cs="Verdana" w:eastAsia="Verdana" w:hAnsi="Verdana"/>
-                <w:b w:val="1"/>
-                <w:i w:val="0"/>
-                <w:smallCaps w:val="0"/>
-                <w:strike w:val="0"/>
-                <w:color w:val="000000"/>
-                <w:sz w:val="20"/>
-                <w:szCs w:val="20"/>
-                <w:u w:val="none"/>
-                <w:shd w:fill="auto" w:val="clear"/>
-                <w:vertAlign w:val="baseline"/>
-                <w:rtl w:val="0"/>
-              </w:rPr>
-              <w:t xml:space="preserve">3.3  PyCharm</w:t>
-              <w:tab/>
-              <w:t xml:space="preserve">5</w:t>
-            </w:r>
-          </w:hyperlink>
-          <w:r>
-            <w:rPr>
-              <w:rtl w:val="0"/>
-            </w:rPr>
-          </w:r>
-        </w:p>
-        <w:p>
-          <w:pPr>
-            <w:tabs>
-              <w:tab w:val="right" w:leader="none" w:pos="12000"/>
-            </w:tabs>
-            <w:spacing w:after="0" w:before="60" w:lineRule="auto"/>
-            <w:ind w:left="360" w:firstLine="0"/>
-            <w:jc w:val="left"/>
-            <w:rPr>
-              <w:rFonts w:ascii="Verdana" w:cs="Verdana" w:eastAsia="Verdana" w:hAnsi="Verdana"/>
-              <w:b w:val="1"/>
-              <w:i w:val="0"/>
-              <w:smallCaps w:val="0"/>
-              <w:strike w:val="0"/>
-              <w:color w:val="000000"/>
-              <w:sz w:val="20"/>
-              <w:szCs w:val="20"/>
-              <w:u w:val="none"/>
-              <w:shd w:fill="auto" w:val="clear"/>
-              <w:vertAlign w:val="baseline"/>
-            </w:rPr>
-          </w:pPr>
-          <w:hyperlink w:anchor="_8s87y0tnw0d7">
-            <w:r>
-              <w:rPr>
-                <w:rFonts w:ascii="Verdana" w:cs="Verdana" w:eastAsia="Verdana" w:hAnsi="Verdana"/>
-                <w:b w:val="1"/>
-                <w:i w:val="0"/>
-                <w:smallCaps w:val="0"/>
-                <w:strike w:val="0"/>
-                <w:color w:val="000000"/>
-                <w:sz w:val="20"/>
-                <w:szCs w:val="20"/>
-                <w:u w:val="none"/>
-                <w:shd w:fill="auto" w:val="clear"/>
-                <w:vertAlign w:val="baseline"/>
-                <w:rtl w:val="0"/>
-              </w:rPr>
-              <w:t xml:space="preserve">3.4  Control de versions usant Git + PyCharm</w:t>
-              <w:tab/>
-              <w:t xml:space="preserve">5</w:t>
-            </w:r>
-          </w:hyperlink>
-          <w:r>
-            <w:rPr>
-              <w:rtl w:val="0"/>
-            </w:rPr>
-          </w:r>
-        </w:p>
-        <w:p>
-          <w:pPr>
-            <w:tabs>
-              <w:tab w:val="right" w:leader="none" w:pos="12000"/>
-            </w:tabs>
-            <w:spacing w:after="0" w:before="60" w:lineRule="auto"/>
-            <w:jc w:val="left"/>
-            <w:rPr>
-              <w:rFonts w:ascii="Verdana" w:cs="Verdana" w:eastAsia="Verdana" w:hAnsi="Verdana"/>
-              <w:b w:val="1"/>
-              <w:i w:val="0"/>
-              <w:smallCaps w:val="0"/>
-              <w:strike w:val="0"/>
-              <w:color w:val="000000"/>
-              <w:sz w:val="20"/>
-              <w:szCs w:val="20"/>
-              <w:u w:val="none"/>
-              <w:shd w:fill="auto" w:val="clear"/>
-              <w:vertAlign w:val="baseline"/>
-            </w:rPr>
-          </w:pPr>
-          <w:hyperlink w:anchor="_fclv6f6tkc7b">
-            <w:r>
-              <w:rPr>
-                <w:rFonts w:ascii="Verdana" w:cs="Verdana" w:eastAsia="Verdana" w:hAnsi="Verdana"/>
-                <w:b w:val="1"/>
-                <w:i w:val="0"/>
-                <w:smallCaps w:val="0"/>
-                <w:strike w:val="0"/>
-                <w:color w:val="000000"/>
-                <w:sz w:val="20"/>
-                <w:szCs w:val="20"/>
-                <w:u w:val="none"/>
-                <w:shd w:fill="auto" w:val="clear"/>
-                <w:vertAlign w:val="baseline"/>
-                <w:rtl w:val="0"/>
-              </w:rPr>
-              <w:t xml:space="preserve">4. Activant el mode “desenvolupador” en Odoo 17</w:t>
-              <w:tab/>
-              <w:t xml:space="preserve">6</w:t>
-            </w:r>
-          </w:hyperlink>
-          <w:r>
-            <w:rPr>
-              <w:rtl w:val="0"/>
-            </w:rPr>
-          </w:r>
-        </w:p>
-        <w:p>
-          <w:pPr>
-            <w:tabs>
-              <w:tab w:val="right" w:leader="none" w:pos="12000"/>
-            </w:tabs>
-            <w:spacing w:after="0" w:before="60" w:lineRule="auto"/>
-            <w:jc w:val="left"/>
-            <w:rPr>
-              <w:rFonts w:ascii="Verdana" w:cs="Verdana" w:eastAsia="Verdana" w:hAnsi="Verdana"/>
-              <w:b w:val="1"/>
-              <w:i w:val="0"/>
-              <w:smallCaps w:val="0"/>
-              <w:strike w:val="0"/>
-              <w:color w:val="000000"/>
-              <w:sz w:val="20"/>
-              <w:szCs w:val="20"/>
-              <w:u w:val="none"/>
-              <w:shd w:fill="auto" w:val="clear"/>
-              <w:vertAlign w:val="baseline"/>
-            </w:rPr>
-          </w:pPr>
-          <w:hyperlink w:anchor="_kf70q5qn8lwp">
-            <w:r>
-              <w:rPr>
-                <w:rFonts w:ascii="Verdana" w:cs="Verdana" w:eastAsia="Verdana" w:hAnsi="Verdana"/>
-                <w:b w:val="1"/>
-                <w:i w:val="0"/>
-                <w:smallCaps w:val="0"/>
-                <w:strike w:val="0"/>
-                <w:color w:val="000000"/>
-                <w:sz w:val="20"/>
-                <w:szCs w:val="20"/>
-                <w:u w:val="none"/>
-                <w:shd w:fill="auto" w:val="clear"/>
-                <w:vertAlign w:val="baseline"/>
-                <w:rtl w:val="0"/>
-              </w:rPr>
-              <w:t xml:space="preserve">5. El nostre primer mòdul: "Hola món"</w:t>
-              <w:tab/>
-              <w:t xml:space="preserve">6</w:t>
-            </w:r>
-          </w:hyperlink>
-          <w:r>
-            <w:rPr>
-              <w:rtl w:val="0"/>
-            </w:rPr>
-          </w:r>
-        </w:p>
-        <w:p>
-          <w:pPr>
-            <w:tabs>
-              <w:tab w:val="right" w:leader="none" w:pos="12000"/>
-            </w:tabs>
-            <w:spacing w:after="0" w:before="60" w:lineRule="auto"/>
-            <w:jc w:val="left"/>
-            <w:rPr>
-              <w:rFonts w:ascii="Verdana" w:cs="Verdana" w:eastAsia="Verdana" w:hAnsi="Verdana"/>
-              <w:b w:val="1"/>
-              <w:i w:val="0"/>
-              <w:smallCaps w:val="0"/>
-              <w:strike w:val="0"/>
-              <w:color w:val="000000"/>
-              <w:sz w:val="20"/>
-              <w:szCs w:val="20"/>
-              <w:u w:val="none"/>
-              <w:shd w:fill="auto" w:val="clear"/>
-              <w:vertAlign w:val="baseline"/>
-            </w:rPr>
-          </w:pPr>
-          <w:hyperlink w:anchor="_si54turz2rs6">
-            <w:r>
-              <w:rPr>
-                <w:rFonts w:ascii="Verdana" w:cs="Verdana" w:eastAsia="Verdana" w:hAnsi="Verdana"/>
-                <w:b w:val="1"/>
-                <w:i w:val="0"/>
-                <w:smallCaps w:val="0"/>
-                <w:strike w:val="0"/>
-                <w:color w:val="000000"/>
-                <w:sz w:val="20"/>
-                <w:szCs w:val="20"/>
-                <w:u w:val="none"/>
-                <w:shd w:fill="auto" w:val="clear"/>
-                <w:vertAlign w:val="baseline"/>
-                <w:rtl w:val="0"/>
-              </w:rPr>
-              <w:t xml:space="preserve">6. Creant mòduls en Odoo</w:t>
-              <w:tab/>
-              <w:t xml:space="preserve">7</w:t>
-            </w:r>
-          </w:hyperlink>
-          <w:r>
-            <w:rPr>
-              <w:rtl w:val="0"/>
-            </w:rPr>
-          </w:r>
-        </w:p>
-        <w:p>
-          <w:pPr>
-            <w:tabs>
-              <w:tab w:val="right" w:leader="none" w:pos="12000"/>
-            </w:tabs>
-            <w:spacing w:after="0" w:before="60" w:lineRule="auto"/>
-            <w:ind w:left="360" w:firstLine="0"/>
-            <w:jc w:val="left"/>
-            <w:rPr>
-              <w:rFonts w:ascii="Verdana" w:cs="Verdana" w:eastAsia="Verdana" w:hAnsi="Verdana"/>
-              <w:b w:val="1"/>
-              <w:i w:val="0"/>
-              <w:smallCaps w:val="0"/>
-              <w:strike w:val="0"/>
-              <w:color w:val="000000"/>
-              <w:sz w:val="20"/>
-              <w:szCs w:val="20"/>
-              <w:u w:val="none"/>
-              <w:shd w:fill="auto" w:val="clear"/>
-              <w:vertAlign w:val="baseline"/>
-            </w:rPr>
-          </w:pPr>
-          <w:hyperlink w:anchor="_79dqzh3np21r">
-            <w:r>
-              <w:rPr>
-                <w:rFonts w:ascii="Verdana" w:cs="Verdana" w:eastAsia="Verdana" w:hAnsi="Verdana"/>
-                <w:b w:val="1"/>
-                <w:i w:val="0"/>
-                <w:smallCaps w:val="0"/>
-                <w:strike w:val="0"/>
-                <w:color w:val="000000"/>
-                <w:sz w:val="20"/>
-                <w:szCs w:val="20"/>
-                <w:u w:val="none"/>
-                <w:shd w:fill="auto" w:val="clear"/>
-                <w:vertAlign w:val="baseline"/>
-                <w:rtl w:val="0"/>
-              </w:rPr>
-              <w:t xml:space="preserve">6.1  Creant mòduls amb "Odoo Scaffold"</w:t>
-              <w:tab/>
-              <w:t xml:space="preserve">7</w:t>
-            </w:r>
-          </w:hyperlink>
-          <w:r>
-            <w:rPr>
-              <w:rtl w:val="0"/>
-            </w:rPr>
-          </w:r>
-        </w:p>
-        <w:p>
-          <w:pPr>
-            <w:tabs>
-              <w:tab w:val="right" w:leader="none" w:pos="12000"/>
-            </w:tabs>
-            <w:spacing w:after="0" w:before="60" w:lineRule="auto"/>
-            <w:ind w:left="360" w:firstLine="0"/>
-            <w:jc w:val="left"/>
-            <w:rPr>
-              <w:rFonts w:ascii="Verdana" w:cs="Verdana" w:eastAsia="Verdana" w:hAnsi="Verdana"/>
-              <w:b w:val="1"/>
-              <w:i w:val="0"/>
-              <w:smallCaps w:val="0"/>
-              <w:strike w:val="0"/>
-              <w:color w:val="000000"/>
-              <w:sz w:val="20"/>
-              <w:szCs w:val="20"/>
-              <w:u w:val="none"/>
-              <w:shd w:fill="auto" w:val="clear"/>
-              <w:vertAlign w:val="baseline"/>
-            </w:rPr>
-          </w:pPr>
-          <w:hyperlink w:anchor="_ljkmitxt9824">
-            <w:r>
-              <w:rPr>
-                <w:rFonts w:ascii="Verdana" w:cs="Verdana" w:eastAsia="Verdana" w:hAnsi="Verdana"/>
-                <w:b w:val="1"/>
-                <w:i w:val="0"/>
-                <w:smallCaps w:val="0"/>
-                <w:strike w:val="0"/>
-                <w:color w:val="000000"/>
-                <w:sz w:val="20"/>
-                <w:szCs w:val="20"/>
-                <w:u w:val="none"/>
-                <w:shd w:fill="auto" w:val="clear"/>
-                <w:vertAlign w:val="baseline"/>
-                <w:rtl w:val="0"/>
-              </w:rPr>
-              <w:t xml:space="preserve">6.2  Estructura d'un mòdul Odoo</w:t>
-              <w:tab/>
-              <w:t xml:space="preserve">9</w:t>
-            </w:r>
-          </w:hyperlink>
-          <w:r>
-            <w:rPr>
-              <w:rtl w:val="0"/>
-            </w:rPr>
-          </w:r>
-        </w:p>
-        <w:p>
-          <w:pPr>
-            <w:tabs>
-              <w:tab w:val="right" w:leader="none" w:pos="12000"/>
-            </w:tabs>
-            <w:spacing w:after="0" w:before="60" w:lineRule="auto"/>
-            <w:ind w:left="360" w:firstLine="0"/>
-            <w:jc w:val="left"/>
-            <w:rPr>
-              <w:rFonts w:ascii="Verdana" w:cs="Verdana" w:eastAsia="Verdana" w:hAnsi="Verdana"/>
-              <w:b w:val="1"/>
-              <w:i w:val="0"/>
-              <w:smallCaps w:val="0"/>
-              <w:strike w:val="0"/>
-              <w:color w:val="000000"/>
-              <w:sz w:val="20"/>
-              <w:szCs w:val="20"/>
-              <w:u w:val="none"/>
-              <w:shd w:fill="auto" w:val="clear"/>
-              <w:vertAlign w:val="baseline"/>
-            </w:rPr>
-          </w:pPr>
-          <w:hyperlink w:anchor="_tl64qrx025xl">
-            <w:r>
-              <w:rPr>
-                <w:rFonts w:ascii="Verdana" w:cs="Verdana" w:eastAsia="Verdana" w:hAnsi="Verdana"/>
-                <w:b w:val="1"/>
-                <w:i w:val="0"/>
-                <w:smallCaps w:val="0"/>
-                <w:strike w:val="0"/>
-                <w:color w:val="000000"/>
-                <w:sz w:val="20"/>
-                <w:szCs w:val="20"/>
-                <w:u w:val="none"/>
-                <w:shd w:fill="auto" w:val="clear"/>
-                <w:vertAlign w:val="baseline"/>
-                <w:rtl w:val="0"/>
-              </w:rPr>
-              <w:t xml:space="preserve">6.3  Mòduls en producció</w:t>
-              <w:tab/>
-              <w:t xml:space="preserve">10</w:t>
-            </w:r>
-          </w:hyperlink>
-          <w:r>
-            <w:rPr>
-              <w:rtl w:val="0"/>
-            </w:rPr>
-          </w:r>
-        </w:p>
-        <w:p>
-          <w:pPr>
-            <w:tabs>
-              <w:tab w:val="right" w:leader="none" w:pos="12000"/>
-            </w:tabs>
-            <w:spacing w:after="0" w:before="60" w:lineRule="auto"/>
-            <w:ind w:left="360" w:firstLine="0"/>
-            <w:jc w:val="left"/>
-            <w:rPr>
-              <w:rFonts w:ascii="Verdana" w:cs="Verdana" w:eastAsia="Verdana" w:hAnsi="Verdana"/>
-              <w:b w:val="1"/>
-              <w:i w:val="0"/>
-              <w:smallCaps w:val="0"/>
-              <w:strike w:val="0"/>
-              <w:color w:val="000000"/>
-              <w:sz w:val="20"/>
-              <w:szCs w:val="20"/>
-              <w:u w:val="none"/>
-              <w:shd w:fill="auto" w:val="clear"/>
-              <w:vertAlign w:val="baseline"/>
-            </w:rPr>
-          </w:pPr>
-          <w:hyperlink w:anchor="_oebzvhvh95v0">
-            <w:r>
-              <w:rPr>
-                <w:rFonts w:ascii="Verdana" w:cs="Verdana" w:eastAsia="Verdana" w:hAnsi="Verdana"/>
-                <w:b w:val="1"/>
-                <w:i w:val="0"/>
-                <w:smallCaps w:val="0"/>
-                <w:strike w:val="0"/>
-                <w:color w:val="000000"/>
-                <w:sz w:val="20"/>
-                <w:szCs w:val="20"/>
-                <w:u w:val="none"/>
-                <w:shd w:fill="auto" w:val="clear"/>
-                <w:vertAlign w:val="baseline"/>
-                <w:rtl w:val="0"/>
-              </w:rPr>
-              <w:t xml:space="preserve">6.4  Mòduls en desenvolupament</w:t>
-              <w:tab/>
-              <w:t xml:space="preserve">10</w:t>
-            </w:r>
-          </w:hyperlink>
-          <w:r>
-            <w:rPr>
-              <w:rtl w:val="0"/>
-            </w:rPr>
-          </w:r>
-        </w:p>
-        <w:p>
-          <w:pPr>
-            <w:tabs>
-              <w:tab w:val="right" w:leader="none" w:pos="12000"/>
-            </w:tabs>
-            <w:spacing w:after="0" w:before="60" w:lineRule="auto"/>
-            <w:jc w:val="left"/>
-            <w:rPr>
-              <w:rFonts w:ascii="Verdana" w:cs="Verdana" w:eastAsia="Verdana" w:hAnsi="Verdana"/>
-              <w:b w:val="1"/>
-              <w:i w:val="0"/>
-              <w:smallCaps w:val="0"/>
-              <w:strike w:val="0"/>
-              <w:color w:val="000000"/>
-              <w:sz w:val="20"/>
-              <w:szCs w:val="20"/>
-              <w:u w:val="none"/>
-              <w:shd w:fill="auto" w:val="clear"/>
-              <w:vertAlign w:val="baseline"/>
-            </w:rPr>
-          </w:pPr>
-          <w:hyperlink w:anchor="_p3hnoxaict87">
-            <w:r>
-              <w:rPr>
-                <w:rFonts w:ascii="Verdana" w:cs="Verdana" w:eastAsia="Verdana" w:hAnsi="Verdana"/>
-                <w:b w:val="1"/>
-                <w:i w:val="0"/>
-                <w:smallCaps w:val="0"/>
-                <w:strike w:val="0"/>
-                <w:color w:val="000000"/>
-                <w:sz w:val="20"/>
-                <w:szCs w:val="20"/>
-                <w:u w:val="none"/>
-                <w:shd w:fill="auto" w:val="clear"/>
-                <w:vertAlign w:val="baseline"/>
-                <w:rtl w:val="0"/>
-              </w:rPr>
-              <w:t xml:space="preserve">7. Exemple de mòdul "Llista de tasques"</w:t>
-              <w:tab/>
-              <w:t xml:space="preserve">11</w:t>
-            </w:r>
-          </w:hyperlink>
-          <w:r>
-            <w:rPr>
-              <w:rtl w:val="0"/>
-            </w:rPr>
-          </w:r>
-        </w:p>
-        <w:p>
-          <w:pPr>
-            <w:tabs>
-              <w:tab w:val="right" w:leader="none" w:pos="12000"/>
-            </w:tabs>
-            <w:spacing w:after="0" w:before="60" w:lineRule="auto"/>
-            <w:jc w:val="left"/>
-            <w:rPr>
-              <w:rFonts w:ascii="Verdana" w:cs="Verdana" w:eastAsia="Verdana" w:hAnsi="Verdana"/>
-              <w:b w:val="1"/>
-              <w:i w:val="0"/>
-              <w:smallCaps w:val="0"/>
-              <w:strike w:val="0"/>
-              <w:color w:val="000000"/>
-              <w:sz w:val="20"/>
-              <w:szCs w:val="20"/>
-              <w:u w:val="none"/>
-              <w:shd w:fill="auto" w:val="clear"/>
-              <w:vertAlign w:val="baseline"/>
-            </w:rPr>
-          </w:pPr>
-          <w:hyperlink w:anchor="_uo42j63yunc">
-            <w:r>
-              <w:rPr>
-                <w:rFonts w:ascii="Verdana" w:cs="Verdana" w:eastAsia="Verdana" w:hAnsi="Verdana"/>
-                <w:b w:val="1"/>
-                <w:i w:val="0"/>
-                <w:smallCaps w:val="0"/>
-                <w:strike w:val="0"/>
-                <w:color w:val="000000"/>
-                <w:sz w:val="20"/>
-                <w:szCs w:val="20"/>
-                <w:u w:val="none"/>
-                <w:shd w:fill="auto" w:val="clear"/>
-                <w:vertAlign w:val="baseline"/>
-                <w:rtl w:val="0"/>
-              </w:rPr>
-              <w:t xml:space="preserve">8. Depurant Odoo dins d’un contenidor amb Visual Studio Code</w:t>
-              <w:tab/>
-              <w:t xml:space="preserve">14</w:t>
-            </w:r>
-          </w:hyperlink>
-          <w:r>
-            <w:rPr>
-              <w:rtl w:val="0"/>
-            </w:rPr>
-          </w:r>
-        </w:p>
-        <w:p>
-          <w:pPr>
-            <w:tabs>
-              <w:tab w:val="right" w:leader="none" w:pos="12000"/>
-            </w:tabs>
-            <w:spacing w:after="0" w:before="60" w:lineRule="auto"/>
-            <w:jc w:val="left"/>
-            <w:rPr>
-              <w:rFonts w:ascii="Verdana" w:cs="Verdana" w:eastAsia="Verdana" w:hAnsi="Verdana"/>
-              <w:b w:val="1"/>
-              <w:i w:val="0"/>
-              <w:smallCaps w:val="0"/>
-              <w:strike w:val="0"/>
-              <w:color w:val="000000"/>
-              <w:sz w:val="20"/>
-              <w:szCs w:val="20"/>
-              <w:u w:val="none"/>
-              <w:shd w:fill="auto" w:val="clear"/>
-              <w:vertAlign w:val="baseline"/>
-            </w:rPr>
-          </w:pPr>
-          <w:hyperlink w:anchor="_52hibfi4gv7g">
-            <w:r>
-              <w:rPr>
-                <w:rFonts w:ascii="Verdana" w:cs="Verdana" w:eastAsia="Verdana" w:hAnsi="Verdana"/>
-                <w:b w:val="1"/>
-                <w:i w:val="0"/>
-                <w:smallCaps w:val="0"/>
-                <w:strike w:val="0"/>
-                <w:color w:val="000000"/>
-                <w:sz w:val="20"/>
-                <w:szCs w:val="20"/>
-                <w:u w:val="none"/>
-                <w:shd w:fill="auto" w:val="clear"/>
-                <w:vertAlign w:val="baseline"/>
-                <w:rtl w:val="0"/>
-              </w:rPr>
-              <w:t xml:space="preserve">9. Bibliografia</w:t>
-              <w:tab/>
-              <w:t xml:space="preserve">14</w:t>
             </w:r>
           </w:hyperlink>
           <w:r>
@@ -1740,7 +904,955 @@
             <w:rPr>
               <w:rFonts w:ascii="Arial" w:cs="Arial" w:eastAsia="Arial" w:hAnsi="Arial"/>
               <w:b w:val="1"/>
+              <w:bCs w:val="1"/>
               <w:i w:val="0"/>
+              <w:iCs w:val="0"/>
+              <w:smallCaps w:val="0"/>
+              <w:strike w:val="0"/>
+              <w:color w:val="000000"/>
+              <w:sz w:val="22"/>
+              <w:szCs w:val="22"/>
+              <w:u w:val="none"/>
+              <w:shd w:fill="auto" w:val="clear"/>
+              <w:vertAlign w:val="baseline"/>
+            </w:rPr>
+          </w:pPr>
+          <w:hyperlink w:anchor="_1b17ag3uvbih">
+            <w:r>
+              <w:rPr>
+                <w:rFonts w:ascii="Verdana" w:cs="Verdana" w:eastAsia="Verdana" w:hAnsi="Verdana"/>
+                <w:b w:val="1"/>
+                <w:bCs w:val="1"/>
+                <w:i w:val="0"/>
+                <w:iCs w:val="0"/>
+                <w:smallCaps w:val="0"/>
+                <w:strike w:val="0"/>
+                <w:color w:val="000000"/>
+                <w:sz w:val="20"/>
+                <w:szCs w:val="20"/>
+                <w:u w:val="none"/>
+                <w:shd w:fill="auto" w:val="clear"/>
+                <w:vertAlign w:val="baseline"/>
+                <w:rtl w:val="0"/>
+              </w:rPr>
+              <w:t xml:space="preserve">2. Creant un directori per a mòduls</w:t>
+              <w:tab/>
+              <w:t xml:space="preserve">3</w:t>
+            </w:r>
+          </w:hyperlink>
+          <w:r>
+            <w:rPr>
+              <w:rtl w:val="0"/>
+            </w:rPr>
+          </w:r>
+        </w:p>
+        <w:p>
+          <w:pPr>
+            <w:tabs>
+              <w:tab w:val="right" w:leader="none" w:pos="12000"/>
+            </w:tabs>
+            <w:spacing w:after="0" w:before="60" w:lineRule="auto"/>
+            <w:ind w:left="360" w:firstLine="0"/>
+            <w:jc w:val="left"/>
+            <w:rPr>
+              <w:rFonts w:ascii="Arial" w:cs="Arial" w:eastAsia="Arial" w:hAnsi="Arial"/>
+              <w:b w:val="0"/>
+              <w:bCs w:val="0"/>
+              <w:i w:val="0"/>
+              <w:iCs w:val="0"/>
+              <w:smallCaps w:val="0"/>
+              <w:strike w:val="0"/>
+              <w:color w:val="000000"/>
+              <w:sz w:val="22"/>
+              <w:szCs w:val="22"/>
+              <w:u w:val="none"/>
+              <w:shd w:fill="auto" w:val="clear"/>
+              <w:vertAlign w:val="baseline"/>
+            </w:rPr>
+          </w:pPr>
+          <w:hyperlink w:anchor="_oulfqzxjw0x0">
+            <w:r>
+              <w:rPr>
+                <w:rFonts w:ascii="Verdana" w:cs="Verdana" w:eastAsia="Verdana" w:hAnsi="Verdana"/>
+                <w:b w:val="1"/>
+                <w:bCs w:val="1"/>
+                <w:i w:val="0"/>
+                <w:iCs w:val="0"/>
+                <w:smallCaps w:val="0"/>
+                <w:strike w:val="0"/>
+                <w:color w:val="000000"/>
+                <w:sz w:val="20"/>
+                <w:szCs w:val="20"/>
+                <w:u w:val="none"/>
+                <w:shd w:fill="auto" w:val="clear"/>
+                <w:vertAlign w:val="baseline"/>
+                <w:rtl w:val="0"/>
+              </w:rPr>
+              <w:t xml:space="preserve">2.1  Instal·lació manual</w:t>
+              <w:tab/>
+              <w:t xml:space="preserve">3</w:t>
+            </w:r>
+          </w:hyperlink>
+          <w:r>
+            <w:rPr>
+              <w:rtl w:val="0"/>
+            </w:rPr>
+          </w:r>
+        </w:p>
+        <w:p>
+          <w:pPr>
+            <w:tabs>
+              <w:tab w:val="right" w:leader="none" w:pos="12000"/>
+            </w:tabs>
+            <w:spacing w:after="0" w:before="60" w:lineRule="auto"/>
+            <w:ind w:left="360" w:firstLine="0"/>
+            <w:jc w:val="left"/>
+            <w:rPr>
+              <w:rFonts w:ascii="Arial" w:cs="Arial" w:eastAsia="Arial" w:hAnsi="Arial"/>
+              <w:b w:val="0"/>
+              <w:bCs w:val="0"/>
+              <w:i w:val="0"/>
+              <w:iCs w:val="0"/>
+              <w:smallCaps w:val="0"/>
+              <w:strike w:val="0"/>
+              <w:color w:val="000000"/>
+              <w:sz w:val="22"/>
+              <w:szCs w:val="22"/>
+              <w:u w:val="none"/>
+              <w:shd w:fill="auto" w:val="clear"/>
+              <w:vertAlign w:val="baseline"/>
+            </w:rPr>
+          </w:pPr>
+          <w:hyperlink w:anchor="_z04z158inwa5">
+            <w:r>
+              <w:rPr>
+                <w:rFonts w:ascii="Verdana" w:cs="Verdana" w:eastAsia="Verdana" w:hAnsi="Verdana"/>
+                <w:b w:val="1"/>
+                <w:bCs w:val="1"/>
+                <w:i w:val="0"/>
+                <w:iCs w:val="0"/>
+                <w:smallCaps w:val="0"/>
+                <w:strike w:val="0"/>
+                <w:color w:val="000000"/>
+                <w:sz w:val="20"/>
+                <w:szCs w:val="20"/>
+                <w:u w:val="none"/>
+                <w:shd w:fill="auto" w:val="clear"/>
+                <w:vertAlign w:val="baseline"/>
+                <w:rtl w:val="0"/>
+              </w:rPr>
+              <w:t xml:space="preserve">2.2  Instal·lació mitjançant Docker i Docker Compose</w:t>
+              <w:tab/>
+              <w:t xml:space="preserve">4</w:t>
+            </w:r>
+          </w:hyperlink>
+          <w:r>
+            <w:rPr>
+              <w:rtl w:val="0"/>
+            </w:rPr>
+          </w:r>
+        </w:p>
+        <w:p>
+          <w:pPr>
+            <w:tabs>
+              <w:tab w:val="right" w:leader="none" w:pos="12000"/>
+            </w:tabs>
+            <w:spacing w:after="0" w:before="60" w:lineRule="auto"/>
+            <w:jc w:val="left"/>
+            <w:rPr>
+              <w:rFonts w:ascii="Arial" w:cs="Arial" w:eastAsia="Arial" w:hAnsi="Arial"/>
+              <w:b w:val="1"/>
+              <w:bCs w:val="1"/>
+              <w:i w:val="0"/>
+              <w:iCs w:val="0"/>
+              <w:smallCaps w:val="0"/>
+              <w:strike w:val="0"/>
+              <w:color w:val="000000"/>
+              <w:sz w:val="22"/>
+              <w:szCs w:val="22"/>
+              <w:u w:val="none"/>
+              <w:shd w:fill="auto" w:val="clear"/>
+              <w:vertAlign w:val="baseline"/>
+            </w:rPr>
+          </w:pPr>
+          <w:hyperlink w:anchor="_6wtgahu4vfxo">
+            <w:r>
+              <w:rPr>
+                <w:rFonts w:ascii="Verdana" w:cs="Verdana" w:eastAsia="Verdana" w:hAnsi="Verdana"/>
+                <w:b w:val="1"/>
+                <w:bCs w:val="1"/>
+                <w:i w:val="0"/>
+                <w:iCs w:val="0"/>
+                <w:smallCaps w:val="0"/>
+                <w:strike w:val="0"/>
+                <w:color w:val="000000"/>
+                <w:sz w:val="20"/>
+                <w:szCs w:val="20"/>
+                <w:u w:val="none"/>
+                <w:shd w:fill="auto" w:val="clear"/>
+                <w:vertAlign w:val="baseline"/>
+                <w:rtl w:val="0"/>
+              </w:rPr>
+              <w:t xml:space="preserve">3. Entorn de desenvolupament</w:t>
+              <w:tab/>
+              <w:t xml:space="preserve">4</w:t>
+            </w:r>
+          </w:hyperlink>
+          <w:r>
+            <w:rPr>
+              <w:rtl w:val="0"/>
+            </w:rPr>
+          </w:r>
+        </w:p>
+        <w:p>
+          <w:pPr>
+            <w:tabs>
+              <w:tab w:val="right" w:leader="none" w:pos="12000"/>
+            </w:tabs>
+            <w:spacing w:after="0" w:before="60" w:lineRule="auto"/>
+            <w:ind w:left="360" w:firstLine="0"/>
+            <w:jc w:val="left"/>
+            <w:rPr>
+              <w:rFonts w:ascii="Arial" w:cs="Arial" w:eastAsia="Arial" w:hAnsi="Arial"/>
+              <w:b w:val="0"/>
+              <w:bCs w:val="0"/>
+              <w:i w:val="0"/>
+              <w:iCs w:val="0"/>
+              <w:smallCaps w:val="0"/>
+              <w:strike w:val="0"/>
+              <w:color w:val="000000"/>
+              <w:sz w:val="22"/>
+              <w:szCs w:val="22"/>
+              <w:u w:val="none"/>
+              <w:shd w:fill="auto" w:val="clear"/>
+              <w:vertAlign w:val="baseline"/>
+            </w:rPr>
+          </w:pPr>
+          <w:hyperlink w:anchor="_j6cs3eapsu61">
+            <w:r>
+              <w:rPr>
+                <w:rFonts w:ascii="Verdana" w:cs="Verdana" w:eastAsia="Verdana" w:hAnsi="Verdana"/>
+                <w:b w:val="1"/>
+                <w:bCs w:val="1"/>
+                <w:i w:val="0"/>
+                <w:iCs w:val="0"/>
+                <w:smallCaps w:val="0"/>
+                <w:strike w:val="0"/>
+                <w:color w:val="000000"/>
+                <w:sz w:val="20"/>
+                <w:szCs w:val="20"/>
+                <w:u w:val="none"/>
+                <w:shd w:fill="auto" w:val="clear"/>
+                <w:vertAlign w:val="baseline"/>
+                <w:rtl w:val="0"/>
+              </w:rPr>
+              <w:t xml:space="preserve">3.1  Visual Studio Code</w:t>
+              <w:tab/>
+              <w:t xml:space="preserve">4</w:t>
+            </w:r>
+          </w:hyperlink>
+          <w:r>
+            <w:rPr>
+              <w:rtl w:val="0"/>
+            </w:rPr>
+          </w:r>
+        </w:p>
+        <w:p>
+          <w:pPr>
+            <w:tabs>
+              <w:tab w:val="right" w:leader="none" w:pos="12000"/>
+            </w:tabs>
+            <w:spacing w:after="0" w:before="60" w:lineRule="auto"/>
+            <w:ind w:left="360" w:firstLine="0"/>
+            <w:jc w:val="left"/>
+            <w:rPr>
+              <w:rFonts w:ascii="Arial" w:cs="Arial" w:eastAsia="Arial" w:hAnsi="Arial"/>
+              <w:b w:val="0"/>
+              <w:bCs w:val="0"/>
+              <w:i w:val="0"/>
+              <w:iCs w:val="0"/>
+              <w:smallCaps w:val="0"/>
+              <w:strike w:val="0"/>
+              <w:color w:val="000000"/>
+              <w:sz w:val="22"/>
+              <w:szCs w:val="22"/>
+              <w:u w:val="none"/>
+              <w:shd w:fill="auto" w:val="clear"/>
+              <w:vertAlign w:val="baseline"/>
+            </w:rPr>
+          </w:pPr>
+          <w:hyperlink w:anchor="_bdf45qv0dzmu">
+            <w:r>
+              <w:rPr>
+                <w:rFonts w:ascii="Verdana" w:cs="Verdana" w:eastAsia="Verdana" w:hAnsi="Verdana"/>
+                <w:b w:val="1"/>
+                <w:bCs w:val="1"/>
+                <w:i w:val="0"/>
+                <w:iCs w:val="0"/>
+                <w:smallCaps w:val="0"/>
+                <w:strike w:val="0"/>
+                <w:color w:val="000000"/>
+                <w:sz w:val="20"/>
+                <w:szCs w:val="20"/>
+                <w:u w:val="none"/>
+                <w:shd w:fill="auto" w:val="clear"/>
+                <w:vertAlign w:val="baseline"/>
+                <w:rtl w:val="0"/>
+              </w:rPr>
+              <w:t xml:space="preserve">3.2  Control de versions usant Git + Visual Studio Code</w:t>
+              <w:tab/>
+              <w:t xml:space="preserve">5</w:t>
+            </w:r>
+          </w:hyperlink>
+          <w:r>
+            <w:rPr>
+              <w:rtl w:val="0"/>
+            </w:rPr>
+          </w:r>
+        </w:p>
+        <w:p>
+          <w:pPr>
+            <w:tabs>
+              <w:tab w:val="right" w:leader="none" w:pos="12000"/>
+            </w:tabs>
+            <w:spacing w:after="0" w:before="60" w:lineRule="auto"/>
+            <w:ind w:left="360" w:firstLine="0"/>
+            <w:jc w:val="left"/>
+            <w:rPr>
+              <w:rFonts w:ascii="Arial" w:cs="Arial" w:eastAsia="Arial" w:hAnsi="Arial"/>
+              <w:b w:val="0"/>
+              <w:bCs w:val="0"/>
+              <w:i w:val="0"/>
+              <w:iCs w:val="0"/>
+              <w:smallCaps w:val="0"/>
+              <w:strike w:val="0"/>
+              <w:color w:val="000000"/>
+              <w:sz w:val="22"/>
+              <w:szCs w:val="22"/>
+              <w:u w:val="none"/>
+              <w:shd w:fill="auto" w:val="clear"/>
+              <w:vertAlign w:val="baseline"/>
+            </w:rPr>
+          </w:pPr>
+          <w:hyperlink w:anchor="_sx01e9gaxowv">
+            <w:r>
+              <w:rPr>
+                <w:rFonts w:ascii="Verdana" w:cs="Verdana" w:eastAsia="Verdana" w:hAnsi="Verdana"/>
+                <w:b w:val="1"/>
+                <w:bCs w:val="1"/>
+                <w:i w:val="0"/>
+                <w:iCs w:val="0"/>
+                <w:smallCaps w:val="0"/>
+                <w:strike w:val="0"/>
+                <w:color w:val="000000"/>
+                <w:sz w:val="20"/>
+                <w:szCs w:val="20"/>
+                <w:u w:val="none"/>
+                <w:shd w:fill="auto" w:val="clear"/>
+                <w:vertAlign w:val="baseline"/>
+                <w:rtl w:val="0"/>
+              </w:rPr>
+              <w:t xml:space="preserve">3.3  PyCharm</w:t>
+              <w:tab/>
+              <w:t xml:space="preserve">5</w:t>
+            </w:r>
+          </w:hyperlink>
+          <w:r>
+            <w:rPr>
+              <w:rtl w:val="0"/>
+            </w:rPr>
+          </w:r>
+        </w:p>
+        <w:p>
+          <w:pPr>
+            <w:tabs>
+              <w:tab w:val="right" w:leader="none" w:pos="12000"/>
+            </w:tabs>
+            <w:spacing w:after="0" w:before="60" w:lineRule="auto"/>
+            <w:ind w:left="360" w:firstLine="0"/>
+            <w:jc w:val="left"/>
+            <w:rPr>
+              <w:rFonts w:ascii="Arial" w:cs="Arial" w:eastAsia="Arial" w:hAnsi="Arial"/>
+              <w:b w:val="0"/>
+              <w:bCs w:val="0"/>
+              <w:i w:val="0"/>
+              <w:iCs w:val="0"/>
+              <w:smallCaps w:val="0"/>
+              <w:strike w:val="0"/>
+              <w:color w:val="000000"/>
+              <w:sz w:val="22"/>
+              <w:szCs w:val="22"/>
+              <w:u w:val="none"/>
+              <w:shd w:fill="auto" w:val="clear"/>
+              <w:vertAlign w:val="baseline"/>
+            </w:rPr>
+          </w:pPr>
+          <w:hyperlink w:anchor="_8s87y0tnw0d7">
+            <w:r>
+              <w:rPr>
+                <w:rFonts w:ascii="Verdana" w:cs="Verdana" w:eastAsia="Verdana" w:hAnsi="Verdana"/>
+                <w:b w:val="1"/>
+                <w:bCs w:val="1"/>
+                <w:i w:val="0"/>
+                <w:iCs w:val="0"/>
+                <w:smallCaps w:val="0"/>
+                <w:strike w:val="0"/>
+                <w:color w:val="000000"/>
+                <w:sz w:val="20"/>
+                <w:szCs w:val="20"/>
+                <w:u w:val="none"/>
+                <w:shd w:fill="auto" w:val="clear"/>
+                <w:vertAlign w:val="baseline"/>
+                <w:rtl w:val="0"/>
+              </w:rPr>
+              <w:t xml:space="preserve">3.4  Control de versions usant Git + PyCharm</w:t>
+              <w:tab/>
+              <w:t xml:space="preserve">5</w:t>
+            </w:r>
+          </w:hyperlink>
+          <w:r>
+            <w:rPr>
+              <w:rtl w:val="0"/>
+            </w:rPr>
+          </w:r>
+        </w:p>
+        <w:p>
+          <w:pPr>
+            <w:tabs>
+              <w:tab w:val="right" w:leader="none" w:pos="12000"/>
+            </w:tabs>
+            <w:spacing w:after="0" w:before="60" w:lineRule="auto"/>
+            <w:jc w:val="left"/>
+            <w:rPr>
+              <w:rFonts w:ascii="Arial" w:cs="Arial" w:eastAsia="Arial" w:hAnsi="Arial"/>
+              <w:b w:val="1"/>
+              <w:bCs w:val="1"/>
+              <w:i w:val="0"/>
+              <w:iCs w:val="0"/>
+              <w:smallCaps w:val="0"/>
+              <w:strike w:val="0"/>
+              <w:color w:val="000000"/>
+              <w:sz w:val="22"/>
+              <w:szCs w:val="22"/>
+              <w:u w:val="none"/>
+              <w:shd w:fill="auto" w:val="clear"/>
+              <w:vertAlign w:val="baseline"/>
+            </w:rPr>
+          </w:pPr>
+          <w:hyperlink w:anchor="_fclv6f6tkc7b">
+            <w:r>
+              <w:rPr>
+                <w:rFonts w:ascii="Verdana" w:cs="Verdana" w:eastAsia="Verdana" w:hAnsi="Verdana"/>
+                <w:b w:val="1"/>
+                <w:bCs w:val="1"/>
+                <w:i w:val="0"/>
+                <w:iCs w:val="0"/>
+                <w:smallCaps w:val="0"/>
+                <w:strike w:val="0"/>
+                <w:color w:val="000000"/>
+                <w:sz w:val="20"/>
+                <w:szCs w:val="20"/>
+                <w:u w:val="none"/>
+                <w:shd w:fill="auto" w:val="clear"/>
+                <w:vertAlign w:val="baseline"/>
+                <w:rtl w:val="0"/>
+              </w:rPr>
+              <w:t xml:space="preserve">4. Activant el mode “desenvolupador” en Odoo 19</w:t>
+              <w:tab/>
+              <w:t xml:space="preserve">6</w:t>
+            </w:r>
+          </w:hyperlink>
+          <w:r>
+            <w:rPr>
+              <w:rtl w:val="0"/>
+            </w:rPr>
+          </w:r>
+        </w:p>
+        <w:p>
+          <w:pPr>
+            <w:tabs>
+              <w:tab w:val="right" w:leader="none" w:pos="12000"/>
+            </w:tabs>
+            <w:spacing w:after="0" w:before="60" w:lineRule="auto"/>
+            <w:jc w:val="left"/>
+            <w:rPr>
+              <w:rFonts w:ascii="Arial" w:cs="Arial" w:eastAsia="Arial" w:hAnsi="Arial"/>
+              <w:b w:val="1"/>
+              <w:bCs w:val="1"/>
+              <w:i w:val="0"/>
+              <w:iCs w:val="0"/>
+              <w:smallCaps w:val="0"/>
+              <w:strike w:val="0"/>
+              <w:color w:val="000000"/>
+              <w:sz w:val="22"/>
+              <w:szCs w:val="22"/>
+              <w:u w:val="none"/>
+              <w:shd w:fill="auto" w:val="clear"/>
+              <w:vertAlign w:val="baseline"/>
+            </w:rPr>
+          </w:pPr>
+          <w:hyperlink w:anchor="_kf70q5qn8lwp">
+            <w:r>
+              <w:rPr>
+                <w:rFonts w:ascii="Verdana" w:cs="Verdana" w:eastAsia="Verdana" w:hAnsi="Verdana"/>
+                <w:b w:val="1"/>
+                <w:bCs w:val="1"/>
+                <w:i w:val="0"/>
+                <w:iCs w:val="0"/>
+                <w:smallCaps w:val="0"/>
+                <w:strike w:val="0"/>
+                <w:color w:val="000000"/>
+                <w:sz w:val="20"/>
+                <w:szCs w:val="20"/>
+                <w:u w:val="none"/>
+                <w:shd w:fill="auto" w:val="clear"/>
+                <w:vertAlign w:val="baseline"/>
+                <w:rtl w:val="0"/>
+              </w:rPr>
+              <w:t xml:space="preserve">5. El nostre primer mòdul: "Hola món"</w:t>
+              <w:tab/>
+              <w:t xml:space="preserve">6</w:t>
+            </w:r>
+          </w:hyperlink>
+          <w:r>
+            <w:rPr>
+              <w:rtl w:val="0"/>
+            </w:rPr>
+          </w:r>
+        </w:p>
+        <w:p>
+          <w:pPr>
+            <w:tabs>
+              <w:tab w:val="right" w:leader="none" w:pos="12000"/>
+            </w:tabs>
+            <w:spacing w:after="0" w:before="60" w:lineRule="auto"/>
+            <w:jc w:val="left"/>
+            <w:rPr>
+              <w:rFonts w:ascii="Arial" w:cs="Arial" w:eastAsia="Arial" w:hAnsi="Arial"/>
+              <w:b w:val="1"/>
+              <w:bCs w:val="1"/>
+              <w:i w:val="0"/>
+              <w:iCs w:val="0"/>
+              <w:smallCaps w:val="0"/>
+              <w:strike w:val="0"/>
+              <w:color w:val="000000"/>
+              <w:sz w:val="22"/>
+              <w:szCs w:val="22"/>
+              <w:u w:val="none"/>
+              <w:shd w:fill="auto" w:val="clear"/>
+              <w:vertAlign w:val="baseline"/>
+            </w:rPr>
+          </w:pPr>
+          <w:hyperlink w:anchor="_si54turz2rs6">
+            <w:r>
+              <w:rPr>
+                <w:rFonts w:ascii="Verdana" w:cs="Verdana" w:eastAsia="Verdana" w:hAnsi="Verdana"/>
+                <w:b w:val="1"/>
+                <w:bCs w:val="1"/>
+                <w:i w:val="0"/>
+                <w:iCs w:val="0"/>
+                <w:smallCaps w:val="0"/>
+                <w:strike w:val="0"/>
+                <w:color w:val="000000"/>
+                <w:sz w:val="20"/>
+                <w:szCs w:val="20"/>
+                <w:u w:val="none"/>
+                <w:shd w:fill="auto" w:val="clear"/>
+                <w:vertAlign w:val="baseline"/>
+                <w:rtl w:val="0"/>
+              </w:rPr>
+              <w:t xml:space="preserve">6. Creant mòduls en Odoo</w:t>
+              <w:tab/>
+              <w:t xml:space="preserve">7</w:t>
+            </w:r>
+          </w:hyperlink>
+          <w:r>
+            <w:rPr>
+              <w:rtl w:val="0"/>
+            </w:rPr>
+          </w:r>
+        </w:p>
+        <w:p>
+          <w:pPr>
+            <w:tabs>
+              <w:tab w:val="right" w:leader="none" w:pos="12000"/>
+            </w:tabs>
+            <w:spacing w:after="0" w:before="60" w:lineRule="auto"/>
+            <w:ind w:left="360" w:firstLine="0"/>
+            <w:jc w:val="left"/>
+            <w:rPr>
+              <w:rFonts w:ascii="Arial" w:cs="Arial" w:eastAsia="Arial" w:hAnsi="Arial"/>
+              <w:b w:val="0"/>
+              <w:bCs w:val="0"/>
+              <w:i w:val="0"/>
+              <w:iCs w:val="0"/>
+              <w:smallCaps w:val="0"/>
+              <w:strike w:val="0"/>
+              <w:color w:val="000000"/>
+              <w:sz w:val="22"/>
+              <w:szCs w:val="22"/>
+              <w:u w:val="none"/>
+              <w:shd w:fill="auto" w:val="clear"/>
+              <w:vertAlign w:val="baseline"/>
+            </w:rPr>
+          </w:pPr>
+          <w:hyperlink w:anchor="_79dqzh3np21r">
+            <w:r>
+              <w:rPr>
+                <w:rFonts w:ascii="Verdana" w:cs="Verdana" w:eastAsia="Verdana" w:hAnsi="Verdana"/>
+                <w:b w:val="1"/>
+                <w:bCs w:val="1"/>
+                <w:i w:val="0"/>
+                <w:iCs w:val="0"/>
+                <w:smallCaps w:val="0"/>
+                <w:strike w:val="0"/>
+                <w:color w:val="000000"/>
+                <w:sz w:val="20"/>
+                <w:szCs w:val="20"/>
+                <w:u w:val="none"/>
+                <w:shd w:fill="auto" w:val="clear"/>
+                <w:vertAlign w:val="baseline"/>
+                <w:rtl w:val="0"/>
+              </w:rPr>
+              <w:t xml:space="preserve">6.1  Creant mòduls amb "Odoo Scaffold"</w:t>
+              <w:tab/>
+              <w:t xml:space="preserve">7</w:t>
+            </w:r>
+          </w:hyperlink>
+          <w:r>
+            <w:rPr>
+              <w:rtl w:val="0"/>
+            </w:rPr>
+          </w:r>
+        </w:p>
+        <w:p>
+          <w:pPr>
+            <w:tabs>
+              <w:tab w:val="right" w:leader="none" w:pos="12000"/>
+            </w:tabs>
+            <w:spacing w:after="0" w:before="60" w:lineRule="auto"/>
+            <w:ind w:left="360" w:firstLine="0"/>
+            <w:jc w:val="left"/>
+            <w:rPr>
+              <w:rFonts w:ascii="Arial" w:cs="Arial" w:eastAsia="Arial" w:hAnsi="Arial"/>
+              <w:b w:val="0"/>
+              <w:bCs w:val="0"/>
+              <w:i w:val="0"/>
+              <w:iCs w:val="0"/>
+              <w:smallCaps w:val="0"/>
+              <w:strike w:val="0"/>
+              <w:color w:val="000000"/>
+              <w:sz w:val="22"/>
+              <w:szCs w:val="22"/>
+              <w:u w:val="none"/>
+              <w:shd w:fill="auto" w:val="clear"/>
+              <w:vertAlign w:val="baseline"/>
+            </w:rPr>
+          </w:pPr>
+          <w:hyperlink w:anchor="_ljkmitxt9824">
+            <w:r>
+              <w:rPr>
+                <w:rFonts w:ascii="Verdana" w:cs="Verdana" w:eastAsia="Verdana" w:hAnsi="Verdana"/>
+                <w:b w:val="1"/>
+                <w:bCs w:val="1"/>
+                <w:i w:val="0"/>
+                <w:iCs w:val="0"/>
+                <w:smallCaps w:val="0"/>
+                <w:strike w:val="0"/>
+                <w:color w:val="000000"/>
+                <w:sz w:val="20"/>
+                <w:szCs w:val="20"/>
+                <w:u w:val="none"/>
+                <w:shd w:fill="auto" w:val="clear"/>
+                <w:vertAlign w:val="baseline"/>
+                <w:rtl w:val="0"/>
+              </w:rPr>
+              <w:t xml:space="preserve">6.2  Estructura d'un mòdul Odoo</w:t>
+              <w:tab/>
+              <w:t xml:space="preserve">9</w:t>
+            </w:r>
+          </w:hyperlink>
+          <w:r>
+            <w:rPr>
+              <w:rtl w:val="0"/>
+            </w:rPr>
+          </w:r>
+        </w:p>
+        <w:p>
+          <w:pPr>
+            <w:tabs>
+              <w:tab w:val="right" w:leader="none" w:pos="12000"/>
+            </w:tabs>
+            <w:spacing w:after="0" w:before="60" w:lineRule="auto"/>
+            <w:ind w:left="360" w:firstLine="0"/>
+            <w:jc w:val="left"/>
+            <w:rPr>
+              <w:rFonts w:ascii="Arial" w:cs="Arial" w:eastAsia="Arial" w:hAnsi="Arial"/>
+              <w:b w:val="0"/>
+              <w:bCs w:val="0"/>
+              <w:i w:val="0"/>
+              <w:iCs w:val="0"/>
+              <w:smallCaps w:val="0"/>
+              <w:strike w:val="0"/>
+              <w:color w:val="000000"/>
+              <w:sz w:val="22"/>
+              <w:szCs w:val="22"/>
+              <w:u w:val="none"/>
+              <w:shd w:fill="auto" w:val="clear"/>
+              <w:vertAlign w:val="baseline"/>
+            </w:rPr>
+          </w:pPr>
+          <w:hyperlink w:anchor="_tl64qrx025xl">
+            <w:r>
+              <w:rPr>
+                <w:rFonts w:ascii="Verdana" w:cs="Verdana" w:eastAsia="Verdana" w:hAnsi="Verdana"/>
+                <w:b w:val="1"/>
+                <w:bCs w:val="1"/>
+                <w:i w:val="0"/>
+                <w:iCs w:val="0"/>
+                <w:smallCaps w:val="0"/>
+                <w:strike w:val="0"/>
+                <w:color w:val="000000"/>
+                <w:sz w:val="20"/>
+                <w:szCs w:val="20"/>
+                <w:u w:val="none"/>
+                <w:shd w:fill="auto" w:val="clear"/>
+                <w:vertAlign w:val="baseline"/>
+                <w:rtl w:val="0"/>
+              </w:rPr>
+              <w:t xml:space="preserve">6.3  Mòduls en producció</w:t>
+              <w:tab/>
+              <w:t xml:space="preserve">10</w:t>
+            </w:r>
+          </w:hyperlink>
+          <w:r>
+            <w:rPr>
+              <w:rtl w:val="0"/>
+            </w:rPr>
+          </w:r>
+        </w:p>
+        <w:p>
+          <w:pPr>
+            <w:tabs>
+              <w:tab w:val="right" w:leader="none" w:pos="12000"/>
+            </w:tabs>
+            <w:spacing w:after="0" w:before="60" w:lineRule="auto"/>
+            <w:ind w:left="360" w:firstLine="0"/>
+            <w:jc w:val="left"/>
+            <w:rPr>
+              <w:rFonts w:ascii="Arial" w:cs="Arial" w:eastAsia="Arial" w:hAnsi="Arial"/>
+              <w:b w:val="0"/>
+              <w:bCs w:val="0"/>
+              <w:i w:val="0"/>
+              <w:iCs w:val="0"/>
+              <w:smallCaps w:val="0"/>
+              <w:strike w:val="0"/>
+              <w:color w:val="000000"/>
+              <w:sz w:val="22"/>
+              <w:szCs w:val="22"/>
+              <w:u w:val="none"/>
+              <w:shd w:fill="auto" w:val="clear"/>
+              <w:vertAlign w:val="baseline"/>
+            </w:rPr>
+          </w:pPr>
+          <w:hyperlink w:anchor="_oebzvhvh95v0">
+            <w:r>
+              <w:rPr>
+                <w:rFonts w:ascii="Verdana" w:cs="Verdana" w:eastAsia="Verdana" w:hAnsi="Verdana"/>
+                <w:b w:val="1"/>
+                <w:bCs w:val="1"/>
+                <w:i w:val="0"/>
+                <w:iCs w:val="0"/>
+                <w:smallCaps w:val="0"/>
+                <w:strike w:val="0"/>
+                <w:color w:val="000000"/>
+                <w:sz w:val="20"/>
+                <w:szCs w:val="20"/>
+                <w:u w:val="none"/>
+                <w:shd w:fill="auto" w:val="clear"/>
+                <w:vertAlign w:val="baseline"/>
+                <w:rtl w:val="0"/>
+              </w:rPr>
+              <w:t xml:space="preserve">6.4  Mòduls en desenvolupament</w:t>
+              <w:tab/>
+              <w:t xml:space="preserve">10</w:t>
+            </w:r>
+          </w:hyperlink>
+          <w:r>
+            <w:rPr>
+              <w:rtl w:val="0"/>
+            </w:rPr>
+          </w:r>
+        </w:p>
+        <w:p>
+          <w:pPr>
+            <w:tabs>
+              <w:tab w:val="right" w:leader="none" w:pos="12000"/>
+            </w:tabs>
+            <w:spacing w:after="0" w:before="60" w:lineRule="auto"/>
+            <w:jc w:val="left"/>
+            <w:rPr>
+              <w:rFonts w:ascii="Arial" w:cs="Arial" w:eastAsia="Arial" w:hAnsi="Arial"/>
+              <w:b w:val="1"/>
+              <w:bCs w:val="1"/>
+              <w:i w:val="0"/>
+              <w:iCs w:val="0"/>
+              <w:smallCaps w:val="0"/>
+              <w:strike w:val="0"/>
+              <w:color w:val="000000"/>
+              <w:sz w:val="22"/>
+              <w:szCs w:val="22"/>
+              <w:u w:val="none"/>
+              <w:shd w:fill="auto" w:val="clear"/>
+              <w:vertAlign w:val="baseline"/>
+            </w:rPr>
+          </w:pPr>
+          <w:hyperlink w:anchor="_p3hnoxaict87">
+            <w:r>
+              <w:rPr>
+                <w:rFonts w:ascii="Verdana" w:cs="Verdana" w:eastAsia="Verdana" w:hAnsi="Verdana"/>
+                <w:b w:val="1"/>
+                <w:bCs w:val="1"/>
+                <w:i w:val="0"/>
+                <w:iCs w:val="0"/>
+                <w:smallCaps w:val="0"/>
+                <w:strike w:val="0"/>
+                <w:color w:val="000000"/>
+                <w:sz w:val="20"/>
+                <w:szCs w:val="20"/>
+                <w:u w:val="none"/>
+                <w:shd w:fill="auto" w:val="clear"/>
+                <w:vertAlign w:val="baseline"/>
+                <w:rtl w:val="0"/>
+              </w:rPr>
+              <w:t xml:space="preserve">7. Exemple de mòdul "Llista de tasques"</w:t>
+              <w:tab/>
+              <w:t xml:space="preserve">11</w:t>
+            </w:r>
+          </w:hyperlink>
+          <w:r>
+            <w:rPr>
+              <w:rtl w:val="0"/>
+            </w:rPr>
+          </w:r>
+        </w:p>
+        <w:p>
+          <w:pPr>
+            <w:tabs>
+              <w:tab w:val="right" w:leader="none" w:pos="12000"/>
+            </w:tabs>
+            <w:spacing w:after="0" w:before="60" w:lineRule="auto"/>
+            <w:jc w:val="left"/>
+            <w:rPr>
+              <w:rFonts w:ascii="Arial" w:cs="Arial" w:eastAsia="Arial" w:hAnsi="Arial"/>
+              <w:b w:val="1"/>
+              <w:bCs w:val="1"/>
+              <w:i w:val="0"/>
+              <w:iCs w:val="0"/>
+              <w:smallCaps w:val="0"/>
+              <w:strike w:val="0"/>
+              <w:color w:val="000000"/>
+              <w:sz w:val="22"/>
+              <w:szCs w:val="22"/>
+              <w:u w:val="none"/>
+              <w:shd w:fill="auto" w:val="clear"/>
+              <w:vertAlign w:val="baseline"/>
+            </w:rPr>
+          </w:pPr>
+          <w:hyperlink w:anchor="_uo42j63yunc">
+            <w:r>
+              <w:rPr>
+                <w:rFonts w:ascii="Verdana" w:cs="Verdana" w:eastAsia="Verdana" w:hAnsi="Verdana"/>
+                <w:b w:val="1"/>
+                <w:bCs w:val="1"/>
+                <w:i w:val="0"/>
+                <w:iCs w:val="0"/>
+                <w:smallCaps w:val="0"/>
+                <w:strike w:val="0"/>
+                <w:color w:val="000000"/>
+                <w:sz w:val="20"/>
+                <w:szCs w:val="20"/>
+                <w:u w:val="none"/>
+                <w:shd w:fill="auto" w:val="clear"/>
+                <w:vertAlign w:val="baseline"/>
+                <w:rtl w:val="0"/>
+              </w:rPr>
+              <w:t xml:space="preserve">8. Depurant Odoo dins d’un contenidor amb Visual Studio Code</w:t>
+              <w:tab/>
+              <w:t xml:space="preserve">14</w:t>
+            </w:r>
+          </w:hyperlink>
+          <w:r>
+            <w:rPr>
+              <w:rtl w:val="0"/>
+            </w:rPr>
+          </w:r>
+        </w:p>
+        <w:p>
+          <w:pPr>
+            <w:tabs>
+              <w:tab w:val="right" w:leader="none" w:pos="12000"/>
+            </w:tabs>
+            <w:spacing w:after="0" w:before="60" w:lineRule="auto"/>
+            <w:jc w:val="left"/>
+            <w:rPr>
+              <w:rFonts w:ascii="Arial" w:cs="Arial" w:eastAsia="Arial" w:hAnsi="Arial"/>
+              <w:b w:val="1"/>
+              <w:bCs w:val="1"/>
+              <w:i w:val="0"/>
+              <w:iCs w:val="0"/>
+              <w:smallCaps w:val="0"/>
+              <w:strike w:val="0"/>
+              <w:color w:val="000000"/>
+              <w:sz w:val="22"/>
+              <w:szCs w:val="22"/>
+              <w:u w:val="none"/>
+              <w:shd w:fill="auto" w:val="clear"/>
+              <w:vertAlign w:val="baseline"/>
+            </w:rPr>
+          </w:pPr>
+          <w:hyperlink w:anchor="_52hibfi4gv7g">
+            <w:r>
+              <w:rPr>
+                <w:rFonts w:ascii="Verdana" w:cs="Verdana" w:eastAsia="Verdana" w:hAnsi="Verdana"/>
+                <w:b w:val="1"/>
+                <w:bCs w:val="1"/>
+                <w:i w:val="0"/>
+                <w:iCs w:val="0"/>
+                <w:smallCaps w:val="0"/>
+                <w:strike w:val="0"/>
+                <w:color w:val="000000"/>
+                <w:sz w:val="20"/>
+                <w:szCs w:val="20"/>
+                <w:u w:val="none"/>
+                <w:shd w:fill="auto" w:val="clear"/>
+                <w:vertAlign w:val="baseline"/>
+                <w:rtl w:val="0"/>
+              </w:rPr>
+              <w:t xml:space="preserve">9. Bibliografia</w:t>
+              <w:tab/>
+              <w:t xml:space="preserve">14</w:t>
+            </w:r>
+          </w:hyperlink>
+          <w:r>
+            <w:rPr>
+              <w:rtl w:val="0"/>
+            </w:rPr>
+          </w:r>
+        </w:p>
+        <w:p>
+          <w:pPr>
+            <w:tabs>
+              <w:tab w:val="right" w:leader="none" w:pos="12000"/>
+            </w:tabs>
+            <w:spacing w:after="0" w:before="60" w:lineRule="auto"/>
+            <w:jc w:val="left"/>
+            <w:rPr>
+              <w:rFonts w:ascii="Arial" w:cs="Arial" w:eastAsia="Arial" w:hAnsi="Arial"/>
+              <w:b w:val="1"/>
+              <w:bCs w:val="1"/>
+              <w:i w:val="0"/>
+              <w:iCs w:val="0"/>
               <w:smallCaps w:val="0"/>
               <w:strike w:val="0"/>
               <w:color w:val="000000"/>
@@ -1756,7 +1868,9 @@
               <w:rPr>
                 <w:rFonts w:ascii="Verdana" w:cs="Verdana" w:eastAsia="Verdana" w:hAnsi="Verdana"/>
                 <w:b w:val="1"/>
+                <w:bCs w:val="1"/>
                 <w:i w:val="0"/>
+                <w:iCs w:val="0"/>
                 <w:smallCaps w:val="0"/>
                 <w:strike w:val="0"/>
                 <w:color w:val="000000"/>
@@ -1803,6 +1917,7 @@
         <w:rPr>
           <w:rFonts w:ascii="Arial" w:cs="Arial" w:eastAsia="Arial" w:hAnsi="Arial"/>
           <w:b w:val="1"/>
+          <w:bCs w:val="1"/>
           <w:smallCaps w:val="1"/>
           <w:sz w:val="32"/>
           <w:szCs w:val="32"/>
@@ -2141,6 +2256,7 @@
               <w:rPr>
                 <w:rFonts w:ascii="Consolas" w:cs="Consolas" w:eastAsia="Consolas" w:hAnsi="Consolas"/>
                 <w:i w:val="1"/>
+                <w:iCs w:val="1"/>
                 <w:color w:val="999988"/>
                 <w:sz w:val="20"/>
                 <w:szCs w:val="20"/>
@@ -2151,6 +2267,7 @@
               <w:rPr>
                 <w:rFonts w:ascii="Consolas" w:cs="Consolas" w:eastAsia="Consolas" w:hAnsi="Consolas"/>
                 <w:i w:val="1"/>
+                <w:iCs w:val="1"/>
                 <w:color w:val="999988"/>
                 <w:sz w:val="20"/>
                 <w:szCs w:val="20"/>
@@ -2267,6 +2384,7 @@
               <w:rPr>
                 <w:rFonts w:ascii="Consolas" w:cs="Consolas" w:eastAsia="Consolas" w:hAnsi="Consolas"/>
                 <w:i w:val="1"/>
+                <w:iCs w:val="1"/>
                 <w:color w:val="999988"/>
                 <w:sz w:val="20"/>
                 <w:szCs w:val="20"/>
@@ -2320,6 +2438,7 @@
       <w:r>
         <w:rPr>
           <w:b w:val="1"/>
+          <w:bCs w:val="1"/>
           <w:rtl w:val="0"/>
         </w:rPr>
         <w:t xml:space="preserve">.odoorc"</w:t>
@@ -2446,6 +2565,7 @@
       <w:r>
         <w:rPr>
           <w:b w:val="1"/>
+          <w:bCs w:val="1"/>
           <w:rtl w:val="0"/>
         </w:rPr>
         <w:t xml:space="preserve">"volumesOdoo/addons</w:t>
@@ -3269,19 +3389,19 @@
         <w:rPr>
           <w:rtl w:val="0"/>
         </w:rPr>
-        <w:t xml:space="preserve">Activant el mode “desenvolupador” en Odoo 17</w:t>
-      </w:r>
-    </w:p>
-    <w:p>
-      <w:pPr>
-        <w:pageBreakBefore w:val="0"/>
-        <w:rPr/>
-      </w:pPr>
-      <w:r>
-        <w:rPr>
-          <w:rtl w:val="0"/>
-        </w:rPr>
-        <w:t xml:space="preserve">En aquest URL de la guia de Odoo 17 s'expliquen les diferents vies existents per activar el mode desenvolupador. Aquesta manera ens permet depurar els nostres mòduls Odoo gràficament.</w:t>
+        <w:t xml:space="preserve">Activant el mode “desenvolupador” en Odoo 19</w:t>
+      </w:r>
+    </w:p>
+    <w:p>
+      <w:pPr>
+        <w:pageBreakBefore w:val="0"/>
+        <w:rPr/>
+      </w:pPr>
+      <w:r>
+        <w:rPr>
+          <w:rtl w:val="0"/>
+        </w:rPr>
+        <w:t xml:space="preserve">En aquest URL de la guia de Odoo 19 s'expliquen les diferents vies existents per activar el mode desenvolupador. Aquesta manera ens permet depurar els nostres mòduls Odoo gràficament.</w:t>
       </w:r>
     </w:p>
     <w:p>
@@ -3456,6 +3576,7 @@
       <w:r>
         <w:rPr>
           <w:b w:val="1"/>
+          <w:bCs w:val="1"/>
           <w:rtl w:val="0"/>
         </w:rPr>
         <w:t xml:space="preserve">Atenció: </w:t>
@@ -3529,7 +3650,7 @@
         <w:rPr>
           <w:rtl w:val="0"/>
         </w:rPr>
-        <w:t xml:space="preserve">Per a aquest exemple, crearem el mòdul més senzill que permet Odoo 17. Un mòdul que no fa absolutament res, excepte aparéixer a la llista de mòduls. La creació d'aquest mòdul té una fi completament didàctica i ens ajudarà a comprovar que el nostre sistema està configurat correctament per poder detectar i utilitzar els mòduls que desenvolupem.</w:t>
+        <w:t xml:space="preserve">Per a aquest exemple, crearem el mòdul més senzill que permet Odoo 19. Un mòdul que no fa absolutament res, excepte aparéixer a la llista de mòduls. La creació d'aquest mòdul té una fi completament didàctica i ens ajudarà a comprovar que el nostre sistema està configurat correctament per poder detectar i utilitzar els mòduls que desenvolupem.</w:t>
       </w:r>
     </w:p>
     <w:p>
@@ -3573,11 +3694,13 @@
         <w:ind w:left="0" w:firstLine="0"/>
         <w:rPr>
           <w:b w:val="1"/>
+          <w:bCs w:val="1"/>
         </w:rPr>
       </w:pPr>
       <w:r>
         <w:rPr>
           <w:b w:val="1"/>
+          <w:bCs w:val="1"/>
           <w:rtl w:val="0"/>
         </w:rPr>
         <w:t xml:space="preserve">a) Fitxer "__init__.py": </w:t>
@@ -3602,11 +3725,13 @@
         <w:ind w:left="0" w:firstLine="0"/>
         <w:rPr>
           <w:b w:val="1"/>
+          <w:bCs w:val="1"/>
         </w:rPr>
       </w:pPr>
       <w:r>
         <w:rPr>
           <w:b w:val="1"/>
+          <w:bCs w:val="1"/>
           <w:rtl w:val="0"/>
         </w:rPr>
         <w:t xml:space="preserve">b) Fitxer "__manifest__.py":</w:t>
@@ -3681,6 +3806,7 @@
               <w:rPr>
                 <w:rFonts w:ascii="Consolas" w:cs="Consolas" w:eastAsia="Consolas" w:hAnsi="Consolas"/>
                 <w:i w:val="1"/>
+                <w:iCs w:val="1"/>
                 <w:color w:val="999988"/>
                 <w:sz w:val="20"/>
                 <w:szCs w:val="20"/>
@@ -3803,12 +3929,12 @@
           <wp:inline distB="114300" distT="114300" distL="114300" distR="114300">
             <wp:extent cx="6192210" cy="685800"/>
             <wp:effectExtent b="0" l="0" r="0" t="0"/>
-            <wp:docPr id="4" name="image8.png"/>
+            <wp:docPr id="4" name="image2.png"/>
             <a:graphic>
               <a:graphicData uri="http://schemas.openxmlformats.org/drawingml/2006/picture">
                 <pic:pic>
                   <pic:nvPicPr>
-                    <pic:cNvPr id="0" name="image8.png"/>
+                    <pic:cNvPr id="0" name="image2.png"/>
                     <pic:cNvPicPr preferRelativeResize="0"/>
                   </pic:nvPicPr>
                   <pic:blipFill>
@@ -3863,12 +3989,12 @@
           <wp:inline distB="114300" distT="114300" distL="114300" distR="114300">
             <wp:extent cx="6192210" cy="1079500"/>
             <wp:effectExtent b="0" l="0" r="0" t="0"/>
-            <wp:docPr id="6" name="image1.png"/>
+            <wp:docPr id="6" name="image5.png"/>
             <a:graphic>
               <a:graphicData uri="http://schemas.openxmlformats.org/drawingml/2006/picture">
                 <pic:pic>
                   <pic:nvPicPr>
-                    <pic:cNvPr id="0" name="image1.png"/>
+                    <pic:cNvPr id="0" name="image5.png"/>
                     <pic:cNvPicPr preferRelativeResize="0"/>
                   </pic:nvPicPr>
                   <pic:blipFill>
@@ -3925,6 +4051,7 @@
         <w:rPr>
           <w:rFonts w:ascii="Pacifico" w:cs="Pacifico" w:eastAsia="Pacifico" w:hAnsi="Pacifico"/>
           <w:b w:val="1"/>
+          <w:bCs w:val="1"/>
           <w:sz w:val="20"/>
           <w:szCs w:val="20"/>
           <w:rtl w:val="0"/>
@@ -3935,6 +4062,7 @@
         <w:rPr>
           <w:rFonts w:ascii="Arimo" w:cs="Arimo" w:eastAsia="Arimo" w:hAnsi="Arimo"/>
           <w:b w:val="1"/>
+          <w:bCs w:val="1"/>
           <w:sz w:val="20"/>
           <w:szCs w:val="20"/>
           <w:rtl w:val="0"/>
@@ -3944,6 +4072,7 @@
       <w:r>
         <w:rPr>
           <w:b w:val="1"/>
+          <w:bCs w:val="1"/>
           <w:rtl w:val="0"/>
         </w:rPr>
         <w:t xml:space="preserve">Atenció: </w:t>
@@ -4072,11 +4201,13 @@
         <w:ind w:left="566.9291338582675" w:right="57" w:firstLine="0"/>
         <w:rPr>
           <w:b w:val="1"/>
+          <w:bCs w:val="1"/>
         </w:rPr>
       </w:pPr>
       <w:r>
         <w:rPr>
           <w:b w:val="1"/>
+          <w:bCs w:val="1"/>
           <w:sz w:val="20"/>
           <w:szCs w:val="20"/>
           <w:rtl w:val="0"/>
@@ -4086,6 +4217,7 @@
       <w:r>
         <w:rPr>
           <w:b w:val="1"/>
+          <w:bCs w:val="1"/>
           <w:rtl w:val="0"/>
         </w:rPr>
         <w:t xml:space="preserve"> Interessant: </w:t>
@@ -4199,11 +4331,13 @@
         <w:ind w:left="566.9291338582675" w:right="57" w:firstLine="0"/>
         <w:rPr>
           <w:b w:val="1"/>
+          <w:bCs w:val="1"/>
         </w:rPr>
       </w:pPr>
       <w:r>
         <w:rPr>
           <w:b w:val="1"/>
+          <w:bCs w:val="1"/>
           <w:sz w:val="20"/>
           <w:szCs w:val="20"/>
           <w:rtl w:val="0"/>
@@ -4213,6 +4347,7 @@
       <w:r>
         <w:rPr>
           <w:b w:val="1"/>
+          <w:bCs w:val="1"/>
           <w:rtl w:val="0"/>
         </w:rPr>
         <w:t xml:space="preserve">Important: </w:t>
@@ -4226,7 +4361,9 @@
       <w:r>
         <w:rPr>
           <w:b w:val="1"/>
+          <w:bCs w:val="1"/>
           <w:i w:val="1"/>
+          <w:iCs w:val="1"/>
           <w:rtl w:val="0"/>
         </w:rPr>
         <w:t xml:space="preserve">"docker exec -it IDCONTENEDOR /bin/bash</w:t>
@@ -4240,7 +4377,9 @@
       <w:r>
         <w:rPr>
           <w:b w:val="1"/>
+          <w:bCs w:val="1"/>
           <w:i w:val="1"/>
+          <w:iCs w:val="1"/>
           <w:rtl w:val="0"/>
         </w:rPr>
         <w:t xml:space="preserve">"docker-compose exec web /bin/bash</w:t>
@@ -4366,6 +4505,7 @@
         <w:rPr>
           <w:rFonts w:ascii="Pacifico" w:cs="Pacifico" w:eastAsia="Pacifico" w:hAnsi="Pacifico"/>
           <w:b w:val="1"/>
+          <w:bCs w:val="1"/>
           <w:sz w:val="20"/>
           <w:szCs w:val="20"/>
           <w:rtl w:val="0"/>
@@ -4376,6 +4516,7 @@
         <w:rPr>
           <w:rFonts w:ascii="Arimo" w:cs="Arimo" w:eastAsia="Arimo" w:hAnsi="Arimo"/>
           <w:b w:val="1"/>
+          <w:bCs w:val="1"/>
           <w:sz w:val="20"/>
           <w:szCs w:val="20"/>
           <w:rtl w:val="0"/>
@@ -4385,6 +4526,7 @@
       <w:r>
         <w:rPr>
           <w:b w:val="1"/>
+          <w:bCs w:val="1"/>
           <w:rtl w:val="0"/>
         </w:rPr>
         <w:t xml:space="preserve">Atenció: </w:t>
@@ -4410,6 +4552,7 @@
       <w:r>
         <w:rPr>
           <w:b w:val="1"/>
+          <w:bCs w:val="1"/>
           <w:rtl w:val="0"/>
         </w:rPr>
         <w:t xml:space="preserve">mnt /</w:t>
@@ -4536,12 +4679,12 @@
           <wp:inline distB="114300" distT="114300" distL="114300" distR="114300">
             <wp:extent cx="6192210" cy="1574800"/>
             <wp:effectExtent b="0" l="0" r="0" t="0"/>
-            <wp:docPr id="7" name="image5.png"/>
+            <wp:docPr id="7" name="image1.png"/>
             <a:graphic>
               <a:graphicData uri="http://schemas.openxmlformats.org/drawingml/2006/picture">
                 <pic:pic>
                   <pic:nvPicPr>
-                    <pic:cNvPr id="0" name="image5.png"/>
+                    <pic:cNvPr id="0" name="image1.png"/>
                     <pic:cNvPicPr preferRelativeResize="0"/>
                   </pic:nvPicPr>
                   <pic:blipFill>
@@ -4718,6 +4861,7 @@
       <w:r>
         <w:rPr>
           <w:b w:val="1"/>
+          <w:bCs w:val="1"/>
           <w:rtl w:val="0"/>
         </w:rPr>
         <w:t xml:space="preserve">"__manifest__.py"</w:t>
@@ -4743,6 +4887,7 @@
       <w:r>
         <w:rPr>
           <w:b w:val="1"/>
+          <w:bCs w:val="1"/>
           <w:rtl w:val="0"/>
         </w:rPr>
         <w:t xml:space="preserve">"__init__.py". </w:t>
@@ -4800,12 +4945,12 @@
           <wp:inline distB="114300" distT="114300" distL="114300" distR="114300">
             <wp:extent cx="2559368" cy="2938108"/>
             <wp:effectExtent b="0" l="0" r="0" t="0"/>
-            <wp:docPr id="2" name="image4.png"/>
+            <wp:docPr id="2" name="image8.png"/>
             <a:graphic>
               <a:graphicData uri="http://schemas.openxmlformats.org/drawingml/2006/picture">
                 <pic:pic>
                   <pic:nvPicPr>
-                    <pic:cNvPr id="0" name="image4.png"/>
+                    <pic:cNvPr id="0" name="image8.png"/>
                     <pic:cNvPicPr preferRelativeResize="0"/>
                   </pic:nvPicPr>
                   <pic:blipFill>
@@ -4871,6 +5016,7 @@
       <w:r>
         <w:rPr>
           <w:b w:val="1"/>
+          <w:bCs w:val="1"/>
           <w:rtl w:val="0"/>
         </w:rPr>
         <w:t xml:space="preserve">"models/models.py"</w:t>
@@ -4901,6 +5047,7 @@
       <w:r>
         <w:rPr>
           <w:b w:val="1"/>
+          <w:bCs w:val="1"/>
           <w:rtl w:val="0"/>
         </w:rPr>
         <w:t xml:space="preserve">Views/views.xml"</w:t>
@@ -4925,6 +5072,7 @@
       <w:r>
         <w:rPr>
           <w:b w:val="1"/>
+          <w:bCs w:val="1"/>
           <w:rtl w:val="0"/>
         </w:rPr>
         <w:t xml:space="preserve">"Demo/demo.xml"</w:t>
@@ -4949,6 +5097,7 @@
       <w:r>
         <w:rPr>
           <w:b w:val="1"/>
+          <w:bCs w:val="1"/>
           <w:rtl w:val="0"/>
         </w:rPr>
         <w:t xml:space="preserve">"Controllers/controllers.py"</w:t>
@@ -4973,6 +5122,7 @@
       <w:r>
         <w:rPr>
           <w:b w:val="1"/>
+          <w:bCs w:val="1"/>
           <w:rtl w:val="0"/>
         </w:rPr>
         <w:t xml:space="preserve">"Views/templates.xml"</w:t>
@@ -4997,6 +5147,7 @@
       <w:r>
         <w:rPr>
           <w:b w:val="1"/>
+          <w:bCs w:val="1"/>
           <w:rtl w:val="0"/>
         </w:rPr>
         <w:t xml:space="preserve">"__Manifest__.py": </w:t>
@@ -5010,7 +5161,9 @@
       <w:r>
         <w:rPr>
           <w:b w:val="1"/>
+          <w:bCs w:val="1"/>
           <w:i w:val="1"/>
+          <w:iCs w:val="1"/>
           <w:rtl w:val="0"/>
         </w:rPr>
         <w:t xml:space="preserve">'security/ir.model.access.csv'</w:t>
@@ -5115,6 +5268,7 @@
       <w:r>
         <w:rPr>
           <w:b w:val="1"/>
+          <w:bCs w:val="1"/>
           <w:rtl w:val="0"/>
         </w:rPr>
         <w:t xml:space="preserve">en instal·lar o actualitzar el mòdul</w:t>
@@ -5181,6 +5335,7 @@
         <w:rPr>
           <w:rFonts w:ascii="Pacifico" w:cs="Pacifico" w:eastAsia="Pacifico" w:hAnsi="Pacifico"/>
           <w:b w:val="1"/>
+          <w:bCs w:val="1"/>
           <w:sz w:val="20"/>
           <w:szCs w:val="20"/>
           <w:rtl w:val="0"/>
@@ -5191,6 +5346,7 @@
         <w:rPr>
           <w:rFonts w:ascii="Arimo" w:cs="Arimo" w:eastAsia="Arimo" w:hAnsi="Arimo"/>
           <w:b w:val="1"/>
+          <w:bCs w:val="1"/>
           <w:sz w:val="20"/>
           <w:szCs w:val="20"/>
           <w:rtl w:val="0"/>
@@ -5200,6 +5356,7 @@
       <w:r>
         <w:rPr>
           <w:b w:val="1"/>
+          <w:bCs w:val="1"/>
           <w:rtl w:val="0"/>
         </w:rPr>
         <w:t xml:space="preserve">Atenció: </w:t>
@@ -5213,7 +5370,9 @@
       <w:r>
         <w:rPr>
           <w:b w:val="1"/>
+          <w:bCs w:val="1"/>
           <w:i w:val="1"/>
+          <w:iCs w:val="1"/>
           <w:rtl w:val="0"/>
         </w:rPr>
         <w:t xml:space="preserve">"docker restart IDCONTENEDOR</w:t>
@@ -5227,7 +5386,9 @@
       <w:r>
         <w:rPr>
           <w:b w:val="1"/>
+          <w:bCs w:val="1"/>
           <w:i w:val="1"/>
+          <w:iCs w:val="1"/>
           <w:rtl w:val="0"/>
         </w:rPr>
         <w:t xml:space="preserve">"docker-compose restart web</w:t>
@@ -5285,12 +5446,12 @@
           <wp:inline distB="114300" distT="114300" distL="114300" distR="114300">
             <wp:extent cx="6192210" cy="1892300"/>
             <wp:effectExtent b="0" l="0" r="0" t="0"/>
-            <wp:docPr id="10" name="image3.png"/>
+            <wp:docPr id="10" name="image4.png"/>
             <a:graphic>
               <a:graphicData uri="http://schemas.openxmlformats.org/drawingml/2006/picture">
                 <pic:pic>
                   <pic:nvPicPr>
-                    <pic:cNvPr id="0" name="image3.png"/>
+                    <pic:cNvPr id="0" name="image4.png"/>
                     <pic:cNvPicPr preferRelativeResize="0"/>
                   </pic:nvPicPr>
                   <pic:blipFill>
@@ -5366,6 +5527,7 @@
       <w:r>
         <w:rPr>
           <w:b w:val="1"/>
+          <w:bCs w:val="1"/>
           <w:rtl w:val="0"/>
         </w:rPr>
         <w:t xml:space="preserve">"</w:t>
@@ -5373,7 +5535,9 @@
       <w:r>
         <w:rPr>
           <w:b w:val="1"/>
+          <w:bCs w:val="1"/>
           <w:i w:val="1"/>
+          <w:iCs w:val="1"/>
           <w:rtl w:val="0"/>
         </w:rPr>
         <w:t xml:space="preserve">--dev=all</w:t>
@@ -5414,6 +5578,7 @@
         <w:rPr>
           <w:rFonts w:ascii="Pacifico" w:cs="Pacifico" w:eastAsia="Pacifico" w:hAnsi="Pacifico"/>
           <w:b w:val="1"/>
+          <w:bCs w:val="1"/>
           <w:sz w:val="20"/>
           <w:szCs w:val="20"/>
           <w:rtl w:val="0"/>
@@ -5424,6 +5589,7 @@
         <w:rPr>
           <w:rFonts w:ascii="Arimo" w:cs="Arimo" w:eastAsia="Arimo" w:hAnsi="Arimo"/>
           <w:b w:val="1"/>
+          <w:bCs w:val="1"/>
           <w:sz w:val="20"/>
           <w:szCs w:val="20"/>
           <w:rtl w:val="0"/>
@@ -5433,6 +5599,7 @@
       <w:r>
         <w:rPr>
           <w:b w:val="1"/>
+          <w:bCs w:val="1"/>
           <w:rtl w:val="0"/>
         </w:rPr>
         <w:t xml:space="preserve">Atenció: </w:t>
@@ -5493,12 +5660,12 @@
           <wp:inline distB="114300" distT="114300" distL="114300" distR="114300">
             <wp:extent cx="2073112" cy="1272137"/>
             <wp:effectExtent b="0" l="0" r="0" t="0"/>
-            <wp:docPr id="1" name="image7.png"/>
+            <wp:docPr id="1" name="image3.png"/>
             <a:graphic>
               <a:graphicData uri="http://schemas.openxmlformats.org/drawingml/2006/picture">
                 <pic:pic>
                   <pic:nvPicPr>
-                    <pic:cNvPr id="0" name="image7.png"/>
+                    <pic:cNvPr id="0" name="image3.png"/>
                     <pic:cNvPicPr preferRelativeResize="0"/>
                   </pic:nvPicPr>
                   <pic:blipFill>
@@ -5626,6 +5793,7 @@
         <w:pageBreakBefore w:val="0"/>
         <w:rPr>
           <w:b w:val="1"/>
+          <w:bCs w:val="1"/>
         </w:rPr>
       </w:pPr>
       <w:r>
@@ -5642,6 +5810,7 @@
       <w:r>
         <w:rPr>
           <w:b w:val="1"/>
+          <w:bCs w:val="1"/>
           <w:rtl w:val="0"/>
         </w:rPr>
         <w:t xml:space="preserve">Fitxer "__manifest__.py":</w:t>
@@ -5696,6 +5865,7 @@
               <w:rPr>
                 <w:rFonts w:ascii="Consolas" w:cs="Consolas" w:eastAsia="Consolas" w:hAnsi="Consolas"/>
                 <w:i w:val="1"/>
+                <w:iCs w:val="1"/>
                 <w:color w:val="999988"/>
                 <w:sz w:val="20"/>
                 <w:szCs w:val="20"/>
@@ -5964,6 +6134,7 @@
               <w:rPr>
                 <w:rFonts w:ascii="Consolas" w:cs="Consolas" w:eastAsia="Consolas" w:hAnsi="Consolas"/>
                 <w:i w:val="1"/>
+                <w:iCs w:val="1"/>
                 <w:color w:val="999988"/>
                 <w:sz w:val="20"/>
                 <w:szCs w:val="20"/>
@@ -6010,6 +6181,7 @@
               <w:rPr>
                 <w:rFonts w:ascii="Consolas" w:cs="Consolas" w:eastAsia="Consolas" w:hAnsi="Consolas"/>
                 <w:b w:val="1"/>
+                <w:bCs w:val="1"/>
                 <w:color w:val="333333"/>
                 <w:sz w:val="20"/>
                 <w:szCs w:val="20"/>
@@ -6036,6 +6208,7 @@
               <w:rPr>
                 <w:rFonts w:ascii="Consolas" w:cs="Consolas" w:eastAsia="Consolas" w:hAnsi="Consolas"/>
                 <w:i w:val="1"/>
+                <w:iCs w:val="1"/>
                 <w:color w:val="999988"/>
                 <w:sz w:val="20"/>
                 <w:szCs w:val="20"/>
@@ -6060,6 +6233,7 @@
               <w:rPr>
                 <w:rFonts w:ascii="Consolas" w:cs="Consolas" w:eastAsia="Consolas" w:hAnsi="Consolas"/>
                 <w:i w:val="1"/>
+                <w:iCs w:val="1"/>
                 <w:color w:val="999988"/>
                 <w:sz w:val="20"/>
                 <w:szCs w:val="20"/>
@@ -6084,6 +6258,7 @@
               <w:rPr>
                 <w:rFonts w:ascii="Consolas" w:cs="Consolas" w:eastAsia="Consolas" w:hAnsi="Consolas"/>
                 <w:i w:val="1"/>
+                <w:iCs w:val="1"/>
                 <w:color w:val="999988"/>
                 <w:sz w:val="20"/>
                 <w:szCs w:val="20"/>
@@ -6201,6 +6376,7 @@
               <w:rPr>
                 <w:rFonts w:ascii="Consolas" w:cs="Consolas" w:eastAsia="Consolas" w:hAnsi="Consolas"/>
                 <w:i w:val="1"/>
+                <w:iCs w:val="1"/>
                 <w:color w:val="999988"/>
                 <w:sz w:val="20"/>
                 <w:szCs w:val="20"/>
@@ -6225,6 +6401,7 @@
               <w:rPr>
                 <w:rFonts w:ascii="Consolas" w:cs="Consolas" w:eastAsia="Consolas" w:hAnsi="Consolas"/>
                 <w:i w:val="1"/>
+                <w:iCs w:val="1"/>
                 <w:color w:val="999988"/>
                 <w:sz w:val="20"/>
                 <w:szCs w:val="20"/>
@@ -6296,6 +6473,7 @@
               <w:rPr>
                 <w:rFonts w:ascii="Consolas" w:cs="Consolas" w:eastAsia="Consolas" w:hAnsi="Consolas"/>
                 <w:i w:val="1"/>
+                <w:iCs w:val="1"/>
                 <w:color w:val="999988"/>
                 <w:sz w:val="20"/>
                 <w:szCs w:val="20"/>
@@ -6345,6 +6523,7 @@
               <w:rPr>
                 <w:rFonts w:ascii="Consolas" w:cs="Consolas" w:eastAsia="Consolas" w:hAnsi="Consolas"/>
                 <w:i w:val="1"/>
+                <w:iCs w:val="1"/>
                 <w:color w:val="999988"/>
                 <w:sz w:val="20"/>
                 <w:szCs w:val="20"/>
@@ -6395,6 +6574,7 @@
               <w:rPr>
                 <w:rFonts w:ascii="Consolas" w:cs="Consolas" w:eastAsia="Consolas" w:hAnsi="Consolas"/>
                 <w:i w:val="1"/>
+                <w:iCs w:val="1"/>
                 <w:color w:val="999988"/>
                 <w:sz w:val="20"/>
                 <w:szCs w:val="20"/>
@@ -6468,11 +6648,13 @@
         <w:pageBreakBefore w:val="0"/>
         <w:rPr>
           <w:b w:val="1"/>
+          <w:bCs w:val="1"/>
         </w:rPr>
       </w:pPr>
       <w:r>
         <w:rPr>
           <w:b w:val="1"/>
+          <w:bCs w:val="1"/>
           <w:rtl w:val="0"/>
         </w:rPr>
         <w:t xml:space="preserve">Fitxer "models.py":</w:t>
@@ -6522,6 +6704,7 @@
               <w:rPr>
                 <w:rFonts w:ascii="Consolas" w:cs="Consolas" w:eastAsia="Consolas" w:hAnsi="Consolas"/>
                 <w:i w:val="1"/>
+                <w:iCs w:val="1"/>
                 <w:color w:val="999988"/>
                 <w:sz w:val="20"/>
                 <w:szCs w:val="20"/>
@@ -6546,6 +6729,7 @@
               <w:rPr>
                 <w:rFonts w:ascii="Consolas" w:cs="Consolas" w:eastAsia="Consolas" w:hAnsi="Consolas"/>
                 <w:b w:val="1"/>
+                <w:bCs w:val="1"/>
                 <w:color w:val="333333"/>
                 <w:sz w:val="20"/>
                 <w:szCs w:val="20"/>
@@ -6569,6 +6753,7 @@
               <w:rPr>
                 <w:rFonts w:ascii="Consolas" w:cs="Consolas" w:eastAsia="Consolas" w:hAnsi="Consolas"/>
                 <w:b w:val="1"/>
+                <w:bCs w:val="1"/>
                 <w:color w:val="333333"/>
                 <w:sz w:val="20"/>
                 <w:szCs w:val="20"/>
@@ -6594,6 +6779,7 @@
               <w:rPr>
                 <w:rFonts w:ascii="Consolas" w:cs="Consolas" w:eastAsia="Consolas" w:hAnsi="Consolas"/>
                 <w:i w:val="1"/>
+                <w:iCs w:val="1"/>
                 <w:color w:val="999988"/>
                 <w:sz w:val="20"/>
                 <w:szCs w:val="20"/>
@@ -6617,6 +6803,7 @@
               <w:rPr>
                 <w:rFonts w:ascii="Consolas" w:cs="Consolas" w:eastAsia="Consolas" w:hAnsi="Consolas"/>
                 <w:b w:val="1"/>
+                <w:bCs w:val="1"/>
                 <w:color w:val="333333"/>
                 <w:sz w:val="20"/>
                 <w:szCs w:val="20"/>
@@ -6640,6 +6827,7 @@
               <w:rPr>
                 <w:rFonts w:ascii="Consolas" w:cs="Consolas" w:eastAsia="Consolas" w:hAnsi="Consolas"/>
                 <w:b w:val="1"/>
+                <w:bCs w:val="1"/>
                 <w:color w:val="445588"/>
                 <w:sz w:val="20"/>
                 <w:szCs w:val="20"/>
@@ -6665,6 +6853,7 @@
               <w:rPr>
                 <w:rFonts w:ascii="Consolas" w:cs="Consolas" w:eastAsia="Consolas" w:hAnsi="Consolas"/>
                 <w:i w:val="1"/>
+                <w:iCs w:val="1"/>
                 <w:color w:val="999988"/>
                 <w:sz w:val="20"/>
                 <w:szCs w:val="20"/>
@@ -6738,6 +6927,7 @@
               <w:rPr>
                 <w:rFonts w:ascii="Consolas" w:cs="Consolas" w:eastAsia="Consolas" w:hAnsi="Consolas"/>
                 <w:i w:val="1"/>
+                <w:iCs w:val="1"/>
                 <w:color w:val="999988"/>
                 <w:sz w:val="20"/>
                 <w:szCs w:val="20"/>
@@ -6762,6 +6952,7 @@
               <w:rPr>
                 <w:rFonts w:ascii="Consolas" w:cs="Consolas" w:eastAsia="Consolas" w:hAnsi="Consolas"/>
                 <w:i w:val="1"/>
+                <w:iCs w:val="1"/>
                 <w:color w:val="999988"/>
                 <w:sz w:val="20"/>
                 <w:szCs w:val="20"/>
@@ -6786,6 +6977,7 @@
               <w:rPr>
                 <w:rFonts w:ascii="Consolas" w:cs="Consolas" w:eastAsia="Consolas" w:hAnsi="Consolas"/>
                 <w:i w:val="1"/>
+                <w:iCs w:val="1"/>
                 <w:color w:val="999988"/>
                 <w:sz w:val="20"/>
                 <w:szCs w:val="20"/>
@@ -6841,6 +7033,7 @@
               <w:rPr>
                 <w:rFonts w:ascii="Consolas" w:cs="Consolas" w:eastAsia="Consolas" w:hAnsi="Consolas"/>
                 <w:b w:val="1"/>
+                <w:bCs w:val="1"/>
                 <w:color w:val="333333"/>
                 <w:sz w:val="20"/>
                 <w:szCs w:val="20"/>
@@ -6871,6 +7064,7 @@
               <w:rPr>
                 <w:rFonts w:ascii="Consolas" w:cs="Consolas" w:eastAsia="Consolas" w:hAnsi="Consolas"/>
                 <w:i w:val="1"/>
+                <w:iCs w:val="1"/>
                 <w:color w:val="999988"/>
                 <w:sz w:val="20"/>
                 <w:szCs w:val="20"/>
@@ -6894,6 +7088,7 @@
               <w:rPr>
                 <w:rFonts w:ascii="Consolas" w:cs="Consolas" w:eastAsia="Consolas" w:hAnsi="Consolas"/>
                 <w:b w:val="1"/>
+                <w:bCs w:val="1"/>
                 <w:color w:val="999999"/>
                 <w:sz w:val="20"/>
                 <w:szCs w:val="20"/>
@@ -6919,6 +7114,7 @@
               <w:rPr>
                 <w:rFonts w:ascii="Consolas" w:cs="Consolas" w:eastAsia="Consolas" w:hAnsi="Consolas"/>
                 <w:i w:val="1"/>
+                <w:iCs w:val="1"/>
                 <w:color w:val="999988"/>
                 <w:sz w:val="20"/>
                 <w:szCs w:val="20"/>
@@ -6943,6 +7139,7 @@
               <w:rPr>
                 <w:rFonts w:ascii="Consolas" w:cs="Consolas" w:eastAsia="Consolas" w:hAnsi="Consolas"/>
                 <w:b w:val="1"/>
+                <w:bCs w:val="1"/>
                 <w:color w:val="333333"/>
                 <w:sz w:val="20"/>
                 <w:szCs w:val="20"/>
@@ -6966,6 +7163,7 @@
               <w:rPr>
                 <w:rFonts w:ascii="Consolas" w:cs="Consolas" w:eastAsia="Consolas" w:hAnsi="Consolas"/>
                 <w:b w:val="1"/>
+                <w:bCs w:val="1"/>
                 <w:color w:val="990000"/>
                 <w:sz w:val="20"/>
                 <w:szCs w:val="20"/>
@@ -6992,6 +7190,7 @@
               <w:rPr>
                 <w:rFonts w:ascii="Consolas" w:cs="Consolas" w:eastAsia="Consolas" w:hAnsi="Consolas"/>
                 <w:i w:val="1"/>
+                <w:iCs w:val="1"/>
                 <w:color w:val="999988"/>
                 <w:sz w:val="20"/>
                 <w:szCs w:val="20"/>
@@ -7017,6 +7216,7 @@
               <w:rPr>
                 <w:rFonts w:ascii="Consolas" w:cs="Consolas" w:eastAsia="Consolas" w:hAnsi="Consolas"/>
                 <w:b w:val="1"/>
+                <w:bCs w:val="1"/>
                 <w:color w:val="333333"/>
                 <w:sz w:val="20"/>
                 <w:szCs w:val="20"/>
@@ -7040,6 +7240,7 @@
               <w:rPr>
                 <w:rFonts w:ascii="Consolas" w:cs="Consolas" w:eastAsia="Consolas" w:hAnsi="Consolas"/>
                 <w:b w:val="1"/>
+                <w:bCs w:val="1"/>
                 <w:color w:val="333333"/>
                 <w:sz w:val="20"/>
                 <w:szCs w:val="20"/>
@@ -7066,6 +7267,7 @@
               <w:rPr>
                 <w:rFonts w:ascii="Consolas" w:cs="Consolas" w:eastAsia="Consolas" w:hAnsi="Consolas"/>
                 <w:i w:val="1"/>
+                <w:iCs w:val="1"/>
                 <w:color w:val="999988"/>
                 <w:sz w:val="20"/>
                 <w:szCs w:val="20"/>
@@ -7091,6 +7293,7 @@
               <w:rPr>
                 <w:rFonts w:ascii="Consolas" w:cs="Consolas" w:eastAsia="Consolas" w:hAnsi="Consolas"/>
                 <w:b w:val="1"/>
+                <w:bCs w:val="1"/>
                 <w:color w:val="333333"/>
                 <w:sz w:val="20"/>
                 <w:szCs w:val="20"/>
@@ -7140,6 +7343,7 @@
               <w:rPr>
                 <w:rFonts w:ascii="Consolas" w:cs="Consolas" w:eastAsia="Consolas" w:hAnsi="Consolas"/>
                 <w:b w:val="1"/>
+                <w:bCs w:val="1"/>
                 <w:color w:val="333333"/>
                 <w:sz w:val="20"/>
                 <w:szCs w:val="20"/>
@@ -7165,6 +7369,7 @@
               <w:rPr>
                 <w:rFonts w:ascii="Consolas" w:cs="Consolas" w:eastAsia="Consolas" w:hAnsi="Consolas"/>
                 <w:b w:val="1"/>
+                <w:bCs w:val="1"/>
                 <w:color w:val="333333"/>
                 <w:sz w:val="20"/>
                 <w:szCs w:val="20"/>
@@ -7192,6 +7397,7 @@
               <w:rPr>
                 <w:rFonts w:ascii="Consolas" w:cs="Consolas" w:eastAsia="Consolas" w:hAnsi="Consolas"/>
                 <w:b w:val="1"/>
+                <w:bCs w:val="1"/>
                 <w:color w:val="333333"/>
                 <w:sz w:val="20"/>
                 <w:szCs w:val="20"/>
@@ -7225,11 +7431,13 @@
         <w:pageBreakBefore w:val="0"/>
         <w:rPr>
           <w:b w:val="1"/>
+          <w:bCs w:val="1"/>
         </w:rPr>
       </w:pPr>
       <w:r>
         <w:rPr>
           <w:b w:val="1"/>
+          <w:bCs w:val="1"/>
           <w:rtl w:val="0"/>
         </w:rPr>
         <w:t xml:space="preserve">Fitxer "views.xml":</w:t>
@@ -7272,6 +7480,7 @@
               <w:jc w:val="left"/>
               <w:rPr>
                 <w:b w:val="1"/>
+                <w:bCs w:val="1"/>
                 <w:sz w:val="20"/>
                 <w:szCs w:val="20"/>
               </w:rPr>
@@ -7280,6 +7489,7 @@
               <w:rPr>
                 <w:rFonts w:ascii="Consolas" w:cs="Consolas" w:eastAsia="Consolas" w:hAnsi="Consolas"/>
                 <w:b w:val="1"/>
+                <w:bCs w:val="1"/>
                 <w:color w:val="333333"/>
                 <w:sz w:val="20"/>
                 <w:szCs w:val="20"/>
@@ -7303,6 +7513,7 @@
               <w:rPr>
                 <w:rFonts w:ascii="Consolas" w:cs="Consolas" w:eastAsia="Consolas" w:hAnsi="Consolas"/>
                 <w:b w:val="1"/>
+                <w:bCs w:val="1"/>
                 <w:color w:val="dd1144"/>
                 <w:sz w:val="20"/>
                 <w:szCs w:val="20"/>
@@ -7315,6 +7526,7 @@
               <w:rPr>
                 <w:rFonts w:ascii="Consolas" w:cs="Consolas" w:eastAsia="Consolas" w:hAnsi="Consolas"/>
                 <w:b w:val="1"/>
+                <w:bCs w:val="1"/>
                 <w:color w:val="333333"/>
                 <w:sz w:val="20"/>
                 <w:szCs w:val="20"/>
@@ -7327,6 +7539,7 @@
               <w:rPr>
                 <w:rFonts w:ascii="Consolas" w:cs="Consolas" w:eastAsia="Consolas" w:hAnsi="Consolas"/>
                 <w:b w:val="1"/>
+                <w:bCs w:val="1"/>
                 <w:color w:val="dd1144"/>
                 <w:sz w:val="20"/>
                 <w:szCs w:val="20"/>
@@ -7339,6 +7552,7 @@
               <w:rPr>
                 <w:rFonts w:ascii="Consolas" w:cs="Consolas" w:eastAsia="Consolas" w:hAnsi="Consolas"/>
                 <w:b w:val="1"/>
+                <w:bCs w:val="1"/>
                 <w:color w:val="333333"/>
                 <w:sz w:val="20"/>
                 <w:szCs w:val="20"/>
@@ -7355,6 +7569,7 @@
               <w:rPr>
                 <w:rFonts w:ascii="Consolas" w:cs="Consolas" w:eastAsia="Consolas" w:hAnsi="Consolas"/>
                 <w:b w:val="1"/>
+                <w:bCs w:val="1"/>
                 <w:color w:val="dd1144"/>
                 <w:sz w:val="20"/>
                 <w:szCs w:val="20"/>
@@ -7367,6 +7582,7 @@
               <w:rPr>
                 <w:rFonts w:ascii="Consolas" w:cs="Consolas" w:eastAsia="Consolas" w:hAnsi="Consolas"/>
                 <w:b w:val="1"/>
+                <w:bCs w:val="1"/>
                 <w:color w:val="333333"/>
                 <w:sz w:val="20"/>
                 <w:szCs w:val="20"/>
@@ -7383,6 +7599,7 @@
               <w:rPr>
                 <w:rFonts w:ascii="Consolas" w:cs="Consolas" w:eastAsia="Consolas" w:hAnsi="Consolas"/>
                 <w:b w:val="1"/>
+                <w:bCs w:val="1"/>
                 <w:color w:val="dd1144"/>
                 <w:sz w:val="20"/>
                 <w:szCs w:val="20"/>
@@ -7395,6 +7612,7 @@
               <w:rPr>
                 <w:rFonts w:ascii="Consolas" w:cs="Consolas" w:eastAsia="Consolas" w:hAnsi="Consolas"/>
                 <w:b w:val="1"/>
+                <w:bCs w:val="1"/>
                 <w:color w:val="333333"/>
                 <w:sz w:val="20"/>
                 <w:szCs w:val="20"/>
@@ -7411,6 +7629,7 @@
               <w:rPr>
                 <w:rFonts w:ascii="Consolas" w:cs="Consolas" w:eastAsia="Consolas" w:hAnsi="Consolas"/>
                 <w:b w:val="1"/>
+                <w:bCs w:val="1"/>
                 <w:color w:val="dd1144"/>
                 <w:sz w:val="20"/>
                 <w:szCs w:val="20"/>
@@ -7423,6 +7642,7 @@
               <w:rPr>
                 <w:rFonts w:ascii="Consolas" w:cs="Consolas" w:eastAsia="Consolas" w:hAnsi="Consolas"/>
                 <w:b w:val="1"/>
+                <w:bCs w:val="1"/>
                 <w:color w:val="333333"/>
                 <w:sz w:val="20"/>
                 <w:szCs w:val="20"/>
@@ -7435,6 +7655,7 @@
               <w:rPr>
                 <w:rFonts w:ascii="Consolas" w:cs="Consolas" w:eastAsia="Consolas" w:hAnsi="Consolas"/>
                 <w:b w:val="1"/>
+                <w:bCs w:val="1"/>
                 <w:color w:val="dd1144"/>
                 <w:sz w:val="20"/>
                 <w:szCs w:val="20"/>
@@ -7447,6 +7668,7 @@
               <w:rPr>
                 <w:rFonts w:ascii="Consolas" w:cs="Consolas" w:eastAsia="Consolas" w:hAnsi="Consolas"/>
                 <w:b w:val="1"/>
+                <w:bCs w:val="1"/>
                 <w:color w:val="333333"/>
                 <w:sz w:val="20"/>
                 <w:szCs w:val="20"/>
@@ -7467,6 +7689,7 @@
               <w:rPr>
                 <w:rFonts w:ascii="Consolas" w:cs="Consolas" w:eastAsia="Consolas" w:hAnsi="Consolas"/>
                 <w:b w:val="1"/>
+                <w:bCs w:val="1"/>
                 <w:color w:val="dd1144"/>
                 <w:sz w:val="20"/>
                 <w:szCs w:val="20"/>
@@ -7479,6 +7702,7 @@
               <w:rPr>
                 <w:rFonts w:ascii="Consolas" w:cs="Consolas" w:eastAsia="Consolas" w:hAnsi="Consolas"/>
                 <w:b w:val="1"/>
+                <w:bCs w:val="1"/>
                 <w:color w:val="333333"/>
                 <w:sz w:val="20"/>
                 <w:szCs w:val="20"/>
@@ -7495,6 +7719,7 @@
               <w:rPr>
                 <w:rFonts w:ascii="Consolas" w:cs="Consolas" w:eastAsia="Consolas" w:hAnsi="Consolas"/>
                 <w:b w:val="1"/>
+                <w:bCs w:val="1"/>
                 <w:color w:val="dd1144"/>
                 <w:sz w:val="20"/>
                 <w:szCs w:val="20"/>
@@ -7507,6 +7732,7 @@
               <w:rPr>
                 <w:rFonts w:ascii="Consolas" w:cs="Consolas" w:eastAsia="Consolas" w:hAnsi="Consolas"/>
                 <w:b w:val="1"/>
+                <w:bCs w:val="1"/>
                 <w:color w:val="333333"/>
                 <w:sz w:val="20"/>
                 <w:szCs w:val="20"/>
@@ -7523,6 +7749,7 @@
               <w:rPr>
                 <w:rFonts w:ascii="Consolas" w:cs="Consolas" w:eastAsia="Consolas" w:hAnsi="Consolas"/>
                 <w:b w:val="1"/>
+                <w:bCs w:val="1"/>
                 <w:color w:val="dd1144"/>
                 <w:sz w:val="20"/>
                 <w:szCs w:val="20"/>
@@ -7535,6 +7762,7 @@
               <w:rPr>
                 <w:rFonts w:ascii="Consolas" w:cs="Consolas" w:eastAsia="Consolas" w:hAnsi="Consolas"/>
                 <w:b w:val="1"/>
+                <w:bCs w:val="1"/>
                 <w:color w:val="333333"/>
                 <w:sz w:val="20"/>
                 <w:szCs w:val="20"/>
@@ -7551,6 +7779,7 @@
               <w:rPr>
                 <w:rFonts w:ascii="Consolas" w:cs="Consolas" w:eastAsia="Consolas" w:hAnsi="Consolas"/>
                 <w:b w:val="1"/>
+                <w:bCs w:val="1"/>
                 <w:color w:val="dd1144"/>
                 <w:sz w:val="20"/>
                 <w:szCs w:val="20"/>
@@ -7563,6 +7792,7 @@
               <w:rPr>
                 <w:rFonts w:ascii="Consolas" w:cs="Consolas" w:eastAsia="Consolas" w:hAnsi="Consolas"/>
                 <w:b w:val="1"/>
+                <w:bCs w:val="1"/>
                 <w:color w:val="333333"/>
                 <w:sz w:val="20"/>
                 <w:szCs w:val="20"/>
@@ -7595,6 +7825,7 @@
               <w:rPr>
                 <w:rFonts w:ascii="Consolas" w:cs="Consolas" w:eastAsia="Consolas" w:hAnsi="Consolas"/>
                 <w:b w:val="1"/>
+                <w:bCs w:val="1"/>
                 <w:color w:val="008080"/>
                 <w:sz w:val="20"/>
                 <w:szCs w:val="20"/>
@@ -7607,6 +7838,7 @@
               <w:rPr>
                 <w:rFonts w:ascii="Consolas" w:cs="Consolas" w:eastAsia="Consolas" w:hAnsi="Consolas"/>
                 <w:b w:val="1"/>
+                <w:bCs w:val="1"/>
                 <w:color w:val="333333"/>
                 <w:sz w:val="20"/>
                 <w:szCs w:val="20"/>
@@ -7625,6 +7857,7 @@
               <w:rPr>
                 <w:rFonts w:ascii="Consolas" w:cs="Consolas" w:eastAsia="Consolas" w:hAnsi="Consolas"/>
                 <w:b w:val="1"/>
+                <w:bCs w:val="1"/>
                 <w:color w:val="dd1144"/>
                 <w:sz w:val="20"/>
                 <w:szCs w:val="20"/>
@@ -7637,6 +7870,7 @@
               <w:rPr>
                 <w:rFonts w:ascii="Consolas" w:cs="Consolas" w:eastAsia="Consolas" w:hAnsi="Consolas"/>
                 <w:b w:val="1"/>
+                <w:bCs w:val="1"/>
                 <w:color w:val="333333"/>
                 <w:sz w:val="20"/>
                 <w:szCs w:val="20"/>
@@ -7649,6 +7883,7 @@
               <w:rPr>
                 <w:rFonts w:ascii="Consolas" w:cs="Consolas" w:eastAsia="Consolas" w:hAnsi="Consolas"/>
                 <w:b w:val="1"/>
+                <w:bCs w:val="1"/>
                 <w:color w:val="dd1144"/>
                 <w:sz w:val="20"/>
                 <w:szCs w:val="20"/>
@@ -7661,6 +7896,7 @@
               <w:rPr>
                 <w:rFonts w:ascii="Consolas" w:cs="Consolas" w:eastAsia="Consolas" w:hAnsi="Consolas"/>
                 <w:b w:val="1"/>
+                <w:bCs w:val="1"/>
                 <w:color w:val="333333"/>
                 <w:sz w:val="20"/>
                 <w:szCs w:val="20"/>
@@ -7677,6 +7913,7 @@
               <w:rPr>
                 <w:rFonts w:ascii="Consolas" w:cs="Consolas" w:eastAsia="Consolas" w:hAnsi="Consolas"/>
                 <w:b w:val="1"/>
+                <w:bCs w:val="1"/>
                 <w:color w:val="dd1144"/>
                 <w:sz w:val="20"/>
                 <w:szCs w:val="20"/>
@@ -7689,6 +7926,7 @@
               <w:rPr>
                 <w:rFonts w:ascii="Consolas" w:cs="Consolas" w:eastAsia="Consolas" w:hAnsi="Consolas"/>
                 <w:b w:val="1"/>
+                <w:bCs w:val="1"/>
                 <w:color w:val="333333"/>
                 <w:sz w:val="20"/>
                 <w:szCs w:val="20"/>
@@ -7705,6 +7943,7 @@
               <w:rPr>
                 <w:rFonts w:ascii="Consolas" w:cs="Consolas" w:eastAsia="Consolas" w:hAnsi="Consolas"/>
                 <w:b w:val="1"/>
+                <w:bCs w:val="1"/>
                 <w:color w:val="dd1144"/>
                 <w:sz w:val="20"/>
                 <w:szCs w:val="20"/>
@@ -7717,6 +7956,7 @@
               <w:rPr>
                 <w:rFonts w:ascii="Consolas" w:cs="Consolas" w:eastAsia="Consolas" w:hAnsi="Consolas"/>
                 <w:b w:val="1"/>
+                <w:bCs w:val="1"/>
                 <w:color w:val="333333"/>
                 <w:sz w:val="20"/>
                 <w:szCs w:val="20"/>
@@ -7733,6 +7973,7 @@
               <w:rPr>
                 <w:rFonts w:ascii="Consolas" w:cs="Consolas" w:eastAsia="Consolas" w:hAnsi="Consolas"/>
                 <w:b w:val="1"/>
+                <w:bCs w:val="1"/>
                 <w:color w:val="dd1144"/>
                 <w:sz w:val="20"/>
                 <w:szCs w:val="20"/>
@@ -7745,6 +7986,7 @@
               <w:rPr>
                 <w:rFonts w:ascii="Consolas" w:cs="Consolas" w:eastAsia="Consolas" w:hAnsi="Consolas"/>
                 <w:b w:val="1"/>
+                <w:bCs w:val="1"/>
                 <w:color w:val="333333"/>
                 <w:sz w:val="20"/>
                 <w:szCs w:val="20"/>
@@ -7764,6 +8006,7 @@
               <w:rPr>
                 <w:rFonts w:ascii="Consolas" w:cs="Consolas" w:eastAsia="Consolas" w:hAnsi="Consolas"/>
                 <w:b w:val="1"/>
+                <w:bCs w:val="1"/>
                 <w:color w:val="008080"/>
                 <w:sz w:val="20"/>
                 <w:szCs w:val="20"/>
@@ -7776,6 +8019,7 @@
               <w:rPr>
                 <w:rFonts w:ascii="Consolas" w:cs="Consolas" w:eastAsia="Consolas" w:hAnsi="Consolas"/>
                 <w:b w:val="1"/>
+                <w:bCs w:val="1"/>
                 <w:color w:val="333333"/>
                 <w:sz w:val="20"/>
                 <w:szCs w:val="20"/>
@@ -7791,6 +8035,7 @@
               <w:rPr>
                 <w:rFonts w:ascii="Consolas" w:cs="Consolas" w:eastAsia="Consolas" w:hAnsi="Consolas"/>
                 <w:b w:val="1"/>
+                <w:bCs w:val="1"/>
                 <w:color w:val="dd1144"/>
                 <w:sz w:val="20"/>
                 <w:szCs w:val="20"/>
@@ -7803,6 +8048,7 @@
               <w:rPr>
                 <w:rFonts w:ascii="Consolas" w:cs="Consolas" w:eastAsia="Consolas" w:hAnsi="Consolas"/>
                 <w:b w:val="1"/>
+                <w:bCs w:val="1"/>
                 <w:color w:val="333333"/>
                 <w:sz w:val="20"/>
                 <w:szCs w:val="20"/>
@@ -7815,6 +8061,7 @@
               <w:rPr>
                 <w:rFonts w:ascii="Consolas" w:cs="Consolas" w:eastAsia="Consolas" w:hAnsi="Consolas"/>
                 <w:b w:val="1"/>
+                <w:bCs w:val="1"/>
                 <w:color w:val="dd1144"/>
                 <w:sz w:val="20"/>
                 <w:szCs w:val="20"/>
@@ -7827,6 +8074,7 @@
               <w:rPr>
                 <w:rFonts w:ascii="Consolas" w:cs="Consolas" w:eastAsia="Consolas" w:hAnsi="Consolas"/>
                 <w:b w:val="1"/>
+                <w:bCs w:val="1"/>
                 <w:color w:val="333333"/>
                 <w:sz w:val="20"/>
                 <w:szCs w:val="20"/>
@@ -7846,6 +8094,7 @@
               <w:rPr>
                 <w:rFonts w:ascii="Consolas" w:cs="Consolas" w:eastAsia="Consolas" w:hAnsi="Consolas"/>
                 <w:b w:val="1"/>
+                <w:bCs w:val="1"/>
                 <w:color w:val="dd1144"/>
                 <w:sz w:val="20"/>
                 <w:szCs w:val="20"/>
@@ -7858,6 +8107,7 @@
               <w:rPr>
                 <w:rFonts w:ascii="Consolas" w:cs="Consolas" w:eastAsia="Consolas" w:hAnsi="Consolas"/>
                 <w:b w:val="1"/>
+                <w:bCs w:val="1"/>
                 <w:color w:val="333333"/>
                 <w:sz w:val="20"/>
                 <w:szCs w:val="20"/>
@@ -7870,6 +8120,7 @@
               <w:rPr>
                 <w:rFonts w:ascii="Consolas" w:cs="Consolas" w:eastAsia="Consolas" w:hAnsi="Consolas"/>
                 <w:b w:val="1"/>
+                <w:bCs w:val="1"/>
                 <w:color w:val="dd1144"/>
                 <w:sz w:val="20"/>
                 <w:szCs w:val="20"/>
@@ -7882,6 +8133,7 @@
               <w:rPr>
                 <w:rFonts w:ascii="Consolas" w:cs="Consolas" w:eastAsia="Consolas" w:hAnsi="Consolas"/>
                 <w:b w:val="1"/>
+                <w:bCs w:val="1"/>
                 <w:color w:val="333333"/>
                 <w:sz w:val="20"/>
                 <w:szCs w:val="20"/>
@@ -7894,6 +8146,7 @@
               <w:rPr>
                 <w:rFonts w:ascii="Consolas" w:cs="Consolas" w:eastAsia="Consolas" w:hAnsi="Consolas"/>
                 <w:b w:val="1"/>
+                <w:bCs w:val="1"/>
                 <w:color w:val="dd1144"/>
                 <w:sz w:val="20"/>
                 <w:szCs w:val="20"/>
@@ -7906,6 +8159,7 @@
               <w:rPr>
                 <w:rFonts w:ascii="Consolas" w:cs="Consolas" w:eastAsia="Consolas" w:hAnsi="Consolas"/>
                 <w:b w:val="1"/>
+                <w:bCs w:val="1"/>
                 <w:color w:val="333333"/>
                 <w:sz w:val="20"/>
                 <w:szCs w:val="20"/>
@@ -7925,6 +8179,7 @@
               <w:rPr>
                 <w:rFonts w:ascii="Consolas" w:cs="Consolas" w:eastAsia="Consolas" w:hAnsi="Consolas"/>
                 <w:b w:val="1"/>
+                <w:bCs w:val="1"/>
                 <w:color w:val="dd1144"/>
                 <w:sz w:val="20"/>
                 <w:szCs w:val="20"/>
@@ -7937,6 +8192,7 @@
               <w:rPr>
                 <w:rFonts w:ascii="Consolas" w:cs="Consolas" w:eastAsia="Consolas" w:hAnsi="Consolas"/>
                 <w:b w:val="1"/>
+                <w:bCs w:val="1"/>
                 <w:color w:val="333333"/>
                 <w:sz w:val="20"/>
                 <w:szCs w:val="20"/>
@@ -7949,6 +8205,7 @@
               <w:rPr>
                 <w:rFonts w:ascii="Consolas" w:cs="Consolas" w:eastAsia="Consolas" w:hAnsi="Consolas"/>
                 <w:b w:val="1"/>
+                <w:bCs w:val="1"/>
                 <w:color w:val="dd1144"/>
                 <w:sz w:val="20"/>
                 <w:szCs w:val="20"/>
@@ -7961,6 +8218,7 @@
               <w:rPr>
                 <w:rFonts w:ascii="Consolas" w:cs="Consolas" w:eastAsia="Consolas" w:hAnsi="Consolas"/>
                 <w:b w:val="1"/>
+                <w:bCs w:val="1"/>
                 <w:color w:val="333333"/>
                 <w:sz w:val="20"/>
                 <w:szCs w:val="20"/>
@@ -7973,6 +8231,7 @@
               <w:rPr>
                 <w:rFonts w:ascii="Consolas" w:cs="Consolas" w:eastAsia="Consolas" w:hAnsi="Consolas"/>
                 <w:b w:val="1"/>
+                <w:bCs w:val="1"/>
                 <w:color w:val="dd1144"/>
                 <w:sz w:val="20"/>
                 <w:szCs w:val="20"/>
@@ -7985,6 +8244,7 @@
               <w:rPr>
                 <w:rFonts w:ascii="Consolas" w:cs="Consolas" w:eastAsia="Consolas" w:hAnsi="Consolas"/>
                 <w:b w:val="1"/>
+                <w:bCs w:val="1"/>
                 <w:color w:val="333333"/>
                 <w:sz w:val="20"/>
                 <w:szCs w:val="20"/>
@@ -8000,6 +8260,7 @@
               <w:rPr>
                 <w:rFonts w:ascii="Consolas" w:cs="Consolas" w:eastAsia="Consolas" w:hAnsi="Consolas"/>
                 <w:b w:val="1"/>
+                <w:bCs w:val="1"/>
                 <w:color w:val="dd1144"/>
                 <w:sz w:val="20"/>
                 <w:szCs w:val="20"/>
@@ -8012,6 +8273,7 @@
               <w:rPr>
                 <w:rFonts w:ascii="Consolas" w:cs="Consolas" w:eastAsia="Consolas" w:hAnsi="Consolas"/>
                 <w:b w:val="1"/>
+                <w:bCs w:val="1"/>
                 <w:color w:val="333333"/>
                 <w:sz w:val="20"/>
                 <w:szCs w:val="20"/>
@@ -8563,7 +8825,9 @@
       <w:rPr>
         <w:rFonts w:ascii="Tahoma" w:cs="Tahoma" w:eastAsia="Tahoma" w:hAnsi="Tahoma"/>
         <w:b w:val="0"/>
+        <w:bCs w:val="0"/>
         <w:i w:val="0"/>
+        <w:iCs w:val="0"/>
         <w:smallCaps w:val="1"/>
         <w:strike w:val="0"/>
         <w:color w:val="999966"/>
@@ -8578,7 +8842,9 @@
       <w:rPr>
         <w:rFonts w:ascii="Tahoma" w:cs="Tahoma" w:eastAsia="Tahoma" w:hAnsi="Tahoma"/>
         <w:b w:val="0"/>
+        <w:bCs w:val="0"/>
         <w:i w:val="0"/>
+        <w:iCs w:val="0"/>
         <w:smallCaps w:val="1"/>
         <w:strike w:val="0"/>
         <w:color w:val="999966"/>
@@ -8606,7 +8872,9 @@
       <w:rPr>
         <w:rFonts w:ascii="Tahoma" w:cs="Tahoma" w:eastAsia="Tahoma" w:hAnsi="Tahoma"/>
         <w:b w:val="0"/>
+        <w:bCs w:val="0"/>
         <w:i w:val="0"/>
+        <w:iCs w:val="0"/>
         <w:smallCaps w:val="1"/>
         <w:strike w:val="0"/>
         <w:color w:val="999966"/>
@@ -8635,7 +8903,9 @@
       <w:rPr>
         <w:rFonts w:ascii="Tahoma" w:cs="Tahoma" w:eastAsia="Tahoma" w:hAnsi="Tahoma"/>
         <w:b w:val="0"/>
+        <w:bCs w:val="0"/>
         <w:i w:val="0"/>
+        <w:iCs w:val="0"/>
         <w:smallCaps w:val="1"/>
         <w:strike w:val="0"/>
         <w:color w:val="999966"/>
@@ -8663,7 +8933,9 @@
       <w:rPr>
         <w:rFonts w:ascii="Tahoma" w:cs="Tahoma" w:eastAsia="Tahoma" w:hAnsi="Tahoma"/>
         <w:b w:val="0"/>
+        <w:bCs w:val="0"/>
         <w:i w:val="0"/>
+        <w:iCs w:val="0"/>
         <w:smallCaps w:val="1"/>
         <w:strike w:val="0"/>
         <w:color w:val="999966"/>
@@ -8680,7 +8952,9 @@
       <w:rPr>
         <w:rFonts w:ascii="Tahoma" w:cs="Tahoma" w:eastAsia="Tahoma" w:hAnsi="Tahoma"/>
         <w:b w:val="0"/>
+        <w:bCs w:val="0"/>
         <w:i w:val="0"/>
+        <w:iCs w:val="0"/>
         <w:smallCaps w:val="1"/>
         <w:strike w:val="0"/>
         <w:color w:val="999966"/>
@@ -8721,7 +8995,9 @@
       <w:rPr>
         <w:rFonts w:ascii="Tahoma" w:cs="Tahoma" w:eastAsia="Tahoma" w:hAnsi="Tahoma"/>
         <w:b w:val="0"/>
+        <w:bCs w:val="0"/>
         <w:i w:val="0"/>
+        <w:iCs w:val="0"/>
         <w:smallCaps w:val="1"/>
         <w:strike w:val="0"/>
         <w:color w:val="999966"/>
@@ -8787,7 +9063,9 @@
       <w:rPr>
         <w:rFonts w:ascii="Tahoma" w:cs="Tahoma" w:eastAsia="Tahoma" w:hAnsi="Tahoma"/>
         <w:b w:val="0"/>
+        <w:bCs w:val="0"/>
         <w:i w:val="0"/>
+        <w:iCs w:val="0"/>
         <w:smallCaps w:val="1"/>
         <w:strike w:val="0"/>
         <w:color w:val="999966"/>
@@ -8817,7 +9095,9 @@
       <w:rPr>
         <w:rFonts w:ascii="Tahoma" w:cs="Tahoma" w:eastAsia="Tahoma" w:hAnsi="Tahoma"/>
         <w:b w:val="0"/>
+        <w:bCs w:val="0"/>
         <w:i w:val="0"/>
+        <w:iCs w:val="0"/>
         <w:smallCaps w:val="1"/>
         <w:strike w:val="0"/>
         <w:color w:val="999966"/>
@@ -10362,6 +10642,7 @@
     <w:rPr>
       <w:rFonts w:ascii="Arial" w:cs="Arial" w:eastAsia="Arial" w:hAnsi="Arial"/>
       <w:b w:val="0"/>
+      <w:bCs w:val="0"/>
       <w:smallCaps w:val="0"/>
       <w:color w:val="669966"/>
       <w:sz w:val="22"/>
@@ -10382,7 +10663,9 @@
     <w:rPr>
       <w:rFonts w:ascii="Arial" w:cs="Arial" w:eastAsia="Arial" w:hAnsi="Arial"/>
       <w:b w:val="1"/>
+      <w:bCs w:val="1"/>
       <w:i w:val="1"/>
+      <w:iCs w:val="1"/>
       <w:smallCaps w:val="0"/>
       <w:sz w:val="21"/>
       <w:szCs w:val="21"/>
@@ -10403,6 +10686,7 @@
     <w:rPr>
       <w:rFonts w:ascii="Arial" w:cs="Arial" w:eastAsia="Arial" w:hAnsi="Arial"/>
       <w:b w:val="1"/>
+      <w:bCs w:val="1"/>
       <w:smallCaps w:val="1"/>
       <w:sz w:val="24"/>
       <w:szCs w:val="24"/>
@@ -10420,6 +10704,7 @@
     </w:pPr>
     <w:rPr>
       <w:b w:val="1"/>
+      <w:bCs w:val="1"/>
       <w:sz w:val="20"/>
       <w:szCs w:val="20"/>
     </w:rPr>
@@ -10436,6 +10721,7 @@
     </w:pPr>
     <w:rPr>
       <w:b w:val="1"/>
+      <w:bCs w:val="1"/>
       <w:sz w:val="72"/>
       <w:szCs w:val="72"/>
     </w:rPr>
@@ -10453,6 +10739,7 @@
     <w:rPr>
       <w:rFonts w:ascii="Georgia" w:cs="Georgia" w:eastAsia="Georgia" w:hAnsi="Georgia"/>
       <w:i w:val="1"/>
+      <w:iCs w:val="1"/>
       <w:color w:val="666666"/>
       <w:sz w:val="48"/>
       <w:szCs w:val="48"/>

--- a/valencia/UD05/UD05 - Entorn de desenvolupament i primer mòdul Odoo.docx
+++ b/valencia/UD05/UD05 - Entorn de desenvolupament i primer mòdul Odoo.docx
@@ -190,12 +190,12 @@
             <wp:extent cx="765353" cy="265748"/>
             <wp:effectExtent b="0" l="0" r="0" t="0"/>
             <wp:wrapSquare wrapText="bothSides" distB="57150" distT="57150" distL="57150" distR="57150"/>
-            <wp:docPr id="5" name="image7.png"/>
+            <wp:docPr id="5" name="image9.png"/>
             <a:graphic>
               <a:graphicData uri="http://schemas.openxmlformats.org/drawingml/2006/picture">
                 <pic:pic>
                   <pic:nvPicPr>
-                    <pic:cNvPr id="0" name="image7.png"/>
+                    <pic:cNvPr id="0" name="image9.png"/>
                     <pic:cNvPicPr preferRelativeResize="0"/>
                   </pic:nvPicPr>
                   <pic:blipFill>
@@ -338,12 +338,12 @@
             <wp:extent cx="765353" cy="265748"/>
             <wp:effectExtent b="0" l="0" r="0" t="0"/>
             <wp:wrapSquare wrapText="bothSides" distB="57150" distT="57150" distL="57150" distR="57150"/>
-            <wp:docPr id="3" name="image7.png"/>
+            <wp:docPr id="3" name="image9.png"/>
             <a:graphic>
               <a:graphicData uri="http://schemas.openxmlformats.org/drawingml/2006/picture">
                 <pic:pic>
                   <pic:nvPicPr>
-                    <pic:cNvPr id="0" name="image7.png"/>
+                    <pic:cNvPr id="0" name="image9.png"/>
                     <pic:cNvPicPr preferRelativeResize="0"/>
                   </pic:nvPicPr>
                   <pic:blipFill>
@@ -777,7 +777,7 @@
     </w:p>
     <w:sdt>
       <w:sdtPr>
-        <w:id w:val="-193509465"/>
+        <w:id w:val="-1217014471"/>
         <w:docPartObj>
           <w:docPartGallery w:val="Table of Contents"/>
           <w:docPartUnique w:val="1"/>
@@ -3929,12 +3929,12 @@
           <wp:inline distB="114300" distT="114300" distL="114300" distR="114300">
             <wp:extent cx="6192210" cy="685800"/>
             <wp:effectExtent b="0" l="0" r="0" t="0"/>
-            <wp:docPr id="4" name="image2.png"/>
+            <wp:docPr id="4" name="image6.png"/>
             <a:graphic>
               <a:graphicData uri="http://schemas.openxmlformats.org/drawingml/2006/picture">
                 <pic:pic>
                   <pic:nvPicPr>
-                    <pic:cNvPr id="0" name="image2.png"/>
+                    <pic:cNvPr id="0" name="image6.png"/>
                     <pic:cNvPicPr preferRelativeResize="0"/>
                   </pic:nvPicPr>
                   <pic:blipFill>
@@ -3989,12 +3989,12 @@
           <wp:inline distB="114300" distT="114300" distL="114300" distR="114300">
             <wp:extent cx="6192210" cy="1079500"/>
             <wp:effectExtent b="0" l="0" r="0" t="0"/>
-            <wp:docPr id="6" name="image5.png"/>
+            <wp:docPr id="6" name="image4.png"/>
             <a:graphic>
               <a:graphicData uri="http://schemas.openxmlformats.org/drawingml/2006/picture">
                 <pic:pic>
                   <pic:nvPicPr>
-                    <pic:cNvPr id="0" name="image5.png"/>
+                    <pic:cNvPr id="0" name="image4.png"/>
                     <pic:cNvPicPr preferRelativeResize="0"/>
                   </pic:nvPicPr>
                   <pic:blipFill>
@@ -4945,12 +4945,12 @@
           <wp:inline distB="114300" distT="114300" distL="114300" distR="114300">
             <wp:extent cx="2559368" cy="2938108"/>
             <wp:effectExtent b="0" l="0" r="0" t="0"/>
-            <wp:docPr id="2" name="image8.png"/>
+            <wp:docPr id="2" name="image3.png"/>
             <a:graphic>
               <a:graphicData uri="http://schemas.openxmlformats.org/drawingml/2006/picture">
                 <pic:pic>
                   <pic:nvPicPr>
-                    <pic:cNvPr id="0" name="image8.png"/>
+                    <pic:cNvPr id="0" name="image3.png"/>
                     <pic:cNvPicPr preferRelativeResize="0"/>
                   </pic:nvPicPr>
                   <pic:blipFill>
@@ -5446,12 +5446,12 @@
           <wp:inline distB="114300" distT="114300" distL="114300" distR="114300">
             <wp:extent cx="6192210" cy="1892300"/>
             <wp:effectExtent b="0" l="0" r="0" t="0"/>
-            <wp:docPr id="10" name="image4.png"/>
+            <wp:docPr id="10" name="image7.png"/>
             <a:graphic>
               <a:graphicData uri="http://schemas.openxmlformats.org/drawingml/2006/picture">
                 <pic:pic>
                   <pic:nvPicPr>
-                    <pic:cNvPr id="0" name="image4.png"/>
+                    <pic:cNvPr id="0" name="image7.png"/>
                     <pic:cNvPicPr preferRelativeResize="0"/>
                   </pic:nvPicPr>
                   <pic:blipFill>
@@ -5660,12 +5660,12 @@
           <wp:inline distB="114300" distT="114300" distL="114300" distR="114300">
             <wp:extent cx="2073112" cy="1272137"/>
             <wp:effectExtent b="0" l="0" r="0" t="0"/>
-            <wp:docPr id="1" name="image3.png"/>
+            <wp:docPr id="1" name="image2.png"/>
             <a:graphic>
               <a:graphicData uri="http://schemas.openxmlformats.org/drawingml/2006/picture">
                 <pic:pic>
                   <pic:nvPicPr>
-                    <pic:cNvPr id="0" name="image3.png"/>
+                    <pic:cNvPr id="0" name="image2.png"/>
                     <pic:cNvPicPr preferRelativeResize="0"/>
                   </pic:nvPicPr>
                   <pic:blipFill>
@@ -5718,12 +5718,12 @@
           <wp:inline distB="114300" distT="114300" distL="114300" distR="114300">
             <wp:extent cx="6192210" cy="1231900"/>
             <wp:effectExtent b="0" l="0" r="0" t="0"/>
-            <wp:docPr id="8" name="image9.png"/>
+            <wp:docPr id="8" name="image8.png"/>
             <a:graphic>
               <a:graphicData uri="http://schemas.openxmlformats.org/drawingml/2006/picture">
                 <pic:pic>
                   <pic:nvPicPr>
-                    <pic:cNvPr id="0" name="image9.png"/>
+                    <pic:cNvPr id="0" name="image8.png"/>
                     <pic:cNvPicPr preferRelativeResize="0"/>
                   </pic:nvPicPr>
                   <pic:blipFill>
@@ -7476,13 +7476,29 @@
           </w:tcPr>
           <w:p>
             <w:pPr>
+              <w:keepNext w:val="0"/>
+              <w:keepLines w:val="0"/>
+              <w:pageBreakBefore w:val="0"/>
+              <w:widowControl w:val="0"/>
+              <w:pBdr>
+                <w:top w:space="0" w:sz="0" w:val="nil"/>
+                <w:left w:space="0" w:sz="0" w:val="nil"/>
+                <w:bottom w:space="0" w:sz="0" w:val="nil"/>
+                <w:right w:space="0" w:sz="0" w:val="nil"/>
+                <w:between w:space="0" w:sz="0" w:val="nil"/>
+              </w:pBdr>
+              <w:shd w:fill="auto" w:val="clear"/>
               <w:spacing w:after="0" w:before="0" w:line="276" w:lineRule="auto"/>
+              <w:ind w:left="0" w:right="0" w:firstLine="0"/>
               <w:jc w:val="left"/>
               <w:rPr>
-                <w:b w:val="1"/>
-                <w:bCs w:val="1"/>
-                <w:sz w:val="20"/>
-                <w:szCs w:val="20"/>
+                <w:rFonts w:ascii="Consolas" w:cs="Consolas" w:eastAsia="Consolas" w:hAnsi="Consolas"/>
+                <w:b w:val="1"/>
+                <w:bCs w:val="1"/>
+                <w:color w:val="000080"/>
+                <w:sz w:val="20"/>
+                <w:szCs w:val="20"/>
+                <w:shd w:fill="f8f8f8" w:val="clear"/>
               </w:rPr>
             </w:pPr>
             <w:r>
@@ -7490,80 +7506,123 @@
                 <w:rFonts w:ascii="Consolas" w:cs="Consolas" w:eastAsia="Consolas" w:hAnsi="Consolas"/>
                 <w:b w:val="1"/>
                 <w:bCs w:val="1"/>
+                <w:color w:val="000080"/>
+                <w:sz w:val="20"/>
+                <w:szCs w:val="20"/>
+                <w:shd w:fill="f8f8f8" w:val="clear"/>
+                <w:rtl w:val="0"/>
+              </w:rPr>
+              <w:t xml:space="preserve">&lt;odoo&gt;</w:t>
+            </w:r>
+            <w:r>
+              <w:rPr>
+                <w:rFonts w:ascii="Consolas" w:cs="Consolas" w:eastAsia="Consolas" w:hAnsi="Consolas"/>
+                <w:b w:val="1"/>
+                <w:bCs w:val="1"/>
                 <w:color w:val="333333"/>
                 <w:sz w:val="20"/>
                 <w:szCs w:val="20"/>
                 <w:shd w:fill="f8f8f8" w:val="clear"/>
                 <w:rtl w:val="0"/>
               </w:rPr>
-              <w:t xml:space="preserve">&lt;odoo&gt;</w:t>
-              <w:br w:type="textWrapping"/>
-              <w:t xml:space="preserve">  &lt;data&gt;</w:t>
-              <w:br w:type="textWrapping"/>
-              <w:tab/>
-              <w:t xml:space="preserve">&lt;!-- explicit list view definition --&gt;</w:t>
-              <w:br w:type="textWrapping"/>
-              <w:tab/>
-              <w:t xml:space="preserve">&lt;!-- Definimos cómo es la vista explícita de la listas--&gt;</w:t>
-              <w:br w:type="textWrapping"/>
-              <w:tab/>
-              <w:t xml:space="preserve">&lt;record model=</w:t>
-            </w:r>
-            <w:r>
-              <w:rPr>
-                <w:rFonts w:ascii="Consolas" w:cs="Consolas" w:eastAsia="Consolas" w:hAnsi="Consolas"/>
-                <w:b w:val="1"/>
-                <w:bCs w:val="1"/>
-                <w:color w:val="dd1144"/>
-                <w:sz w:val="20"/>
-                <w:szCs w:val="20"/>
-                <w:shd w:fill="f8f8f8" w:val="clear"/>
-                <w:rtl w:val="0"/>
-              </w:rPr>
-              <w:t xml:space="preserve">"ir.ui.view"</w:t>
-            </w:r>
-            <w:r>
-              <w:rPr>
-                <w:rFonts w:ascii="Consolas" w:cs="Consolas" w:eastAsia="Consolas" w:hAnsi="Consolas"/>
-                <w:b w:val="1"/>
-                <w:bCs w:val="1"/>
-                <w:color w:val="333333"/>
-                <w:sz w:val="20"/>
-                <w:szCs w:val="20"/>
-                <w:shd w:fill="f8f8f8" w:val="clear"/>
-                <w:rtl w:val="0"/>
-              </w:rPr>
-              <w:t xml:space="preserve"> id=</w:t>
-            </w:r>
-            <w:r>
-              <w:rPr>
-                <w:rFonts w:ascii="Consolas" w:cs="Consolas" w:eastAsia="Consolas" w:hAnsi="Consolas"/>
-                <w:b w:val="1"/>
-                <w:bCs w:val="1"/>
-                <w:color w:val="dd1144"/>
-                <w:sz w:val="20"/>
-                <w:szCs w:val="20"/>
-                <w:shd w:fill="f8f8f8" w:val="clear"/>
-                <w:rtl w:val="0"/>
-              </w:rPr>
-              <w:t xml:space="preserve">"lista_tareas.list"</w:t>
-            </w:r>
-            <w:r>
-              <w:rPr>
-                <w:rFonts w:ascii="Consolas" w:cs="Consolas" w:eastAsia="Consolas" w:hAnsi="Consolas"/>
-                <w:b w:val="1"/>
-                <w:bCs w:val="1"/>
-                <w:color w:val="333333"/>
-                <w:sz w:val="20"/>
-                <w:szCs w:val="20"/>
-                <w:shd w:fill="f8f8f8" w:val="clear"/>
-                <w:rtl w:val="0"/>
-              </w:rPr>
-              <w:t xml:space="preserve">&gt;</w:t>
               <w:br w:type="textWrapping"/>
               <w:t xml:space="preserve">  </w:t>
-              <w:tab/>
-              <w:t xml:space="preserve">&lt;field name=</w:t>
+            </w:r>
+            <w:r>
+              <w:rPr>
+                <w:rFonts w:ascii="Consolas" w:cs="Consolas" w:eastAsia="Consolas" w:hAnsi="Consolas"/>
+                <w:b w:val="1"/>
+                <w:bCs w:val="1"/>
+                <w:color w:val="000080"/>
+                <w:sz w:val="20"/>
+                <w:szCs w:val="20"/>
+                <w:shd w:fill="f8f8f8" w:val="clear"/>
+                <w:rtl w:val="0"/>
+              </w:rPr>
+              <w:t xml:space="preserve">&lt;data&gt;</w:t>
+            </w:r>
+            <w:r>
+              <w:rPr>
+                <w:rFonts w:ascii="Consolas" w:cs="Consolas" w:eastAsia="Consolas" w:hAnsi="Consolas"/>
+                <w:b w:val="1"/>
+                <w:bCs w:val="1"/>
+                <w:color w:val="333333"/>
+                <w:sz w:val="20"/>
+                <w:szCs w:val="20"/>
+                <w:shd w:fill="f8f8f8" w:val="clear"/>
+                <w:rtl w:val="0"/>
+              </w:rPr>
+              <w:br w:type="textWrapping"/>
+              <w:br w:type="textWrapping"/>
+              <w:t xml:space="preserve">    </w:t>
+            </w:r>
+            <w:r>
+              <w:rPr>
+                <w:rFonts w:ascii="Consolas" w:cs="Consolas" w:eastAsia="Consolas" w:hAnsi="Consolas"/>
+                <w:b w:val="1"/>
+                <w:bCs w:val="1"/>
+                <w:i w:val="1"/>
+                <w:iCs w:val="1"/>
+                <w:color w:val="999988"/>
+                <w:sz w:val="20"/>
+                <w:szCs w:val="20"/>
+                <w:shd w:fill="f8f8f8" w:val="clear"/>
+                <w:rtl w:val="0"/>
+              </w:rPr>
+              <w:t xml:space="preserve">&lt;!-- Acción para abrir las vistas del modelo --&gt;</w:t>
+            </w:r>
+            <w:r>
+              <w:rPr>
+                <w:rFonts w:ascii="Consolas" w:cs="Consolas" w:eastAsia="Consolas" w:hAnsi="Consolas"/>
+                <w:b w:val="1"/>
+                <w:bCs w:val="1"/>
+                <w:color w:val="333333"/>
+                <w:sz w:val="20"/>
+                <w:szCs w:val="20"/>
+                <w:shd w:fill="f8f8f8" w:val="clear"/>
+                <w:rtl w:val="0"/>
+              </w:rPr>
+              <w:br w:type="textWrapping"/>
+              <w:t xml:space="preserve">    </w:t>
+            </w:r>
+            <w:r>
+              <w:rPr>
+                <w:rFonts w:ascii="Consolas" w:cs="Consolas" w:eastAsia="Consolas" w:hAnsi="Consolas"/>
+                <w:b w:val="1"/>
+                <w:bCs w:val="1"/>
+                <w:color w:val="000080"/>
+                <w:sz w:val="20"/>
+                <w:szCs w:val="20"/>
+                <w:shd w:fill="f8f8f8" w:val="clear"/>
+                <w:rtl w:val="0"/>
+              </w:rPr>
+              <w:t xml:space="preserve">&lt;record </w:t>
+            </w:r>
+            <w:r>
+              <w:rPr>
+                <w:rFonts w:ascii="Consolas" w:cs="Consolas" w:eastAsia="Consolas" w:hAnsi="Consolas"/>
+                <w:b w:val="1"/>
+                <w:bCs w:val="1"/>
+                <w:color w:val="008080"/>
+                <w:sz w:val="20"/>
+                <w:szCs w:val="20"/>
+                <w:shd w:fill="f8f8f8" w:val="clear"/>
+                <w:rtl w:val="0"/>
+              </w:rPr>
+              <w:t xml:space="preserve">model</w:t>
+            </w:r>
+            <w:r>
+              <w:rPr>
+                <w:rFonts w:ascii="Consolas" w:cs="Consolas" w:eastAsia="Consolas" w:hAnsi="Consolas"/>
+                <w:b w:val="1"/>
+                <w:bCs w:val="1"/>
+                <w:color w:val="000080"/>
+                <w:sz w:val="20"/>
+                <w:szCs w:val="20"/>
+                <w:shd w:fill="f8f8f8" w:val="clear"/>
+                <w:rtl w:val="0"/>
+              </w:rPr>
+              <w:t xml:space="preserve">=</w:t>
             </w:r>
             <w:r>
               <w:rPr>
@@ -7576,6 +7635,137 @@
                 <w:shd w:fill="f8f8f8" w:val="clear"/>
                 <w:rtl w:val="0"/>
               </w:rPr>
+              <w:t xml:space="preserve">"ir.actions.act_window"</w:t>
+            </w:r>
+            <w:r>
+              <w:rPr>
+                <w:rFonts w:ascii="Consolas" w:cs="Consolas" w:eastAsia="Consolas" w:hAnsi="Consolas"/>
+                <w:b w:val="1"/>
+                <w:bCs w:val="1"/>
+                <w:color w:val="000080"/>
+                <w:sz w:val="20"/>
+                <w:szCs w:val="20"/>
+                <w:shd w:fill="f8f8f8" w:val="clear"/>
+                <w:rtl w:val="0"/>
+              </w:rPr>
+              <w:t xml:space="preserve"> </w:t>
+            </w:r>
+            <w:r>
+              <w:rPr>
+                <w:rFonts w:ascii="Consolas" w:cs="Consolas" w:eastAsia="Consolas" w:hAnsi="Consolas"/>
+                <w:b w:val="1"/>
+                <w:bCs w:val="1"/>
+                <w:color w:val="008080"/>
+                <w:sz w:val="20"/>
+                <w:szCs w:val="20"/>
+                <w:shd w:fill="f8f8f8" w:val="clear"/>
+                <w:rtl w:val="0"/>
+              </w:rPr>
+              <w:t xml:space="preserve">id</w:t>
+            </w:r>
+            <w:r>
+              <w:rPr>
+                <w:rFonts w:ascii="Consolas" w:cs="Consolas" w:eastAsia="Consolas" w:hAnsi="Consolas"/>
+                <w:b w:val="1"/>
+                <w:bCs w:val="1"/>
+                <w:color w:val="000080"/>
+                <w:sz w:val="20"/>
+                <w:szCs w:val="20"/>
+                <w:shd w:fill="f8f8f8" w:val="clear"/>
+                <w:rtl w:val="0"/>
+              </w:rPr>
+              <w:t xml:space="preserve">=</w:t>
+            </w:r>
+            <w:r>
+              <w:rPr>
+                <w:rFonts w:ascii="Consolas" w:cs="Consolas" w:eastAsia="Consolas" w:hAnsi="Consolas"/>
+                <w:b w:val="1"/>
+                <w:bCs w:val="1"/>
+                <w:color w:val="dd1144"/>
+                <w:sz w:val="20"/>
+                <w:szCs w:val="20"/>
+                <w:shd w:fill="f8f8f8" w:val="clear"/>
+                <w:rtl w:val="0"/>
+              </w:rPr>
+              <w:t xml:space="preserve">"action_lista_tareas"</w:t>
+            </w:r>
+            <w:r>
+              <w:rPr>
+                <w:rFonts w:ascii="Consolas" w:cs="Consolas" w:eastAsia="Consolas" w:hAnsi="Consolas"/>
+                <w:b w:val="1"/>
+                <w:bCs w:val="1"/>
+                <w:color w:val="000080"/>
+                <w:sz w:val="20"/>
+                <w:szCs w:val="20"/>
+                <w:shd w:fill="f8f8f8" w:val="clear"/>
+                <w:rtl w:val="0"/>
+              </w:rPr>
+              <w:t xml:space="preserve">&gt;</w:t>
+            </w:r>
+            <w:r>
+              <w:rPr>
+                <w:rFonts w:ascii="Consolas" w:cs="Consolas" w:eastAsia="Consolas" w:hAnsi="Consolas"/>
+                <w:b w:val="1"/>
+                <w:bCs w:val="1"/>
+                <w:color w:val="333333"/>
+                <w:sz w:val="20"/>
+                <w:szCs w:val="20"/>
+                <w:shd w:fill="f8f8f8" w:val="clear"/>
+                <w:rtl w:val="0"/>
+              </w:rPr>
+              <w:br w:type="textWrapping"/>
+              <w:t xml:space="preserve">      </w:t>
+            </w:r>
+            <w:r>
+              <w:rPr>
+                <w:rFonts w:ascii="Consolas" w:cs="Consolas" w:eastAsia="Consolas" w:hAnsi="Consolas"/>
+                <w:b w:val="1"/>
+                <w:bCs w:val="1"/>
+                <w:color w:val="000080"/>
+                <w:sz w:val="20"/>
+                <w:szCs w:val="20"/>
+                <w:shd w:fill="f8f8f8" w:val="clear"/>
+                <w:rtl w:val="0"/>
+              </w:rPr>
+              <w:t xml:space="preserve">&lt;field </w:t>
+            </w:r>
+            <w:r>
+              <w:rPr>
+                <w:rFonts w:ascii="Consolas" w:cs="Consolas" w:eastAsia="Consolas" w:hAnsi="Consolas"/>
+                <w:b w:val="1"/>
+                <w:bCs w:val="1"/>
+                <w:color w:val="008080"/>
+                <w:sz w:val="20"/>
+                <w:szCs w:val="20"/>
+                <w:shd w:fill="f8f8f8" w:val="clear"/>
+                <w:rtl w:val="0"/>
+              </w:rPr>
+              <w:t xml:space="preserve">name</w:t>
+            </w:r>
+            <w:r>
+              <w:rPr>
+                <w:rFonts w:ascii="Consolas" w:cs="Consolas" w:eastAsia="Consolas" w:hAnsi="Consolas"/>
+                <w:b w:val="1"/>
+                <w:bCs w:val="1"/>
+                <w:color w:val="000080"/>
+                <w:sz w:val="20"/>
+                <w:szCs w:val="20"/>
+                <w:shd w:fill="f8f8f8" w:val="clear"/>
+                <w:rtl w:val="0"/>
+              </w:rPr>
+              <w:t xml:space="preserve">=</w:t>
+            </w:r>
+            <w:r>
+              <w:rPr>
+                <w:rFonts w:ascii="Consolas" w:cs="Consolas" w:eastAsia="Consolas" w:hAnsi="Consolas"/>
+                <w:b w:val="1"/>
+                <w:bCs w:val="1"/>
+                <w:color w:val="dd1144"/>
+                <w:sz w:val="20"/>
+                <w:szCs w:val="20"/>
+                <w:shd w:fill="f8f8f8" w:val="clear"/>
+                <w:rtl w:val="0"/>
+              </w:rPr>
               <w:t xml:space="preserve">"name"</w:t>
             </w:r>
             <w:r>
@@ -7583,30 +7773,1927 @@
                 <w:rFonts w:ascii="Consolas" w:cs="Consolas" w:eastAsia="Consolas" w:hAnsi="Consolas"/>
                 <w:b w:val="1"/>
                 <w:bCs w:val="1"/>
+                <w:color w:val="000080"/>
+                <w:sz w:val="20"/>
+                <w:szCs w:val="20"/>
+                <w:shd w:fill="f8f8f8" w:val="clear"/>
+                <w:rtl w:val="0"/>
+              </w:rPr>
+              <w:t xml:space="preserve">&gt;</w:t>
+            </w:r>
+            <w:r>
+              <w:rPr>
+                <w:rFonts w:ascii="Consolas" w:cs="Consolas" w:eastAsia="Consolas" w:hAnsi="Consolas"/>
+                <w:b w:val="1"/>
+                <w:bCs w:val="1"/>
                 <w:color w:val="333333"/>
                 <w:sz w:val="20"/>
                 <w:szCs w:val="20"/>
                 <w:shd w:fill="f8f8f8" w:val="clear"/>
                 <w:rtl w:val="0"/>
               </w:rPr>
-              <w:t xml:space="preserve">&gt;lista_tareas list&lt;/field&gt;</w:t>
+              <w:t xml:space="preserve">Listado de tareas pendientes</w:t>
+            </w:r>
+            <w:r>
+              <w:rPr>
+                <w:rFonts w:ascii="Consolas" w:cs="Consolas" w:eastAsia="Consolas" w:hAnsi="Consolas"/>
+                <w:b w:val="1"/>
+                <w:bCs w:val="1"/>
+                <w:color w:val="000080"/>
+                <w:sz w:val="20"/>
+                <w:szCs w:val="20"/>
+                <w:shd w:fill="f8f8f8" w:val="clear"/>
+                <w:rtl w:val="0"/>
+              </w:rPr>
+              <w:t xml:space="preserve">&lt;/field&gt;</w:t>
+            </w:r>
+            <w:r>
+              <w:rPr>
+                <w:rFonts w:ascii="Consolas" w:cs="Consolas" w:eastAsia="Consolas" w:hAnsi="Consolas"/>
+                <w:b w:val="1"/>
+                <w:bCs w:val="1"/>
+                <w:color w:val="333333"/>
+                <w:sz w:val="20"/>
+                <w:szCs w:val="20"/>
+                <w:shd w:fill="f8f8f8" w:val="clear"/>
+                <w:rtl w:val="0"/>
+              </w:rPr>
+              <w:br w:type="textWrapping"/>
+              <w:t xml:space="preserve">      </w:t>
+            </w:r>
+            <w:r>
+              <w:rPr>
+                <w:rFonts w:ascii="Consolas" w:cs="Consolas" w:eastAsia="Consolas" w:hAnsi="Consolas"/>
+                <w:b w:val="1"/>
+                <w:bCs w:val="1"/>
+                <w:color w:val="000080"/>
+                <w:sz w:val="20"/>
+                <w:szCs w:val="20"/>
+                <w:shd w:fill="f8f8f8" w:val="clear"/>
+                <w:rtl w:val="0"/>
+              </w:rPr>
+              <w:t xml:space="preserve">&lt;field </w:t>
+            </w:r>
+            <w:r>
+              <w:rPr>
+                <w:rFonts w:ascii="Consolas" w:cs="Consolas" w:eastAsia="Consolas" w:hAnsi="Consolas"/>
+                <w:b w:val="1"/>
+                <w:bCs w:val="1"/>
+                <w:color w:val="008080"/>
+                <w:sz w:val="20"/>
+                <w:szCs w:val="20"/>
+                <w:shd w:fill="f8f8f8" w:val="clear"/>
+                <w:rtl w:val="0"/>
+              </w:rPr>
+              <w:t xml:space="preserve">name</w:t>
+            </w:r>
+            <w:r>
+              <w:rPr>
+                <w:rFonts w:ascii="Consolas" w:cs="Consolas" w:eastAsia="Consolas" w:hAnsi="Consolas"/>
+                <w:b w:val="1"/>
+                <w:bCs w:val="1"/>
+                <w:color w:val="000080"/>
+                <w:sz w:val="20"/>
+                <w:szCs w:val="20"/>
+                <w:shd w:fill="f8f8f8" w:val="clear"/>
+                <w:rtl w:val="0"/>
+              </w:rPr>
+              <w:t xml:space="preserve">=</w:t>
+            </w:r>
+            <w:r>
+              <w:rPr>
+                <w:rFonts w:ascii="Consolas" w:cs="Consolas" w:eastAsia="Consolas" w:hAnsi="Consolas"/>
+                <w:b w:val="1"/>
+                <w:bCs w:val="1"/>
+                <w:color w:val="dd1144"/>
+                <w:sz w:val="20"/>
+                <w:szCs w:val="20"/>
+                <w:shd w:fill="f8f8f8" w:val="clear"/>
+                <w:rtl w:val="0"/>
+              </w:rPr>
+              <w:t xml:space="preserve">"res_model"</w:t>
+            </w:r>
+            <w:r>
+              <w:rPr>
+                <w:rFonts w:ascii="Consolas" w:cs="Consolas" w:eastAsia="Consolas" w:hAnsi="Consolas"/>
+                <w:b w:val="1"/>
+                <w:bCs w:val="1"/>
+                <w:color w:val="000080"/>
+                <w:sz w:val="20"/>
+                <w:szCs w:val="20"/>
+                <w:shd w:fill="f8f8f8" w:val="clear"/>
+                <w:rtl w:val="0"/>
+              </w:rPr>
+              <w:t xml:space="preserve">&gt;</w:t>
+            </w:r>
+            <w:r>
+              <w:rPr>
+                <w:rFonts w:ascii="Consolas" w:cs="Consolas" w:eastAsia="Consolas" w:hAnsi="Consolas"/>
+                <w:b w:val="1"/>
+                <w:bCs w:val="1"/>
+                <w:color w:val="333333"/>
+                <w:sz w:val="20"/>
+                <w:szCs w:val="20"/>
+                <w:shd w:fill="f8f8f8" w:val="clear"/>
+                <w:rtl w:val="0"/>
+              </w:rPr>
+              <w:t xml:space="preserve">lista_tareas.lista</w:t>
+            </w:r>
+            <w:r>
+              <w:rPr>
+                <w:rFonts w:ascii="Consolas" w:cs="Consolas" w:eastAsia="Consolas" w:hAnsi="Consolas"/>
+                <w:b w:val="1"/>
+                <w:bCs w:val="1"/>
+                <w:color w:val="000080"/>
+                <w:sz w:val="20"/>
+                <w:szCs w:val="20"/>
+                <w:shd w:fill="f8f8f8" w:val="clear"/>
+                <w:rtl w:val="0"/>
+              </w:rPr>
+              <w:t xml:space="preserve">&lt;/field&gt;</w:t>
+            </w:r>
+            <w:r>
+              <w:rPr>
+                <w:rFonts w:ascii="Consolas" w:cs="Consolas" w:eastAsia="Consolas" w:hAnsi="Consolas"/>
+                <w:b w:val="1"/>
+                <w:bCs w:val="1"/>
+                <w:color w:val="333333"/>
+                <w:sz w:val="20"/>
+                <w:szCs w:val="20"/>
+                <w:shd w:fill="f8f8f8" w:val="clear"/>
+                <w:rtl w:val="0"/>
+              </w:rPr>
+              <w:br w:type="textWrapping"/>
+              <w:t xml:space="preserve">      </w:t>
+            </w:r>
+            <w:r>
+              <w:rPr>
+                <w:rFonts w:ascii="Consolas" w:cs="Consolas" w:eastAsia="Consolas" w:hAnsi="Consolas"/>
+                <w:b w:val="1"/>
+                <w:bCs w:val="1"/>
+                <w:color w:val="000080"/>
+                <w:sz w:val="20"/>
+                <w:szCs w:val="20"/>
+                <w:shd w:fill="f8f8f8" w:val="clear"/>
+                <w:rtl w:val="0"/>
+              </w:rPr>
+              <w:t xml:space="preserve">&lt;field </w:t>
+            </w:r>
+            <w:r>
+              <w:rPr>
+                <w:rFonts w:ascii="Consolas" w:cs="Consolas" w:eastAsia="Consolas" w:hAnsi="Consolas"/>
+                <w:b w:val="1"/>
+                <w:bCs w:val="1"/>
+                <w:color w:val="008080"/>
+                <w:sz w:val="20"/>
+                <w:szCs w:val="20"/>
+                <w:shd w:fill="f8f8f8" w:val="clear"/>
+                <w:rtl w:val="0"/>
+              </w:rPr>
+              <w:t xml:space="preserve">name</w:t>
+            </w:r>
+            <w:r>
+              <w:rPr>
+                <w:rFonts w:ascii="Consolas" w:cs="Consolas" w:eastAsia="Consolas" w:hAnsi="Consolas"/>
+                <w:b w:val="1"/>
+                <w:bCs w:val="1"/>
+                <w:color w:val="000080"/>
+                <w:sz w:val="20"/>
+                <w:szCs w:val="20"/>
+                <w:shd w:fill="f8f8f8" w:val="clear"/>
+                <w:rtl w:val="0"/>
+              </w:rPr>
+              <w:t xml:space="preserve">=</w:t>
+            </w:r>
+            <w:r>
+              <w:rPr>
+                <w:rFonts w:ascii="Consolas" w:cs="Consolas" w:eastAsia="Consolas" w:hAnsi="Consolas"/>
+                <w:b w:val="1"/>
+                <w:bCs w:val="1"/>
+                <w:color w:val="dd1144"/>
+                <w:sz w:val="20"/>
+                <w:szCs w:val="20"/>
+                <w:shd w:fill="f8f8f8" w:val="clear"/>
+                <w:rtl w:val="0"/>
+              </w:rPr>
+              <w:t xml:space="preserve">"view_mode"</w:t>
+            </w:r>
+            <w:r>
+              <w:rPr>
+                <w:rFonts w:ascii="Consolas" w:cs="Consolas" w:eastAsia="Consolas" w:hAnsi="Consolas"/>
+                <w:b w:val="1"/>
+                <w:bCs w:val="1"/>
+                <w:color w:val="000080"/>
+                <w:sz w:val="20"/>
+                <w:szCs w:val="20"/>
+                <w:shd w:fill="f8f8f8" w:val="clear"/>
+                <w:rtl w:val="0"/>
+              </w:rPr>
+              <w:t xml:space="preserve">&gt;</w:t>
+            </w:r>
+            <w:r>
+              <w:rPr>
+                <w:rFonts w:ascii="Consolas" w:cs="Consolas" w:eastAsia="Consolas" w:hAnsi="Consolas"/>
+                <w:b w:val="1"/>
+                <w:bCs w:val="1"/>
+                <w:color w:val="333333"/>
+                <w:sz w:val="20"/>
+                <w:szCs w:val="20"/>
+                <w:shd w:fill="f8f8f8" w:val="clear"/>
+                <w:rtl w:val="0"/>
+              </w:rPr>
+              <w:t xml:space="preserve">list,form</w:t>
+            </w:r>
+            <w:r>
+              <w:rPr>
+                <w:rFonts w:ascii="Consolas" w:cs="Consolas" w:eastAsia="Consolas" w:hAnsi="Consolas"/>
+                <w:b w:val="1"/>
+                <w:bCs w:val="1"/>
+                <w:color w:val="000080"/>
+                <w:sz w:val="20"/>
+                <w:szCs w:val="20"/>
+                <w:shd w:fill="f8f8f8" w:val="clear"/>
+                <w:rtl w:val="0"/>
+              </w:rPr>
+              <w:t xml:space="preserve">&lt;/field&gt;</w:t>
+            </w:r>
+            <w:r>
+              <w:rPr>
+                <w:rFonts w:ascii="Consolas" w:cs="Consolas" w:eastAsia="Consolas" w:hAnsi="Consolas"/>
+                <w:b w:val="1"/>
+                <w:bCs w:val="1"/>
+                <w:color w:val="333333"/>
+                <w:sz w:val="20"/>
+                <w:szCs w:val="20"/>
+                <w:shd w:fill="f8f8f8" w:val="clear"/>
+                <w:rtl w:val="0"/>
+              </w:rPr>
+              <w:t xml:space="preserve"> </w:t>
+            </w:r>
+            <w:r>
+              <w:rPr>
+                <w:rFonts w:ascii="Consolas" w:cs="Consolas" w:eastAsia="Consolas" w:hAnsi="Consolas"/>
+                <w:b w:val="1"/>
+                <w:bCs w:val="1"/>
+                <w:i w:val="1"/>
+                <w:iCs w:val="1"/>
+                <w:color w:val="999988"/>
+                <w:sz w:val="20"/>
+                <w:szCs w:val="20"/>
+                <w:shd w:fill="f8f8f8" w:val="clear"/>
+                <w:rtl w:val="0"/>
+              </w:rPr>
+              <w:t xml:space="preserve">&lt;!-- Cambio de tree a list --&gt;</w:t>
+            </w:r>
+            <w:r>
+              <w:rPr>
+                <w:rFonts w:ascii="Consolas" w:cs="Consolas" w:eastAsia="Consolas" w:hAnsi="Consolas"/>
+                <w:b w:val="1"/>
+                <w:bCs w:val="1"/>
+                <w:color w:val="333333"/>
+                <w:sz w:val="20"/>
+                <w:szCs w:val="20"/>
+                <w:shd w:fill="f8f8f8" w:val="clear"/>
+                <w:rtl w:val="0"/>
+              </w:rPr>
+              <w:br w:type="textWrapping"/>
+              <w:t xml:space="preserve">    </w:t>
+            </w:r>
+            <w:r>
+              <w:rPr>
+                <w:rFonts w:ascii="Consolas" w:cs="Consolas" w:eastAsia="Consolas" w:hAnsi="Consolas"/>
+                <w:b w:val="1"/>
+                <w:bCs w:val="1"/>
+                <w:color w:val="000080"/>
+                <w:sz w:val="20"/>
+                <w:szCs w:val="20"/>
+                <w:shd w:fill="f8f8f8" w:val="clear"/>
+                <w:rtl w:val="0"/>
+              </w:rPr>
+              <w:t xml:space="preserve">&lt;/record&gt;</w:t>
+            </w:r>
+            <w:r>
+              <w:rPr>
+                <w:rFonts w:ascii="Consolas" w:cs="Consolas" w:eastAsia="Consolas" w:hAnsi="Consolas"/>
+                <w:b w:val="1"/>
+                <w:bCs w:val="1"/>
+                <w:color w:val="333333"/>
+                <w:sz w:val="20"/>
+                <w:szCs w:val="20"/>
+                <w:shd w:fill="f8f8f8" w:val="clear"/>
+                <w:rtl w:val="0"/>
+              </w:rPr>
+              <w:br w:type="textWrapping"/>
+              <w:br w:type="textWrapping"/>
+              <w:t xml:space="preserve">    </w:t>
+            </w:r>
+            <w:r>
+              <w:rPr>
+                <w:rFonts w:ascii="Consolas" w:cs="Consolas" w:eastAsia="Consolas" w:hAnsi="Consolas"/>
+                <w:b w:val="1"/>
+                <w:bCs w:val="1"/>
+                <w:i w:val="1"/>
+                <w:iCs w:val="1"/>
+                <w:color w:val="999988"/>
+                <w:sz w:val="20"/>
+                <w:szCs w:val="20"/>
+                <w:shd w:fill="f8f8f8" w:val="clear"/>
+                <w:rtl w:val="0"/>
+              </w:rPr>
+              <w:t xml:space="preserve">&lt;!-- Menú superior --&gt;</w:t>
+            </w:r>
+            <w:r>
+              <w:rPr>
+                <w:rFonts w:ascii="Consolas" w:cs="Consolas" w:eastAsia="Consolas" w:hAnsi="Consolas"/>
+                <w:b w:val="1"/>
+                <w:bCs w:val="1"/>
+                <w:color w:val="333333"/>
+                <w:sz w:val="20"/>
+                <w:szCs w:val="20"/>
+                <w:shd w:fill="f8f8f8" w:val="clear"/>
+                <w:rtl w:val="0"/>
+              </w:rPr>
+              <w:br w:type="textWrapping"/>
+              <w:t xml:space="preserve">    </w:t>
+            </w:r>
+            <w:r>
+              <w:rPr>
+                <w:rFonts w:ascii="Consolas" w:cs="Consolas" w:eastAsia="Consolas" w:hAnsi="Consolas"/>
+                <w:b w:val="1"/>
+                <w:bCs w:val="1"/>
+                <w:color w:val="000080"/>
+                <w:sz w:val="20"/>
+                <w:szCs w:val="20"/>
+                <w:shd w:fill="f8f8f8" w:val="clear"/>
+                <w:rtl w:val="0"/>
+              </w:rPr>
+              <w:t xml:space="preserve">&lt;menuitem </w:t>
+            </w:r>
+            <w:r>
+              <w:rPr>
+                <w:rFonts w:ascii="Consolas" w:cs="Consolas" w:eastAsia="Consolas" w:hAnsi="Consolas"/>
+                <w:b w:val="1"/>
+                <w:bCs w:val="1"/>
+                <w:color w:val="008080"/>
+                <w:sz w:val="20"/>
+                <w:szCs w:val="20"/>
+                <w:shd w:fill="f8f8f8" w:val="clear"/>
+                <w:rtl w:val="0"/>
+              </w:rPr>
+              <w:t xml:space="preserve">name</w:t>
+            </w:r>
+            <w:r>
+              <w:rPr>
+                <w:rFonts w:ascii="Consolas" w:cs="Consolas" w:eastAsia="Consolas" w:hAnsi="Consolas"/>
+                <w:b w:val="1"/>
+                <w:bCs w:val="1"/>
+                <w:color w:val="000080"/>
+                <w:sz w:val="20"/>
+                <w:szCs w:val="20"/>
+                <w:shd w:fill="f8f8f8" w:val="clear"/>
+                <w:rtl w:val="0"/>
+              </w:rPr>
+              <w:t xml:space="preserve">=</w:t>
+            </w:r>
+            <w:r>
+              <w:rPr>
+                <w:rFonts w:ascii="Consolas" w:cs="Consolas" w:eastAsia="Consolas" w:hAnsi="Consolas"/>
+                <w:b w:val="1"/>
+                <w:bCs w:val="1"/>
+                <w:color w:val="dd1144"/>
+                <w:sz w:val="20"/>
+                <w:szCs w:val="20"/>
+                <w:shd w:fill="f8f8f8" w:val="clear"/>
+                <w:rtl w:val="0"/>
+              </w:rPr>
+              <w:t xml:space="preserve">"Listado de tareas"</w:t>
+            </w:r>
+            <w:r>
+              <w:rPr>
+                <w:rFonts w:ascii="Consolas" w:cs="Consolas" w:eastAsia="Consolas" w:hAnsi="Consolas"/>
+                <w:b w:val="1"/>
+                <w:bCs w:val="1"/>
+                <w:color w:val="000080"/>
+                <w:sz w:val="20"/>
+                <w:szCs w:val="20"/>
+                <w:shd w:fill="f8f8f8" w:val="clear"/>
+                <w:rtl w:val="0"/>
+              </w:rPr>
+              <w:t xml:space="preserve"> </w:t>
+            </w:r>
+            <w:r>
+              <w:rPr>
+                <w:rFonts w:ascii="Consolas" w:cs="Consolas" w:eastAsia="Consolas" w:hAnsi="Consolas"/>
+                <w:b w:val="1"/>
+                <w:bCs w:val="1"/>
+                <w:color w:val="008080"/>
+                <w:sz w:val="20"/>
+                <w:szCs w:val="20"/>
+                <w:shd w:fill="f8f8f8" w:val="clear"/>
+                <w:rtl w:val="0"/>
+              </w:rPr>
+              <w:t xml:space="preserve">id</w:t>
+            </w:r>
+            <w:r>
+              <w:rPr>
+                <w:rFonts w:ascii="Consolas" w:cs="Consolas" w:eastAsia="Consolas" w:hAnsi="Consolas"/>
+                <w:b w:val="1"/>
+                <w:bCs w:val="1"/>
+                <w:color w:val="000080"/>
+                <w:sz w:val="20"/>
+                <w:szCs w:val="20"/>
+                <w:shd w:fill="f8f8f8" w:val="clear"/>
+                <w:rtl w:val="0"/>
+              </w:rPr>
+              <w:t xml:space="preserve">=</w:t>
+            </w:r>
+            <w:r>
+              <w:rPr>
+                <w:rFonts w:ascii="Consolas" w:cs="Consolas" w:eastAsia="Consolas" w:hAnsi="Consolas"/>
+                <w:b w:val="1"/>
+                <w:bCs w:val="1"/>
+                <w:color w:val="dd1144"/>
+                <w:sz w:val="20"/>
+                <w:szCs w:val="20"/>
+                <w:shd w:fill="f8f8f8" w:val="clear"/>
+                <w:rtl w:val="0"/>
+              </w:rPr>
+              <w:t xml:space="preserve">"lista_tareas_menu_root"</w:t>
+            </w:r>
+            <w:r>
+              <w:rPr>
+                <w:rFonts w:ascii="Consolas" w:cs="Consolas" w:eastAsia="Consolas" w:hAnsi="Consolas"/>
+                <w:b w:val="1"/>
+                <w:bCs w:val="1"/>
+                <w:color w:val="000080"/>
+                <w:sz w:val="20"/>
+                <w:szCs w:val="20"/>
+                <w:shd w:fill="f8f8f8" w:val="clear"/>
+                <w:rtl w:val="0"/>
+              </w:rPr>
+              <w:t xml:space="preserve"> /&gt;</w:t>
+            </w:r>
+            <w:r>
+              <w:rPr>
+                <w:rFonts w:ascii="Consolas" w:cs="Consolas" w:eastAsia="Consolas" w:hAnsi="Consolas"/>
+                <w:b w:val="1"/>
+                <w:bCs w:val="1"/>
+                <w:color w:val="333333"/>
+                <w:sz w:val="20"/>
+                <w:szCs w:val="20"/>
+                <w:shd w:fill="f8f8f8" w:val="clear"/>
+                <w:rtl w:val="0"/>
+              </w:rPr>
+              <w:br w:type="textWrapping"/>
+              <w:br w:type="textWrapping"/>
+              <w:t xml:space="preserve">    </w:t>
+            </w:r>
+            <w:r>
+              <w:rPr>
+                <w:rFonts w:ascii="Consolas" w:cs="Consolas" w:eastAsia="Consolas" w:hAnsi="Consolas"/>
+                <w:b w:val="1"/>
+                <w:bCs w:val="1"/>
+                <w:i w:val="1"/>
+                <w:iCs w:val="1"/>
+                <w:color w:val="999988"/>
+                <w:sz w:val="20"/>
+                <w:szCs w:val="20"/>
+                <w:shd w:fill="f8f8f8" w:val="clear"/>
+                <w:rtl w:val="0"/>
+              </w:rPr>
+              <w:t xml:space="preserve">&lt;!-- Categoría de menú --&gt;</w:t>
+            </w:r>
+            <w:r>
+              <w:rPr>
+                <w:rFonts w:ascii="Consolas" w:cs="Consolas" w:eastAsia="Consolas" w:hAnsi="Consolas"/>
+                <w:b w:val="1"/>
+                <w:bCs w:val="1"/>
+                <w:color w:val="333333"/>
+                <w:sz w:val="20"/>
+                <w:szCs w:val="20"/>
+                <w:shd w:fill="f8f8f8" w:val="clear"/>
+                <w:rtl w:val="0"/>
+              </w:rPr>
+              <w:br w:type="textWrapping"/>
+              <w:t xml:space="preserve">    </w:t>
+            </w:r>
+            <w:r>
+              <w:rPr>
+                <w:rFonts w:ascii="Consolas" w:cs="Consolas" w:eastAsia="Consolas" w:hAnsi="Consolas"/>
+                <w:b w:val="1"/>
+                <w:bCs w:val="1"/>
+                <w:color w:val="000080"/>
+                <w:sz w:val="20"/>
+                <w:szCs w:val="20"/>
+                <w:shd w:fill="f8f8f8" w:val="clear"/>
+                <w:rtl w:val="0"/>
+              </w:rPr>
+              <w:t xml:space="preserve">&lt;menuitem </w:t>
+            </w:r>
+            <w:r>
+              <w:rPr>
+                <w:rFonts w:ascii="Consolas" w:cs="Consolas" w:eastAsia="Consolas" w:hAnsi="Consolas"/>
+                <w:b w:val="1"/>
+                <w:bCs w:val="1"/>
+                <w:color w:val="008080"/>
+                <w:sz w:val="20"/>
+                <w:szCs w:val="20"/>
+                <w:shd w:fill="f8f8f8" w:val="clear"/>
+                <w:rtl w:val="0"/>
+              </w:rPr>
+              <w:t xml:space="preserve">name</w:t>
+            </w:r>
+            <w:r>
+              <w:rPr>
+                <w:rFonts w:ascii="Consolas" w:cs="Consolas" w:eastAsia="Consolas" w:hAnsi="Consolas"/>
+                <w:b w:val="1"/>
+                <w:bCs w:val="1"/>
+                <w:color w:val="000080"/>
+                <w:sz w:val="20"/>
+                <w:szCs w:val="20"/>
+                <w:shd w:fill="f8f8f8" w:val="clear"/>
+                <w:rtl w:val="0"/>
+              </w:rPr>
+              <w:t xml:space="preserve">=</w:t>
+            </w:r>
+            <w:r>
+              <w:rPr>
+                <w:rFonts w:ascii="Consolas" w:cs="Consolas" w:eastAsia="Consolas" w:hAnsi="Consolas"/>
+                <w:b w:val="1"/>
+                <w:bCs w:val="1"/>
+                <w:color w:val="dd1144"/>
+                <w:sz w:val="20"/>
+                <w:szCs w:val="20"/>
+                <w:shd w:fill="f8f8f8" w:val="clear"/>
+                <w:rtl w:val="0"/>
+              </w:rPr>
+              <w:t xml:space="preserve">"Opciones Lista Tareas"</w:t>
+            </w:r>
+            <w:r>
+              <w:rPr>
+                <w:rFonts w:ascii="Consolas" w:cs="Consolas" w:eastAsia="Consolas" w:hAnsi="Consolas"/>
+                <w:b w:val="1"/>
+                <w:bCs w:val="1"/>
+                <w:color w:val="000080"/>
+                <w:sz w:val="20"/>
+                <w:szCs w:val="20"/>
+                <w:shd w:fill="f8f8f8" w:val="clear"/>
+                <w:rtl w:val="0"/>
+              </w:rPr>
+              <w:t xml:space="preserve"> </w:t>
+            </w:r>
+            <w:r>
+              <w:rPr>
+                <w:rFonts w:ascii="Consolas" w:cs="Consolas" w:eastAsia="Consolas" w:hAnsi="Consolas"/>
+                <w:b w:val="1"/>
+                <w:bCs w:val="1"/>
+                <w:color w:val="008080"/>
+                <w:sz w:val="20"/>
+                <w:szCs w:val="20"/>
+                <w:shd w:fill="f8f8f8" w:val="clear"/>
+                <w:rtl w:val="0"/>
+              </w:rPr>
+              <w:t xml:space="preserve">id</w:t>
+            </w:r>
+            <w:r>
+              <w:rPr>
+                <w:rFonts w:ascii="Consolas" w:cs="Consolas" w:eastAsia="Consolas" w:hAnsi="Consolas"/>
+                <w:b w:val="1"/>
+                <w:bCs w:val="1"/>
+                <w:color w:val="000080"/>
+                <w:sz w:val="20"/>
+                <w:szCs w:val="20"/>
+                <w:shd w:fill="f8f8f8" w:val="clear"/>
+                <w:rtl w:val="0"/>
+              </w:rPr>
+              <w:t xml:space="preserve">=</w:t>
+            </w:r>
+            <w:r>
+              <w:rPr>
+                <w:rFonts w:ascii="Consolas" w:cs="Consolas" w:eastAsia="Consolas" w:hAnsi="Consolas"/>
+                <w:b w:val="1"/>
+                <w:bCs w:val="1"/>
+                <w:color w:val="dd1144"/>
+                <w:sz w:val="20"/>
+                <w:szCs w:val="20"/>
+                <w:shd w:fill="f8f8f8" w:val="clear"/>
+                <w:rtl w:val="0"/>
+              </w:rPr>
+              <w:t xml:space="preserve">"lista_tareas_menu_1"</w:t>
+            </w:r>
+            <w:r>
+              <w:rPr>
+                <w:rFonts w:ascii="Consolas" w:cs="Consolas" w:eastAsia="Consolas" w:hAnsi="Consolas"/>
+                <w:b w:val="1"/>
+                <w:bCs w:val="1"/>
+                <w:color w:val="000080"/>
+                <w:sz w:val="20"/>
+                <w:szCs w:val="20"/>
+                <w:shd w:fill="f8f8f8" w:val="clear"/>
+                <w:rtl w:val="0"/>
+              </w:rPr>
+              <w:t xml:space="preserve"> </w:t>
+            </w:r>
+            <w:r>
+              <w:rPr>
+                <w:rFonts w:ascii="Consolas" w:cs="Consolas" w:eastAsia="Consolas" w:hAnsi="Consolas"/>
+                <w:b w:val="1"/>
+                <w:bCs w:val="1"/>
+                <w:color w:val="008080"/>
+                <w:sz w:val="20"/>
+                <w:szCs w:val="20"/>
+                <w:shd w:fill="f8f8f8" w:val="clear"/>
+                <w:rtl w:val="0"/>
+              </w:rPr>
+              <w:t xml:space="preserve">parent</w:t>
+            </w:r>
+            <w:r>
+              <w:rPr>
+                <w:rFonts w:ascii="Consolas" w:cs="Consolas" w:eastAsia="Consolas" w:hAnsi="Consolas"/>
+                <w:b w:val="1"/>
+                <w:bCs w:val="1"/>
+                <w:color w:val="000080"/>
+                <w:sz w:val="20"/>
+                <w:szCs w:val="20"/>
+                <w:shd w:fill="f8f8f8" w:val="clear"/>
+                <w:rtl w:val="0"/>
+              </w:rPr>
+              <w:t xml:space="preserve">=</w:t>
+            </w:r>
+            <w:r>
+              <w:rPr>
+                <w:rFonts w:ascii="Consolas" w:cs="Consolas" w:eastAsia="Consolas" w:hAnsi="Consolas"/>
+                <w:b w:val="1"/>
+                <w:bCs w:val="1"/>
+                <w:color w:val="dd1144"/>
+                <w:sz w:val="20"/>
+                <w:szCs w:val="20"/>
+                <w:shd w:fill="f8f8f8" w:val="clear"/>
+                <w:rtl w:val="0"/>
+              </w:rPr>
+              <w:t xml:space="preserve">"lista_tareas_menu_root"</w:t>
+            </w:r>
+            <w:r>
+              <w:rPr>
+                <w:rFonts w:ascii="Consolas" w:cs="Consolas" w:eastAsia="Consolas" w:hAnsi="Consolas"/>
+                <w:b w:val="1"/>
+                <w:bCs w:val="1"/>
+                <w:color w:val="000080"/>
+                <w:sz w:val="20"/>
+                <w:szCs w:val="20"/>
+                <w:shd w:fill="f8f8f8" w:val="clear"/>
+                <w:rtl w:val="0"/>
+              </w:rPr>
+              <w:t xml:space="preserve"> /&gt;</w:t>
+            </w:r>
+            <w:r>
+              <w:rPr>
+                <w:rFonts w:ascii="Consolas" w:cs="Consolas" w:eastAsia="Consolas" w:hAnsi="Consolas"/>
+                <w:b w:val="1"/>
+                <w:bCs w:val="1"/>
+                <w:color w:val="333333"/>
+                <w:sz w:val="20"/>
+                <w:szCs w:val="20"/>
+                <w:shd w:fill="f8f8f8" w:val="clear"/>
+                <w:rtl w:val="0"/>
+              </w:rPr>
+              <w:br w:type="textWrapping"/>
+              <w:br w:type="textWrapping"/>
+              <w:t xml:space="preserve">    </w:t>
+            </w:r>
+            <w:r>
+              <w:rPr>
+                <w:rFonts w:ascii="Consolas" w:cs="Consolas" w:eastAsia="Consolas" w:hAnsi="Consolas"/>
+                <w:b w:val="1"/>
+                <w:bCs w:val="1"/>
+                <w:i w:val="1"/>
+                <w:iCs w:val="1"/>
+                <w:color w:val="999988"/>
+                <w:sz w:val="20"/>
+                <w:szCs w:val="20"/>
+                <w:shd w:fill="f8f8f8" w:val="clear"/>
+                <w:rtl w:val="0"/>
+              </w:rPr>
+              <w:t xml:space="preserve">&lt;!-- Acción desde el menú --&gt;</w:t>
+            </w:r>
+            <w:r>
+              <w:rPr>
+                <w:rFonts w:ascii="Consolas" w:cs="Consolas" w:eastAsia="Consolas" w:hAnsi="Consolas"/>
+                <w:b w:val="1"/>
+                <w:bCs w:val="1"/>
+                <w:color w:val="333333"/>
+                <w:sz w:val="20"/>
+                <w:szCs w:val="20"/>
+                <w:shd w:fill="f8f8f8" w:val="clear"/>
+                <w:rtl w:val="0"/>
+              </w:rPr>
+              <w:br w:type="textWrapping"/>
+              <w:t xml:space="preserve">    </w:t>
+            </w:r>
+            <w:r>
+              <w:rPr>
+                <w:rFonts w:ascii="Consolas" w:cs="Consolas" w:eastAsia="Consolas" w:hAnsi="Consolas"/>
+                <w:b w:val="1"/>
+                <w:bCs w:val="1"/>
+                <w:color w:val="000080"/>
+                <w:sz w:val="20"/>
+                <w:szCs w:val="20"/>
+                <w:shd w:fill="f8f8f8" w:val="clear"/>
+                <w:rtl w:val="0"/>
+              </w:rPr>
+              <w:t xml:space="preserve">&lt;menuitem </w:t>
+            </w:r>
+            <w:r>
+              <w:rPr>
+                <w:rFonts w:ascii="Consolas" w:cs="Consolas" w:eastAsia="Consolas" w:hAnsi="Consolas"/>
+                <w:b w:val="1"/>
+                <w:bCs w:val="1"/>
+                <w:color w:val="008080"/>
+                <w:sz w:val="20"/>
+                <w:szCs w:val="20"/>
+                <w:shd w:fill="f8f8f8" w:val="clear"/>
+                <w:rtl w:val="0"/>
+              </w:rPr>
+              <w:t xml:space="preserve">name</w:t>
+            </w:r>
+            <w:r>
+              <w:rPr>
+                <w:rFonts w:ascii="Consolas" w:cs="Consolas" w:eastAsia="Consolas" w:hAnsi="Consolas"/>
+                <w:b w:val="1"/>
+                <w:bCs w:val="1"/>
+                <w:color w:val="000080"/>
+                <w:sz w:val="20"/>
+                <w:szCs w:val="20"/>
+                <w:shd w:fill="f8f8f8" w:val="clear"/>
+                <w:rtl w:val="0"/>
+              </w:rPr>
+              <w:t xml:space="preserve">=</w:t>
+            </w:r>
+            <w:r>
+              <w:rPr>
+                <w:rFonts w:ascii="Consolas" w:cs="Consolas" w:eastAsia="Consolas" w:hAnsi="Consolas"/>
+                <w:b w:val="1"/>
+                <w:bCs w:val="1"/>
+                <w:color w:val="dd1144"/>
+                <w:sz w:val="20"/>
+                <w:szCs w:val="20"/>
+                <w:shd w:fill="f8f8f8" w:val="clear"/>
+                <w:rtl w:val="0"/>
+              </w:rPr>
+              <w:t xml:space="preserve">"Mostrar lista"</w:t>
+            </w:r>
+            <w:r>
+              <w:rPr>
+                <w:rFonts w:ascii="Consolas" w:cs="Consolas" w:eastAsia="Consolas" w:hAnsi="Consolas"/>
+                <w:b w:val="1"/>
+                <w:bCs w:val="1"/>
+                <w:color w:val="000080"/>
+                <w:sz w:val="20"/>
+                <w:szCs w:val="20"/>
+                <w:shd w:fill="f8f8f8" w:val="clear"/>
+                <w:rtl w:val="0"/>
+              </w:rPr>
+              <w:t xml:space="preserve"> </w:t>
+            </w:r>
+            <w:r>
+              <w:rPr>
+                <w:rFonts w:ascii="Consolas" w:cs="Consolas" w:eastAsia="Consolas" w:hAnsi="Consolas"/>
+                <w:b w:val="1"/>
+                <w:bCs w:val="1"/>
+                <w:color w:val="008080"/>
+                <w:sz w:val="20"/>
+                <w:szCs w:val="20"/>
+                <w:shd w:fill="f8f8f8" w:val="clear"/>
+                <w:rtl w:val="0"/>
+              </w:rPr>
+              <w:t xml:space="preserve">id</w:t>
+            </w:r>
+            <w:r>
+              <w:rPr>
+                <w:rFonts w:ascii="Consolas" w:cs="Consolas" w:eastAsia="Consolas" w:hAnsi="Consolas"/>
+                <w:b w:val="1"/>
+                <w:bCs w:val="1"/>
+                <w:color w:val="000080"/>
+                <w:sz w:val="20"/>
+                <w:szCs w:val="20"/>
+                <w:shd w:fill="f8f8f8" w:val="clear"/>
+                <w:rtl w:val="0"/>
+              </w:rPr>
+              <w:t xml:space="preserve">=</w:t>
+            </w:r>
+            <w:r>
+              <w:rPr>
+                <w:rFonts w:ascii="Consolas" w:cs="Consolas" w:eastAsia="Consolas" w:hAnsi="Consolas"/>
+                <w:b w:val="1"/>
+                <w:bCs w:val="1"/>
+                <w:color w:val="dd1144"/>
+                <w:sz w:val="20"/>
+                <w:szCs w:val="20"/>
+                <w:shd w:fill="f8f8f8" w:val="clear"/>
+                <w:rtl w:val="0"/>
+              </w:rPr>
+              <w:t xml:space="preserve">"lista_tareas_menu_1_list"</w:t>
+            </w:r>
+            <w:r>
+              <w:rPr>
+                <w:rFonts w:ascii="Consolas" w:cs="Consolas" w:eastAsia="Consolas" w:hAnsi="Consolas"/>
+                <w:b w:val="1"/>
+                <w:bCs w:val="1"/>
+                <w:color w:val="000080"/>
+                <w:sz w:val="20"/>
+                <w:szCs w:val="20"/>
+                <w:shd w:fill="f8f8f8" w:val="clear"/>
+                <w:rtl w:val="0"/>
+              </w:rPr>
+              <w:br w:type="textWrapping"/>
+              <w:t xml:space="preserve">              </w:t>
+            </w:r>
+            <w:r>
+              <w:rPr>
+                <w:rFonts w:ascii="Consolas" w:cs="Consolas" w:eastAsia="Consolas" w:hAnsi="Consolas"/>
+                <w:b w:val="1"/>
+                <w:bCs w:val="1"/>
+                <w:color w:val="008080"/>
+                <w:sz w:val="20"/>
+                <w:szCs w:val="20"/>
+                <w:shd w:fill="f8f8f8" w:val="clear"/>
+                <w:rtl w:val="0"/>
+              </w:rPr>
+              <w:t xml:space="preserve">parent</w:t>
+            </w:r>
+            <w:r>
+              <w:rPr>
+                <w:rFonts w:ascii="Consolas" w:cs="Consolas" w:eastAsia="Consolas" w:hAnsi="Consolas"/>
+                <w:b w:val="1"/>
+                <w:bCs w:val="1"/>
+                <w:color w:val="000080"/>
+                <w:sz w:val="20"/>
+                <w:szCs w:val="20"/>
+                <w:shd w:fill="f8f8f8" w:val="clear"/>
+                <w:rtl w:val="0"/>
+              </w:rPr>
+              <w:t xml:space="preserve">=</w:t>
+            </w:r>
+            <w:r>
+              <w:rPr>
+                <w:rFonts w:ascii="Consolas" w:cs="Consolas" w:eastAsia="Consolas" w:hAnsi="Consolas"/>
+                <w:b w:val="1"/>
+                <w:bCs w:val="1"/>
+                <w:color w:val="dd1144"/>
+                <w:sz w:val="20"/>
+                <w:szCs w:val="20"/>
+                <w:shd w:fill="f8f8f8" w:val="clear"/>
+                <w:rtl w:val="0"/>
+              </w:rPr>
+              <w:t xml:space="preserve">"lista_tareas_menu_1"</w:t>
+            </w:r>
+            <w:r>
+              <w:rPr>
+                <w:rFonts w:ascii="Consolas" w:cs="Consolas" w:eastAsia="Consolas" w:hAnsi="Consolas"/>
+                <w:b w:val="1"/>
+                <w:bCs w:val="1"/>
+                <w:color w:val="000080"/>
+                <w:sz w:val="20"/>
+                <w:szCs w:val="20"/>
+                <w:shd w:fill="f8f8f8" w:val="clear"/>
+                <w:rtl w:val="0"/>
+              </w:rPr>
+              <w:br w:type="textWrapping"/>
+              <w:t xml:space="preserve">              </w:t>
+            </w:r>
+            <w:r>
+              <w:rPr>
+                <w:rFonts w:ascii="Consolas" w:cs="Consolas" w:eastAsia="Consolas" w:hAnsi="Consolas"/>
+                <w:b w:val="1"/>
+                <w:bCs w:val="1"/>
+                <w:color w:val="008080"/>
+                <w:sz w:val="20"/>
+                <w:szCs w:val="20"/>
+                <w:shd w:fill="f8f8f8" w:val="clear"/>
+                <w:rtl w:val="0"/>
+              </w:rPr>
+              <w:t xml:space="preserve">action</w:t>
+            </w:r>
+            <w:r>
+              <w:rPr>
+                <w:rFonts w:ascii="Consolas" w:cs="Consolas" w:eastAsia="Consolas" w:hAnsi="Consolas"/>
+                <w:b w:val="1"/>
+                <w:bCs w:val="1"/>
+                <w:color w:val="000080"/>
+                <w:sz w:val="20"/>
+                <w:szCs w:val="20"/>
+                <w:shd w:fill="f8f8f8" w:val="clear"/>
+                <w:rtl w:val="0"/>
+              </w:rPr>
+              <w:t xml:space="preserve">=</w:t>
+            </w:r>
+            <w:r>
+              <w:rPr>
+                <w:rFonts w:ascii="Consolas" w:cs="Consolas" w:eastAsia="Consolas" w:hAnsi="Consolas"/>
+                <w:b w:val="1"/>
+                <w:bCs w:val="1"/>
+                <w:color w:val="dd1144"/>
+                <w:sz w:val="20"/>
+                <w:szCs w:val="20"/>
+                <w:shd w:fill="f8f8f8" w:val="clear"/>
+                <w:rtl w:val="0"/>
+              </w:rPr>
+              <w:t xml:space="preserve">"action_lista_tareas"</w:t>
+            </w:r>
+            <w:r>
+              <w:rPr>
+                <w:rFonts w:ascii="Consolas" w:cs="Consolas" w:eastAsia="Consolas" w:hAnsi="Consolas"/>
+                <w:b w:val="1"/>
+                <w:bCs w:val="1"/>
+                <w:color w:val="000080"/>
+                <w:sz w:val="20"/>
+                <w:szCs w:val="20"/>
+                <w:shd w:fill="f8f8f8" w:val="clear"/>
+                <w:rtl w:val="0"/>
+              </w:rPr>
+              <w:t xml:space="preserve"> /&gt;</w:t>
+            </w:r>
+            <w:r>
+              <w:rPr>
+                <w:rFonts w:ascii="Consolas" w:cs="Consolas" w:eastAsia="Consolas" w:hAnsi="Consolas"/>
+                <w:b w:val="1"/>
+                <w:bCs w:val="1"/>
+                <w:color w:val="333333"/>
+                <w:sz w:val="20"/>
+                <w:szCs w:val="20"/>
+                <w:shd w:fill="f8f8f8" w:val="clear"/>
+                <w:rtl w:val="0"/>
+              </w:rPr>
+              <w:br w:type="textWrapping"/>
+              <w:br w:type="textWrapping"/>
+              <w:t xml:space="preserve">    </w:t>
+            </w:r>
+            <w:r>
+              <w:rPr>
+                <w:rFonts w:ascii="Consolas" w:cs="Consolas" w:eastAsia="Consolas" w:hAnsi="Consolas"/>
+                <w:b w:val="1"/>
+                <w:bCs w:val="1"/>
+                <w:i w:val="1"/>
+                <w:iCs w:val="1"/>
+                <w:color w:val="999988"/>
+                <w:sz w:val="20"/>
+                <w:szCs w:val="20"/>
+                <w:shd w:fill="f8f8f8" w:val="clear"/>
+                <w:rtl w:val="0"/>
+              </w:rPr>
+              <w:t xml:space="preserve">&lt;!-- Vista explícita tipo lista para Odoo 17+ --&gt;</w:t>
+            </w:r>
+            <w:r>
+              <w:rPr>
+                <w:rFonts w:ascii="Consolas" w:cs="Consolas" w:eastAsia="Consolas" w:hAnsi="Consolas"/>
+                <w:b w:val="1"/>
+                <w:bCs w:val="1"/>
+                <w:color w:val="333333"/>
+                <w:sz w:val="20"/>
+                <w:szCs w:val="20"/>
+                <w:shd w:fill="f8f8f8" w:val="clear"/>
+                <w:rtl w:val="0"/>
+              </w:rPr>
+              <w:br w:type="textWrapping"/>
+              <w:t xml:space="preserve">    </w:t>
+            </w:r>
+            <w:r>
+              <w:rPr>
+                <w:rFonts w:ascii="Consolas" w:cs="Consolas" w:eastAsia="Consolas" w:hAnsi="Consolas"/>
+                <w:b w:val="1"/>
+                <w:bCs w:val="1"/>
+                <w:color w:val="000080"/>
+                <w:sz w:val="20"/>
+                <w:szCs w:val="20"/>
+                <w:shd w:fill="f8f8f8" w:val="clear"/>
+                <w:rtl w:val="0"/>
+              </w:rPr>
+              <w:t xml:space="preserve">&lt;record </w:t>
+            </w:r>
+            <w:r>
+              <w:rPr>
+                <w:rFonts w:ascii="Consolas" w:cs="Consolas" w:eastAsia="Consolas" w:hAnsi="Consolas"/>
+                <w:b w:val="1"/>
+                <w:bCs w:val="1"/>
+                <w:color w:val="008080"/>
+                <w:sz w:val="20"/>
+                <w:szCs w:val="20"/>
+                <w:shd w:fill="f8f8f8" w:val="clear"/>
+                <w:rtl w:val="0"/>
+              </w:rPr>
+              <w:t xml:space="preserve">model</w:t>
+            </w:r>
+            <w:r>
+              <w:rPr>
+                <w:rFonts w:ascii="Consolas" w:cs="Consolas" w:eastAsia="Consolas" w:hAnsi="Consolas"/>
+                <w:b w:val="1"/>
+                <w:bCs w:val="1"/>
+                <w:color w:val="000080"/>
+                <w:sz w:val="20"/>
+                <w:szCs w:val="20"/>
+                <w:shd w:fill="f8f8f8" w:val="clear"/>
+                <w:rtl w:val="0"/>
+              </w:rPr>
+              <w:t xml:space="preserve">=</w:t>
+            </w:r>
+            <w:r>
+              <w:rPr>
+                <w:rFonts w:ascii="Consolas" w:cs="Consolas" w:eastAsia="Consolas" w:hAnsi="Consolas"/>
+                <w:b w:val="1"/>
+                <w:bCs w:val="1"/>
+                <w:color w:val="dd1144"/>
+                <w:sz w:val="20"/>
+                <w:szCs w:val="20"/>
+                <w:shd w:fill="f8f8f8" w:val="clear"/>
+                <w:rtl w:val="0"/>
+              </w:rPr>
+              <w:t xml:space="preserve">"ir.ui.view"</w:t>
+            </w:r>
+            <w:r>
+              <w:rPr>
+                <w:rFonts w:ascii="Consolas" w:cs="Consolas" w:eastAsia="Consolas" w:hAnsi="Consolas"/>
+                <w:b w:val="1"/>
+                <w:bCs w:val="1"/>
+                <w:color w:val="000080"/>
+                <w:sz w:val="20"/>
+                <w:szCs w:val="20"/>
+                <w:shd w:fill="f8f8f8" w:val="clear"/>
+                <w:rtl w:val="0"/>
+              </w:rPr>
+              <w:t xml:space="preserve"> </w:t>
+            </w:r>
+            <w:r>
+              <w:rPr>
+                <w:rFonts w:ascii="Consolas" w:cs="Consolas" w:eastAsia="Consolas" w:hAnsi="Consolas"/>
+                <w:b w:val="1"/>
+                <w:bCs w:val="1"/>
+                <w:color w:val="008080"/>
+                <w:sz w:val="20"/>
+                <w:szCs w:val="20"/>
+                <w:shd w:fill="f8f8f8" w:val="clear"/>
+                <w:rtl w:val="0"/>
+              </w:rPr>
+              <w:t xml:space="preserve">id</w:t>
+            </w:r>
+            <w:r>
+              <w:rPr>
+                <w:rFonts w:ascii="Consolas" w:cs="Consolas" w:eastAsia="Consolas" w:hAnsi="Consolas"/>
+                <w:b w:val="1"/>
+                <w:bCs w:val="1"/>
+                <w:color w:val="000080"/>
+                <w:sz w:val="20"/>
+                <w:szCs w:val="20"/>
+                <w:shd w:fill="f8f8f8" w:val="clear"/>
+                <w:rtl w:val="0"/>
+              </w:rPr>
+              <w:t xml:space="preserve">=</w:t>
+            </w:r>
+            <w:r>
+              <w:rPr>
+                <w:rFonts w:ascii="Consolas" w:cs="Consolas" w:eastAsia="Consolas" w:hAnsi="Consolas"/>
+                <w:b w:val="1"/>
+                <w:bCs w:val="1"/>
+                <w:color w:val="dd1144"/>
+                <w:sz w:val="20"/>
+                <w:szCs w:val="20"/>
+                <w:shd w:fill="f8f8f8" w:val="clear"/>
+                <w:rtl w:val="0"/>
+              </w:rPr>
+              <w:t xml:space="preserve">"lista_tareas"</w:t>
+            </w:r>
+            <w:r>
+              <w:rPr>
+                <w:rFonts w:ascii="Consolas" w:cs="Consolas" w:eastAsia="Consolas" w:hAnsi="Consolas"/>
+                <w:b w:val="1"/>
+                <w:bCs w:val="1"/>
+                <w:color w:val="000080"/>
+                <w:sz w:val="20"/>
+                <w:szCs w:val="20"/>
+                <w:shd w:fill="f8f8f8" w:val="clear"/>
+                <w:rtl w:val="0"/>
+              </w:rPr>
+              <w:t xml:space="preserve">&gt;</w:t>
+            </w:r>
+            <w:r>
+              <w:rPr>
+                <w:rFonts w:ascii="Consolas" w:cs="Consolas" w:eastAsia="Consolas" w:hAnsi="Consolas"/>
+                <w:b w:val="1"/>
+                <w:bCs w:val="1"/>
+                <w:color w:val="333333"/>
+                <w:sz w:val="20"/>
+                <w:szCs w:val="20"/>
+                <w:shd w:fill="f8f8f8" w:val="clear"/>
+                <w:rtl w:val="0"/>
+              </w:rPr>
+              <w:br w:type="textWrapping"/>
+              <w:t xml:space="preserve">      </w:t>
+            </w:r>
+            <w:r>
+              <w:rPr>
+                <w:rFonts w:ascii="Consolas" w:cs="Consolas" w:eastAsia="Consolas" w:hAnsi="Consolas"/>
+                <w:b w:val="1"/>
+                <w:bCs w:val="1"/>
+                <w:color w:val="000080"/>
+                <w:sz w:val="20"/>
+                <w:szCs w:val="20"/>
+                <w:shd w:fill="f8f8f8" w:val="clear"/>
+                <w:rtl w:val="0"/>
+              </w:rPr>
+              <w:t xml:space="preserve">&lt;field </w:t>
+            </w:r>
+            <w:r>
+              <w:rPr>
+                <w:rFonts w:ascii="Consolas" w:cs="Consolas" w:eastAsia="Consolas" w:hAnsi="Consolas"/>
+                <w:b w:val="1"/>
+                <w:bCs w:val="1"/>
+                <w:color w:val="008080"/>
+                <w:sz w:val="20"/>
+                <w:szCs w:val="20"/>
+                <w:shd w:fill="f8f8f8" w:val="clear"/>
+                <w:rtl w:val="0"/>
+              </w:rPr>
+              <w:t xml:space="preserve">name</w:t>
+            </w:r>
+            <w:r>
+              <w:rPr>
+                <w:rFonts w:ascii="Consolas" w:cs="Consolas" w:eastAsia="Consolas" w:hAnsi="Consolas"/>
+                <w:b w:val="1"/>
+                <w:bCs w:val="1"/>
+                <w:color w:val="000080"/>
+                <w:sz w:val="20"/>
+                <w:szCs w:val="20"/>
+                <w:shd w:fill="f8f8f8" w:val="clear"/>
+                <w:rtl w:val="0"/>
+              </w:rPr>
+              <w:t xml:space="preserve">=</w:t>
+            </w:r>
+            <w:r>
+              <w:rPr>
+                <w:rFonts w:ascii="Consolas" w:cs="Consolas" w:eastAsia="Consolas" w:hAnsi="Consolas"/>
+                <w:b w:val="1"/>
+                <w:bCs w:val="1"/>
+                <w:color w:val="dd1144"/>
+                <w:sz w:val="20"/>
+                <w:szCs w:val="20"/>
+                <w:shd w:fill="f8f8f8" w:val="clear"/>
+                <w:rtl w:val="0"/>
+              </w:rPr>
+              <w:t xml:space="preserve">"name"</w:t>
+            </w:r>
+            <w:r>
+              <w:rPr>
+                <w:rFonts w:ascii="Consolas" w:cs="Consolas" w:eastAsia="Consolas" w:hAnsi="Consolas"/>
+                <w:b w:val="1"/>
+                <w:bCs w:val="1"/>
+                <w:color w:val="000080"/>
+                <w:sz w:val="20"/>
+                <w:szCs w:val="20"/>
+                <w:shd w:fill="f8f8f8" w:val="clear"/>
+                <w:rtl w:val="0"/>
+              </w:rPr>
+              <w:t xml:space="preserve">&gt;</w:t>
+            </w:r>
+            <w:r>
+              <w:rPr>
+                <w:rFonts w:ascii="Consolas" w:cs="Consolas" w:eastAsia="Consolas" w:hAnsi="Consolas"/>
+                <w:b w:val="1"/>
+                <w:bCs w:val="1"/>
+                <w:color w:val="333333"/>
+                <w:sz w:val="20"/>
+                <w:szCs w:val="20"/>
+                <w:shd w:fill="f8f8f8" w:val="clear"/>
+                <w:rtl w:val="0"/>
+              </w:rPr>
+              <w:t xml:space="preserve">Lista de tareas</w:t>
+            </w:r>
+            <w:r>
+              <w:rPr>
+                <w:rFonts w:ascii="Consolas" w:cs="Consolas" w:eastAsia="Consolas" w:hAnsi="Consolas"/>
+                <w:b w:val="1"/>
+                <w:bCs w:val="1"/>
+                <w:color w:val="000080"/>
+                <w:sz w:val="20"/>
+                <w:szCs w:val="20"/>
+                <w:shd w:fill="f8f8f8" w:val="clear"/>
+                <w:rtl w:val="0"/>
+              </w:rPr>
+              <w:t xml:space="preserve">&lt;/field&gt;</w:t>
+            </w:r>
+            <w:r>
+              <w:rPr>
+                <w:rFonts w:ascii="Consolas" w:cs="Consolas" w:eastAsia="Consolas" w:hAnsi="Consolas"/>
+                <w:b w:val="1"/>
+                <w:bCs w:val="1"/>
+                <w:color w:val="333333"/>
+                <w:sz w:val="20"/>
+                <w:szCs w:val="20"/>
+                <w:shd w:fill="f8f8f8" w:val="clear"/>
+                <w:rtl w:val="0"/>
+              </w:rPr>
+              <w:br w:type="textWrapping"/>
+              <w:t xml:space="preserve">      </w:t>
+            </w:r>
+            <w:r>
+              <w:rPr>
+                <w:rFonts w:ascii="Consolas" w:cs="Consolas" w:eastAsia="Consolas" w:hAnsi="Consolas"/>
+                <w:b w:val="1"/>
+                <w:bCs w:val="1"/>
+                <w:color w:val="000080"/>
+                <w:sz w:val="20"/>
+                <w:szCs w:val="20"/>
+                <w:shd w:fill="f8f8f8" w:val="clear"/>
+                <w:rtl w:val="0"/>
+              </w:rPr>
+              <w:t xml:space="preserve">&lt;field </w:t>
+            </w:r>
+            <w:r>
+              <w:rPr>
+                <w:rFonts w:ascii="Consolas" w:cs="Consolas" w:eastAsia="Consolas" w:hAnsi="Consolas"/>
+                <w:b w:val="1"/>
+                <w:bCs w:val="1"/>
+                <w:color w:val="008080"/>
+                <w:sz w:val="20"/>
+                <w:szCs w:val="20"/>
+                <w:shd w:fill="f8f8f8" w:val="clear"/>
+                <w:rtl w:val="0"/>
+              </w:rPr>
+              <w:t xml:space="preserve">name</w:t>
+            </w:r>
+            <w:r>
+              <w:rPr>
+                <w:rFonts w:ascii="Consolas" w:cs="Consolas" w:eastAsia="Consolas" w:hAnsi="Consolas"/>
+                <w:b w:val="1"/>
+                <w:bCs w:val="1"/>
+                <w:color w:val="000080"/>
+                <w:sz w:val="20"/>
+                <w:szCs w:val="20"/>
+                <w:shd w:fill="f8f8f8" w:val="clear"/>
+                <w:rtl w:val="0"/>
+              </w:rPr>
+              <w:t xml:space="preserve">=</w:t>
+            </w:r>
+            <w:r>
+              <w:rPr>
+                <w:rFonts w:ascii="Consolas" w:cs="Consolas" w:eastAsia="Consolas" w:hAnsi="Consolas"/>
+                <w:b w:val="1"/>
+                <w:bCs w:val="1"/>
+                <w:color w:val="dd1144"/>
+                <w:sz w:val="20"/>
+                <w:szCs w:val="20"/>
+                <w:shd w:fill="f8f8f8" w:val="clear"/>
+                <w:rtl w:val="0"/>
+              </w:rPr>
+              <w:t xml:space="preserve">"model"</w:t>
+            </w:r>
+            <w:r>
+              <w:rPr>
+                <w:rFonts w:ascii="Consolas" w:cs="Consolas" w:eastAsia="Consolas" w:hAnsi="Consolas"/>
+                <w:b w:val="1"/>
+                <w:bCs w:val="1"/>
+                <w:color w:val="000080"/>
+                <w:sz w:val="20"/>
+                <w:szCs w:val="20"/>
+                <w:shd w:fill="f8f8f8" w:val="clear"/>
+                <w:rtl w:val="0"/>
+              </w:rPr>
+              <w:t xml:space="preserve">&gt;</w:t>
+            </w:r>
+            <w:r>
+              <w:rPr>
+                <w:rFonts w:ascii="Consolas" w:cs="Consolas" w:eastAsia="Consolas" w:hAnsi="Consolas"/>
+                <w:b w:val="1"/>
+                <w:bCs w:val="1"/>
+                <w:color w:val="333333"/>
+                <w:sz w:val="20"/>
+                <w:szCs w:val="20"/>
+                <w:shd w:fill="f8f8f8" w:val="clear"/>
+                <w:rtl w:val="0"/>
+              </w:rPr>
+              <w:t xml:space="preserve">lista_tareas.lista</w:t>
+            </w:r>
+            <w:r>
+              <w:rPr>
+                <w:rFonts w:ascii="Consolas" w:cs="Consolas" w:eastAsia="Consolas" w:hAnsi="Consolas"/>
+                <w:b w:val="1"/>
+                <w:bCs w:val="1"/>
+                <w:color w:val="000080"/>
+                <w:sz w:val="20"/>
+                <w:szCs w:val="20"/>
+                <w:shd w:fill="f8f8f8" w:val="clear"/>
+                <w:rtl w:val="0"/>
+              </w:rPr>
+              <w:t xml:space="preserve">&lt;/field&gt;</w:t>
+            </w:r>
+            <w:r>
+              <w:rPr>
+                <w:rFonts w:ascii="Consolas" w:cs="Consolas" w:eastAsia="Consolas" w:hAnsi="Consolas"/>
+                <w:b w:val="1"/>
+                <w:bCs w:val="1"/>
+                <w:color w:val="333333"/>
+                <w:sz w:val="20"/>
+                <w:szCs w:val="20"/>
+                <w:shd w:fill="f8f8f8" w:val="clear"/>
+                <w:rtl w:val="0"/>
+              </w:rPr>
+              <w:br w:type="textWrapping"/>
+              <w:t xml:space="preserve">      </w:t>
+            </w:r>
+            <w:r>
+              <w:rPr>
+                <w:rFonts w:ascii="Consolas" w:cs="Consolas" w:eastAsia="Consolas" w:hAnsi="Consolas"/>
+                <w:b w:val="1"/>
+                <w:bCs w:val="1"/>
+                <w:color w:val="000080"/>
+                <w:sz w:val="20"/>
+                <w:szCs w:val="20"/>
+                <w:shd w:fill="f8f8f8" w:val="clear"/>
+                <w:rtl w:val="0"/>
+              </w:rPr>
+              <w:t xml:space="preserve">&lt;field </w:t>
+            </w:r>
+            <w:r>
+              <w:rPr>
+                <w:rFonts w:ascii="Consolas" w:cs="Consolas" w:eastAsia="Consolas" w:hAnsi="Consolas"/>
+                <w:b w:val="1"/>
+                <w:bCs w:val="1"/>
+                <w:color w:val="008080"/>
+                <w:sz w:val="20"/>
+                <w:szCs w:val="20"/>
+                <w:shd w:fill="f8f8f8" w:val="clear"/>
+                <w:rtl w:val="0"/>
+              </w:rPr>
+              <w:t xml:space="preserve">name</w:t>
+            </w:r>
+            <w:r>
+              <w:rPr>
+                <w:rFonts w:ascii="Consolas" w:cs="Consolas" w:eastAsia="Consolas" w:hAnsi="Consolas"/>
+                <w:b w:val="1"/>
+                <w:bCs w:val="1"/>
+                <w:color w:val="000080"/>
+                <w:sz w:val="20"/>
+                <w:szCs w:val="20"/>
+                <w:shd w:fill="f8f8f8" w:val="clear"/>
+                <w:rtl w:val="0"/>
+              </w:rPr>
+              <w:t xml:space="preserve">=</w:t>
+            </w:r>
+            <w:r>
+              <w:rPr>
+                <w:rFonts w:ascii="Consolas" w:cs="Consolas" w:eastAsia="Consolas" w:hAnsi="Consolas"/>
+                <w:b w:val="1"/>
+                <w:bCs w:val="1"/>
+                <w:color w:val="dd1144"/>
+                <w:sz w:val="20"/>
+                <w:szCs w:val="20"/>
+                <w:shd w:fill="f8f8f8" w:val="clear"/>
+                <w:rtl w:val="0"/>
+              </w:rPr>
+              <w:t xml:space="preserve">"arch"</w:t>
+            </w:r>
+            <w:r>
+              <w:rPr>
+                <w:rFonts w:ascii="Consolas" w:cs="Consolas" w:eastAsia="Consolas" w:hAnsi="Consolas"/>
+                <w:b w:val="1"/>
+                <w:bCs w:val="1"/>
+                <w:color w:val="000080"/>
+                <w:sz w:val="20"/>
+                <w:szCs w:val="20"/>
+                <w:shd w:fill="f8f8f8" w:val="clear"/>
+                <w:rtl w:val="0"/>
+              </w:rPr>
+              <w:t xml:space="preserve"> </w:t>
+            </w:r>
+            <w:r>
+              <w:rPr>
+                <w:rFonts w:ascii="Consolas" w:cs="Consolas" w:eastAsia="Consolas" w:hAnsi="Consolas"/>
+                <w:b w:val="1"/>
+                <w:bCs w:val="1"/>
+                <w:color w:val="008080"/>
+                <w:sz w:val="20"/>
+                <w:szCs w:val="20"/>
+                <w:shd w:fill="f8f8f8" w:val="clear"/>
+                <w:rtl w:val="0"/>
+              </w:rPr>
+              <w:t xml:space="preserve">type</w:t>
+            </w:r>
+            <w:r>
+              <w:rPr>
+                <w:rFonts w:ascii="Consolas" w:cs="Consolas" w:eastAsia="Consolas" w:hAnsi="Consolas"/>
+                <w:b w:val="1"/>
+                <w:bCs w:val="1"/>
+                <w:color w:val="000080"/>
+                <w:sz w:val="20"/>
+                <w:szCs w:val="20"/>
+                <w:shd w:fill="f8f8f8" w:val="clear"/>
+                <w:rtl w:val="0"/>
+              </w:rPr>
+              <w:t xml:space="preserve">=</w:t>
+            </w:r>
+            <w:r>
+              <w:rPr>
+                <w:rFonts w:ascii="Consolas" w:cs="Consolas" w:eastAsia="Consolas" w:hAnsi="Consolas"/>
+                <w:b w:val="1"/>
+                <w:bCs w:val="1"/>
+                <w:color w:val="dd1144"/>
+                <w:sz w:val="20"/>
+                <w:szCs w:val="20"/>
+                <w:shd w:fill="f8f8f8" w:val="clear"/>
+                <w:rtl w:val="0"/>
+              </w:rPr>
+              <w:t xml:space="preserve">"xml"</w:t>
+            </w:r>
+            <w:r>
+              <w:rPr>
+                <w:rFonts w:ascii="Consolas" w:cs="Consolas" w:eastAsia="Consolas" w:hAnsi="Consolas"/>
+                <w:b w:val="1"/>
+                <w:bCs w:val="1"/>
+                <w:color w:val="000080"/>
+                <w:sz w:val="20"/>
+                <w:szCs w:val="20"/>
+                <w:shd w:fill="f8f8f8" w:val="clear"/>
+                <w:rtl w:val="0"/>
+              </w:rPr>
+              <w:t xml:space="preserve">&gt;</w:t>
+            </w:r>
+            <w:r>
+              <w:rPr>
+                <w:rFonts w:ascii="Consolas" w:cs="Consolas" w:eastAsia="Consolas" w:hAnsi="Consolas"/>
+                <w:b w:val="1"/>
+                <w:bCs w:val="1"/>
+                <w:color w:val="333333"/>
+                <w:sz w:val="20"/>
+                <w:szCs w:val="20"/>
+                <w:shd w:fill="f8f8f8" w:val="clear"/>
+                <w:rtl w:val="0"/>
+              </w:rPr>
+              <w:br w:type="textWrapping"/>
+              <w:t xml:space="preserve">        </w:t>
+            </w:r>
+            <w:r>
+              <w:rPr>
+                <w:rFonts w:ascii="Consolas" w:cs="Consolas" w:eastAsia="Consolas" w:hAnsi="Consolas"/>
+                <w:b w:val="1"/>
+                <w:bCs w:val="1"/>
+                <w:color w:val="000080"/>
+                <w:sz w:val="20"/>
+                <w:szCs w:val="20"/>
+                <w:shd w:fill="f8f8f8" w:val="clear"/>
+                <w:rtl w:val="0"/>
+              </w:rPr>
+              <w:t xml:space="preserve">&lt;list&gt;</w:t>
+            </w:r>
+            <w:r>
+              <w:rPr>
+                <w:rFonts w:ascii="Consolas" w:cs="Consolas" w:eastAsia="Consolas" w:hAnsi="Consolas"/>
+                <w:b w:val="1"/>
+                <w:bCs w:val="1"/>
+                <w:color w:val="333333"/>
+                <w:sz w:val="20"/>
+                <w:szCs w:val="20"/>
+                <w:shd w:fill="f8f8f8" w:val="clear"/>
+                <w:rtl w:val="0"/>
+              </w:rPr>
+              <w:t xml:space="preserve"> </w:t>
+            </w:r>
+            <w:r>
+              <w:rPr>
+                <w:rFonts w:ascii="Consolas" w:cs="Consolas" w:eastAsia="Consolas" w:hAnsi="Consolas"/>
+                <w:b w:val="1"/>
+                <w:bCs w:val="1"/>
+                <w:i w:val="1"/>
+                <w:iCs w:val="1"/>
+                <w:color w:val="999988"/>
+                <w:sz w:val="20"/>
+                <w:szCs w:val="20"/>
+                <w:shd w:fill="f8f8f8" w:val="clear"/>
+                <w:rtl w:val="0"/>
+              </w:rPr>
+              <w:t xml:space="preserve">&lt;!-- Cambio de &lt;tree&gt; a &lt;list&gt; --&gt;</w:t>
+            </w:r>
+            <w:r>
+              <w:rPr>
+                <w:rFonts w:ascii="Consolas" w:cs="Consolas" w:eastAsia="Consolas" w:hAnsi="Consolas"/>
+                <w:b w:val="1"/>
+                <w:bCs w:val="1"/>
+                <w:color w:val="333333"/>
+                <w:sz w:val="20"/>
+                <w:szCs w:val="20"/>
+                <w:shd w:fill="f8f8f8" w:val="clear"/>
+                <w:rtl w:val="0"/>
+              </w:rPr>
+              <w:br w:type="textWrapping"/>
+              <w:t xml:space="preserve">          </w:t>
+            </w:r>
+            <w:r>
+              <w:rPr>
+                <w:rFonts w:ascii="Consolas" w:cs="Consolas" w:eastAsia="Consolas" w:hAnsi="Consolas"/>
+                <w:b w:val="1"/>
+                <w:bCs w:val="1"/>
+                <w:color w:val="000080"/>
+                <w:sz w:val="20"/>
+                <w:szCs w:val="20"/>
+                <w:shd w:fill="f8f8f8" w:val="clear"/>
+                <w:rtl w:val="0"/>
+              </w:rPr>
+              <w:t xml:space="preserve">&lt;field </w:t>
+            </w:r>
+            <w:r>
+              <w:rPr>
+                <w:rFonts w:ascii="Consolas" w:cs="Consolas" w:eastAsia="Consolas" w:hAnsi="Consolas"/>
+                <w:b w:val="1"/>
+                <w:bCs w:val="1"/>
+                <w:color w:val="008080"/>
+                <w:sz w:val="20"/>
+                <w:szCs w:val="20"/>
+                <w:shd w:fill="f8f8f8" w:val="clear"/>
+                <w:rtl w:val="0"/>
+              </w:rPr>
+              <w:t xml:space="preserve">name</w:t>
+            </w:r>
+            <w:r>
+              <w:rPr>
+                <w:rFonts w:ascii="Consolas" w:cs="Consolas" w:eastAsia="Consolas" w:hAnsi="Consolas"/>
+                <w:b w:val="1"/>
+                <w:bCs w:val="1"/>
+                <w:color w:val="000080"/>
+                <w:sz w:val="20"/>
+                <w:szCs w:val="20"/>
+                <w:shd w:fill="f8f8f8" w:val="clear"/>
+                <w:rtl w:val="0"/>
+              </w:rPr>
+              <w:t xml:space="preserve">=</w:t>
+            </w:r>
+            <w:r>
+              <w:rPr>
+                <w:rFonts w:ascii="Consolas" w:cs="Consolas" w:eastAsia="Consolas" w:hAnsi="Consolas"/>
+                <w:b w:val="1"/>
+                <w:bCs w:val="1"/>
+                <w:color w:val="dd1144"/>
+                <w:sz w:val="20"/>
+                <w:szCs w:val="20"/>
+                <w:shd w:fill="f8f8f8" w:val="clear"/>
+                <w:rtl w:val="0"/>
+              </w:rPr>
+              <w:t xml:space="preserve">"tarea"</w:t>
+            </w:r>
+            <w:r>
+              <w:rPr>
+                <w:rFonts w:ascii="Consolas" w:cs="Consolas" w:eastAsia="Consolas" w:hAnsi="Consolas"/>
+                <w:b w:val="1"/>
+                <w:bCs w:val="1"/>
+                <w:color w:val="000080"/>
+                <w:sz w:val="20"/>
+                <w:szCs w:val="20"/>
+                <w:shd w:fill="f8f8f8" w:val="clear"/>
+                <w:rtl w:val="0"/>
+              </w:rPr>
+              <w:t xml:space="preserve"> /&gt;</w:t>
+            </w:r>
+            <w:r>
+              <w:rPr>
+                <w:rFonts w:ascii="Consolas" w:cs="Consolas" w:eastAsia="Consolas" w:hAnsi="Consolas"/>
+                <w:b w:val="1"/>
+                <w:bCs w:val="1"/>
+                <w:color w:val="333333"/>
+                <w:sz w:val="20"/>
+                <w:szCs w:val="20"/>
+                <w:shd w:fill="f8f8f8" w:val="clear"/>
+                <w:rtl w:val="0"/>
+              </w:rPr>
+              <w:br w:type="textWrapping"/>
+              <w:t xml:space="preserve">          </w:t>
+            </w:r>
+            <w:r>
+              <w:rPr>
+                <w:rFonts w:ascii="Consolas" w:cs="Consolas" w:eastAsia="Consolas" w:hAnsi="Consolas"/>
+                <w:b w:val="1"/>
+                <w:bCs w:val="1"/>
+                <w:color w:val="000080"/>
+                <w:sz w:val="20"/>
+                <w:szCs w:val="20"/>
+                <w:shd w:fill="f8f8f8" w:val="clear"/>
+                <w:rtl w:val="0"/>
+              </w:rPr>
+              <w:t xml:space="preserve">&lt;field </w:t>
+            </w:r>
+            <w:r>
+              <w:rPr>
+                <w:rFonts w:ascii="Consolas" w:cs="Consolas" w:eastAsia="Consolas" w:hAnsi="Consolas"/>
+                <w:b w:val="1"/>
+                <w:bCs w:val="1"/>
+                <w:color w:val="008080"/>
+                <w:sz w:val="20"/>
+                <w:szCs w:val="20"/>
+                <w:shd w:fill="f8f8f8" w:val="clear"/>
+                <w:rtl w:val="0"/>
+              </w:rPr>
+              <w:t xml:space="preserve">name</w:t>
+            </w:r>
+            <w:r>
+              <w:rPr>
+                <w:rFonts w:ascii="Consolas" w:cs="Consolas" w:eastAsia="Consolas" w:hAnsi="Consolas"/>
+                <w:b w:val="1"/>
+                <w:bCs w:val="1"/>
+                <w:color w:val="000080"/>
+                <w:sz w:val="20"/>
+                <w:szCs w:val="20"/>
+                <w:shd w:fill="f8f8f8" w:val="clear"/>
+                <w:rtl w:val="0"/>
+              </w:rPr>
+              <w:t xml:space="preserve">=</w:t>
+            </w:r>
+            <w:r>
+              <w:rPr>
+                <w:rFonts w:ascii="Consolas" w:cs="Consolas" w:eastAsia="Consolas" w:hAnsi="Consolas"/>
+                <w:b w:val="1"/>
+                <w:bCs w:val="1"/>
+                <w:color w:val="dd1144"/>
+                <w:sz w:val="20"/>
+                <w:szCs w:val="20"/>
+                <w:shd w:fill="f8f8f8" w:val="clear"/>
+                <w:rtl w:val="0"/>
+              </w:rPr>
+              <w:t xml:space="preserve">"prioridad"</w:t>
+            </w:r>
+            <w:r>
+              <w:rPr>
+                <w:rFonts w:ascii="Consolas" w:cs="Consolas" w:eastAsia="Consolas" w:hAnsi="Consolas"/>
+                <w:b w:val="1"/>
+                <w:bCs w:val="1"/>
+                <w:color w:val="000080"/>
+                <w:sz w:val="20"/>
+                <w:szCs w:val="20"/>
+                <w:shd w:fill="f8f8f8" w:val="clear"/>
+                <w:rtl w:val="0"/>
+              </w:rPr>
+              <w:t xml:space="preserve"> /&gt;</w:t>
+            </w:r>
+            <w:r>
+              <w:rPr>
+                <w:rFonts w:ascii="Consolas" w:cs="Consolas" w:eastAsia="Consolas" w:hAnsi="Consolas"/>
+                <w:b w:val="1"/>
+                <w:bCs w:val="1"/>
+                <w:color w:val="333333"/>
+                <w:sz w:val="20"/>
+                <w:szCs w:val="20"/>
+                <w:shd w:fill="f8f8f8" w:val="clear"/>
+                <w:rtl w:val="0"/>
+              </w:rPr>
+              <w:br w:type="textWrapping"/>
+              <w:t xml:space="preserve">          </w:t>
+            </w:r>
+            <w:r>
+              <w:rPr>
+                <w:rFonts w:ascii="Consolas" w:cs="Consolas" w:eastAsia="Consolas" w:hAnsi="Consolas"/>
+                <w:b w:val="1"/>
+                <w:bCs w:val="1"/>
+                <w:color w:val="000080"/>
+                <w:sz w:val="20"/>
+                <w:szCs w:val="20"/>
+                <w:shd w:fill="f8f8f8" w:val="clear"/>
+                <w:rtl w:val="0"/>
+              </w:rPr>
+              <w:t xml:space="preserve">&lt;field </w:t>
+            </w:r>
+            <w:r>
+              <w:rPr>
+                <w:rFonts w:ascii="Consolas" w:cs="Consolas" w:eastAsia="Consolas" w:hAnsi="Consolas"/>
+                <w:b w:val="1"/>
+                <w:bCs w:val="1"/>
+                <w:color w:val="008080"/>
+                <w:sz w:val="20"/>
+                <w:szCs w:val="20"/>
+                <w:shd w:fill="f8f8f8" w:val="clear"/>
+                <w:rtl w:val="0"/>
+              </w:rPr>
+              <w:t xml:space="preserve">name</w:t>
+            </w:r>
+            <w:r>
+              <w:rPr>
+                <w:rFonts w:ascii="Consolas" w:cs="Consolas" w:eastAsia="Consolas" w:hAnsi="Consolas"/>
+                <w:b w:val="1"/>
+                <w:bCs w:val="1"/>
+                <w:color w:val="000080"/>
+                <w:sz w:val="20"/>
+                <w:szCs w:val="20"/>
+                <w:shd w:fill="f8f8f8" w:val="clear"/>
+                <w:rtl w:val="0"/>
+              </w:rPr>
+              <w:t xml:space="preserve">=</w:t>
+            </w:r>
+            <w:r>
+              <w:rPr>
+                <w:rFonts w:ascii="Consolas" w:cs="Consolas" w:eastAsia="Consolas" w:hAnsi="Consolas"/>
+                <w:b w:val="1"/>
+                <w:bCs w:val="1"/>
+                <w:color w:val="dd1144"/>
+                <w:sz w:val="20"/>
+                <w:szCs w:val="20"/>
+                <w:shd w:fill="f8f8f8" w:val="clear"/>
+                <w:rtl w:val="0"/>
+              </w:rPr>
+              <w:t xml:space="preserve">"urgente"</w:t>
+            </w:r>
+            <w:r>
+              <w:rPr>
+                <w:rFonts w:ascii="Consolas" w:cs="Consolas" w:eastAsia="Consolas" w:hAnsi="Consolas"/>
+                <w:b w:val="1"/>
+                <w:bCs w:val="1"/>
+                <w:color w:val="000080"/>
+                <w:sz w:val="20"/>
+                <w:szCs w:val="20"/>
+                <w:shd w:fill="f8f8f8" w:val="clear"/>
+                <w:rtl w:val="0"/>
+              </w:rPr>
+              <w:t xml:space="preserve"> /&gt;</w:t>
+            </w:r>
+            <w:r>
+              <w:rPr>
+                <w:rFonts w:ascii="Consolas" w:cs="Consolas" w:eastAsia="Consolas" w:hAnsi="Consolas"/>
+                <w:b w:val="1"/>
+                <w:bCs w:val="1"/>
+                <w:color w:val="333333"/>
+                <w:sz w:val="20"/>
+                <w:szCs w:val="20"/>
+                <w:shd w:fill="f8f8f8" w:val="clear"/>
+                <w:rtl w:val="0"/>
+              </w:rPr>
+              <w:br w:type="textWrapping"/>
+              <w:t xml:space="preserve">          </w:t>
+            </w:r>
+            <w:r>
+              <w:rPr>
+                <w:rFonts w:ascii="Consolas" w:cs="Consolas" w:eastAsia="Consolas" w:hAnsi="Consolas"/>
+                <w:b w:val="1"/>
+                <w:bCs w:val="1"/>
+                <w:color w:val="000080"/>
+                <w:sz w:val="20"/>
+                <w:szCs w:val="20"/>
+                <w:shd w:fill="f8f8f8" w:val="clear"/>
+                <w:rtl w:val="0"/>
+              </w:rPr>
+              <w:t xml:space="preserve">&lt;field </w:t>
+            </w:r>
+            <w:r>
+              <w:rPr>
+                <w:rFonts w:ascii="Consolas" w:cs="Consolas" w:eastAsia="Consolas" w:hAnsi="Consolas"/>
+                <w:b w:val="1"/>
+                <w:bCs w:val="1"/>
+                <w:color w:val="008080"/>
+                <w:sz w:val="20"/>
+                <w:szCs w:val="20"/>
+                <w:shd w:fill="f8f8f8" w:val="clear"/>
+                <w:rtl w:val="0"/>
+              </w:rPr>
+              <w:t xml:space="preserve">name</w:t>
+            </w:r>
+            <w:r>
+              <w:rPr>
+                <w:rFonts w:ascii="Consolas" w:cs="Consolas" w:eastAsia="Consolas" w:hAnsi="Consolas"/>
+                <w:b w:val="1"/>
+                <w:bCs w:val="1"/>
+                <w:color w:val="000080"/>
+                <w:sz w:val="20"/>
+                <w:szCs w:val="20"/>
+                <w:shd w:fill="f8f8f8" w:val="clear"/>
+                <w:rtl w:val="0"/>
+              </w:rPr>
+              <w:t xml:space="preserve">=</w:t>
+            </w:r>
+            <w:r>
+              <w:rPr>
+                <w:rFonts w:ascii="Consolas" w:cs="Consolas" w:eastAsia="Consolas" w:hAnsi="Consolas"/>
+                <w:b w:val="1"/>
+                <w:bCs w:val="1"/>
+                <w:color w:val="dd1144"/>
+                <w:sz w:val="20"/>
+                <w:szCs w:val="20"/>
+                <w:shd w:fill="f8f8f8" w:val="clear"/>
+                <w:rtl w:val="0"/>
+              </w:rPr>
+              <w:t xml:space="preserve">"realizada"</w:t>
+            </w:r>
+            <w:r>
+              <w:rPr>
+                <w:rFonts w:ascii="Consolas" w:cs="Consolas" w:eastAsia="Consolas" w:hAnsi="Consolas"/>
+                <w:b w:val="1"/>
+                <w:bCs w:val="1"/>
+                <w:color w:val="000080"/>
+                <w:sz w:val="20"/>
+                <w:szCs w:val="20"/>
+                <w:shd w:fill="f8f8f8" w:val="clear"/>
+                <w:rtl w:val="0"/>
+              </w:rPr>
+              <w:t xml:space="preserve"> /&gt;</w:t>
+            </w:r>
+            <w:r>
+              <w:rPr>
+                <w:rFonts w:ascii="Consolas" w:cs="Consolas" w:eastAsia="Consolas" w:hAnsi="Consolas"/>
+                <w:b w:val="1"/>
+                <w:bCs w:val="1"/>
+                <w:color w:val="333333"/>
+                <w:sz w:val="20"/>
+                <w:szCs w:val="20"/>
+                <w:shd w:fill="f8f8f8" w:val="clear"/>
+                <w:rtl w:val="0"/>
+              </w:rPr>
+              <w:br w:type="textWrapping"/>
+              <w:t xml:space="preserve">        </w:t>
+            </w:r>
+            <w:r>
+              <w:rPr>
+                <w:rFonts w:ascii="Consolas" w:cs="Consolas" w:eastAsia="Consolas" w:hAnsi="Consolas"/>
+                <w:b w:val="1"/>
+                <w:bCs w:val="1"/>
+                <w:color w:val="000080"/>
+                <w:sz w:val="20"/>
+                <w:szCs w:val="20"/>
+                <w:shd w:fill="f8f8f8" w:val="clear"/>
+                <w:rtl w:val="0"/>
+              </w:rPr>
+              <w:t xml:space="preserve">&lt;/list&gt;</w:t>
+            </w:r>
+            <w:r>
+              <w:rPr>
+                <w:rFonts w:ascii="Consolas" w:cs="Consolas" w:eastAsia="Consolas" w:hAnsi="Consolas"/>
+                <w:b w:val="1"/>
+                <w:bCs w:val="1"/>
+                <w:color w:val="333333"/>
+                <w:sz w:val="20"/>
+                <w:szCs w:val="20"/>
+                <w:shd w:fill="f8f8f8" w:val="clear"/>
+                <w:rtl w:val="0"/>
+              </w:rPr>
+              <w:br w:type="textWrapping"/>
+              <w:t xml:space="preserve">      </w:t>
+            </w:r>
+            <w:r>
+              <w:rPr>
+                <w:rFonts w:ascii="Consolas" w:cs="Consolas" w:eastAsia="Consolas" w:hAnsi="Consolas"/>
+                <w:b w:val="1"/>
+                <w:bCs w:val="1"/>
+                <w:color w:val="000080"/>
+                <w:sz w:val="20"/>
+                <w:szCs w:val="20"/>
+                <w:shd w:fill="f8f8f8" w:val="clear"/>
+                <w:rtl w:val="0"/>
+              </w:rPr>
+              <w:t xml:space="preserve">&lt;/field&gt;</w:t>
+            </w:r>
+            <w:r>
+              <w:rPr>
+                <w:rFonts w:ascii="Consolas" w:cs="Consolas" w:eastAsia="Consolas" w:hAnsi="Consolas"/>
+                <w:b w:val="1"/>
+                <w:bCs w:val="1"/>
+                <w:color w:val="333333"/>
+                <w:sz w:val="20"/>
+                <w:szCs w:val="20"/>
+                <w:shd w:fill="f8f8f8" w:val="clear"/>
+                <w:rtl w:val="0"/>
+              </w:rPr>
+              <w:br w:type="textWrapping"/>
+              <w:t xml:space="preserve">    </w:t>
+            </w:r>
+            <w:r>
+              <w:rPr>
+                <w:rFonts w:ascii="Consolas" w:cs="Consolas" w:eastAsia="Consolas" w:hAnsi="Consolas"/>
+                <w:b w:val="1"/>
+                <w:bCs w:val="1"/>
+                <w:color w:val="000080"/>
+                <w:sz w:val="20"/>
+                <w:szCs w:val="20"/>
+                <w:shd w:fill="f8f8f8" w:val="clear"/>
+                <w:rtl w:val="0"/>
+              </w:rPr>
+              <w:t xml:space="preserve">&lt;/record&gt;</w:t>
+            </w:r>
+            <w:r>
+              <w:rPr>
+                <w:rFonts w:ascii="Consolas" w:cs="Consolas" w:eastAsia="Consolas" w:hAnsi="Consolas"/>
+                <w:b w:val="1"/>
+                <w:bCs w:val="1"/>
+                <w:color w:val="333333"/>
+                <w:sz w:val="20"/>
+                <w:szCs w:val="20"/>
+                <w:shd w:fill="f8f8f8" w:val="clear"/>
+                <w:rtl w:val="0"/>
+              </w:rPr>
+              <w:br w:type="textWrapping"/>
               <w:br w:type="textWrapping"/>
               <w:t xml:space="preserve">  </w:t>
-              <w:tab/>
-              <w:t xml:space="preserve">&lt;field name=</w:t>
-            </w:r>
-            <w:r>
-              <w:rPr>
-                <w:rFonts w:ascii="Consolas" w:cs="Consolas" w:eastAsia="Consolas" w:hAnsi="Consolas"/>
-                <w:b w:val="1"/>
-                <w:bCs w:val="1"/>
-                <w:color w:val="dd1144"/>
-                <w:sz w:val="20"/>
-                <w:szCs w:val="20"/>
-                <w:shd w:fill="f8f8f8" w:val="clear"/>
-                <w:rtl w:val="0"/>
-              </w:rPr>
-              <w:t xml:space="preserve">"model"</w:t>
+            </w:r>
+            <w:r>
+              <w:rPr>
+                <w:rFonts w:ascii="Consolas" w:cs="Consolas" w:eastAsia="Consolas" w:hAnsi="Consolas"/>
+                <w:b w:val="1"/>
+                <w:bCs w:val="1"/>
+                <w:color w:val="000080"/>
+                <w:sz w:val="20"/>
+                <w:szCs w:val="20"/>
+                <w:shd w:fill="f8f8f8" w:val="clear"/>
+                <w:rtl w:val="0"/>
+              </w:rPr>
+              <w:t xml:space="preserve">&lt;/data&gt;</w:t>
             </w:r>
             <w:r>
               <w:rPr>
@@ -7619,678 +9706,20 @@
                 <w:shd w:fill="f8f8f8" w:val="clear"/>
                 <w:rtl w:val="0"/>
               </w:rPr>
-              <w:t xml:space="preserve">&gt;lista_tareas.lista_tareas&lt;/field&gt;</w:t>
               <w:br w:type="textWrapping"/>
-              <w:t xml:space="preserve">  </w:t>
-              <w:tab/>
-              <w:t xml:space="preserve">&lt;field name=</w:t>
-            </w:r>
-            <w:r>
-              <w:rPr>
-                <w:rFonts w:ascii="Consolas" w:cs="Consolas" w:eastAsia="Consolas" w:hAnsi="Consolas"/>
-                <w:b w:val="1"/>
-                <w:bCs w:val="1"/>
-                <w:color w:val="dd1144"/>
-                <w:sz w:val="20"/>
-                <w:szCs w:val="20"/>
-                <w:shd w:fill="f8f8f8" w:val="clear"/>
-                <w:rtl w:val="0"/>
-              </w:rPr>
-              <w:t xml:space="preserve">"arch"</w:t>
-            </w:r>
-            <w:r>
-              <w:rPr>
-                <w:rFonts w:ascii="Consolas" w:cs="Consolas" w:eastAsia="Consolas" w:hAnsi="Consolas"/>
-                <w:b w:val="1"/>
-                <w:bCs w:val="1"/>
-                <w:color w:val="333333"/>
-                <w:sz w:val="20"/>
-                <w:szCs w:val="20"/>
-                <w:shd w:fill="f8f8f8" w:val="clear"/>
-                <w:rtl w:val="0"/>
-              </w:rPr>
-              <w:t xml:space="preserve"> type=</w:t>
-            </w:r>
-            <w:r>
-              <w:rPr>
-                <w:rFonts w:ascii="Consolas" w:cs="Consolas" w:eastAsia="Consolas" w:hAnsi="Consolas"/>
-                <w:b w:val="1"/>
-                <w:bCs w:val="1"/>
-                <w:color w:val="dd1144"/>
-                <w:sz w:val="20"/>
-                <w:szCs w:val="20"/>
-                <w:shd w:fill="f8f8f8" w:val="clear"/>
-                <w:rtl w:val="0"/>
-              </w:rPr>
-              <w:t xml:space="preserve">"xml"</w:t>
-            </w:r>
-            <w:r>
-              <w:rPr>
-                <w:rFonts w:ascii="Consolas" w:cs="Consolas" w:eastAsia="Consolas" w:hAnsi="Consolas"/>
-                <w:b w:val="1"/>
-                <w:bCs w:val="1"/>
-                <w:color w:val="333333"/>
-                <w:sz w:val="20"/>
-                <w:szCs w:val="20"/>
-                <w:shd w:fill="f8f8f8" w:val="clear"/>
-                <w:rtl w:val="0"/>
-              </w:rPr>
-              <w:t xml:space="preserve">&gt;</w:t>
-              <w:br w:type="textWrapping"/>
-              <w:t xml:space="preserve">    </w:t>
-              <w:tab/>
-              <w:t xml:space="preserve">&lt;tree&gt;</w:t>
-              <w:br w:type="textWrapping"/>
-              <w:t xml:space="preserve">      </w:t>
-              <w:tab/>
-              <w:t xml:space="preserve">&lt;field name=</w:t>
-            </w:r>
-            <w:r>
-              <w:rPr>
-                <w:rFonts w:ascii="Consolas" w:cs="Consolas" w:eastAsia="Consolas" w:hAnsi="Consolas"/>
-                <w:b w:val="1"/>
-                <w:bCs w:val="1"/>
-                <w:color w:val="dd1144"/>
-                <w:sz w:val="20"/>
-                <w:szCs w:val="20"/>
-                <w:shd w:fill="f8f8f8" w:val="clear"/>
-                <w:rtl w:val="0"/>
-              </w:rPr>
-              <w:t xml:space="preserve">"tarea"</w:t>
-            </w:r>
-            <w:r>
-              <w:rPr>
-                <w:rFonts w:ascii="Consolas" w:cs="Consolas" w:eastAsia="Consolas" w:hAnsi="Consolas"/>
-                <w:b w:val="1"/>
-                <w:bCs w:val="1"/>
-                <w:color w:val="333333"/>
-                <w:sz w:val="20"/>
-                <w:szCs w:val="20"/>
-                <w:shd w:fill="f8f8f8" w:val="clear"/>
-                <w:rtl w:val="0"/>
-              </w:rPr>
-              <w:t xml:space="preserve">/&gt;</w:t>
-              <w:br w:type="textWrapping"/>
-              <w:t xml:space="preserve">      </w:t>
-              <w:tab/>
-              <w:t xml:space="preserve">&lt;field name=</w:t>
-            </w:r>
-            <w:r>
-              <w:rPr>
-                <w:rFonts w:ascii="Consolas" w:cs="Consolas" w:eastAsia="Consolas" w:hAnsi="Consolas"/>
-                <w:b w:val="1"/>
-                <w:bCs w:val="1"/>
-                <w:color w:val="dd1144"/>
-                <w:sz w:val="20"/>
-                <w:szCs w:val="20"/>
-                <w:shd w:fill="f8f8f8" w:val="clear"/>
-                <w:rtl w:val="0"/>
-              </w:rPr>
-              <w:t xml:space="preserve">"prioridad"</w:t>
-            </w:r>
-            <w:r>
-              <w:rPr>
-                <w:rFonts w:ascii="Consolas" w:cs="Consolas" w:eastAsia="Consolas" w:hAnsi="Consolas"/>
-                <w:b w:val="1"/>
-                <w:bCs w:val="1"/>
-                <w:color w:val="333333"/>
-                <w:sz w:val="20"/>
-                <w:szCs w:val="20"/>
-                <w:shd w:fill="f8f8f8" w:val="clear"/>
-                <w:rtl w:val="0"/>
-              </w:rPr>
-              <w:t xml:space="preserve">/&gt;</w:t>
-              <w:br w:type="textWrapping"/>
-              <w:t xml:space="preserve">      </w:t>
-              <w:tab/>
-              <w:t xml:space="preserve">&lt;field name=</w:t>
-            </w:r>
-            <w:r>
-              <w:rPr>
-                <w:rFonts w:ascii="Consolas" w:cs="Consolas" w:eastAsia="Consolas" w:hAnsi="Consolas"/>
-                <w:b w:val="1"/>
-                <w:bCs w:val="1"/>
-                <w:color w:val="dd1144"/>
-                <w:sz w:val="20"/>
-                <w:szCs w:val="20"/>
-                <w:shd w:fill="f8f8f8" w:val="clear"/>
-                <w:rtl w:val="0"/>
-              </w:rPr>
-              <w:t xml:space="preserve">"urgente"</w:t>
-            </w:r>
-            <w:r>
-              <w:rPr>
-                <w:rFonts w:ascii="Consolas" w:cs="Consolas" w:eastAsia="Consolas" w:hAnsi="Consolas"/>
-                <w:b w:val="1"/>
-                <w:bCs w:val="1"/>
-                <w:color w:val="333333"/>
-                <w:sz w:val="20"/>
-                <w:szCs w:val="20"/>
-                <w:shd w:fill="f8f8f8" w:val="clear"/>
-                <w:rtl w:val="0"/>
-              </w:rPr>
-              <w:t xml:space="preserve">/&gt;</w:t>
-              <w:br w:type="textWrapping"/>
-              <w:t xml:space="preserve">      </w:t>
-              <w:tab/>
-              <w:t xml:space="preserve">&lt;field name=</w:t>
-            </w:r>
-            <w:r>
-              <w:rPr>
-                <w:rFonts w:ascii="Consolas" w:cs="Consolas" w:eastAsia="Consolas" w:hAnsi="Consolas"/>
-                <w:b w:val="1"/>
-                <w:bCs w:val="1"/>
-                <w:color w:val="dd1144"/>
-                <w:sz w:val="20"/>
-                <w:szCs w:val="20"/>
-                <w:shd w:fill="f8f8f8" w:val="clear"/>
-                <w:rtl w:val="0"/>
-              </w:rPr>
-              <w:t xml:space="preserve">"realizada"</w:t>
-            </w:r>
-            <w:r>
-              <w:rPr>
-                <w:rFonts w:ascii="Consolas" w:cs="Consolas" w:eastAsia="Consolas" w:hAnsi="Consolas"/>
-                <w:b w:val="1"/>
-                <w:bCs w:val="1"/>
-                <w:color w:val="333333"/>
-                <w:sz w:val="20"/>
-                <w:szCs w:val="20"/>
-                <w:shd w:fill="f8f8f8" w:val="clear"/>
-                <w:rtl w:val="0"/>
-              </w:rPr>
-              <w:t xml:space="preserve">/&gt;</w:t>
-              <w:br w:type="textWrapping"/>
-              <w:t xml:space="preserve">    </w:t>
-              <w:tab/>
-              <w:t xml:space="preserve">&lt;/tree&gt;</w:t>
-              <w:br w:type="textWrapping"/>
-              <w:t xml:space="preserve">  </w:t>
-              <w:tab/>
-              <w:t xml:space="preserve">&lt;/field&gt;</w:t>
-              <w:br w:type="textWrapping"/>
-              <w:tab/>
-              <w:t xml:space="preserve">&lt;/record&gt;</w:t>
-              <w:br w:type="textWrapping"/>
-              <w:tab/>
-              <w:t xml:space="preserve">&lt;!-- actions opening views on models --&gt;</w:t>
-              <w:br w:type="textWrapping"/>
-              <w:tab/>
-              <w:t xml:space="preserve">&lt;!-- Acciones al abrir las vistas en los modelos</w:t>
-              <w:br w:type="textWrapping"/>
-              <w:tab/>
-              <w:t xml:space="preserve">https://www.odoo.com/documentation/</w:t>
-            </w:r>
-            <w:r>
-              <w:rPr>
-                <w:rFonts w:ascii="Consolas" w:cs="Consolas" w:eastAsia="Consolas" w:hAnsi="Consolas"/>
-                <w:b w:val="1"/>
-                <w:bCs w:val="1"/>
-                <w:color w:val="008080"/>
-                <w:sz w:val="20"/>
-                <w:szCs w:val="20"/>
-                <w:shd w:fill="f8f8f8" w:val="clear"/>
-                <w:rtl w:val="0"/>
-              </w:rPr>
-              <w:t xml:space="preserve">17.0</w:t>
-            </w:r>
-            <w:r>
-              <w:rPr>
-                <w:rFonts w:ascii="Consolas" w:cs="Consolas" w:eastAsia="Consolas" w:hAnsi="Consolas"/>
-                <w:b w:val="1"/>
-                <w:bCs w:val="1"/>
-                <w:color w:val="333333"/>
-                <w:sz w:val="20"/>
-                <w:szCs w:val="20"/>
-                <w:shd w:fill="f8f8f8" w:val="clear"/>
-                <w:rtl w:val="0"/>
-              </w:rPr>
-              <w:t xml:space="preserve">/developer/reference/addons/actions.html</w:t>
-              <w:br w:type="textWrapping"/>
-              <w:tab/>
-              <w:t xml:space="preserve">--&gt;</w:t>
-              <w:br w:type="textWrapping"/>
-              <w:tab/>
-              <w:t xml:space="preserve">&lt;record model=</w:t>
-            </w:r>
-            <w:r>
-              <w:rPr>
-                <w:rFonts w:ascii="Consolas" w:cs="Consolas" w:eastAsia="Consolas" w:hAnsi="Consolas"/>
-                <w:b w:val="1"/>
-                <w:bCs w:val="1"/>
-                <w:color w:val="dd1144"/>
-                <w:sz w:val="20"/>
-                <w:szCs w:val="20"/>
-                <w:shd w:fill="f8f8f8" w:val="clear"/>
-                <w:rtl w:val="0"/>
-              </w:rPr>
-              <w:t xml:space="preserve">"ir.actions.act_window"</w:t>
-            </w:r>
-            <w:r>
-              <w:rPr>
-                <w:rFonts w:ascii="Consolas" w:cs="Consolas" w:eastAsia="Consolas" w:hAnsi="Consolas"/>
-                <w:b w:val="1"/>
-                <w:bCs w:val="1"/>
-                <w:color w:val="333333"/>
-                <w:sz w:val="20"/>
-                <w:szCs w:val="20"/>
-                <w:shd w:fill="f8f8f8" w:val="clear"/>
-                <w:rtl w:val="0"/>
-              </w:rPr>
-              <w:t xml:space="preserve"> id=</w:t>
-            </w:r>
-            <w:r>
-              <w:rPr>
-                <w:rFonts w:ascii="Consolas" w:cs="Consolas" w:eastAsia="Consolas" w:hAnsi="Consolas"/>
-                <w:b w:val="1"/>
-                <w:bCs w:val="1"/>
-                <w:color w:val="dd1144"/>
-                <w:sz w:val="20"/>
-                <w:szCs w:val="20"/>
-                <w:shd w:fill="f8f8f8" w:val="clear"/>
-                <w:rtl w:val="0"/>
-              </w:rPr>
-              <w:t xml:space="preserve">"lista_tareas.action_window"</w:t>
-            </w:r>
-            <w:r>
-              <w:rPr>
-                <w:rFonts w:ascii="Consolas" w:cs="Consolas" w:eastAsia="Consolas" w:hAnsi="Consolas"/>
-                <w:b w:val="1"/>
-                <w:bCs w:val="1"/>
-                <w:color w:val="333333"/>
-                <w:sz w:val="20"/>
-                <w:szCs w:val="20"/>
-                <w:shd w:fill="f8f8f8" w:val="clear"/>
-                <w:rtl w:val="0"/>
-              </w:rPr>
-              <w:t xml:space="preserve">&gt;</w:t>
-              <w:br w:type="textWrapping"/>
-              <w:t xml:space="preserve">  </w:t>
-              <w:tab/>
-              <w:t xml:space="preserve">&lt;field name=</w:t>
-            </w:r>
-            <w:r>
-              <w:rPr>
-                <w:rFonts w:ascii="Consolas" w:cs="Consolas" w:eastAsia="Consolas" w:hAnsi="Consolas"/>
-                <w:b w:val="1"/>
-                <w:bCs w:val="1"/>
-                <w:color w:val="dd1144"/>
-                <w:sz w:val="20"/>
-                <w:szCs w:val="20"/>
-                <w:shd w:fill="f8f8f8" w:val="clear"/>
-                <w:rtl w:val="0"/>
-              </w:rPr>
-              <w:t xml:space="preserve">"name"</w:t>
-            </w:r>
-            <w:r>
-              <w:rPr>
-                <w:rFonts w:ascii="Consolas" w:cs="Consolas" w:eastAsia="Consolas" w:hAnsi="Consolas"/>
-                <w:b w:val="1"/>
-                <w:bCs w:val="1"/>
-                <w:color w:val="333333"/>
-                <w:sz w:val="20"/>
-                <w:szCs w:val="20"/>
-                <w:shd w:fill="f8f8f8" w:val="clear"/>
-                <w:rtl w:val="0"/>
-              </w:rPr>
-              <w:t xml:space="preserve">&gt;Listado de tareas pendientes&lt;/field&gt;</w:t>
-              <w:br w:type="textWrapping"/>
-              <w:t xml:space="preserve">  </w:t>
-              <w:tab/>
-              <w:t xml:space="preserve">&lt;field name=</w:t>
-            </w:r>
-            <w:r>
-              <w:rPr>
-                <w:rFonts w:ascii="Consolas" w:cs="Consolas" w:eastAsia="Consolas" w:hAnsi="Consolas"/>
-                <w:b w:val="1"/>
-                <w:bCs w:val="1"/>
-                <w:color w:val="dd1144"/>
-                <w:sz w:val="20"/>
-                <w:szCs w:val="20"/>
-                <w:shd w:fill="f8f8f8" w:val="clear"/>
-                <w:rtl w:val="0"/>
-              </w:rPr>
-              <w:t xml:space="preserve">"res_model"</w:t>
-            </w:r>
-            <w:r>
-              <w:rPr>
-                <w:rFonts w:ascii="Consolas" w:cs="Consolas" w:eastAsia="Consolas" w:hAnsi="Consolas"/>
-                <w:b w:val="1"/>
-                <w:bCs w:val="1"/>
-                <w:color w:val="333333"/>
-                <w:sz w:val="20"/>
-                <w:szCs w:val="20"/>
-                <w:shd w:fill="f8f8f8" w:val="clear"/>
-                <w:rtl w:val="0"/>
-              </w:rPr>
-              <w:t xml:space="preserve">&gt;lista_tareas.lista_tareas&lt;/field&gt;</w:t>
-              <w:br w:type="textWrapping"/>
-              <w:t xml:space="preserve">  </w:t>
-              <w:tab/>
-              <w:t xml:space="preserve">&lt;field name=</w:t>
-            </w:r>
-            <w:r>
-              <w:rPr>
-                <w:rFonts w:ascii="Consolas" w:cs="Consolas" w:eastAsia="Consolas" w:hAnsi="Consolas"/>
-                <w:b w:val="1"/>
-                <w:bCs w:val="1"/>
-                <w:color w:val="dd1144"/>
-                <w:sz w:val="20"/>
-                <w:szCs w:val="20"/>
-                <w:shd w:fill="f8f8f8" w:val="clear"/>
-                <w:rtl w:val="0"/>
-              </w:rPr>
-              <w:t xml:space="preserve">"view_mode"</w:t>
-            </w:r>
-            <w:r>
-              <w:rPr>
-                <w:rFonts w:ascii="Consolas" w:cs="Consolas" w:eastAsia="Consolas" w:hAnsi="Consolas"/>
-                <w:b w:val="1"/>
-                <w:bCs w:val="1"/>
-                <w:color w:val="333333"/>
-                <w:sz w:val="20"/>
-                <w:szCs w:val="20"/>
-                <w:shd w:fill="f8f8f8" w:val="clear"/>
-                <w:rtl w:val="0"/>
-              </w:rPr>
-              <w:t xml:space="preserve">&gt;tree,form&lt;/field&gt;</w:t>
-              <w:br w:type="textWrapping"/>
-              <w:tab/>
-              <w:t xml:space="preserve">&lt;/record&gt;</w:t>
-              <w:br w:type="textWrapping"/>
-              <w:br w:type="textWrapping"/>
-              <w:tab/>
-              <w:t xml:space="preserve">&lt;!-- Top menu </w:t>
-            </w:r>
-            <w:r>
-              <w:rPr>
-                <w:rFonts w:ascii="Consolas" w:cs="Consolas" w:eastAsia="Consolas" w:hAnsi="Consolas"/>
-                <w:b w:val="1"/>
-                <w:bCs w:val="1"/>
-                <w:color w:val="008080"/>
-                <w:sz w:val="20"/>
-                <w:szCs w:val="20"/>
-                <w:shd w:fill="f8f8f8" w:val="clear"/>
-                <w:rtl w:val="0"/>
-              </w:rPr>
-              <w:t xml:space="preserve">item</w:t>
-            </w:r>
-            <w:r>
-              <w:rPr>
-                <w:rFonts w:ascii="Consolas" w:cs="Consolas" w:eastAsia="Consolas" w:hAnsi="Consolas"/>
-                <w:b w:val="1"/>
-                <w:bCs w:val="1"/>
-                <w:color w:val="333333"/>
-                <w:sz w:val="20"/>
-                <w:szCs w:val="20"/>
-                <w:shd w:fill="f8f8f8" w:val="clear"/>
-                <w:rtl w:val="0"/>
-              </w:rPr>
-              <w:t xml:space="preserve"> --&gt;</w:t>
-              <w:br w:type="textWrapping"/>
-              <w:tab/>
-              <w:t xml:space="preserve">&lt;menuitem name=</w:t>
-            </w:r>
-            <w:r>
-              <w:rPr>
-                <w:rFonts w:ascii="Consolas" w:cs="Consolas" w:eastAsia="Consolas" w:hAnsi="Consolas"/>
-                <w:b w:val="1"/>
-                <w:bCs w:val="1"/>
-                <w:color w:val="dd1144"/>
-                <w:sz w:val="20"/>
-                <w:szCs w:val="20"/>
-                <w:shd w:fill="f8f8f8" w:val="clear"/>
-                <w:rtl w:val="0"/>
-              </w:rPr>
-              <w:t xml:space="preserve">"Listado de tareas"</w:t>
-            </w:r>
-            <w:r>
-              <w:rPr>
-                <w:rFonts w:ascii="Consolas" w:cs="Consolas" w:eastAsia="Consolas" w:hAnsi="Consolas"/>
-                <w:b w:val="1"/>
-                <w:bCs w:val="1"/>
-                <w:color w:val="333333"/>
-                <w:sz w:val="20"/>
-                <w:szCs w:val="20"/>
-                <w:shd w:fill="f8f8f8" w:val="clear"/>
-                <w:rtl w:val="0"/>
-              </w:rPr>
-              <w:t xml:space="preserve"> id=</w:t>
-            </w:r>
-            <w:r>
-              <w:rPr>
-                <w:rFonts w:ascii="Consolas" w:cs="Consolas" w:eastAsia="Consolas" w:hAnsi="Consolas"/>
-                <w:b w:val="1"/>
-                <w:bCs w:val="1"/>
-                <w:color w:val="dd1144"/>
-                <w:sz w:val="20"/>
-                <w:szCs w:val="20"/>
-                <w:shd w:fill="f8f8f8" w:val="clear"/>
-                <w:rtl w:val="0"/>
-              </w:rPr>
-              <w:t xml:space="preserve">"lista_tareas.menu_root"</w:t>
-            </w:r>
-            <w:r>
-              <w:rPr>
-                <w:rFonts w:ascii="Consolas" w:cs="Consolas" w:eastAsia="Consolas" w:hAnsi="Consolas"/>
-                <w:b w:val="1"/>
-                <w:bCs w:val="1"/>
-                <w:color w:val="333333"/>
-                <w:sz w:val="20"/>
-                <w:szCs w:val="20"/>
-                <w:shd w:fill="f8f8f8" w:val="clear"/>
-                <w:rtl w:val="0"/>
-              </w:rPr>
-              <w:t xml:space="preserve">/&gt;</w:t>
-              <w:br w:type="textWrapping"/>
-              <w:br w:type="textWrapping"/>
-              <w:tab/>
-              <w:t xml:space="preserve">&lt;!-- menu categories --&gt;</w:t>
-              <w:br w:type="textWrapping"/>
-              <w:tab/>
-              <w:t xml:space="preserve">&lt;menuitem name=</w:t>
-            </w:r>
-            <w:r>
-              <w:rPr>
-                <w:rFonts w:ascii="Consolas" w:cs="Consolas" w:eastAsia="Consolas" w:hAnsi="Consolas"/>
-                <w:b w:val="1"/>
-                <w:bCs w:val="1"/>
-                <w:color w:val="dd1144"/>
-                <w:sz w:val="20"/>
-                <w:szCs w:val="20"/>
-                <w:shd w:fill="f8f8f8" w:val="clear"/>
-                <w:rtl w:val="0"/>
-              </w:rPr>
-              <w:t xml:space="preserve">"Opciones Lista Tareas"</w:t>
-            </w:r>
-            <w:r>
-              <w:rPr>
-                <w:rFonts w:ascii="Consolas" w:cs="Consolas" w:eastAsia="Consolas" w:hAnsi="Consolas"/>
-                <w:b w:val="1"/>
-                <w:bCs w:val="1"/>
-                <w:color w:val="333333"/>
-                <w:sz w:val="20"/>
-                <w:szCs w:val="20"/>
-                <w:shd w:fill="f8f8f8" w:val="clear"/>
-                <w:rtl w:val="0"/>
-              </w:rPr>
-              <w:t xml:space="preserve"> id=</w:t>
-            </w:r>
-            <w:r>
-              <w:rPr>
-                <w:rFonts w:ascii="Consolas" w:cs="Consolas" w:eastAsia="Consolas" w:hAnsi="Consolas"/>
-                <w:b w:val="1"/>
-                <w:bCs w:val="1"/>
-                <w:color w:val="dd1144"/>
-                <w:sz w:val="20"/>
-                <w:szCs w:val="20"/>
-                <w:shd w:fill="f8f8f8" w:val="clear"/>
-                <w:rtl w:val="0"/>
-              </w:rPr>
-              <w:t xml:space="preserve">"lista_tareas.menu_1"</w:t>
-            </w:r>
-            <w:r>
-              <w:rPr>
-                <w:rFonts w:ascii="Consolas" w:cs="Consolas" w:eastAsia="Consolas" w:hAnsi="Consolas"/>
-                <w:b w:val="1"/>
-                <w:bCs w:val="1"/>
-                <w:color w:val="333333"/>
-                <w:sz w:val="20"/>
-                <w:szCs w:val="20"/>
-                <w:shd w:fill="f8f8f8" w:val="clear"/>
-                <w:rtl w:val="0"/>
-              </w:rPr>
-              <w:t xml:space="preserve"> parent=</w:t>
-            </w:r>
-            <w:r>
-              <w:rPr>
-                <w:rFonts w:ascii="Consolas" w:cs="Consolas" w:eastAsia="Consolas" w:hAnsi="Consolas"/>
-                <w:b w:val="1"/>
-                <w:bCs w:val="1"/>
-                <w:color w:val="dd1144"/>
-                <w:sz w:val="20"/>
-                <w:szCs w:val="20"/>
-                <w:shd w:fill="f8f8f8" w:val="clear"/>
-                <w:rtl w:val="0"/>
-              </w:rPr>
-              <w:t xml:space="preserve">"lista_tareas.menu_root"</w:t>
-            </w:r>
-            <w:r>
-              <w:rPr>
-                <w:rFonts w:ascii="Consolas" w:cs="Consolas" w:eastAsia="Consolas" w:hAnsi="Consolas"/>
-                <w:b w:val="1"/>
-                <w:bCs w:val="1"/>
-                <w:color w:val="333333"/>
-                <w:sz w:val="20"/>
-                <w:szCs w:val="20"/>
-                <w:shd w:fill="f8f8f8" w:val="clear"/>
-                <w:rtl w:val="0"/>
-              </w:rPr>
-              <w:t xml:space="preserve">/&gt;</w:t>
-              <w:br w:type="textWrapping"/>
-              <w:br w:type="textWrapping"/>
-              <w:tab/>
-              <w:t xml:space="preserve">&lt;!-- actions --&gt;</w:t>
-              <w:br w:type="textWrapping"/>
-              <w:tab/>
-              <w:t xml:space="preserve">&lt;menuitem name=</w:t>
-            </w:r>
-            <w:r>
-              <w:rPr>
-                <w:rFonts w:ascii="Consolas" w:cs="Consolas" w:eastAsia="Consolas" w:hAnsi="Consolas"/>
-                <w:b w:val="1"/>
-                <w:bCs w:val="1"/>
-                <w:color w:val="dd1144"/>
-                <w:sz w:val="20"/>
-                <w:szCs w:val="20"/>
-                <w:shd w:fill="f8f8f8" w:val="clear"/>
-                <w:rtl w:val="0"/>
-              </w:rPr>
-              <w:t xml:space="preserve">"Mostrar lista"</w:t>
-            </w:r>
-            <w:r>
-              <w:rPr>
-                <w:rFonts w:ascii="Consolas" w:cs="Consolas" w:eastAsia="Consolas" w:hAnsi="Consolas"/>
-                <w:b w:val="1"/>
-                <w:bCs w:val="1"/>
-                <w:color w:val="333333"/>
-                <w:sz w:val="20"/>
-                <w:szCs w:val="20"/>
-                <w:shd w:fill="f8f8f8" w:val="clear"/>
-                <w:rtl w:val="0"/>
-              </w:rPr>
-              <w:t xml:space="preserve"> id=</w:t>
-            </w:r>
-            <w:r>
-              <w:rPr>
-                <w:rFonts w:ascii="Consolas" w:cs="Consolas" w:eastAsia="Consolas" w:hAnsi="Consolas"/>
-                <w:b w:val="1"/>
-                <w:bCs w:val="1"/>
-                <w:color w:val="dd1144"/>
-                <w:sz w:val="20"/>
-                <w:szCs w:val="20"/>
-                <w:shd w:fill="f8f8f8" w:val="clear"/>
-                <w:rtl w:val="0"/>
-              </w:rPr>
-              <w:t xml:space="preserve">"lista_tareas.menu_1_list"</w:t>
-            </w:r>
-            <w:r>
-              <w:rPr>
-                <w:rFonts w:ascii="Consolas" w:cs="Consolas" w:eastAsia="Consolas" w:hAnsi="Consolas"/>
-                <w:b w:val="1"/>
-                <w:bCs w:val="1"/>
-                <w:color w:val="333333"/>
-                <w:sz w:val="20"/>
-                <w:szCs w:val="20"/>
-                <w:shd w:fill="f8f8f8" w:val="clear"/>
-                <w:rtl w:val="0"/>
-              </w:rPr>
-              <w:t xml:space="preserve"> parent=</w:t>
-            </w:r>
-            <w:r>
-              <w:rPr>
-                <w:rFonts w:ascii="Consolas" w:cs="Consolas" w:eastAsia="Consolas" w:hAnsi="Consolas"/>
-                <w:b w:val="1"/>
-                <w:bCs w:val="1"/>
-                <w:color w:val="dd1144"/>
-                <w:sz w:val="20"/>
-                <w:szCs w:val="20"/>
-                <w:shd w:fill="f8f8f8" w:val="clear"/>
-                <w:rtl w:val="0"/>
-              </w:rPr>
-              <w:t xml:space="preserve">"lista_tareas.menu_1"</w:t>
-            </w:r>
-            <w:r>
-              <w:rPr>
-                <w:rFonts w:ascii="Consolas" w:cs="Consolas" w:eastAsia="Consolas" w:hAnsi="Consolas"/>
-                <w:b w:val="1"/>
-                <w:bCs w:val="1"/>
-                <w:color w:val="333333"/>
-                <w:sz w:val="20"/>
-                <w:szCs w:val="20"/>
-                <w:shd w:fill="f8f8f8" w:val="clear"/>
-                <w:rtl w:val="0"/>
-              </w:rPr>
-              <w:br w:type="textWrapping"/>
-              <w:t xml:space="preserve">          </w:t>
-              <w:tab/>
-              <w:t xml:space="preserve">action=</w:t>
-            </w:r>
-            <w:r>
-              <w:rPr>
-                <w:rFonts w:ascii="Consolas" w:cs="Consolas" w:eastAsia="Consolas" w:hAnsi="Consolas"/>
-                <w:b w:val="1"/>
-                <w:bCs w:val="1"/>
-                <w:color w:val="dd1144"/>
-                <w:sz w:val="20"/>
-                <w:szCs w:val="20"/>
-                <w:shd w:fill="f8f8f8" w:val="clear"/>
-                <w:rtl w:val="0"/>
-              </w:rPr>
-              <w:t xml:space="preserve">"lista_tareas.action_window"</w:t>
-            </w:r>
-            <w:r>
-              <w:rPr>
-                <w:rFonts w:ascii="Consolas" w:cs="Consolas" w:eastAsia="Consolas" w:hAnsi="Consolas"/>
-                <w:b w:val="1"/>
-                <w:bCs w:val="1"/>
-                <w:color w:val="333333"/>
-                <w:sz w:val="20"/>
-                <w:szCs w:val="20"/>
-                <w:shd w:fill="f8f8f8" w:val="clear"/>
-                <w:rtl w:val="0"/>
-              </w:rPr>
-              <w:t xml:space="preserve">/&gt;</w:t>
-              <w:br w:type="textWrapping"/>
-              <w:br w:type="textWrapping"/>
-              <w:t xml:space="preserve">  &lt;/data&gt;</w:t>
-              <w:br w:type="textWrapping"/>
+            </w:r>
+            <w:r>
+              <w:rPr>
+                <w:rFonts w:ascii="Consolas" w:cs="Consolas" w:eastAsia="Consolas" w:hAnsi="Consolas"/>
+                <w:b w:val="1"/>
+                <w:bCs w:val="1"/>
+                <w:color w:val="000080"/>
+                <w:sz w:val="20"/>
+                <w:szCs w:val="20"/>
+                <w:shd w:fill="f8f8f8" w:val="clear"/>
+                <w:rtl w:val="0"/>
+              </w:rPr>
               <w:t xml:space="preserve">&lt;/odoo&gt;</w:t>
-            </w:r>
-            <w:r>
-              <w:rPr>
-                <w:rtl w:val="0"/>
-              </w:rPr>
             </w:r>
           </w:p>
         </w:tc>
